--- a/Архитектура АС/ПРАКТИКА 1/ПРАКТИКА 1.docx
+++ b/Архитектура АС/ПРАКТИКА 1/ПРАКТИКА 1.docx
@@ -644,7 +644,6 @@
           <w:sz w:val="28"/>
           <w:szCs w:val="28"/>
           <w:u w:val="single"/>
-          <w:lang w:val="en-US"/>
         </w:rPr>
       </w:pPr>
       <w:r>
@@ -691,7 +690,6 @@
           <w:color w:val="000000" w:themeColor="text1"/>
           <w:sz w:val="28"/>
           <w:szCs w:val="28"/>
-          <w:lang w:val="en-US"/>
         </w:rPr>
         <w:tab/>
       </w:r>
@@ -700,7 +698,6 @@
           <w:color w:val="000000" w:themeColor="text1"/>
           <w:sz w:val="28"/>
           <w:szCs w:val="28"/>
-          <w:lang w:val="en-US"/>
         </w:rPr>
         <w:tab/>
       </w:r>
@@ -854,11 +851,13 @@
     <w:p>
       <w:pPr>
         <w:spacing w:line="259" w:lineRule="auto"/>
+        <w:jc w:val="center"/>
         <w:rPr>
           <w:rFonts w:ascii="Times New Roman" w:hAnsi="Times New Roman" w:cs="Times New Roman"/>
           <w:color w:val="000000" w:themeColor="text1"/>
           <w:sz w:val="28"/>
           <w:szCs w:val="28"/>
+          <w:u w:val="single"/>
         </w:rPr>
       </w:pPr>
       <w:r>
@@ -869,6 +868,7 @@
           <w:color w:val="000000" w:themeColor="text1"/>
           <w:sz w:val="28"/>
           <w:szCs w:val="28"/>
+          <w:u w:val="single"/>
         </w:rPr>
         <w:t>Вариант:</w:t>
       </w:r>
@@ -878,6 +878,7 @@
           <w:color w:val="000000" w:themeColor="text1"/>
           <w:sz w:val="28"/>
           <w:szCs w:val="28"/>
+          <w:u w:val="single"/>
         </w:rPr>
         <w:t xml:space="preserve"> 19</w:t>
       </w:r>
@@ -894,179 +895,169 @@
       </w:pPr>
     </w:p>
     <w:p>
-      <w:r>
-        <w:t xml:space="preserve">Задание: </w:t>
+      <w:pPr>
+        <w:jc w:val="center"/>
+      </w:pPr>
+      <w:r>
+        <w:t>Задание:</w:t>
+      </w:r>
+      <w:r>
+        <w:t xml:space="preserve"> </w:t>
+      </w:r>
+      <w:r>
+        <w:rPr>
+          <w:highlight w:val="yellow"/>
+        </w:rPr>
+        <w:t>(</w:t>
+      </w:r>
+      <w:r>
+        <w:rPr>
+          <w:highlight w:val="green"/>
+        </w:rPr>
+        <w:t>(</w:t>
+      </w:r>
+      <w:r>
+        <w:rPr>
+          <w:highlight w:val="cyan"/>
+        </w:rPr>
+        <w:t>(</w:t>
+      </w:r>
+      <w:r>
+        <w:rPr>
+          <w:highlight w:val="darkMagenta"/>
+        </w:rPr>
+        <w:t>(</w:t>
+      </w:r>
+      <w:r>
+        <w:t>(¬E) ≡(¬A)</w:t>
+      </w:r>
+      <w:r>
+        <w:rPr>
+          <w:highlight w:val="darkMagenta"/>
+        </w:rPr>
+        <w:t>)</w:t>
+      </w:r>
+      <w:r>
+        <w:t xml:space="preserve"> </w:t>
       </w:r>
       <w:proofErr w:type="gramStart"/>
       <w:r>
+        <w:t>→(</w:t>
+      </w:r>
+      <w:proofErr w:type="gramEnd"/>
+      <w:r>
+        <w:t xml:space="preserve">¬F </w:t>
+      </w:r>
+      <w:r>
+        <w:rPr>
+          <w:rFonts w:ascii="Cambria Math" w:hAnsi="Cambria Math" w:cs="Cambria Math"/>
+        </w:rPr>
+        <w:t>⊕</w:t>
+      </w:r>
+      <w:r>
+        <w:t xml:space="preserve"> </w:t>
+      </w:r>
+      <w:r>
+        <w:rPr>
+          <w:rFonts w:ascii="Aptos" w:hAnsi="Aptos" w:cs="Aptos"/>
+        </w:rPr>
+        <w:t>¬</w:t>
+      </w:r>
+      <w:r>
+        <w:t xml:space="preserve">C </w:t>
+      </w:r>
+      <w:r>
+        <w:rPr>
+          <w:rFonts w:ascii="Cambria Math" w:hAnsi="Cambria Math" w:cs="Cambria Math"/>
+        </w:rPr>
+        <w:t>⊕</w:t>
+      </w:r>
+      <w:r>
+        <w:t xml:space="preserve"> </w:t>
+      </w:r>
+      <w:r>
+        <w:rPr>
+          <w:rFonts w:ascii="Aptos" w:hAnsi="Aptos" w:cs="Aptos"/>
+        </w:rPr>
+        <w:t>¬</w:t>
+      </w:r>
+      <w:r>
+        <w:t>C)</w:t>
+      </w:r>
+      <w:r>
+        <w:rPr>
+          <w:highlight w:val="cyan"/>
+        </w:rPr>
+        <w:t>)</w:t>
+      </w:r>
+      <w:r>
+        <w:t xml:space="preserve"> </w:t>
+      </w:r>
+      <w:r>
+        <w:rPr>
+          <w:rFonts w:ascii="Aptos" w:hAnsi="Aptos" w:cs="Aptos"/>
+        </w:rPr>
+        <w:t>→</w:t>
+      </w:r>
+      <w:r>
+        <w:t>(</w:t>
+      </w:r>
+      <w:r>
+        <w:rPr>
+          <w:rFonts w:ascii="Aptos" w:hAnsi="Aptos" w:cs="Aptos"/>
+        </w:rPr>
+        <w:t>¬</w:t>
+      </w:r>
+      <w:r>
+        <w:t>A</w:t>
+      </w:r>
+      <w:proofErr w:type="gramStart"/>
+      <w:r>
+        <w:t>)</w:t>
+      </w:r>
+      <w:r>
+        <w:rPr>
+          <w:highlight w:val="green"/>
+        </w:rPr>
+        <w:t>)</w:t>
+      </w:r>
+      <w:r>
+        <w:t xml:space="preserve"> </w:t>
+      </w:r>
+      <w:r>
+        <w:t xml:space="preserve"> </w:t>
+      </w:r>
+      <w:r>
+        <w:rPr>
+          <w:rFonts w:ascii="Aptos" w:hAnsi="Aptos" w:cs="Aptos"/>
+        </w:rPr>
+        <w:t>≡</w:t>
+      </w:r>
+      <w:proofErr w:type="gramEnd"/>
+      <w:r>
+        <w:rPr>
+          <w:rFonts w:ascii="Aptos" w:hAnsi="Aptos" w:cs="Aptos"/>
+        </w:rPr>
+        <w:t xml:space="preserve"> </w:t>
+      </w:r>
+      <w:r>
+        <w:t>(</w:t>
+      </w:r>
+      <w:r>
+        <w:rPr>
+          <w:rFonts w:ascii="Aptos" w:hAnsi="Aptos" w:cs="Aptos"/>
+        </w:rPr>
+        <w:t>¬</w:t>
+      </w:r>
+      <w:r>
+        <w:t>E)</w:t>
+      </w:r>
+      <w:r>
         <w:rPr>
           <w:highlight w:val="yellow"/>
         </w:rPr>
-        <w:t>(</w:t>
-      </w:r>
-      <w:r>
-        <w:rPr>
-          <w:highlight w:val="green"/>
-        </w:rPr>
-        <w:t>(</w:t>
-      </w:r>
-      <w:r>
-        <w:t xml:space="preserve"> </w:t>
-      </w:r>
-      <w:r>
-        <w:rPr>
-          <w:highlight w:val="cyan"/>
-        </w:rPr>
-        <w:t>(</w:t>
-      </w:r>
-      <w:proofErr w:type="gramEnd"/>
-      <w:r>
-        <w:rPr>
-          <w:highlight w:val="darkMagenta"/>
-        </w:rPr>
-        <w:t>(</w:t>
-      </w:r>
-      <w:r>
-        <w:t>(¬E) ≡(¬A)</w:t>
-      </w:r>
-      <w:r>
-        <w:rPr>
-          <w:highlight w:val="darkMagenta"/>
-        </w:rPr>
         <w:t>)</w:t>
       </w:r>
-      <w:r>
-        <w:t xml:space="preserve"> </w:t>
-      </w:r>
-      <w:proofErr w:type="gramStart"/>
-      <w:r>
-        <w:t>→(</w:t>
-      </w:r>
-      <w:proofErr w:type="gramEnd"/>
-      <w:r>
-        <w:t xml:space="preserve">¬F </w:t>
-      </w:r>
-      <w:r>
-        <w:rPr>
-          <w:rFonts w:ascii="Cambria Math" w:hAnsi="Cambria Math" w:cs="Cambria Math"/>
-        </w:rPr>
-        <w:t>⊕</w:t>
-      </w:r>
-      <w:r>
-        <w:t xml:space="preserve"> </w:t>
-      </w:r>
-      <w:r>
-        <w:rPr>
-          <w:rFonts w:ascii="Aptos" w:hAnsi="Aptos" w:cs="Aptos"/>
-        </w:rPr>
-        <w:t>¬</w:t>
-      </w:r>
-      <w:r>
-        <w:t xml:space="preserve">C </w:t>
-      </w:r>
-      <w:r>
-        <w:rPr>
-          <w:rFonts w:ascii="Cambria Math" w:hAnsi="Cambria Math" w:cs="Cambria Math"/>
-        </w:rPr>
-        <w:t>⊕</w:t>
-      </w:r>
-      <w:r>
-        <w:t xml:space="preserve"> </w:t>
-      </w:r>
-      <w:r>
-        <w:rPr>
-          <w:rFonts w:ascii="Aptos" w:hAnsi="Aptos" w:cs="Aptos"/>
-        </w:rPr>
-        <w:t>¬</w:t>
-      </w:r>
-      <w:r>
-        <w:t>C)</w:t>
-      </w:r>
-      <w:r>
-        <w:rPr>
-          <w:highlight w:val="cyan"/>
-        </w:rPr>
-        <w:t>)</w:t>
-      </w:r>
-      <w:r>
-        <w:t xml:space="preserve"> </w:t>
-      </w:r>
-      <w:r>
-        <w:rPr>
-          <w:rFonts w:ascii="Aptos" w:hAnsi="Aptos" w:cs="Aptos"/>
-        </w:rPr>
-        <w:t>→</w:t>
-      </w:r>
-      <w:r>
-        <w:t>(</w:t>
-      </w:r>
-      <w:r>
-        <w:rPr>
-          <w:rFonts w:ascii="Aptos" w:hAnsi="Aptos" w:cs="Aptos"/>
-        </w:rPr>
-        <w:t>¬</w:t>
-      </w:r>
-      <w:r>
-        <w:t>A</w:t>
-      </w:r>
-      <w:proofErr w:type="gramStart"/>
-      <w:r>
-        <w:t>)</w:t>
-      </w:r>
-      <w:r>
-        <w:t xml:space="preserve"> </w:t>
-      </w:r>
-      <w:r>
-        <w:rPr>
-          <w:highlight w:val="green"/>
-        </w:rPr>
-        <w:t>)</w:t>
-      </w:r>
-      <w:proofErr w:type="gramEnd"/>
-      <w:r>
-        <w:t xml:space="preserve"> </w:t>
-      </w:r>
-      <w:r>
-        <w:t xml:space="preserve"> </w:t>
-      </w:r>
-      <w:r>
-        <w:rPr>
-          <w:rFonts w:ascii="Aptos" w:hAnsi="Aptos" w:cs="Aptos"/>
-        </w:rPr>
-        <w:t>≡</w:t>
-      </w:r>
-      <w:r>
-        <w:rPr>
-          <w:rFonts w:ascii="Aptos" w:hAnsi="Aptos" w:cs="Aptos"/>
-        </w:rPr>
-        <w:t xml:space="preserve"> </w:t>
-      </w:r>
-      <w:r>
-        <w:t>(</w:t>
-      </w:r>
-      <w:r>
-        <w:rPr>
-          <w:rFonts w:ascii="Aptos" w:hAnsi="Aptos" w:cs="Aptos"/>
-        </w:rPr>
-        <w:t>¬</w:t>
-      </w:r>
-      <w:r>
-        <w:t>E</w:t>
-      </w:r>
-      <w:proofErr w:type="gramStart"/>
-      <w:r>
-        <w:t>)</w:t>
-      </w:r>
-      <w:r>
-        <w:t xml:space="preserve"> </w:t>
-      </w:r>
-      <w:r>
-        <w:rPr>
-          <w:highlight w:val="yellow"/>
-        </w:rPr>
-        <w:t>)</w:t>
-      </w:r>
-      <w:proofErr w:type="gramEnd"/>
       <w:r>
         <w:t xml:space="preserve"> </w:t>
       </w:r>
@@ -1115,23 +1106,34 @@
       <w:tblPr>
         <w:tblStyle w:val="a5"/>
         <w:tblW w:w="0" w:type="auto"/>
+        <w:tblBorders>
+          <w:top w:val="single" w:sz="12" w:space="0" w:color="auto"/>
+          <w:left w:val="single" w:sz="12" w:space="0" w:color="auto"/>
+          <w:bottom w:val="single" w:sz="12" w:space="0" w:color="auto"/>
+          <w:right w:val="single" w:sz="12" w:space="0" w:color="auto"/>
+          <w:insideH w:val="single" w:sz="12" w:space="0" w:color="auto"/>
+          <w:insideV w:val="single" w:sz="12" w:space="0" w:color="auto"/>
+        </w:tblBorders>
         <w:tblLook w:val="04A0" w:firstRow="1" w:lastRow="0" w:firstColumn="1" w:lastColumn="0" w:noHBand="0" w:noVBand="1"/>
       </w:tblPr>
       <w:tblGrid>
-        <w:gridCol w:w="1868"/>
-        <w:gridCol w:w="1869"/>
-        <w:gridCol w:w="1869"/>
-        <w:gridCol w:w="1869"/>
-        <w:gridCol w:w="1869"/>
+        <w:gridCol w:w="1863"/>
+        <w:gridCol w:w="1865"/>
+        <w:gridCol w:w="1865"/>
+        <w:gridCol w:w="1865"/>
+        <w:gridCol w:w="1866"/>
       </w:tblGrid>
       <w:tr>
         <w:tc>
           <w:tcPr>
             <w:tcW w:w="1868" w:type="dxa"/>
-          </w:tcPr>
-          <w:p>
-            <w:pPr>
-              <w:spacing w:line="259" w:lineRule="auto"/>
+            <w:shd w:val="clear" w:color="auto" w:fill="FBE4D5" w:themeFill="accent2" w:themeFillTint="33"/>
+            <w:vAlign w:val="center"/>
+          </w:tcPr>
+          <w:p>
+            <w:pPr>
+              <w:spacing w:line="259" w:lineRule="auto"/>
+              <w:jc w:val="center"/>
               <w:rPr>
                 <w:rFonts w:ascii="Times New Roman" w:hAnsi="Times New Roman" w:cs="Times New Roman"/>
                 <w:color w:val="000000" w:themeColor="text1"/>
@@ -1155,35 +1157,13 @@
         <w:tc>
           <w:tcPr>
             <w:tcW w:w="1869" w:type="dxa"/>
-          </w:tcPr>
-          <w:p>
-            <w:pPr>
-              <w:spacing w:line="259" w:lineRule="auto"/>
-              <w:rPr>
-                <w:rFonts w:ascii="Times New Roman" w:hAnsi="Times New Roman" w:cs="Times New Roman"/>
-                <w:color w:val="000000" w:themeColor="text1"/>
-                <w:sz w:val="28"/>
-                <w:szCs w:val="28"/>
-              </w:rPr>
-            </w:pPr>
-            <w:r>
-              <w:rPr>
-                <w:rFonts w:ascii="Times New Roman" w:hAnsi="Times New Roman" w:cs="Times New Roman"/>
-                <w:color w:val="000000" w:themeColor="text1"/>
-                <w:sz w:val="28"/>
-                <w:szCs w:val="28"/>
-              </w:rPr>
-              <w:t>С</w:t>
-            </w:r>
-          </w:p>
-        </w:tc>
-        <w:tc>
-          <w:tcPr>
-            <w:tcW w:w="1869" w:type="dxa"/>
-          </w:tcPr>
-          <w:p>
-            <w:pPr>
-              <w:spacing w:line="259" w:lineRule="auto"/>
+            <w:shd w:val="clear" w:color="auto" w:fill="FFF2CC" w:themeFill="accent4" w:themeFillTint="33"/>
+            <w:vAlign w:val="center"/>
+          </w:tcPr>
+          <w:p>
+            <w:pPr>
+              <w:spacing w:line="259" w:lineRule="auto"/>
+              <w:jc w:val="center"/>
               <w:rPr>
                 <w:rFonts w:ascii="Times New Roman" w:hAnsi="Times New Roman" w:cs="Times New Roman"/>
                 <w:color w:val="000000" w:themeColor="text1"/>
@@ -1207,10 +1187,13 @@
         <w:tc>
           <w:tcPr>
             <w:tcW w:w="1869" w:type="dxa"/>
-          </w:tcPr>
-          <w:p>
-            <w:pPr>
-              <w:spacing w:line="259" w:lineRule="auto"/>
+            <w:shd w:val="clear" w:color="auto" w:fill="DEEAF6" w:themeFill="accent1" w:themeFillTint="33"/>
+            <w:vAlign w:val="center"/>
+          </w:tcPr>
+          <w:p>
+            <w:pPr>
+              <w:spacing w:line="259" w:lineRule="auto"/>
+              <w:jc w:val="center"/>
               <w:rPr>
                 <w:rFonts w:ascii="Times New Roman" w:hAnsi="Times New Roman" w:cs="Times New Roman"/>
                 <w:color w:val="000000" w:themeColor="text1"/>
@@ -1234,10 +1217,43 @@
         <w:tc>
           <w:tcPr>
             <w:tcW w:w="1869" w:type="dxa"/>
-          </w:tcPr>
-          <w:p>
-            <w:pPr>
-              <w:spacing w:line="259" w:lineRule="auto"/>
+            <w:shd w:val="clear" w:color="auto" w:fill="B4C6E7" w:themeFill="accent5" w:themeFillTint="66"/>
+            <w:vAlign w:val="center"/>
+          </w:tcPr>
+          <w:p>
+            <w:pPr>
+              <w:spacing w:line="259" w:lineRule="auto"/>
+              <w:jc w:val="center"/>
+              <w:rPr>
+                <w:rFonts w:ascii="Times New Roman" w:hAnsi="Times New Roman" w:cs="Times New Roman"/>
+                <w:color w:val="000000" w:themeColor="text1"/>
+                <w:sz w:val="28"/>
+                <w:szCs w:val="28"/>
+                <w:lang w:val="en-US"/>
+              </w:rPr>
+            </w:pPr>
+            <w:r>
+              <w:rPr>
+                <w:rFonts w:ascii="Times New Roman" w:hAnsi="Times New Roman" w:cs="Times New Roman"/>
+                <w:color w:val="000000" w:themeColor="text1"/>
+                <w:sz w:val="28"/>
+                <w:szCs w:val="28"/>
+                <w:lang w:val="en-US"/>
+              </w:rPr>
+              <w:t>C</w:t>
+            </w:r>
+          </w:p>
+        </w:tc>
+        <w:tc>
+          <w:tcPr>
+            <w:tcW w:w="1869" w:type="dxa"/>
+            <w:shd w:val="clear" w:color="auto" w:fill="F4B083" w:themeFill="accent2" w:themeFillTint="99"/>
+            <w:vAlign w:val="center"/>
+          </w:tcPr>
+          <w:p>
+            <w:pPr>
+              <w:spacing w:line="259" w:lineRule="auto"/>
+              <w:jc w:val="center"/>
               <w:rPr>
                 <w:rFonts w:ascii="Times New Roman" w:hAnsi="Times New Roman" w:cs="Times New Roman"/>
                 <w:color w:val="000000" w:themeColor="text1"/>
@@ -1261,10 +1277,13 @@
         <w:tc>
           <w:tcPr>
             <w:tcW w:w="1868" w:type="dxa"/>
-          </w:tcPr>
-          <w:p>
-            <w:pPr>
-              <w:spacing w:line="259" w:lineRule="auto"/>
+            <w:shd w:val="clear" w:color="auto" w:fill="FBE4D5" w:themeFill="accent2" w:themeFillTint="33"/>
+            <w:vAlign w:val="center"/>
+          </w:tcPr>
+          <w:p>
+            <w:pPr>
+              <w:spacing w:line="259" w:lineRule="auto"/>
+              <w:jc w:val="center"/>
               <w:rPr>
                 <w:rFonts w:ascii="Times New Roman" w:hAnsi="Times New Roman" w:cs="Times New Roman"/>
                 <w:color w:val="000000" w:themeColor="text1"/>
@@ -1288,10 +1307,13 @@
         <w:tc>
           <w:tcPr>
             <w:tcW w:w="1869" w:type="dxa"/>
-          </w:tcPr>
-          <w:p>
-            <w:pPr>
-              <w:spacing w:line="259" w:lineRule="auto"/>
+            <w:shd w:val="clear" w:color="auto" w:fill="FFF2CC" w:themeFill="accent4" w:themeFillTint="33"/>
+            <w:vAlign w:val="center"/>
+          </w:tcPr>
+          <w:p>
+            <w:pPr>
+              <w:spacing w:line="259" w:lineRule="auto"/>
+              <w:jc w:val="center"/>
               <w:rPr>
                 <w:rFonts w:ascii="Times New Roman" w:hAnsi="Times New Roman" w:cs="Times New Roman"/>
                 <w:color w:val="000000" w:themeColor="text1"/>
@@ -1315,10 +1337,13 @@
         <w:tc>
           <w:tcPr>
             <w:tcW w:w="1869" w:type="dxa"/>
-          </w:tcPr>
-          <w:p>
-            <w:pPr>
-              <w:spacing w:line="259" w:lineRule="auto"/>
+            <w:shd w:val="clear" w:color="auto" w:fill="DEEAF6" w:themeFill="accent1" w:themeFillTint="33"/>
+            <w:vAlign w:val="center"/>
+          </w:tcPr>
+          <w:p>
+            <w:pPr>
+              <w:spacing w:line="259" w:lineRule="auto"/>
+              <w:jc w:val="center"/>
               <w:rPr>
                 <w:rFonts w:ascii="Times New Roman" w:hAnsi="Times New Roman" w:cs="Times New Roman"/>
                 <w:color w:val="000000" w:themeColor="text1"/>
@@ -1342,10 +1367,13 @@
         <w:tc>
           <w:tcPr>
             <w:tcW w:w="1869" w:type="dxa"/>
-          </w:tcPr>
-          <w:p>
-            <w:pPr>
-              <w:spacing w:line="259" w:lineRule="auto"/>
+            <w:shd w:val="clear" w:color="auto" w:fill="B4C6E7" w:themeFill="accent5" w:themeFillTint="66"/>
+            <w:vAlign w:val="center"/>
+          </w:tcPr>
+          <w:p>
+            <w:pPr>
+              <w:spacing w:line="259" w:lineRule="auto"/>
+              <w:jc w:val="center"/>
               <w:rPr>
                 <w:rFonts w:ascii="Times New Roman" w:hAnsi="Times New Roman" w:cs="Times New Roman"/>
                 <w:color w:val="000000" w:themeColor="text1"/>
@@ -1369,10 +1397,13 @@
         <w:tc>
           <w:tcPr>
             <w:tcW w:w="1869" w:type="dxa"/>
-          </w:tcPr>
-          <w:p>
-            <w:pPr>
-              <w:spacing w:line="259" w:lineRule="auto"/>
+            <w:shd w:val="clear" w:color="auto" w:fill="F4B083" w:themeFill="accent2" w:themeFillTint="99"/>
+            <w:vAlign w:val="center"/>
+          </w:tcPr>
+          <w:p>
+            <w:pPr>
+              <w:spacing w:line="259" w:lineRule="auto"/>
+              <w:jc w:val="center"/>
               <w:rPr>
                 <w:rFonts w:ascii="Times New Roman" w:hAnsi="Times New Roman" w:cs="Times New Roman"/>
                 <w:color w:val="000000" w:themeColor="text1"/>
@@ -1396,10 +1427,13 @@
         <w:tc>
           <w:tcPr>
             <w:tcW w:w="1868" w:type="dxa"/>
-          </w:tcPr>
-          <w:p>
-            <w:pPr>
-              <w:spacing w:line="259" w:lineRule="auto"/>
+            <w:shd w:val="clear" w:color="auto" w:fill="FBE4D5" w:themeFill="accent2" w:themeFillTint="33"/>
+            <w:vAlign w:val="center"/>
+          </w:tcPr>
+          <w:p>
+            <w:pPr>
+              <w:spacing w:line="259" w:lineRule="auto"/>
+              <w:jc w:val="center"/>
               <w:rPr>
                 <w:rFonts w:ascii="Times New Roman" w:hAnsi="Times New Roman" w:cs="Times New Roman"/>
                 <w:color w:val="000000" w:themeColor="text1"/>
@@ -1423,10 +1457,13 @@
         <w:tc>
           <w:tcPr>
             <w:tcW w:w="1869" w:type="dxa"/>
-          </w:tcPr>
-          <w:p>
-            <w:pPr>
-              <w:spacing w:line="259" w:lineRule="auto"/>
+            <w:shd w:val="clear" w:color="auto" w:fill="FFF2CC" w:themeFill="accent4" w:themeFillTint="33"/>
+            <w:vAlign w:val="center"/>
+          </w:tcPr>
+          <w:p>
+            <w:pPr>
+              <w:spacing w:line="259" w:lineRule="auto"/>
+              <w:jc w:val="center"/>
               <w:rPr>
                 <w:rFonts w:ascii="Times New Roman" w:hAnsi="Times New Roman" w:cs="Times New Roman"/>
                 <w:color w:val="000000" w:themeColor="text1"/>
@@ -1450,10 +1487,13 @@
         <w:tc>
           <w:tcPr>
             <w:tcW w:w="1869" w:type="dxa"/>
-          </w:tcPr>
-          <w:p>
-            <w:pPr>
-              <w:spacing w:line="259" w:lineRule="auto"/>
+            <w:shd w:val="clear" w:color="auto" w:fill="DEEAF6" w:themeFill="accent1" w:themeFillTint="33"/>
+            <w:vAlign w:val="center"/>
+          </w:tcPr>
+          <w:p>
+            <w:pPr>
+              <w:spacing w:line="259" w:lineRule="auto"/>
+              <w:jc w:val="center"/>
               <w:rPr>
                 <w:rFonts w:ascii="Times New Roman" w:hAnsi="Times New Roman" w:cs="Times New Roman"/>
                 <w:color w:val="000000" w:themeColor="text1"/>
@@ -1477,10 +1517,13 @@
         <w:tc>
           <w:tcPr>
             <w:tcW w:w="1869" w:type="dxa"/>
-          </w:tcPr>
-          <w:p>
-            <w:pPr>
-              <w:spacing w:line="259" w:lineRule="auto"/>
+            <w:shd w:val="clear" w:color="auto" w:fill="B4C6E7" w:themeFill="accent5" w:themeFillTint="66"/>
+            <w:vAlign w:val="center"/>
+          </w:tcPr>
+          <w:p>
+            <w:pPr>
+              <w:spacing w:line="259" w:lineRule="auto"/>
+              <w:jc w:val="center"/>
               <w:rPr>
                 <w:rFonts w:ascii="Times New Roman" w:hAnsi="Times New Roman" w:cs="Times New Roman"/>
                 <w:color w:val="000000" w:themeColor="text1"/>
@@ -1504,10 +1547,13 @@
         <w:tc>
           <w:tcPr>
             <w:tcW w:w="1869" w:type="dxa"/>
-          </w:tcPr>
-          <w:p>
-            <w:pPr>
-              <w:spacing w:line="259" w:lineRule="auto"/>
+            <w:shd w:val="clear" w:color="auto" w:fill="F4B083" w:themeFill="accent2" w:themeFillTint="99"/>
+            <w:vAlign w:val="center"/>
+          </w:tcPr>
+          <w:p>
+            <w:pPr>
+              <w:spacing w:line="259" w:lineRule="auto"/>
+              <w:jc w:val="center"/>
               <w:rPr>
                 <w:rFonts w:ascii="Times New Roman" w:hAnsi="Times New Roman" w:cs="Times New Roman"/>
                 <w:color w:val="000000" w:themeColor="text1"/>
@@ -1531,10 +1577,13 @@
         <w:tc>
           <w:tcPr>
             <w:tcW w:w="1868" w:type="dxa"/>
-          </w:tcPr>
-          <w:p>
-            <w:pPr>
-              <w:spacing w:line="259" w:lineRule="auto"/>
+            <w:shd w:val="clear" w:color="auto" w:fill="FBE4D5" w:themeFill="accent2" w:themeFillTint="33"/>
+            <w:vAlign w:val="center"/>
+          </w:tcPr>
+          <w:p>
+            <w:pPr>
+              <w:spacing w:line="259" w:lineRule="auto"/>
+              <w:jc w:val="center"/>
               <w:rPr>
                 <w:rFonts w:ascii="Times New Roman" w:hAnsi="Times New Roman" w:cs="Times New Roman"/>
                 <w:color w:val="000000" w:themeColor="text1"/>
@@ -1558,10 +1607,13 @@
         <w:tc>
           <w:tcPr>
             <w:tcW w:w="1869" w:type="dxa"/>
-          </w:tcPr>
-          <w:p>
-            <w:pPr>
-              <w:spacing w:line="259" w:lineRule="auto"/>
+            <w:shd w:val="clear" w:color="auto" w:fill="FFF2CC" w:themeFill="accent4" w:themeFillTint="33"/>
+            <w:vAlign w:val="center"/>
+          </w:tcPr>
+          <w:p>
+            <w:pPr>
+              <w:spacing w:line="259" w:lineRule="auto"/>
+              <w:jc w:val="center"/>
               <w:rPr>
                 <w:rFonts w:ascii="Times New Roman" w:hAnsi="Times New Roman" w:cs="Times New Roman"/>
                 <w:color w:val="000000" w:themeColor="text1"/>
@@ -1585,10 +1637,13 @@
         <w:tc>
           <w:tcPr>
             <w:tcW w:w="1869" w:type="dxa"/>
-          </w:tcPr>
-          <w:p>
-            <w:pPr>
-              <w:spacing w:line="259" w:lineRule="auto"/>
+            <w:shd w:val="clear" w:color="auto" w:fill="DEEAF6" w:themeFill="accent1" w:themeFillTint="33"/>
+            <w:vAlign w:val="center"/>
+          </w:tcPr>
+          <w:p>
+            <w:pPr>
+              <w:spacing w:line="259" w:lineRule="auto"/>
+              <w:jc w:val="center"/>
               <w:rPr>
                 <w:rFonts w:ascii="Times New Roman" w:hAnsi="Times New Roman" w:cs="Times New Roman"/>
                 <w:color w:val="000000" w:themeColor="text1"/>
@@ -1612,10 +1667,13 @@
         <w:tc>
           <w:tcPr>
             <w:tcW w:w="1869" w:type="dxa"/>
-          </w:tcPr>
-          <w:p>
-            <w:pPr>
-              <w:spacing w:line="259" w:lineRule="auto"/>
+            <w:shd w:val="clear" w:color="auto" w:fill="B4C6E7" w:themeFill="accent5" w:themeFillTint="66"/>
+            <w:vAlign w:val="center"/>
+          </w:tcPr>
+          <w:p>
+            <w:pPr>
+              <w:spacing w:line="259" w:lineRule="auto"/>
+              <w:jc w:val="center"/>
               <w:rPr>
                 <w:rFonts w:ascii="Times New Roman" w:hAnsi="Times New Roman" w:cs="Times New Roman"/>
                 <w:color w:val="000000" w:themeColor="text1"/>
@@ -1639,25 +1697,30 @@
         <w:tc>
           <w:tcPr>
             <w:tcW w:w="1869" w:type="dxa"/>
-          </w:tcPr>
-          <w:p>
-            <w:pPr>
-              <w:spacing w:line="259" w:lineRule="auto"/>
-              <w:rPr>
-                <w:rFonts w:ascii="Times New Roman" w:hAnsi="Times New Roman" w:cs="Times New Roman"/>
-                <w:color w:val="000000" w:themeColor="text1"/>
-                <w:sz w:val="28"/>
-                <w:szCs w:val="28"/>
-              </w:rPr>
-            </w:pPr>
-            <w:r>
-              <w:rPr>
-                <w:rFonts w:ascii="Times New Roman" w:hAnsi="Times New Roman" w:cs="Times New Roman"/>
-                <w:color w:val="000000" w:themeColor="text1"/>
-                <w:sz w:val="28"/>
-                <w:szCs w:val="28"/>
-              </w:rPr>
-              <w:t>1</w:t>
+            <w:shd w:val="clear" w:color="auto" w:fill="F4B083" w:themeFill="accent2" w:themeFillTint="99"/>
+            <w:vAlign w:val="center"/>
+          </w:tcPr>
+          <w:p>
+            <w:pPr>
+              <w:spacing w:line="259" w:lineRule="auto"/>
+              <w:jc w:val="center"/>
+              <w:rPr>
+                <w:rFonts w:ascii="Times New Roman" w:hAnsi="Times New Roman" w:cs="Times New Roman"/>
+                <w:color w:val="000000" w:themeColor="text1"/>
+                <w:sz w:val="28"/>
+                <w:szCs w:val="28"/>
+                <w:lang w:val="en-US"/>
+              </w:rPr>
+            </w:pPr>
+            <w:r>
+              <w:rPr>
+                <w:rFonts w:ascii="Times New Roman" w:hAnsi="Times New Roman" w:cs="Times New Roman"/>
+                <w:color w:val="000000" w:themeColor="text1"/>
+                <w:sz w:val="28"/>
+                <w:szCs w:val="28"/>
+                <w:lang w:val="en-US"/>
+              </w:rPr>
+              <w:t>0</w:t>
             </w:r>
           </w:p>
         </w:tc>
@@ -1666,10 +1729,13 @@
         <w:tc>
           <w:tcPr>
             <w:tcW w:w="1868" w:type="dxa"/>
-          </w:tcPr>
-          <w:p>
-            <w:pPr>
-              <w:spacing w:line="259" w:lineRule="auto"/>
+            <w:shd w:val="clear" w:color="auto" w:fill="FBE4D5" w:themeFill="accent2" w:themeFillTint="33"/>
+            <w:vAlign w:val="center"/>
+          </w:tcPr>
+          <w:p>
+            <w:pPr>
+              <w:spacing w:line="259" w:lineRule="auto"/>
+              <w:jc w:val="center"/>
               <w:rPr>
                 <w:rFonts w:ascii="Times New Roman" w:hAnsi="Times New Roman" w:cs="Times New Roman"/>
                 <w:color w:val="000000" w:themeColor="text1"/>
@@ -1693,10 +1759,13 @@
         <w:tc>
           <w:tcPr>
             <w:tcW w:w="1869" w:type="dxa"/>
-          </w:tcPr>
-          <w:p>
-            <w:pPr>
-              <w:spacing w:line="259" w:lineRule="auto"/>
+            <w:shd w:val="clear" w:color="auto" w:fill="FFF2CC" w:themeFill="accent4" w:themeFillTint="33"/>
+            <w:vAlign w:val="center"/>
+          </w:tcPr>
+          <w:p>
+            <w:pPr>
+              <w:spacing w:line="259" w:lineRule="auto"/>
+              <w:jc w:val="center"/>
               <w:rPr>
                 <w:rFonts w:ascii="Times New Roman" w:hAnsi="Times New Roman" w:cs="Times New Roman"/>
                 <w:color w:val="000000" w:themeColor="text1"/>
@@ -1720,10 +1789,13 @@
         <w:tc>
           <w:tcPr>
             <w:tcW w:w="1869" w:type="dxa"/>
-          </w:tcPr>
-          <w:p>
-            <w:pPr>
-              <w:spacing w:line="259" w:lineRule="auto"/>
+            <w:shd w:val="clear" w:color="auto" w:fill="DEEAF6" w:themeFill="accent1" w:themeFillTint="33"/>
+            <w:vAlign w:val="center"/>
+          </w:tcPr>
+          <w:p>
+            <w:pPr>
+              <w:spacing w:line="259" w:lineRule="auto"/>
+              <w:jc w:val="center"/>
               <w:rPr>
                 <w:rFonts w:ascii="Times New Roman" w:hAnsi="Times New Roman" w:cs="Times New Roman"/>
                 <w:color w:val="000000" w:themeColor="text1"/>
@@ -1747,10 +1819,13 @@
         <w:tc>
           <w:tcPr>
             <w:tcW w:w="1869" w:type="dxa"/>
-          </w:tcPr>
-          <w:p>
-            <w:pPr>
-              <w:spacing w:line="259" w:lineRule="auto"/>
+            <w:shd w:val="clear" w:color="auto" w:fill="B4C6E7" w:themeFill="accent5" w:themeFillTint="66"/>
+            <w:vAlign w:val="center"/>
+          </w:tcPr>
+          <w:p>
+            <w:pPr>
+              <w:spacing w:line="259" w:lineRule="auto"/>
+              <w:jc w:val="center"/>
               <w:rPr>
                 <w:rFonts w:ascii="Times New Roman" w:hAnsi="Times New Roman" w:cs="Times New Roman"/>
                 <w:color w:val="000000" w:themeColor="text1"/>
@@ -1774,10 +1849,13 @@
         <w:tc>
           <w:tcPr>
             <w:tcW w:w="1869" w:type="dxa"/>
-          </w:tcPr>
-          <w:p>
-            <w:pPr>
-              <w:spacing w:line="259" w:lineRule="auto"/>
+            <w:shd w:val="clear" w:color="auto" w:fill="F4B083" w:themeFill="accent2" w:themeFillTint="99"/>
+            <w:vAlign w:val="center"/>
+          </w:tcPr>
+          <w:p>
+            <w:pPr>
+              <w:spacing w:line="259" w:lineRule="auto"/>
+              <w:jc w:val="center"/>
               <w:rPr>
                 <w:rFonts w:ascii="Times New Roman" w:hAnsi="Times New Roman" w:cs="Times New Roman"/>
                 <w:color w:val="000000" w:themeColor="text1"/>
@@ -1801,10 +1879,13 @@
         <w:tc>
           <w:tcPr>
             <w:tcW w:w="1868" w:type="dxa"/>
-          </w:tcPr>
-          <w:p>
-            <w:pPr>
-              <w:spacing w:line="259" w:lineRule="auto"/>
+            <w:shd w:val="clear" w:color="auto" w:fill="FBE4D5" w:themeFill="accent2" w:themeFillTint="33"/>
+            <w:vAlign w:val="center"/>
+          </w:tcPr>
+          <w:p>
+            <w:pPr>
+              <w:spacing w:line="259" w:lineRule="auto"/>
+              <w:jc w:val="center"/>
               <w:rPr>
                 <w:rFonts w:ascii="Times New Roman" w:hAnsi="Times New Roman" w:cs="Times New Roman"/>
                 <w:color w:val="000000" w:themeColor="text1"/>
@@ -1828,10 +1909,13 @@
         <w:tc>
           <w:tcPr>
             <w:tcW w:w="1869" w:type="dxa"/>
-          </w:tcPr>
-          <w:p>
-            <w:pPr>
-              <w:spacing w:line="259" w:lineRule="auto"/>
+            <w:shd w:val="clear" w:color="auto" w:fill="FFF2CC" w:themeFill="accent4" w:themeFillTint="33"/>
+            <w:vAlign w:val="center"/>
+          </w:tcPr>
+          <w:p>
+            <w:pPr>
+              <w:spacing w:line="259" w:lineRule="auto"/>
+              <w:jc w:val="center"/>
               <w:rPr>
                 <w:rFonts w:ascii="Times New Roman" w:hAnsi="Times New Roman" w:cs="Times New Roman"/>
                 <w:color w:val="000000" w:themeColor="text1"/>
@@ -1855,10 +1939,13 @@
         <w:tc>
           <w:tcPr>
             <w:tcW w:w="1869" w:type="dxa"/>
-          </w:tcPr>
-          <w:p>
-            <w:pPr>
-              <w:spacing w:line="259" w:lineRule="auto"/>
+            <w:shd w:val="clear" w:color="auto" w:fill="DEEAF6" w:themeFill="accent1" w:themeFillTint="33"/>
+            <w:vAlign w:val="center"/>
+          </w:tcPr>
+          <w:p>
+            <w:pPr>
+              <w:spacing w:line="259" w:lineRule="auto"/>
+              <w:jc w:val="center"/>
               <w:rPr>
                 <w:rFonts w:ascii="Times New Roman" w:hAnsi="Times New Roman" w:cs="Times New Roman"/>
                 <w:color w:val="000000" w:themeColor="text1"/>
@@ -1882,10 +1969,13 @@
         <w:tc>
           <w:tcPr>
             <w:tcW w:w="1869" w:type="dxa"/>
-          </w:tcPr>
-          <w:p>
-            <w:pPr>
-              <w:spacing w:line="259" w:lineRule="auto"/>
+            <w:shd w:val="clear" w:color="auto" w:fill="B4C6E7" w:themeFill="accent5" w:themeFillTint="66"/>
+            <w:vAlign w:val="center"/>
+          </w:tcPr>
+          <w:p>
+            <w:pPr>
+              <w:spacing w:line="259" w:lineRule="auto"/>
+              <w:jc w:val="center"/>
               <w:rPr>
                 <w:rFonts w:ascii="Times New Roman" w:hAnsi="Times New Roman" w:cs="Times New Roman"/>
                 <w:color w:val="000000" w:themeColor="text1"/>
@@ -1909,10 +1999,13 @@
         <w:tc>
           <w:tcPr>
             <w:tcW w:w="1869" w:type="dxa"/>
-          </w:tcPr>
-          <w:p>
-            <w:pPr>
-              <w:spacing w:line="259" w:lineRule="auto"/>
+            <w:shd w:val="clear" w:color="auto" w:fill="F4B083" w:themeFill="accent2" w:themeFillTint="99"/>
+            <w:vAlign w:val="center"/>
+          </w:tcPr>
+          <w:p>
+            <w:pPr>
+              <w:spacing w:line="259" w:lineRule="auto"/>
+              <w:jc w:val="center"/>
               <w:rPr>
                 <w:rFonts w:ascii="Times New Roman" w:hAnsi="Times New Roman" w:cs="Times New Roman"/>
                 <w:color w:val="000000" w:themeColor="text1"/>
@@ -1936,10 +2029,13 @@
         <w:tc>
           <w:tcPr>
             <w:tcW w:w="1868" w:type="dxa"/>
-          </w:tcPr>
-          <w:p>
-            <w:pPr>
-              <w:spacing w:line="259" w:lineRule="auto"/>
+            <w:shd w:val="clear" w:color="auto" w:fill="FBE4D5" w:themeFill="accent2" w:themeFillTint="33"/>
+            <w:vAlign w:val="center"/>
+          </w:tcPr>
+          <w:p>
+            <w:pPr>
+              <w:spacing w:line="259" w:lineRule="auto"/>
+              <w:jc w:val="center"/>
               <w:rPr>
                 <w:rFonts w:ascii="Times New Roman" w:hAnsi="Times New Roman" w:cs="Times New Roman"/>
                 <w:color w:val="000000" w:themeColor="text1"/>
@@ -1963,10 +2059,13 @@
         <w:tc>
           <w:tcPr>
             <w:tcW w:w="1869" w:type="dxa"/>
-          </w:tcPr>
-          <w:p>
-            <w:pPr>
-              <w:spacing w:line="259" w:lineRule="auto"/>
+            <w:shd w:val="clear" w:color="auto" w:fill="FFF2CC" w:themeFill="accent4" w:themeFillTint="33"/>
+            <w:vAlign w:val="center"/>
+          </w:tcPr>
+          <w:p>
+            <w:pPr>
+              <w:spacing w:line="259" w:lineRule="auto"/>
+              <w:jc w:val="center"/>
               <w:rPr>
                 <w:rFonts w:ascii="Times New Roman" w:hAnsi="Times New Roman" w:cs="Times New Roman"/>
                 <w:color w:val="000000" w:themeColor="text1"/>
@@ -1990,10 +2089,13 @@
         <w:tc>
           <w:tcPr>
             <w:tcW w:w="1869" w:type="dxa"/>
-          </w:tcPr>
-          <w:p>
-            <w:pPr>
-              <w:spacing w:line="259" w:lineRule="auto"/>
+            <w:shd w:val="clear" w:color="auto" w:fill="DEEAF6" w:themeFill="accent1" w:themeFillTint="33"/>
+            <w:vAlign w:val="center"/>
+          </w:tcPr>
+          <w:p>
+            <w:pPr>
+              <w:spacing w:line="259" w:lineRule="auto"/>
+              <w:jc w:val="center"/>
               <w:rPr>
                 <w:rFonts w:ascii="Times New Roman" w:hAnsi="Times New Roman" w:cs="Times New Roman"/>
                 <w:color w:val="000000" w:themeColor="text1"/>
@@ -2017,10 +2119,13 @@
         <w:tc>
           <w:tcPr>
             <w:tcW w:w="1869" w:type="dxa"/>
-          </w:tcPr>
-          <w:p>
-            <w:pPr>
-              <w:spacing w:line="259" w:lineRule="auto"/>
+            <w:shd w:val="clear" w:color="auto" w:fill="B4C6E7" w:themeFill="accent5" w:themeFillTint="66"/>
+            <w:vAlign w:val="center"/>
+          </w:tcPr>
+          <w:p>
+            <w:pPr>
+              <w:spacing w:line="259" w:lineRule="auto"/>
+              <w:jc w:val="center"/>
               <w:rPr>
                 <w:rFonts w:ascii="Times New Roman" w:hAnsi="Times New Roman" w:cs="Times New Roman"/>
                 <w:color w:val="000000" w:themeColor="text1"/>
@@ -2044,10 +2149,13 @@
         <w:tc>
           <w:tcPr>
             <w:tcW w:w="1869" w:type="dxa"/>
-          </w:tcPr>
-          <w:p>
-            <w:pPr>
-              <w:spacing w:line="259" w:lineRule="auto"/>
+            <w:shd w:val="clear" w:color="auto" w:fill="F4B083" w:themeFill="accent2" w:themeFillTint="99"/>
+            <w:vAlign w:val="center"/>
+          </w:tcPr>
+          <w:p>
+            <w:pPr>
+              <w:spacing w:line="259" w:lineRule="auto"/>
+              <w:jc w:val="center"/>
               <w:rPr>
                 <w:rFonts w:ascii="Times New Roman" w:hAnsi="Times New Roman" w:cs="Times New Roman"/>
                 <w:color w:val="000000" w:themeColor="text1"/>
@@ -2071,10 +2179,13 @@
         <w:tc>
           <w:tcPr>
             <w:tcW w:w="1868" w:type="dxa"/>
-          </w:tcPr>
-          <w:p>
-            <w:pPr>
-              <w:spacing w:line="259" w:lineRule="auto"/>
+            <w:shd w:val="clear" w:color="auto" w:fill="FBE4D5" w:themeFill="accent2" w:themeFillTint="33"/>
+            <w:vAlign w:val="center"/>
+          </w:tcPr>
+          <w:p>
+            <w:pPr>
+              <w:spacing w:line="259" w:lineRule="auto"/>
+              <w:jc w:val="center"/>
               <w:rPr>
                 <w:rFonts w:ascii="Times New Roman" w:hAnsi="Times New Roman" w:cs="Times New Roman"/>
                 <w:color w:val="000000" w:themeColor="text1"/>
@@ -2098,10 +2209,13 @@
         <w:tc>
           <w:tcPr>
             <w:tcW w:w="1869" w:type="dxa"/>
-          </w:tcPr>
-          <w:p>
-            <w:pPr>
-              <w:spacing w:line="259" w:lineRule="auto"/>
+            <w:shd w:val="clear" w:color="auto" w:fill="FFF2CC" w:themeFill="accent4" w:themeFillTint="33"/>
+            <w:vAlign w:val="center"/>
+          </w:tcPr>
+          <w:p>
+            <w:pPr>
+              <w:spacing w:line="259" w:lineRule="auto"/>
+              <w:jc w:val="center"/>
               <w:rPr>
                 <w:rFonts w:ascii="Times New Roman" w:hAnsi="Times New Roman" w:cs="Times New Roman"/>
                 <w:color w:val="000000" w:themeColor="text1"/>
@@ -2125,10 +2239,13 @@
         <w:tc>
           <w:tcPr>
             <w:tcW w:w="1869" w:type="dxa"/>
-          </w:tcPr>
-          <w:p>
-            <w:pPr>
-              <w:spacing w:line="259" w:lineRule="auto"/>
+            <w:shd w:val="clear" w:color="auto" w:fill="DEEAF6" w:themeFill="accent1" w:themeFillTint="33"/>
+            <w:vAlign w:val="center"/>
+          </w:tcPr>
+          <w:p>
+            <w:pPr>
+              <w:spacing w:line="259" w:lineRule="auto"/>
+              <w:jc w:val="center"/>
               <w:rPr>
                 <w:rFonts w:ascii="Times New Roman" w:hAnsi="Times New Roman" w:cs="Times New Roman"/>
                 <w:color w:val="000000" w:themeColor="text1"/>
@@ -2152,10 +2269,13 @@
         <w:tc>
           <w:tcPr>
             <w:tcW w:w="1869" w:type="dxa"/>
-          </w:tcPr>
-          <w:p>
-            <w:pPr>
-              <w:spacing w:line="259" w:lineRule="auto"/>
+            <w:shd w:val="clear" w:color="auto" w:fill="B4C6E7" w:themeFill="accent5" w:themeFillTint="66"/>
+            <w:vAlign w:val="center"/>
+          </w:tcPr>
+          <w:p>
+            <w:pPr>
+              <w:spacing w:line="259" w:lineRule="auto"/>
+              <w:jc w:val="center"/>
               <w:rPr>
                 <w:rFonts w:ascii="Times New Roman" w:hAnsi="Times New Roman" w:cs="Times New Roman"/>
                 <w:color w:val="000000" w:themeColor="text1"/>
@@ -2179,10 +2299,13 @@
         <w:tc>
           <w:tcPr>
             <w:tcW w:w="1869" w:type="dxa"/>
-          </w:tcPr>
-          <w:p>
-            <w:pPr>
-              <w:spacing w:line="259" w:lineRule="auto"/>
+            <w:shd w:val="clear" w:color="auto" w:fill="F4B083" w:themeFill="accent2" w:themeFillTint="99"/>
+            <w:vAlign w:val="center"/>
+          </w:tcPr>
+          <w:p>
+            <w:pPr>
+              <w:spacing w:line="259" w:lineRule="auto"/>
+              <w:jc w:val="center"/>
               <w:rPr>
                 <w:rFonts w:ascii="Times New Roman" w:hAnsi="Times New Roman" w:cs="Times New Roman"/>
                 <w:color w:val="000000" w:themeColor="text1"/>
@@ -2206,10 +2329,13 @@
         <w:tc>
           <w:tcPr>
             <w:tcW w:w="1868" w:type="dxa"/>
-          </w:tcPr>
-          <w:p>
-            <w:pPr>
-              <w:spacing w:line="259" w:lineRule="auto"/>
+            <w:shd w:val="clear" w:color="auto" w:fill="FBE4D5" w:themeFill="accent2" w:themeFillTint="33"/>
+            <w:vAlign w:val="center"/>
+          </w:tcPr>
+          <w:p>
+            <w:pPr>
+              <w:spacing w:line="259" w:lineRule="auto"/>
+              <w:jc w:val="center"/>
               <w:rPr>
                 <w:rFonts w:ascii="Times New Roman" w:hAnsi="Times New Roman" w:cs="Times New Roman"/>
                 <w:color w:val="000000" w:themeColor="text1"/>
@@ -2233,10 +2359,13 @@
         <w:tc>
           <w:tcPr>
             <w:tcW w:w="1869" w:type="dxa"/>
-          </w:tcPr>
-          <w:p>
-            <w:pPr>
-              <w:spacing w:line="259" w:lineRule="auto"/>
+            <w:shd w:val="clear" w:color="auto" w:fill="FFF2CC" w:themeFill="accent4" w:themeFillTint="33"/>
+            <w:vAlign w:val="center"/>
+          </w:tcPr>
+          <w:p>
+            <w:pPr>
+              <w:spacing w:line="259" w:lineRule="auto"/>
+              <w:jc w:val="center"/>
               <w:rPr>
                 <w:rFonts w:ascii="Times New Roman" w:hAnsi="Times New Roman" w:cs="Times New Roman"/>
                 <w:color w:val="000000" w:themeColor="text1"/>
@@ -2260,10 +2389,13 @@
         <w:tc>
           <w:tcPr>
             <w:tcW w:w="1869" w:type="dxa"/>
-          </w:tcPr>
-          <w:p>
-            <w:pPr>
-              <w:spacing w:line="259" w:lineRule="auto"/>
+            <w:shd w:val="clear" w:color="auto" w:fill="DEEAF6" w:themeFill="accent1" w:themeFillTint="33"/>
+            <w:vAlign w:val="center"/>
+          </w:tcPr>
+          <w:p>
+            <w:pPr>
+              <w:spacing w:line="259" w:lineRule="auto"/>
+              <w:jc w:val="center"/>
               <w:rPr>
                 <w:rFonts w:ascii="Times New Roman" w:hAnsi="Times New Roman" w:cs="Times New Roman"/>
                 <w:color w:val="000000" w:themeColor="text1"/>
@@ -2287,10 +2419,13 @@
         <w:tc>
           <w:tcPr>
             <w:tcW w:w="1869" w:type="dxa"/>
-          </w:tcPr>
-          <w:p>
-            <w:pPr>
-              <w:spacing w:line="259" w:lineRule="auto"/>
+            <w:shd w:val="clear" w:color="auto" w:fill="B4C6E7" w:themeFill="accent5" w:themeFillTint="66"/>
+            <w:vAlign w:val="center"/>
+          </w:tcPr>
+          <w:p>
+            <w:pPr>
+              <w:spacing w:line="259" w:lineRule="auto"/>
+              <w:jc w:val="center"/>
               <w:rPr>
                 <w:rFonts w:ascii="Times New Roman" w:hAnsi="Times New Roman" w:cs="Times New Roman"/>
                 <w:color w:val="000000" w:themeColor="text1"/>
@@ -2314,25 +2449,30 @@
         <w:tc>
           <w:tcPr>
             <w:tcW w:w="1869" w:type="dxa"/>
-          </w:tcPr>
-          <w:p>
-            <w:pPr>
-              <w:spacing w:line="259" w:lineRule="auto"/>
-              <w:rPr>
-                <w:rFonts w:ascii="Times New Roman" w:hAnsi="Times New Roman" w:cs="Times New Roman"/>
-                <w:color w:val="000000" w:themeColor="text1"/>
-                <w:sz w:val="28"/>
-                <w:szCs w:val="28"/>
-              </w:rPr>
-            </w:pPr>
-            <w:r>
-              <w:rPr>
-                <w:rFonts w:ascii="Times New Roman" w:hAnsi="Times New Roman" w:cs="Times New Roman"/>
-                <w:color w:val="000000" w:themeColor="text1"/>
-                <w:sz w:val="28"/>
-                <w:szCs w:val="28"/>
-              </w:rPr>
-              <w:t>0</w:t>
+            <w:shd w:val="clear" w:color="auto" w:fill="F4B083" w:themeFill="accent2" w:themeFillTint="99"/>
+            <w:vAlign w:val="center"/>
+          </w:tcPr>
+          <w:p>
+            <w:pPr>
+              <w:spacing w:line="259" w:lineRule="auto"/>
+              <w:jc w:val="center"/>
+              <w:rPr>
+                <w:rFonts w:ascii="Times New Roman" w:hAnsi="Times New Roman" w:cs="Times New Roman"/>
+                <w:color w:val="000000" w:themeColor="text1"/>
+                <w:sz w:val="28"/>
+                <w:szCs w:val="28"/>
+                <w:lang w:val="en-US"/>
+              </w:rPr>
+            </w:pPr>
+            <w:r>
+              <w:rPr>
+                <w:rFonts w:ascii="Times New Roman" w:hAnsi="Times New Roman" w:cs="Times New Roman"/>
+                <w:color w:val="000000" w:themeColor="text1"/>
+                <w:sz w:val="28"/>
+                <w:szCs w:val="28"/>
+                <w:lang w:val="en-US"/>
+              </w:rPr>
+              <w:t>1</w:t>
             </w:r>
           </w:p>
         </w:tc>
@@ -2341,10 +2481,13 @@
         <w:tc>
           <w:tcPr>
             <w:tcW w:w="1868" w:type="dxa"/>
-          </w:tcPr>
-          <w:p>
-            <w:pPr>
-              <w:spacing w:line="259" w:lineRule="auto"/>
+            <w:shd w:val="clear" w:color="auto" w:fill="FBE4D5" w:themeFill="accent2" w:themeFillTint="33"/>
+            <w:vAlign w:val="center"/>
+          </w:tcPr>
+          <w:p>
+            <w:pPr>
+              <w:spacing w:line="259" w:lineRule="auto"/>
+              <w:jc w:val="center"/>
               <w:rPr>
                 <w:rFonts w:ascii="Times New Roman" w:hAnsi="Times New Roman" w:cs="Times New Roman"/>
                 <w:color w:val="000000" w:themeColor="text1"/>
@@ -2368,10 +2511,13 @@
         <w:tc>
           <w:tcPr>
             <w:tcW w:w="1869" w:type="dxa"/>
-          </w:tcPr>
-          <w:p>
-            <w:pPr>
-              <w:spacing w:line="259" w:lineRule="auto"/>
+            <w:shd w:val="clear" w:color="auto" w:fill="FFF2CC" w:themeFill="accent4" w:themeFillTint="33"/>
+            <w:vAlign w:val="center"/>
+          </w:tcPr>
+          <w:p>
+            <w:pPr>
+              <w:spacing w:line="259" w:lineRule="auto"/>
+              <w:jc w:val="center"/>
               <w:rPr>
                 <w:rFonts w:ascii="Times New Roman" w:hAnsi="Times New Roman" w:cs="Times New Roman"/>
                 <w:color w:val="000000" w:themeColor="text1"/>
@@ -2395,10 +2541,13 @@
         <w:tc>
           <w:tcPr>
             <w:tcW w:w="1869" w:type="dxa"/>
-          </w:tcPr>
-          <w:p>
-            <w:pPr>
-              <w:spacing w:line="259" w:lineRule="auto"/>
+            <w:shd w:val="clear" w:color="auto" w:fill="DEEAF6" w:themeFill="accent1" w:themeFillTint="33"/>
+            <w:vAlign w:val="center"/>
+          </w:tcPr>
+          <w:p>
+            <w:pPr>
+              <w:spacing w:line="259" w:lineRule="auto"/>
+              <w:jc w:val="center"/>
               <w:rPr>
                 <w:rFonts w:ascii="Times New Roman" w:hAnsi="Times New Roman" w:cs="Times New Roman"/>
                 <w:color w:val="000000" w:themeColor="text1"/>
@@ -2422,10 +2571,13 @@
         <w:tc>
           <w:tcPr>
             <w:tcW w:w="1869" w:type="dxa"/>
-          </w:tcPr>
-          <w:p>
-            <w:pPr>
-              <w:spacing w:line="259" w:lineRule="auto"/>
+            <w:shd w:val="clear" w:color="auto" w:fill="B4C6E7" w:themeFill="accent5" w:themeFillTint="66"/>
+            <w:vAlign w:val="center"/>
+          </w:tcPr>
+          <w:p>
+            <w:pPr>
+              <w:spacing w:line="259" w:lineRule="auto"/>
+              <w:jc w:val="center"/>
               <w:rPr>
                 <w:rFonts w:ascii="Times New Roman" w:hAnsi="Times New Roman" w:cs="Times New Roman"/>
                 <w:color w:val="000000" w:themeColor="text1"/>
@@ -2449,10 +2601,13 @@
         <w:tc>
           <w:tcPr>
             <w:tcW w:w="1869" w:type="dxa"/>
-          </w:tcPr>
-          <w:p>
-            <w:pPr>
-              <w:spacing w:line="259" w:lineRule="auto"/>
+            <w:shd w:val="clear" w:color="auto" w:fill="F4B083" w:themeFill="accent2" w:themeFillTint="99"/>
+            <w:vAlign w:val="center"/>
+          </w:tcPr>
+          <w:p>
+            <w:pPr>
+              <w:spacing w:line="259" w:lineRule="auto"/>
+              <w:jc w:val="center"/>
               <w:rPr>
                 <w:rFonts w:ascii="Times New Roman" w:hAnsi="Times New Roman" w:cs="Times New Roman"/>
                 <w:color w:val="000000" w:themeColor="text1"/>
@@ -2476,10 +2631,13 @@
         <w:tc>
           <w:tcPr>
             <w:tcW w:w="1868" w:type="dxa"/>
-          </w:tcPr>
-          <w:p>
-            <w:pPr>
-              <w:spacing w:line="259" w:lineRule="auto"/>
+            <w:shd w:val="clear" w:color="auto" w:fill="FBE4D5" w:themeFill="accent2" w:themeFillTint="33"/>
+            <w:vAlign w:val="center"/>
+          </w:tcPr>
+          <w:p>
+            <w:pPr>
+              <w:spacing w:line="259" w:lineRule="auto"/>
+              <w:jc w:val="center"/>
               <w:rPr>
                 <w:rFonts w:ascii="Times New Roman" w:hAnsi="Times New Roman" w:cs="Times New Roman"/>
                 <w:color w:val="000000" w:themeColor="text1"/>
@@ -2503,10 +2661,13 @@
         <w:tc>
           <w:tcPr>
             <w:tcW w:w="1869" w:type="dxa"/>
-          </w:tcPr>
-          <w:p>
-            <w:pPr>
-              <w:spacing w:line="259" w:lineRule="auto"/>
+            <w:shd w:val="clear" w:color="auto" w:fill="FFF2CC" w:themeFill="accent4" w:themeFillTint="33"/>
+            <w:vAlign w:val="center"/>
+          </w:tcPr>
+          <w:p>
+            <w:pPr>
+              <w:spacing w:line="259" w:lineRule="auto"/>
+              <w:jc w:val="center"/>
               <w:rPr>
                 <w:rFonts w:ascii="Times New Roman" w:hAnsi="Times New Roman" w:cs="Times New Roman"/>
                 <w:color w:val="000000" w:themeColor="text1"/>
@@ -2530,10 +2691,13 @@
         <w:tc>
           <w:tcPr>
             <w:tcW w:w="1869" w:type="dxa"/>
-          </w:tcPr>
-          <w:p>
-            <w:pPr>
-              <w:spacing w:line="259" w:lineRule="auto"/>
+            <w:shd w:val="clear" w:color="auto" w:fill="DEEAF6" w:themeFill="accent1" w:themeFillTint="33"/>
+            <w:vAlign w:val="center"/>
+          </w:tcPr>
+          <w:p>
+            <w:pPr>
+              <w:spacing w:line="259" w:lineRule="auto"/>
+              <w:jc w:val="center"/>
               <w:rPr>
                 <w:rFonts w:ascii="Times New Roman" w:hAnsi="Times New Roman" w:cs="Times New Roman"/>
                 <w:color w:val="000000" w:themeColor="text1"/>
@@ -2557,10 +2721,13 @@
         <w:tc>
           <w:tcPr>
             <w:tcW w:w="1869" w:type="dxa"/>
-          </w:tcPr>
-          <w:p>
-            <w:pPr>
-              <w:spacing w:line="259" w:lineRule="auto"/>
+            <w:shd w:val="clear" w:color="auto" w:fill="B4C6E7" w:themeFill="accent5" w:themeFillTint="66"/>
+            <w:vAlign w:val="center"/>
+          </w:tcPr>
+          <w:p>
+            <w:pPr>
+              <w:spacing w:line="259" w:lineRule="auto"/>
+              <w:jc w:val="center"/>
               <w:rPr>
                 <w:rFonts w:ascii="Times New Roman" w:hAnsi="Times New Roman" w:cs="Times New Roman"/>
                 <w:color w:val="000000" w:themeColor="text1"/>
@@ -2584,25 +2751,30 @@
         <w:tc>
           <w:tcPr>
             <w:tcW w:w="1869" w:type="dxa"/>
-          </w:tcPr>
-          <w:p>
-            <w:pPr>
-              <w:spacing w:line="259" w:lineRule="auto"/>
-              <w:rPr>
-                <w:rFonts w:ascii="Times New Roman" w:hAnsi="Times New Roman" w:cs="Times New Roman"/>
-                <w:color w:val="000000" w:themeColor="text1"/>
-                <w:sz w:val="28"/>
-                <w:szCs w:val="28"/>
-              </w:rPr>
-            </w:pPr>
-            <w:r>
-              <w:rPr>
-                <w:rFonts w:ascii="Times New Roman" w:hAnsi="Times New Roman" w:cs="Times New Roman"/>
-                <w:color w:val="000000" w:themeColor="text1"/>
-                <w:sz w:val="28"/>
-                <w:szCs w:val="28"/>
-              </w:rPr>
-              <w:t>0</w:t>
+            <w:shd w:val="clear" w:color="auto" w:fill="F4B083" w:themeFill="accent2" w:themeFillTint="99"/>
+            <w:vAlign w:val="center"/>
+          </w:tcPr>
+          <w:p>
+            <w:pPr>
+              <w:spacing w:line="259" w:lineRule="auto"/>
+              <w:jc w:val="center"/>
+              <w:rPr>
+                <w:rFonts w:ascii="Times New Roman" w:hAnsi="Times New Roman" w:cs="Times New Roman"/>
+                <w:color w:val="000000" w:themeColor="text1"/>
+                <w:sz w:val="28"/>
+                <w:szCs w:val="28"/>
+                <w:lang w:val="en-US"/>
+              </w:rPr>
+            </w:pPr>
+            <w:r>
+              <w:rPr>
+                <w:rFonts w:ascii="Times New Roman" w:hAnsi="Times New Roman" w:cs="Times New Roman"/>
+                <w:color w:val="000000" w:themeColor="text1"/>
+                <w:sz w:val="28"/>
+                <w:szCs w:val="28"/>
+                <w:lang w:val="en-US"/>
+              </w:rPr>
+              <w:t>1</w:t>
             </w:r>
           </w:p>
         </w:tc>
@@ -2611,10 +2783,13 @@
         <w:tc>
           <w:tcPr>
             <w:tcW w:w="1868" w:type="dxa"/>
-          </w:tcPr>
-          <w:p>
-            <w:pPr>
-              <w:spacing w:line="259" w:lineRule="auto"/>
+            <w:shd w:val="clear" w:color="auto" w:fill="FBE4D5" w:themeFill="accent2" w:themeFillTint="33"/>
+            <w:vAlign w:val="center"/>
+          </w:tcPr>
+          <w:p>
+            <w:pPr>
+              <w:spacing w:line="259" w:lineRule="auto"/>
+              <w:jc w:val="center"/>
               <w:rPr>
                 <w:rFonts w:ascii="Times New Roman" w:hAnsi="Times New Roman" w:cs="Times New Roman"/>
                 <w:color w:val="000000" w:themeColor="text1"/>
@@ -2638,10 +2813,13 @@
         <w:tc>
           <w:tcPr>
             <w:tcW w:w="1869" w:type="dxa"/>
-          </w:tcPr>
-          <w:p>
-            <w:pPr>
-              <w:spacing w:line="259" w:lineRule="auto"/>
+            <w:shd w:val="clear" w:color="auto" w:fill="FFF2CC" w:themeFill="accent4" w:themeFillTint="33"/>
+            <w:vAlign w:val="center"/>
+          </w:tcPr>
+          <w:p>
+            <w:pPr>
+              <w:spacing w:line="259" w:lineRule="auto"/>
+              <w:jc w:val="center"/>
               <w:rPr>
                 <w:rFonts w:ascii="Times New Roman" w:hAnsi="Times New Roman" w:cs="Times New Roman"/>
                 <w:color w:val="000000" w:themeColor="text1"/>
@@ -2665,10 +2843,13 @@
         <w:tc>
           <w:tcPr>
             <w:tcW w:w="1869" w:type="dxa"/>
-          </w:tcPr>
-          <w:p>
-            <w:pPr>
-              <w:spacing w:line="259" w:lineRule="auto"/>
+            <w:shd w:val="clear" w:color="auto" w:fill="DEEAF6" w:themeFill="accent1" w:themeFillTint="33"/>
+            <w:vAlign w:val="center"/>
+          </w:tcPr>
+          <w:p>
+            <w:pPr>
+              <w:spacing w:line="259" w:lineRule="auto"/>
+              <w:jc w:val="center"/>
               <w:rPr>
                 <w:rFonts w:ascii="Times New Roman" w:hAnsi="Times New Roman" w:cs="Times New Roman"/>
                 <w:color w:val="000000" w:themeColor="text1"/>
@@ -2692,10 +2873,13 @@
         <w:tc>
           <w:tcPr>
             <w:tcW w:w="1869" w:type="dxa"/>
-          </w:tcPr>
-          <w:p>
-            <w:pPr>
-              <w:spacing w:line="259" w:lineRule="auto"/>
+            <w:shd w:val="clear" w:color="auto" w:fill="B4C6E7" w:themeFill="accent5" w:themeFillTint="66"/>
+            <w:vAlign w:val="center"/>
+          </w:tcPr>
+          <w:p>
+            <w:pPr>
+              <w:spacing w:line="259" w:lineRule="auto"/>
+              <w:jc w:val="center"/>
               <w:rPr>
                 <w:rFonts w:ascii="Times New Roman" w:hAnsi="Times New Roman" w:cs="Times New Roman"/>
                 <w:color w:val="000000" w:themeColor="text1"/>
@@ -2719,10 +2903,13 @@
         <w:tc>
           <w:tcPr>
             <w:tcW w:w="1869" w:type="dxa"/>
-          </w:tcPr>
-          <w:p>
-            <w:pPr>
-              <w:spacing w:line="259" w:lineRule="auto"/>
+            <w:shd w:val="clear" w:color="auto" w:fill="F4B083" w:themeFill="accent2" w:themeFillTint="99"/>
+            <w:vAlign w:val="center"/>
+          </w:tcPr>
+          <w:p>
+            <w:pPr>
+              <w:spacing w:line="259" w:lineRule="auto"/>
+              <w:jc w:val="center"/>
               <w:rPr>
                 <w:rFonts w:ascii="Times New Roman" w:hAnsi="Times New Roman" w:cs="Times New Roman"/>
                 <w:color w:val="000000" w:themeColor="text1"/>
@@ -2746,10 +2933,13 @@
         <w:tc>
           <w:tcPr>
             <w:tcW w:w="1868" w:type="dxa"/>
-          </w:tcPr>
-          <w:p>
-            <w:pPr>
-              <w:spacing w:line="259" w:lineRule="auto"/>
+            <w:shd w:val="clear" w:color="auto" w:fill="FBE4D5" w:themeFill="accent2" w:themeFillTint="33"/>
+            <w:vAlign w:val="center"/>
+          </w:tcPr>
+          <w:p>
+            <w:pPr>
+              <w:spacing w:line="259" w:lineRule="auto"/>
+              <w:jc w:val="center"/>
               <w:rPr>
                 <w:rFonts w:ascii="Times New Roman" w:hAnsi="Times New Roman" w:cs="Times New Roman"/>
                 <w:color w:val="000000" w:themeColor="text1"/>
@@ -2773,10 +2963,13 @@
         <w:tc>
           <w:tcPr>
             <w:tcW w:w="1869" w:type="dxa"/>
-          </w:tcPr>
-          <w:p>
-            <w:pPr>
-              <w:spacing w:line="259" w:lineRule="auto"/>
+            <w:shd w:val="clear" w:color="auto" w:fill="FFF2CC" w:themeFill="accent4" w:themeFillTint="33"/>
+            <w:vAlign w:val="center"/>
+          </w:tcPr>
+          <w:p>
+            <w:pPr>
+              <w:spacing w:line="259" w:lineRule="auto"/>
+              <w:jc w:val="center"/>
               <w:rPr>
                 <w:rFonts w:ascii="Times New Roman" w:hAnsi="Times New Roman" w:cs="Times New Roman"/>
                 <w:color w:val="000000" w:themeColor="text1"/>
@@ -2800,10 +2993,13 @@
         <w:tc>
           <w:tcPr>
             <w:tcW w:w="1869" w:type="dxa"/>
-          </w:tcPr>
-          <w:p>
-            <w:pPr>
-              <w:spacing w:line="259" w:lineRule="auto"/>
+            <w:shd w:val="clear" w:color="auto" w:fill="DEEAF6" w:themeFill="accent1" w:themeFillTint="33"/>
+            <w:vAlign w:val="center"/>
+          </w:tcPr>
+          <w:p>
+            <w:pPr>
+              <w:spacing w:line="259" w:lineRule="auto"/>
+              <w:jc w:val="center"/>
               <w:rPr>
                 <w:rFonts w:ascii="Times New Roman" w:hAnsi="Times New Roman" w:cs="Times New Roman"/>
                 <w:color w:val="000000" w:themeColor="text1"/>
@@ -2827,10 +3023,13 @@
         <w:tc>
           <w:tcPr>
             <w:tcW w:w="1869" w:type="dxa"/>
-          </w:tcPr>
-          <w:p>
-            <w:pPr>
-              <w:spacing w:line="259" w:lineRule="auto"/>
+            <w:shd w:val="clear" w:color="auto" w:fill="B4C6E7" w:themeFill="accent5" w:themeFillTint="66"/>
+            <w:vAlign w:val="center"/>
+          </w:tcPr>
+          <w:p>
+            <w:pPr>
+              <w:spacing w:line="259" w:lineRule="auto"/>
+              <w:jc w:val="center"/>
               <w:rPr>
                 <w:rFonts w:ascii="Times New Roman" w:hAnsi="Times New Roman" w:cs="Times New Roman"/>
                 <w:color w:val="000000" w:themeColor="text1"/>
@@ -2854,10 +3053,13 @@
         <w:tc>
           <w:tcPr>
             <w:tcW w:w="1869" w:type="dxa"/>
-          </w:tcPr>
-          <w:p>
-            <w:pPr>
-              <w:spacing w:line="259" w:lineRule="auto"/>
+            <w:shd w:val="clear" w:color="auto" w:fill="F4B083" w:themeFill="accent2" w:themeFillTint="99"/>
+            <w:vAlign w:val="center"/>
+          </w:tcPr>
+          <w:p>
+            <w:pPr>
+              <w:spacing w:line="259" w:lineRule="auto"/>
+              <w:jc w:val="center"/>
               <w:rPr>
                 <w:rFonts w:ascii="Times New Roman" w:hAnsi="Times New Roman" w:cs="Times New Roman"/>
                 <w:color w:val="000000" w:themeColor="text1"/>
@@ -2881,10 +3083,13 @@
         <w:tc>
           <w:tcPr>
             <w:tcW w:w="1868" w:type="dxa"/>
-          </w:tcPr>
-          <w:p>
-            <w:pPr>
-              <w:spacing w:line="259" w:lineRule="auto"/>
+            <w:shd w:val="clear" w:color="auto" w:fill="FBE4D5" w:themeFill="accent2" w:themeFillTint="33"/>
+            <w:vAlign w:val="center"/>
+          </w:tcPr>
+          <w:p>
+            <w:pPr>
+              <w:spacing w:line="259" w:lineRule="auto"/>
+              <w:jc w:val="center"/>
               <w:rPr>
                 <w:rFonts w:ascii="Times New Roman" w:hAnsi="Times New Roman" w:cs="Times New Roman"/>
                 <w:color w:val="000000" w:themeColor="text1"/>
@@ -2908,10 +3113,13 @@
         <w:tc>
           <w:tcPr>
             <w:tcW w:w="1869" w:type="dxa"/>
-          </w:tcPr>
-          <w:p>
-            <w:pPr>
-              <w:spacing w:line="259" w:lineRule="auto"/>
+            <w:shd w:val="clear" w:color="auto" w:fill="FFF2CC" w:themeFill="accent4" w:themeFillTint="33"/>
+            <w:vAlign w:val="center"/>
+          </w:tcPr>
+          <w:p>
+            <w:pPr>
+              <w:spacing w:line="259" w:lineRule="auto"/>
+              <w:jc w:val="center"/>
               <w:rPr>
                 <w:rFonts w:ascii="Times New Roman" w:hAnsi="Times New Roman" w:cs="Times New Roman"/>
                 <w:color w:val="000000" w:themeColor="text1"/>
@@ -2935,10 +3143,13 @@
         <w:tc>
           <w:tcPr>
             <w:tcW w:w="1869" w:type="dxa"/>
-          </w:tcPr>
-          <w:p>
-            <w:pPr>
-              <w:spacing w:line="259" w:lineRule="auto"/>
+            <w:shd w:val="clear" w:color="auto" w:fill="DEEAF6" w:themeFill="accent1" w:themeFillTint="33"/>
+            <w:vAlign w:val="center"/>
+          </w:tcPr>
+          <w:p>
+            <w:pPr>
+              <w:spacing w:line="259" w:lineRule="auto"/>
+              <w:jc w:val="center"/>
               <w:rPr>
                 <w:rFonts w:ascii="Times New Roman" w:hAnsi="Times New Roman" w:cs="Times New Roman"/>
                 <w:color w:val="000000" w:themeColor="text1"/>
@@ -2962,10 +3173,13 @@
         <w:tc>
           <w:tcPr>
             <w:tcW w:w="1869" w:type="dxa"/>
-          </w:tcPr>
-          <w:p>
-            <w:pPr>
-              <w:spacing w:line="259" w:lineRule="auto"/>
+            <w:shd w:val="clear" w:color="auto" w:fill="B4C6E7" w:themeFill="accent5" w:themeFillTint="66"/>
+            <w:vAlign w:val="center"/>
+          </w:tcPr>
+          <w:p>
+            <w:pPr>
+              <w:spacing w:line="259" w:lineRule="auto"/>
+              <w:jc w:val="center"/>
               <w:rPr>
                 <w:rFonts w:ascii="Times New Roman" w:hAnsi="Times New Roman" w:cs="Times New Roman"/>
                 <w:color w:val="000000" w:themeColor="text1"/>
@@ -2989,10 +3203,13 @@
         <w:tc>
           <w:tcPr>
             <w:tcW w:w="1869" w:type="dxa"/>
-          </w:tcPr>
-          <w:p>
-            <w:pPr>
-              <w:spacing w:line="259" w:lineRule="auto"/>
+            <w:shd w:val="clear" w:color="auto" w:fill="F4B083" w:themeFill="accent2" w:themeFillTint="99"/>
+            <w:vAlign w:val="center"/>
+          </w:tcPr>
+          <w:p>
+            <w:pPr>
+              <w:spacing w:line="259" w:lineRule="auto"/>
+              <w:jc w:val="center"/>
               <w:rPr>
                 <w:rFonts w:ascii="Times New Roman" w:hAnsi="Times New Roman" w:cs="Times New Roman"/>
                 <w:color w:val="000000" w:themeColor="text1"/>
@@ -3016,25 +3233,26 @@
         <w:tc>
           <w:tcPr>
             <w:tcW w:w="1868" w:type="dxa"/>
-          </w:tcPr>
-          <w:p>
-            <w:pPr>
-              <w:spacing w:line="259" w:lineRule="auto"/>
-              <w:rPr>
-                <w:rFonts w:ascii="Times New Roman" w:hAnsi="Times New Roman" w:cs="Times New Roman"/>
-                <w:color w:val="000000" w:themeColor="text1"/>
-                <w:sz w:val="28"/>
-                <w:szCs w:val="28"/>
-                <w:lang w:val="en-US"/>
-              </w:rPr>
-            </w:pPr>
-            <w:r>
-              <w:rPr>
-                <w:rFonts w:ascii="Times New Roman" w:hAnsi="Times New Roman" w:cs="Times New Roman"/>
-                <w:color w:val="000000" w:themeColor="text1"/>
-                <w:sz w:val="28"/>
-                <w:szCs w:val="28"/>
-                <w:lang w:val="en-US"/>
+            <w:shd w:val="clear" w:color="auto" w:fill="FBE4D5" w:themeFill="accent2" w:themeFillTint="33"/>
+            <w:vAlign w:val="center"/>
+          </w:tcPr>
+          <w:p>
+            <w:pPr>
+              <w:spacing w:line="259" w:lineRule="auto"/>
+              <w:jc w:val="center"/>
+              <w:rPr>
+                <w:rFonts w:ascii="Times New Roman" w:hAnsi="Times New Roman" w:cs="Times New Roman"/>
+                <w:color w:val="000000" w:themeColor="text1"/>
+                <w:sz w:val="28"/>
+                <w:szCs w:val="28"/>
+              </w:rPr>
+            </w:pPr>
+            <w:r>
+              <w:rPr>
+                <w:rFonts w:ascii="Times New Roman" w:hAnsi="Times New Roman" w:cs="Times New Roman"/>
+                <w:color w:val="000000" w:themeColor="text1"/>
+                <w:sz w:val="28"/>
+                <w:szCs w:val="28"/>
               </w:rPr>
               <w:t>1</w:t>
             </w:r>
@@ -3043,25 +3261,26 @@
         <w:tc>
           <w:tcPr>
             <w:tcW w:w="1869" w:type="dxa"/>
-          </w:tcPr>
-          <w:p>
-            <w:pPr>
-              <w:spacing w:line="259" w:lineRule="auto"/>
-              <w:rPr>
-                <w:rFonts w:ascii="Times New Roman" w:hAnsi="Times New Roman" w:cs="Times New Roman"/>
-                <w:color w:val="000000" w:themeColor="text1"/>
-                <w:sz w:val="28"/>
-                <w:szCs w:val="28"/>
-                <w:lang w:val="en-US"/>
-              </w:rPr>
-            </w:pPr>
-            <w:r>
-              <w:rPr>
-                <w:rFonts w:ascii="Times New Roman" w:hAnsi="Times New Roman" w:cs="Times New Roman"/>
-                <w:color w:val="000000" w:themeColor="text1"/>
-                <w:sz w:val="28"/>
-                <w:szCs w:val="28"/>
-                <w:lang w:val="en-US"/>
+            <w:shd w:val="clear" w:color="auto" w:fill="FFF2CC" w:themeFill="accent4" w:themeFillTint="33"/>
+            <w:vAlign w:val="center"/>
+          </w:tcPr>
+          <w:p>
+            <w:pPr>
+              <w:spacing w:line="259" w:lineRule="auto"/>
+              <w:jc w:val="center"/>
+              <w:rPr>
+                <w:rFonts w:ascii="Times New Roman" w:hAnsi="Times New Roman" w:cs="Times New Roman"/>
+                <w:color w:val="000000" w:themeColor="text1"/>
+                <w:sz w:val="28"/>
+                <w:szCs w:val="28"/>
+              </w:rPr>
+            </w:pPr>
+            <w:r>
+              <w:rPr>
+                <w:rFonts w:ascii="Times New Roman" w:hAnsi="Times New Roman" w:cs="Times New Roman"/>
+                <w:color w:val="000000" w:themeColor="text1"/>
+                <w:sz w:val="28"/>
+                <w:szCs w:val="28"/>
               </w:rPr>
               <w:t>1</w:t>
             </w:r>
@@ -3070,25 +3289,54 @@
         <w:tc>
           <w:tcPr>
             <w:tcW w:w="1869" w:type="dxa"/>
-          </w:tcPr>
-          <w:p>
-            <w:pPr>
-              <w:spacing w:line="259" w:lineRule="auto"/>
-              <w:rPr>
-                <w:rFonts w:ascii="Times New Roman" w:hAnsi="Times New Roman" w:cs="Times New Roman"/>
-                <w:color w:val="000000" w:themeColor="text1"/>
-                <w:sz w:val="28"/>
-                <w:szCs w:val="28"/>
-                <w:lang w:val="en-US"/>
-              </w:rPr>
-            </w:pPr>
-            <w:r>
-              <w:rPr>
-                <w:rFonts w:ascii="Times New Roman" w:hAnsi="Times New Roman" w:cs="Times New Roman"/>
-                <w:color w:val="000000" w:themeColor="text1"/>
-                <w:sz w:val="28"/>
-                <w:szCs w:val="28"/>
-                <w:lang w:val="en-US"/>
+            <w:shd w:val="clear" w:color="auto" w:fill="DEEAF6" w:themeFill="accent1" w:themeFillTint="33"/>
+            <w:vAlign w:val="center"/>
+          </w:tcPr>
+          <w:p>
+            <w:pPr>
+              <w:spacing w:line="259" w:lineRule="auto"/>
+              <w:jc w:val="center"/>
+              <w:rPr>
+                <w:rFonts w:ascii="Times New Roman" w:hAnsi="Times New Roman" w:cs="Times New Roman"/>
+                <w:color w:val="000000" w:themeColor="text1"/>
+                <w:sz w:val="28"/>
+                <w:szCs w:val="28"/>
+              </w:rPr>
+            </w:pPr>
+            <w:r>
+              <w:rPr>
+                <w:rFonts w:ascii="Times New Roman" w:hAnsi="Times New Roman" w:cs="Times New Roman"/>
+                <w:color w:val="000000" w:themeColor="text1"/>
+                <w:sz w:val="28"/>
+                <w:szCs w:val="28"/>
+              </w:rPr>
+              <w:t>0</w:t>
+            </w:r>
+          </w:p>
+        </w:tc>
+        <w:tc>
+          <w:tcPr>
+            <w:tcW w:w="1869" w:type="dxa"/>
+            <w:shd w:val="clear" w:color="auto" w:fill="B4C6E7" w:themeFill="accent5" w:themeFillTint="66"/>
+            <w:vAlign w:val="center"/>
+          </w:tcPr>
+          <w:p>
+            <w:pPr>
+              <w:spacing w:line="259" w:lineRule="auto"/>
+              <w:jc w:val="center"/>
+              <w:rPr>
+                <w:rFonts w:ascii="Times New Roman" w:hAnsi="Times New Roman" w:cs="Times New Roman"/>
+                <w:color w:val="000000" w:themeColor="text1"/>
+                <w:sz w:val="28"/>
+                <w:szCs w:val="28"/>
+              </w:rPr>
+            </w:pPr>
+            <w:r>
+              <w:rPr>
+                <w:rFonts w:ascii="Times New Roman" w:hAnsi="Times New Roman" w:cs="Times New Roman"/>
+                <w:color w:val="000000" w:themeColor="text1"/>
+                <w:sz w:val="28"/>
+                <w:szCs w:val="28"/>
               </w:rPr>
               <w:t>1</w:t>
             </w:r>
@@ -3097,35 +3345,13 @@
         <w:tc>
           <w:tcPr>
             <w:tcW w:w="1869" w:type="dxa"/>
-          </w:tcPr>
-          <w:p>
-            <w:pPr>
-              <w:spacing w:line="259" w:lineRule="auto"/>
-              <w:rPr>
-                <w:rFonts w:ascii="Times New Roman" w:hAnsi="Times New Roman" w:cs="Times New Roman"/>
-                <w:color w:val="000000" w:themeColor="text1"/>
-                <w:sz w:val="28"/>
-                <w:szCs w:val="28"/>
-              </w:rPr>
-            </w:pPr>
-            <w:r>
-              <w:rPr>
-                <w:rFonts w:ascii="Times New Roman" w:hAnsi="Times New Roman" w:cs="Times New Roman"/>
-                <w:color w:val="000000" w:themeColor="text1"/>
-                <w:sz w:val="28"/>
-                <w:szCs w:val="28"/>
-              </w:rPr>
-              <w:t>0</w:t>
-            </w:r>
-          </w:p>
-        </w:tc>
-        <w:tc>
-          <w:tcPr>
-            <w:tcW w:w="1869" w:type="dxa"/>
-          </w:tcPr>
-          <w:p>
-            <w:pPr>
-              <w:spacing w:line="259" w:lineRule="auto"/>
+            <w:shd w:val="clear" w:color="auto" w:fill="F4B083" w:themeFill="accent2" w:themeFillTint="99"/>
+            <w:vAlign w:val="center"/>
+          </w:tcPr>
+          <w:p>
+            <w:pPr>
+              <w:spacing w:line="259" w:lineRule="auto"/>
+              <w:jc w:val="center"/>
               <w:rPr>
                 <w:rFonts w:ascii="Times New Roman" w:hAnsi="Times New Roman" w:cs="Times New Roman"/>
                 <w:color w:val="000000" w:themeColor="text1"/>
@@ -3149,10 +3375,13 @@
         <w:tc>
           <w:tcPr>
             <w:tcW w:w="1868" w:type="dxa"/>
-          </w:tcPr>
-          <w:p>
-            <w:pPr>
-              <w:spacing w:line="259" w:lineRule="auto"/>
+            <w:shd w:val="clear" w:color="auto" w:fill="FBE4D5" w:themeFill="accent2" w:themeFillTint="33"/>
+            <w:vAlign w:val="center"/>
+          </w:tcPr>
+          <w:p>
+            <w:pPr>
+              <w:spacing w:line="259" w:lineRule="auto"/>
+              <w:jc w:val="center"/>
               <w:rPr>
                 <w:rFonts w:ascii="Times New Roman" w:hAnsi="Times New Roman" w:cs="Times New Roman"/>
                 <w:color w:val="000000" w:themeColor="text1"/>
@@ -3176,10 +3405,13 @@
         <w:tc>
           <w:tcPr>
             <w:tcW w:w="1869" w:type="dxa"/>
-          </w:tcPr>
-          <w:p>
-            <w:pPr>
-              <w:spacing w:line="259" w:lineRule="auto"/>
+            <w:shd w:val="clear" w:color="auto" w:fill="FFF2CC" w:themeFill="accent4" w:themeFillTint="33"/>
+            <w:vAlign w:val="center"/>
+          </w:tcPr>
+          <w:p>
+            <w:pPr>
+              <w:spacing w:line="259" w:lineRule="auto"/>
+              <w:jc w:val="center"/>
               <w:rPr>
                 <w:rFonts w:ascii="Times New Roman" w:hAnsi="Times New Roman" w:cs="Times New Roman"/>
                 <w:color w:val="000000" w:themeColor="text1"/>
@@ -3203,10 +3435,13 @@
         <w:tc>
           <w:tcPr>
             <w:tcW w:w="1869" w:type="dxa"/>
-          </w:tcPr>
-          <w:p>
-            <w:pPr>
-              <w:spacing w:line="259" w:lineRule="auto"/>
+            <w:shd w:val="clear" w:color="auto" w:fill="DEEAF6" w:themeFill="accent1" w:themeFillTint="33"/>
+            <w:vAlign w:val="center"/>
+          </w:tcPr>
+          <w:p>
+            <w:pPr>
+              <w:spacing w:line="259" w:lineRule="auto"/>
+              <w:jc w:val="center"/>
               <w:rPr>
                 <w:rFonts w:ascii="Times New Roman" w:hAnsi="Times New Roman" w:cs="Times New Roman"/>
                 <w:color w:val="000000" w:themeColor="text1"/>
@@ -3230,37 +3465,191 @@
         <w:tc>
           <w:tcPr>
             <w:tcW w:w="1869" w:type="dxa"/>
-          </w:tcPr>
-          <w:p>
-            <w:pPr>
-              <w:spacing w:line="259" w:lineRule="auto"/>
-              <w:rPr>
-                <w:rFonts w:ascii="Times New Roman" w:hAnsi="Times New Roman" w:cs="Times New Roman"/>
-                <w:color w:val="000000" w:themeColor="text1"/>
-                <w:sz w:val="28"/>
-                <w:szCs w:val="28"/>
-                <w:lang w:val="en-US"/>
-              </w:rPr>
-            </w:pPr>
-            <w:r>
-              <w:rPr>
-                <w:rFonts w:ascii="Times New Roman" w:hAnsi="Times New Roman" w:cs="Times New Roman"/>
-                <w:color w:val="000000" w:themeColor="text1"/>
-                <w:sz w:val="28"/>
-                <w:szCs w:val="28"/>
-                <w:lang w:val="en-US"/>
+            <w:shd w:val="clear" w:color="auto" w:fill="B4C6E7" w:themeFill="accent5" w:themeFillTint="66"/>
+            <w:vAlign w:val="center"/>
+          </w:tcPr>
+          <w:p>
+            <w:pPr>
+              <w:spacing w:line="259" w:lineRule="auto"/>
+              <w:jc w:val="center"/>
+              <w:rPr>
+                <w:rFonts w:ascii="Times New Roman" w:hAnsi="Times New Roman" w:cs="Times New Roman"/>
+                <w:color w:val="000000" w:themeColor="text1"/>
+                <w:sz w:val="28"/>
+                <w:szCs w:val="28"/>
+              </w:rPr>
+            </w:pPr>
+            <w:r>
+              <w:rPr>
+                <w:rFonts w:ascii="Times New Roman" w:hAnsi="Times New Roman" w:cs="Times New Roman"/>
+                <w:color w:val="000000" w:themeColor="text1"/>
+                <w:sz w:val="28"/>
+                <w:szCs w:val="28"/>
+              </w:rPr>
+              <w:t>0</w:t>
+            </w:r>
+          </w:p>
+        </w:tc>
+        <w:tc>
+          <w:tcPr>
+            <w:tcW w:w="1869" w:type="dxa"/>
+            <w:shd w:val="clear" w:color="auto" w:fill="F4B083" w:themeFill="accent2" w:themeFillTint="99"/>
+            <w:vAlign w:val="center"/>
+          </w:tcPr>
+          <w:p>
+            <w:pPr>
+              <w:spacing w:line="259" w:lineRule="auto"/>
+              <w:jc w:val="center"/>
+              <w:rPr>
+                <w:rFonts w:ascii="Times New Roman" w:hAnsi="Times New Roman" w:cs="Times New Roman"/>
+                <w:color w:val="000000" w:themeColor="text1"/>
+                <w:sz w:val="28"/>
+                <w:szCs w:val="28"/>
+              </w:rPr>
+            </w:pPr>
+            <w:r>
+              <w:rPr>
+                <w:rFonts w:ascii="Times New Roman" w:hAnsi="Times New Roman" w:cs="Times New Roman"/>
+                <w:color w:val="000000" w:themeColor="text1"/>
+                <w:sz w:val="28"/>
+                <w:szCs w:val="28"/>
               </w:rPr>
               <w:t>1</w:t>
             </w:r>
           </w:p>
         </w:tc>
-        <w:tc>
-          <w:tcPr>
-            <w:tcW w:w="1869" w:type="dxa"/>
-          </w:tcPr>
-          <w:p>
-            <w:pPr>
-              <w:spacing w:line="259" w:lineRule="auto"/>
+      </w:tr>
+      <w:tr>
+        <w:tc>
+          <w:tcPr>
+            <w:tcW w:w="1868" w:type="dxa"/>
+            <w:shd w:val="clear" w:color="auto" w:fill="FBE4D5" w:themeFill="accent2" w:themeFillTint="33"/>
+            <w:vAlign w:val="center"/>
+          </w:tcPr>
+          <w:p>
+            <w:pPr>
+              <w:spacing w:line="259" w:lineRule="auto"/>
+              <w:jc w:val="center"/>
+              <w:rPr>
+                <w:rFonts w:ascii="Times New Roman" w:hAnsi="Times New Roman" w:cs="Times New Roman"/>
+                <w:color w:val="000000" w:themeColor="text1"/>
+                <w:sz w:val="28"/>
+                <w:szCs w:val="28"/>
+                <w:lang w:val="en-US"/>
+              </w:rPr>
+            </w:pPr>
+            <w:r>
+              <w:rPr>
+                <w:rFonts w:ascii="Times New Roman" w:hAnsi="Times New Roman" w:cs="Times New Roman"/>
+                <w:color w:val="000000" w:themeColor="text1"/>
+                <w:sz w:val="28"/>
+                <w:szCs w:val="28"/>
+                <w:lang w:val="en-US"/>
+              </w:rPr>
+              <w:t>1</w:t>
+            </w:r>
+          </w:p>
+        </w:tc>
+        <w:tc>
+          <w:tcPr>
+            <w:tcW w:w="1869" w:type="dxa"/>
+            <w:shd w:val="clear" w:color="auto" w:fill="FFF2CC" w:themeFill="accent4" w:themeFillTint="33"/>
+            <w:vAlign w:val="center"/>
+          </w:tcPr>
+          <w:p>
+            <w:pPr>
+              <w:spacing w:line="259" w:lineRule="auto"/>
+              <w:jc w:val="center"/>
+              <w:rPr>
+                <w:rFonts w:ascii="Times New Roman" w:hAnsi="Times New Roman" w:cs="Times New Roman"/>
+                <w:color w:val="000000" w:themeColor="text1"/>
+                <w:sz w:val="28"/>
+                <w:szCs w:val="28"/>
+                <w:lang w:val="en-US"/>
+              </w:rPr>
+            </w:pPr>
+            <w:r>
+              <w:rPr>
+                <w:rFonts w:ascii="Times New Roman" w:hAnsi="Times New Roman" w:cs="Times New Roman"/>
+                <w:color w:val="000000" w:themeColor="text1"/>
+                <w:sz w:val="28"/>
+                <w:szCs w:val="28"/>
+                <w:lang w:val="en-US"/>
+              </w:rPr>
+              <w:t>1</w:t>
+            </w:r>
+          </w:p>
+        </w:tc>
+        <w:tc>
+          <w:tcPr>
+            <w:tcW w:w="1869" w:type="dxa"/>
+            <w:shd w:val="clear" w:color="auto" w:fill="DEEAF6" w:themeFill="accent1" w:themeFillTint="33"/>
+            <w:vAlign w:val="center"/>
+          </w:tcPr>
+          <w:p>
+            <w:pPr>
+              <w:spacing w:line="259" w:lineRule="auto"/>
+              <w:jc w:val="center"/>
+              <w:rPr>
+                <w:rFonts w:ascii="Times New Roman" w:hAnsi="Times New Roman" w:cs="Times New Roman"/>
+                <w:color w:val="000000" w:themeColor="text1"/>
+                <w:sz w:val="28"/>
+                <w:szCs w:val="28"/>
+                <w:lang w:val="en-US"/>
+              </w:rPr>
+            </w:pPr>
+            <w:r>
+              <w:rPr>
+                <w:rFonts w:ascii="Times New Roman" w:hAnsi="Times New Roman" w:cs="Times New Roman"/>
+                <w:color w:val="000000" w:themeColor="text1"/>
+                <w:sz w:val="28"/>
+                <w:szCs w:val="28"/>
+                <w:lang w:val="en-US"/>
+              </w:rPr>
+              <w:t>1</w:t>
+            </w:r>
+          </w:p>
+        </w:tc>
+        <w:tc>
+          <w:tcPr>
+            <w:tcW w:w="1869" w:type="dxa"/>
+            <w:shd w:val="clear" w:color="auto" w:fill="B4C6E7" w:themeFill="accent5" w:themeFillTint="66"/>
+            <w:vAlign w:val="center"/>
+          </w:tcPr>
+          <w:p>
+            <w:pPr>
+              <w:spacing w:line="259" w:lineRule="auto"/>
+              <w:jc w:val="center"/>
+              <w:rPr>
+                <w:rFonts w:ascii="Times New Roman" w:hAnsi="Times New Roman" w:cs="Times New Roman"/>
+                <w:color w:val="000000" w:themeColor="text1"/>
+                <w:sz w:val="28"/>
+                <w:szCs w:val="28"/>
+                <w:lang w:val="en-US"/>
+              </w:rPr>
+            </w:pPr>
+            <w:r>
+              <w:rPr>
+                <w:rFonts w:ascii="Times New Roman" w:hAnsi="Times New Roman" w:cs="Times New Roman"/>
+                <w:color w:val="000000" w:themeColor="text1"/>
+                <w:sz w:val="28"/>
+                <w:szCs w:val="28"/>
+                <w:lang w:val="en-US"/>
+              </w:rPr>
+              <w:t>1</w:t>
+            </w:r>
+          </w:p>
+        </w:tc>
+        <w:tc>
+          <w:tcPr>
+            <w:tcW w:w="1869" w:type="dxa"/>
+            <w:shd w:val="clear" w:color="auto" w:fill="F4B083" w:themeFill="accent2" w:themeFillTint="99"/>
+            <w:vAlign w:val="center"/>
+          </w:tcPr>
+          <w:p>
+            <w:pPr>
+              <w:spacing w:line="259" w:lineRule="auto"/>
+              <w:jc w:val="center"/>
               <w:rPr>
                 <w:rFonts w:ascii="Times New Roman" w:hAnsi="Times New Roman" w:cs="Times New Roman"/>
                 <w:color w:val="000000" w:themeColor="text1"/>
@@ -3288,9 +3677,11 @@
           <w:rFonts w:ascii="Times New Roman" w:hAnsi="Times New Roman" w:cs="Times New Roman"/>
           <w:b/>
           <w:bCs/>
-          <w:color w:val="000000" w:themeColor="text1"/>
-          <w:sz w:val="28"/>
-          <w:szCs w:val="28"/>
+          <w:noProof/>
+          <w:color w:val="000000" w:themeColor="text1"/>
+          <w:sz w:val="28"/>
+          <w:szCs w:val="28"/>
+          <w:lang w:val="en-US"/>
         </w:rPr>
       </w:pPr>
     </w:p>
@@ -3304,6 +3695,7 @@
           <w:color w:val="000000" w:themeColor="text1"/>
           <w:sz w:val="28"/>
           <w:szCs w:val="28"/>
+          <w:lang w:val="en-US"/>
         </w:rPr>
       </w:pPr>
       <w:r>
@@ -3311,14 +3703,15 @@
           <w:rFonts w:ascii="Times New Roman" w:hAnsi="Times New Roman" w:cs="Times New Roman"/>
           <w:b/>
           <w:bCs/>
+          <w:noProof/>
           <w:color w:val="000000" w:themeColor="text1"/>
           <w:sz w:val="28"/>
           <w:szCs w:val="28"/>
         </w:rPr>
         <w:drawing>
-          <wp:inline distT="0" distB="0" distL="0" distR="0" wp14:anchorId="3462F7D7" wp14:editId="07AF2F21">
-            <wp:extent cx="5939790" cy="2235200"/>
-            <wp:effectExtent l="0" t="0" r="3810" b="0"/>
+          <wp:inline distT="0" distB="0" distL="0" distR="0" wp14:anchorId="3462F7D7" wp14:editId="683A72EE">
+            <wp:extent cx="5947257" cy="3604098"/>
+            <wp:effectExtent l="0" t="0" r="0" b="0"/>
             <wp:docPr id="105858564" name="Рисунок 1"/>
             <wp:cNvGraphicFramePr>
               <a:graphicFrameLocks xmlns:a="http://schemas.openxmlformats.org/drawingml/2006/main" noChangeAspect="1"/>
@@ -3327,11 +3720,17 @@
               <a:graphicData uri="http://schemas.openxmlformats.org/drawingml/2006/picture">
                 <pic:pic xmlns:pic="http://schemas.openxmlformats.org/drawingml/2006/picture">
                   <pic:nvPicPr>
-                    <pic:cNvPr id="105858564" name=""/>
+                    <pic:cNvPr id="105858564" name="Рисунок 1"/>
                     <pic:cNvPicPr/>
                   </pic:nvPicPr>
                   <pic:blipFill>
-                    <a:blip r:embed="rId5"/>
+                    <a:blip r:embed="rId5">
+                      <a:extLst>
+                        <a:ext uri="{28A0092B-C50C-407E-A947-70E740481C1C}">
+                          <a14:useLocalDpi xmlns:a14="http://schemas.microsoft.com/office/drawing/2010/main" val="0"/>
+                        </a:ext>
+                      </a:extLst>
+                    </a:blip>
                     <a:stretch>
                       <a:fillRect/>
                     </a:stretch>
@@ -3339,7 +3738,7 @@
                   <pic:spPr>
                     <a:xfrm>
                       <a:off x="0" y="0"/>
-                      <a:ext cx="5939790" cy="2235200"/>
+                      <a:ext cx="5969281" cy="3617445"/>
                     </a:xfrm>
                     <a:prstGeom prst="rect">
                       <a:avLst/>
@@ -3354,15 +3753,212 @@
     </w:p>
     <w:p>
       <w:pPr>
+        <w:spacing w:line="259" w:lineRule="auto"/>
+        <w:rPr>
+          <w:rFonts w:ascii="Times New Roman" w:hAnsi="Times New Roman" w:cs="Times New Roman"/>
+          <w:b/>
+          <w:bCs/>
+          <w:color w:val="000000" w:themeColor="text1"/>
+          <w:sz w:val="28"/>
+          <w:szCs w:val="28"/>
+          <w:lang w:val="en-US"/>
+        </w:rPr>
+      </w:pPr>
+    </w:p>
+    <w:p>
+      <w:pPr>
+        <w:spacing w:line="259" w:lineRule="auto"/>
+        <w:rPr>
+          <w:rFonts w:ascii="Times New Roman" w:hAnsi="Times New Roman" w:cs="Times New Roman"/>
+          <w:b/>
+          <w:bCs/>
+          <w:color w:val="000000" w:themeColor="text1"/>
+          <w:sz w:val="28"/>
+          <w:szCs w:val="28"/>
+          <w:lang w:val="en-US"/>
+        </w:rPr>
+      </w:pPr>
+    </w:p>
+    <w:p>
+      <w:pPr>
+        <w:spacing w:line="259" w:lineRule="auto"/>
+        <w:rPr>
+          <w:rFonts w:ascii="Times New Roman" w:hAnsi="Times New Roman" w:cs="Times New Roman"/>
+          <w:b/>
+          <w:bCs/>
+          <w:color w:val="000000" w:themeColor="text1"/>
+          <w:sz w:val="28"/>
+          <w:szCs w:val="28"/>
+          <w:lang w:val="en-US"/>
+        </w:rPr>
+      </w:pPr>
+    </w:p>
+    <w:p>
+      <w:pPr>
+        <w:spacing w:line="259" w:lineRule="auto"/>
+        <w:rPr>
+          <w:rFonts w:ascii="Times New Roman" w:hAnsi="Times New Roman" w:cs="Times New Roman"/>
+          <w:b/>
+          <w:bCs/>
+          <w:color w:val="000000" w:themeColor="text1"/>
+          <w:sz w:val="28"/>
+          <w:szCs w:val="28"/>
+          <w:lang w:val="en-US"/>
+        </w:rPr>
+      </w:pPr>
+    </w:p>
+    <w:p>
+      <w:pPr>
+        <w:spacing w:line="259" w:lineRule="auto"/>
+        <w:rPr>
+          <w:rFonts w:ascii="Times New Roman" w:hAnsi="Times New Roman" w:cs="Times New Roman"/>
+          <w:b/>
+          <w:bCs/>
+          <w:color w:val="000000" w:themeColor="text1"/>
+          <w:sz w:val="28"/>
+          <w:szCs w:val="28"/>
+          <w:lang w:val="en-US"/>
+        </w:rPr>
+      </w:pPr>
+    </w:p>
+    <w:p>
+      <w:pPr>
+        <w:spacing w:line="259" w:lineRule="auto"/>
+        <w:rPr>
+          <w:rFonts w:ascii="Times New Roman" w:hAnsi="Times New Roman" w:cs="Times New Roman"/>
+          <w:b/>
+          <w:bCs/>
+          <w:color w:val="000000" w:themeColor="text1"/>
+          <w:sz w:val="28"/>
+          <w:szCs w:val="28"/>
+          <w:lang w:val="en-US"/>
+        </w:rPr>
+      </w:pPr>
+    </w:p>
+    <w:p>
+      <w:pPr>
+        <w:spacing w:line="259" w:lineRule="auto"/>
+        <w:rPr>
+          <w:rFonts w:ascii="Times New Roman" w:hAnsi="Times New Roman" w:cs="Times New Roman"/>
+          <w:b/>
+          <w:bCs/>
+          <w:color w:val="000000" w:themeColor="text1"/>
+          <w:sz w:val="28"/>
+          <w:szCs w:val="28"/>
+          <w:lang w:val="en-US"/>
+        </w:rPr>
+      </w:pPr>
+      <w:r>
+        <w:rPr>
+          <w:rFonts w:ascii="Times New Roman" w:hAnsi="Times New Roman" w:cs="Times New Roman"/>
+          <w:b/>
+          <w:bCs/>
+          <w:color w:val="000000" w:themeColor="text1"/>
+          <w:sz w:val="28"/>
+          <w:szCs w:val="28"/>
+          <w:lang w:val="en-US"/>
+        </w:rPr>
+        <w:drawing>
+          <wp:inline distT="0" distB="0" distL="0" distR="0" wp14:anchorId="2BD1F4DA" wp14:editId="797BD7BC">
+            <wp:extent cx="5939790" cy="3420110"/>
+            <wp:effectExtent l="0" t="0" r="3810" b="8890"/>
+            <wp:docPr id="1409421078" name="Рисунок 1"/>
+            <wp:cNvGraphicFramePr>
+              <a:graphicFrameLocks xmlns:a="http://schemas.openxmlformats.org/drawingml/2006/main" noChangeAspect="1"/>
+            </wp:cNvGraphicFramePr>
+            <a:graphic xmlns:a="http://schemas.openxmlformats.org/drawingml/2006/main">
+              <a:graphicData uri="http://schemas.openxmlformats.org/drawingml/2006/picture">
+                <pic:pic xmlns:pic="http://schemas.openxmlformats.org/drawingml/2006/picture">
+                  <pic:nvPicPr>
+                    <pic:cNvPr id="1409421078" name=""/>
+                    <pic:cNvPicPr/>
+                  </pic:nvPicPr>
+                  <pic:blipFill>
+                    <a:blip r:embed="rId6"/>
+                    <a:stretch>
+                      <a:fillRect/>
+                    </a:stretch>
+                  </pic:blipFill>
+                  <pic:spPr>
+                    <a:xfrm>
+                      <a:off x="0" y="0"/>
+                      <a:ext cx="5939790" cy="3420110"/>
+                    </a:xfrm>
+                    <a:prstGeom prst="rect">
+                      <a:avLst/>
+                    </a:prstGeom>
+                  </pic:spPr>
+                </pic:pic>
+              </a:graphicData>
+            </a:graphic>
+          </wp:inline>
+        </w:drawing>
+      </w:r>
+    </w:p>
+    <w:p>
+      <w:pPr>
+        <w:spacing w:line="259" w:lineRule="auto"/>
+        <w:rPr>
+          <w:rFonts w:ascii="Times New Roman" w:hAnsi="Times New Roman" w:cs="Times New Roman"/>
+          <w:b/>
+          <w:bCs/>
+          <w:color w:val="000000" w:themeColor="text1"/>
+          <w:sz w:val="28"/>
+          <w:szCs w:val="28"/>
+          <w:lang w:val="en-US"/>
+        </w:rPr>
+      </w:pPr>
+      <w:r>
+        <w:rPr>
+          <w:rFonts w:ascii="Times New Roman" w:hAnsi="Times New Roman" w:cs="Times New Roman"/>
+          <w:b/>
+          <w:bCs/>
+          <w:color w:val="000000" w:themeColor="text1"/>
+          <w:sz w:val="28"/>
+          <w:szCs w:val="28"/>
+          <w:lang w:val="en-US"/>
+        </w:rPr>
+        <w:br w:type="page"/>
+      </w:r>
+    </w:p>
+    <w:p>
+      <w:pPr>
         <w:spacing w:after="160" w:line="259" w:lineRule="auto"/>
         <w:rPr>
           <w:rFonts w:ascii="Times New Roman" w:hAnsi="Times New Roman" w:cs="Times New Roman"/>
+          <w:b/>
+          <w:bCs/>
           <w:color w:val="000000" w:themeColor="text1"/>
           <w:sz w:val="28"/>
           <w:szCs w:val="28"/>
           <w:lang w:val="en-US"/>
         </w:rPr>
       </w:pPr>
+    </w:p>
+    <w:p>
+      <w:pPr>
+        <w:spacing w:after="160" w:line="259" w:lineRule="auto"/>
+        <w:jc w:val="center"/>
+        <w:rPr>
+          <w:rFonts w:ascii="Times New Roman" w:hAnsi="Times New Roman" w:cs="Times New Roman"/>
+          <w:color w:val="000000" w:themeColor="text1"/>
+          <w:sz w:val="28"/>
+          <w:szCs w:val="28"/>
+          <w:u w:val="single"/>
+        </w:rPr>
+      </w:pPr>
+      <w:r>
+        <w:rPr>
+          <w:rFonts w:ascii="Times New Roman" w:hAnsi="Times New Roman" w:cs="Times New Roman"/>
+          <w:b/>
+          <w:bCs/>
+          <w:color w:val="000000" w:themeColor="text1"/>
+          <w:sz w:val="28"/>
+          <w:szCs w:val="28"/>
+          <w:u w:val="single"/>
+        </w:rPr>
+        <w:t>Вывод</w:t>
+      </w:r>
     </w:p>
     <w:sectPr>
       <w:pgSz w:w="11906" w:h="16838"/>

--- a/Архитектура АС/ПРАКТИКА 1/ПРАКТИКА 1.docx
+++ b/Архитектура АС/ПРАКТИКА 1/ПРАКТИКА 1.docx
@@ -3853,6 +3853,7 @@
           <w:rFonts w:ascii="Times New Roman" w:hAnsi="Times New Roman" w:cs="Times New Roman"/>
           <w:b/>
           <w:bCs/>
+          <w:noProof/>
           <w:color w:val="000000" w:themeColor="text1"/>
           <w:sz w:val="28"/>
           <w:szCs w:val="28"/>
@@ -3897,7 +3898,7 @@
     </w:p>
     <w:p>
       <w:pPr>
-        <w:spacing w:line="259" w:lineRule="auto"/>
+        <w:spacing w:after="160" w:line="259" w:lineRule="auto"/>
         <w:rPr>
           <w:rFonts w:ascii="Times New Roman" w:hAnsi="Times New Roman" w:cs="Times New Roman"/>
           <w:b/>
@@ -3923,7 +3924,7 @@
     </w:p>
     <w:p>
       <w:pPr>
-        <w:spacing w:after="160" w:line="259" w:lineRule="auto"/>
+        <w:spacing w:line="259" w:lineRule="auto"/>
         <w:rPr>
           <w:rFonts w:ascii="Times New Roman" w:hAnsi="Times New Roman" w:cs="Times New Roman"/>
           <w:b/>
@@ -3931,7 +3932,606 @@
           <w:color w:val="000000" w:themeColor="text1"/>
           <w:sz w:val="28"/>
           <w:szCs w:val="28"/>
+        </w:rPr>
+      </w:pPr>
+    </w:p>
+    <w:p>
+      <w:pPr>
+        <w:spacing w:line="259" w:lineRule="auto"/>
+        <w:jc w:val="center"/>
+        <w:rPr>
+          <w:rFonts w:ascii="Times New Roman" w:hAnsi="Times New Roman" w:cs="Times New Roman"/>
+          <w:b/>
+          <w:bCs/>
+          <w:color w:val="000000" w:themeColor="text1"/>
+          <w:sz w:val="28"/>
+          <w:szCs w:val="28"/>
+        </w:rPr>
+      </w:pPr>
+      <w:r>
+        <w:rPr>
+          <w:rFonts w:ascii="Times New Roman" w:hAnsi="Times New Roman" w:cs="Times New Roman"/>
+          <w:b/>
+          <w:bCs/>
+          <w:color w:val="000000" w:themeColor="text1"/>
+          <w:sz w:val="28"/>
+          <w:szCs w:val="28"/>
+        </w:rPr>
+        <w:t>Дополнительное задание:</w:t>
+      </w:r>
+    </w:p>
+    <w:p>
+      <w:pPr>
+        <w:spacing w:line="259" w:lineRule="auto"/>
+      </w:pPr>
+      <w:r>
+        <w:rPr>
+          <w:rFonts w:ascii="Times New Roman" w:hAnsi="Times New Roman" w:cs="Times New Roman"/>
+          <w:color w:val="000000" w:themeColor="text1"/>
+          <w:sz w:val="28"/>
+          <w:szCs w:val="28"/>
+        </w:rPr>
+        <w:t xml:space="preserve">Исходная функция: </w:t>
+      </w:r>
+      <w:r>
+        <w:rPr>
+          <w:highlight w:val="yellow"/>
+        </w:rPr>
+        <w:t>(</w:t>
+      </w:r>
+      <w:r>
+        <w:rPr>
+          <w:highlight w:val="green"/>
+        </w:rPr>
+        <w:t>(</w:t>
+      </w:r>
+      <w:r>
+        <w:rPr>
+          <w:highlight w:val="cyan"/>
+        </w:rPr>
+        <w:t>(</w:t>
+      </w:r>
+      <w:r>
+        <w:rPr>
+          <w:highlight w:val="darkMagenta"/>
+        </w:rPr>
+        <w:t>(</w:t>
+      </w:r>
+      <w:r>
+        <w:t>(¬E) ≡(¬A)</w:t>
+      </w:r>
+      <w:r>
+        <w:rPr>
+          <w:highlight w:val="darkMagenta"/>
+        </w:rPr>
+        <w:t>)</w:t>
+      </w:r>
+      <w:r>
+        <w:t xml:space="preserve"> </w:t>
+      </w:r>
+      <w:proofErr w:type="gramStart"/>
+      <w:r>
+        <w:t>→(</w:t>
+      </w:r>
+      <w:proofErr w:type="gramEnd"/>
+      <w:r>
+        <w:t xml:space="preserve">¬F </w:t>
+      </w:r>
+      <w:r>
+        <w:rPr>
+          <w:rFonts w:ascii="Cambria Math" w:hAnsi="Cambria Math" w:cs="Cambria Math"/>
+        </w:rPr>
+        <w:t>⊕</w:t>
+      </w:r>
+      <w:r>
+        <w:t xml:space="preserve"> </w:t>
+      </w:r>
+      <w:r>
+        <w:rPr>
+          <w:rFonts w:ascii="Aptos" w:hAnsi="Aptos" w:cs="Aptos"/>
+        </w:rPr>
+        <w:t>¬</w:t>
+      </w:r>
+      <w:r>
+        <w:t xml:space="preserve">C </w:t>
+      </w:r>
+      <w:r>
+        <w:rPr>
+          <w:rFonts w:ascii="Cambria Math" w:hAnsi="Cambria Math" w:cs="Cambria Math"/>
+        </w:rPr>
+        <w:t>⊕</w:t>
+      </w:r>
+      <w:r>
+        <w:t xml:space="preserve"> </w:t>
+      </w:r>
+      <w:r>
+        <w:rPr>
+          <w:rFonts w:ascii="Aptos" w:hAnsi="Aptos" w:cs="Aptos"/>
+        </w:rPr>
+        <w:t>¬</w:t>
+      </w:r>
+      <w:r>
+        <w:t>C)</w:t>
+      </w:r>
+      <w:r>
+        <w:rPr>
+          <w:highlight w:val="cyan"/>
+        </w:rPr>
+        <w:t>)</w:t>
+      </w:r>
+      <w:r>
+        <w:t xml:space="preserve"> </w:t>
+      </w:r>
+      <w:r>
+        <w:rPr>
+          <w:rFonts w:ascii="Aptos" w:hAnsi="Aptos" w:cs="Aptos"/>
+        </w:rPr>
+        <w:t>→</w:t>
+      </w:r>
+      <w:r>
+        <w:t>(</w:t>
+      </w:r>
+      <w:r>
+        <w:rPr>
+          <w:rFonts w:ascii="Aptos" w:hAnsi="Aptos" w:cs="Aptos"/>
+        </w:rPr>
+        <w:t>¬</w:t>
+      </w:r>
+      <w:r>
+        <w:t>A</w:t>
+      </w:r>
+      <w:proofErr w:type="gramStart"/>
+      <w:r>
+        <w:t>)</w:t>
+      </w:r>
+      <w:r>
+        <w:rPr>
+          <w:highlight w:val="green"/>
+        </w:rPr>
+        <w:t>)</w:t>
+      </w:r>
+      <w:r>
+        <w:t xml:space="preserve"> </w:t>
+      </w:r>
+      <w:r>
+        <w:t xml:space="preserve"> </w:t>
+      </w:r>
+      <w:r>
+        <w:rPr>
+          <w:rFonts w:ascii="Aptos" w:hAnsi="Aptos" w:cs="Aptos"/>
+        </w:rPr>
+        <w:t>≡</w:t>
+      </w:r>
+      <w:proofErr w:type="gramEnd"/>
+      <w:r>
+        <w:rPr>
+          <w:rFonts w:ascii="Aptos" w:hAnsi="Aptos" w:cs="Aptos"/>
+        </w:rPr>
+        <w:t xml:space="preserve"> </w:t>
+      </w:r>
+      <w:r>
+        <w:t>(</w:t>
+      </w:r>
+      <w:r>
+        <w:rPr>
+          <w:rFonts w:ascii="Aptos" w:hAnsi="Aptos" w:cs="Aptos"/>
+        </w:rPr>
+        <w:t>¬</w:t>
+      </w:r>
+      <w:r>
+        <w:t>E)</w:t>
+      </w:r>
+      <w:r>
+        <w:rPr>
+          <w:highlight w:val="yellow"/>
+        </w:rPr>
+        <w:t>)</w:t>
+      </w:r>
+      <w:r>
+        <w:t xml:space="preserve"> </w:t>
+      </w:r>
+      <w:r>
+        <w:rPr>
+          <w:rFonts w:ascii="Aptos" w:hAnsi="Aptos" w:cs="Aptos"/>
+        </w:rPr>
+        <w:t>→</w:t>
+      </w:r>
+      <w:r>
+        <w:t>(</w:t>
+      </w:r>
+      <w:r>
+        <w:rPr>
+          <w:rFonts w:ascii="Aptos" w:hAnsi="Aptos" w:cs="Aptos"/>
+        </w:rPr>
+        <w:t>¬</w:t>
+      </w:r>
+      <w:r>
+        <w:t>F)</w:t>
+      </w:r>
+    </w:p>
+    <w:p>
+      <w:pPr>
+        <w:spacing w:line="259" w:lineRule="auto"/>
+      </w:pPr>
+    </w:p>
+    <w:p>
+      <w:pPr>
+        <w:pStyle w:val="a4"/>
+        <w:numPr>
+          <w:ilvl w:val="0"/>
+          <w:numId w:val="6"/>
+        </w:numPr>
+        <w:spacing w:line="259" w:lineRule="auto"/>
+      </w:pPr>
+      <w:r>
+        <w:rPr>
+          <w:rFonts w:ascii="Aptos" w:hAnsi="Aptos" w:cs="Aptos"/>
+        </w:rPr>
+        <w:t>¬</w:t>
+      </w:r>
+      <w:r>
+        <w:t xml:space="preserve">C </w:t>
+      </w:r>
+      <w:r>
+        <w:rPr>
+          <w:rFonts w:ascii="Cambria Math" w:hAnsi="Cambria Math" w:cs="Cambria Math"/>
+        </w:rPr>
+        <w:t>⊕</w:t>
+      </w:r>
+      <w:r>
+        <w:t xml:space="preserve"> </w:t>
+      </w:r>
+      <w:r>
+        <w:rPr>
+          <w:rFonts w:ascii="Aptos" w:hAnsi="Aptos" w:cs="Aptos"/>
+        </w:rPr>
+        <w:t>¬</w:t>
+      </w:r>
+      <w:r>
+        <w:t>C</w:t>
+      </w:r>
+      <w:r>
+        <w:t xml:space="preserve"> = 0 (всегда равны, а исключающее или вернет 0)</w:t>
+      </w:r>
+    </w:p>
+    <w:p>
+      <w:pPr>
+        <w:pStyle w:val="a4"/>
+        <w:spacing w:line="259" w:lineRule="auto"/>
+        <w:rPr>
           <w:lang w:val="en-US"/>
+        </w:rPr>
+      </w:pPr>
+      <w:r>
+        <w:rPr>
+          <w:highlight w:val="yellow"/>
+        </w:rPr>
+        <w:t>(</w:t>
+      </w:r>
+      <w:r>
+        <w:rPr>
+          <w:highlight w:val="green"/>
+        </w:rPr>
+        <w:t>(</w:t>
+      </w:r>
+      <w:r>
+        <w:rPr>
+          <w:highlight w:val="cyan"/>
+        </w:rPr>
+        <w:t>(</w:t>
+      </w:r>
+      <w:r>
+        <w:rPr>
+          <w:highlight w:val="darkMagenta"/>
+        </w:rPr>
+        <w:t>(</w:t>
+      </w:r>
+      <w:r>
+        <w:t>(¬E) ≡(¬A)</w:t>
+      </w:r>
+      <w:r>
+        <w:rPr>
+          <w:highlight w:val="darkMagenta"/>
+        </w:rPr>
+        <w:t>)</w:t>
+      </w:r>
+      <w:r>
+        <w:t xml:space="preserve"> </w:t>
+      </w:r>
+      <w:proofErr w:type="gramStart"/>
+      <w:r>
+        <w:t>→(</w:t>
+      </w:r>
+      <w:proofErr w:type="gramEnd"/>
+      <w:r>
+        <w:t xml:space="preserve">¬F </w:t>
+      </w:r>
+      <w:r>
+        <w:rPr>
+          <w:rFonts w:ascii="Cambria Math" w:hAnsi="Cambria Math" w:cs="Cambria Math"/>
+        </w:rPr>
+        <w:t>⊕</w:t>
+      </w:r>
+      <w:r>
+        <w:t xml:space="preserve"> </w:t>
+      </w:r>
+      <w:r>
+        <w:rPr>
+          <w:rFonts w:ascii="Aptos" w:hAnsi="Aptos" w:cs="Aptos"/>
+        </w:rPr>
+        <w:t>0</w:t>
+      </w:r>
+      <w:r>
+        <w:t>)</w:t>
+      </w:r>
+      <w:r>
+        <w:rPr>
+          <w:highlight w:val="cyan"/>
+        </w:rPr>
+        <w:t>)</w:t>
+      </w:r>
+      <w:r>
+        <w:t xml:space="preserve"> </w:t>
+      </w:r>
+      <w:r>
+        <w:rPr>
+          <w:rFonts w:ascii="Aptos" w:hAnsi="Aptos" w:cs="Aptos"/>
+        </w:rPr>
+        <w:t>→</w:t>
+      </w:r>
+      <w:r>
+        <w:t>(</w:t>
+      </w:r>
+      <w:r>
+        <w:rPr>
+          <w:rFonts w:ascii="Aptos" w:hAnsi="Aptos" w:cs="Aptos"/>
+        </w:rPr>
+        <w:t>¬</w:t>
+      </w:r>
+      <w:r>
+        <w:t>A</w:t>
+      </w:r>
+      <w:proofErr w:type="gramStart"/>
+      <w:r>
+        <w:t>)</w:t>
+      </w:r>
+      <w:r>
+        <w:rPr>
+          <w:highlight w:val="green"/>
+        </w:rPr>
+        <w:t>)</w:t>
+      </w:r>
+      <w:r>
+        <w:t xml:space="preserve"> </w:t>
+      </w:r>
+      <w:r>
+        <w:t xml:space="preserve"> </w:t>
+      </w:r>
+      <w:r>
+        <w:rPr>
+          <w:rFonts w:ascii="Aptos" w:hAnsi="Aptos" w:cs="Aptos"/>
+        </w:rPr>
+        <w:t>≡</w:t>
+      </w:r>
+      <w:proofErr w:type="gramEnd"/>
+      <w:r>
+        <w:rPr>
+          <w:rFonts w:ascii="Aptos" w:hAnsi="Aptos" w:cs="Aptos"/>
+        </w:rPr>
+        <w:t xml:space="preserve"> </w:t>
+      </w:r>
+      <w:r>
+        <w:t>(</w:t>
+      </w:r>
+      <w:r>
+        <w:rPr>
+          <w:rFonts w:ascii="Aptos" w:hAnsi="Aptos" w:cs="Aptos"/>
+        </w:rPr>
+        <w:t>¬</w:t>
+      </w:r>
+      <w:r>
+        <w:t>E)</w:t>
+      </w:r>
+      <w:r>
+        <w:rPr>
+          <w:highlight w:val="yellow"/>
+        </w:rPr>
+        <w:t>)</w:t>
+      </w:r>
+      <w:r>
+        <w:t xml:space="preserve"> </w:t>
+      </w:r>
+      <w:r>
+        <w:rPr>
+          <w:rFonts w:ascii="Aptos" w:hAnsi="Aptos" w:cs="Aptos"/>
+        </w:rPr>
+        <w:t>→</w:t>
+      </w:r>
+      <w:r>
+        <w:t>(</w:t>
+      </w:r>
+      <w:r>
+        <w:rPr>
+          <w:rFonts w:ascii="Aptos" w:hAnsi="Aptos" w:cs="Aptos"/>
+        </w:rPr>
+        <w:t>¬</w:t>
+      </w:r>
+      <w:r>
+        <w:t>F)</w:t>
+      </w:r>
+    </w:p>
+    <w:p>
+      <w:pPr>
+        <w:pStyle w:val="a4"/>
+        <w:spacing w:line="259" w:lineRule="auto"/>
+        <w:rPr>
+          <w:lang w:val="en-US"/>
+        </w:rPr>
+      </w:pPr>
+    </w:p>
+    <w:p>
+      <w:pPr>
+        <w:pStyle w:val="a4"/>
+        <w:numPr>
+          <w:ilvl w:val="0"/>
+          <w:numId w:val="6"/>
+        </w:numPr>
+        <w:spacing w:line="259" w:lineRule="auto"/>
+      </w:pPr>
+      <w:r>
+        <w:t xml:space="preserve">(¬F </w:t>
+      </w:r>
+      <w:r>
+        <w:rPr>
+          <w:rFonts w:ascii="Cambria Math" w:hAnsi="Cambria Math" w:cs="Cambria Math"/>
+        </w:rPr>
+        <w:t>⊕</w:t>
+      </w:r>
+      <w:r>
+        <w:t xml:space="preserve"> </w:t>
+      </w:r>
+      <w:r>
+        <w:rPr>
+          <w:rFonts w:ascii="Aptos" w:hAnsi="Aptos" w:cs="Aptos"/>
+        </w:rPr>
+        <w:t>0</w:t>
+      </w:r>
+      <w:r>
+        <w:t>)</w:t>
+      </w:r>
+      <w:r>
+        <w:rPr>
+          <w:lang w:val="en-US"/>
+        </w:rPr>
+        <w:t xml:space="preserve"> = </w:t>
+      </w:r>
+      <w:r>
+        <w:t>¬¬</w:t>
+      </w:r>
+      <w:r>
+        <w:rPr>
+          <w:lang w:val="en-US"/>
+        </w:rPr>
+        <w:t xml:space="preserve">F*0 + </w:t>
+      </w:r>
+      <w:r>
+        <w:t>¬</w:t>
+      </w:r>
+      <w:r>
+        <w:rPr>
+          <w:lang w:val="en-US"/>
+        </w:rPr>
+        <w:t xml:space="preserve">F*1 = </w:t>
+      </w:r>
+    </w:p>
+    <w:p>
+      <w:pPr>
+        <w:pStyle w:val="a4"/>
+        <w:spacing w:line="259" w:lineRule="auto"/>
+      </w:pPr>
+      <w:r>
+        <w:drawing>
+          <wp:inline distT="0" distB="0" distL="0" distR="0" wp14:anchorId="2FF61EAA" wp14:editId="10033016">
+            <wp:extent cx="3439005" cy="581106"/>
+            <wp:effectExtent l="0" t="0" r="9525" b="9525"/>
+            <wp:docPr id="1753897616" name="Рисунок 1"/>
+            <wp:cNvGraphicFramePr>
+              <a:graphicFrameLocks xmlns:a="http://schemas.openxmlformats.org/drawingml/2006/main" noChangeAspect="1"/>
+            </wp:cNvGraphicFramePr>
+            <a:graphic xmlns:a="http://schemas.openxmlformats.org/drawingml/2006/main">
+              <a:graphicData uri="http://schemas.openxmlformats.org/drawingml/2006/picture">
+                <pic:pic xmlns:pic="http://schemas.openxmlformats.org/drawingml/2006/picture">
+                  <pic:nvPicPr>
+                    <pic:cNvPr id="1753897616" name=""/>
+                    <pic:cNvPicPr/>
+                  </pic:nvPicPr>
+                  <pic:blipFill>
+                    <a:blip r:embed="rId7"/>
+                    <a:stretch>
+                      <a:fillRect/>
+                    </a:stretch>
+                  </pic:blipFill>
+                  <pic:spPr>
+                    <a:xfrm>
+                      <a:off x="0" y="0"/>
+                      <a:ext cx="3439005" cy="581106"/>
+                    </a:xfrm>
+                    <a:prstGeom prst="rect">
+                      <a:avLst/>
+                    </a:prstGeom>
+                  </pic:spPr>
+                </pic:pic>
+              </a:graphicData>
+            </a:graphic>
+          </wp:inline>
+        </w:drawing>
+      </w:r>
+    </w:p>
+    <w:p>
+      <w:pPr>
+        <w:pStyle w:val="a4"/>
+        <w:spacing w:line="259" w:lineRule="auto"/>
+      </w:pPr>
+    </w:p>
+    <w:p>
+      <w:pPr>
+        <w:spacing w:line="259" w:lineRule="auto"/>
+        <w:rPr>
+          <w:rFonts w:ascii="Times New Roman" w:hAnsi="Times New Roman" w:cs="Times New Roman"/>
+          <w:b/>
+          <w:bCs/>
+          <w:color w:val="000000" w:themeColor="text1"/>
+          <w:sz w:val="28"/>
+          <w:szCs w:val="28"/>
+        </w:rPr>
+      </w:pPr>
+    </w:p>
+    <w:p>
+      <w:pPr>
+        <w:spacing w:line="259" w:lineRule="auto"/>
+        <w:jc w:val="both"/>
+        <w:rPr>
+          <w:rFonts w:ascii="Times New Roman" w:hAnsi="Times New Roman" w:cs="Times New Roman"/>
+          <w:color w:val="000000" w:themeColor="text1"/>
+          <w:sz w:val="28"/>
+          <w:szCs w:val="28"/>
+        </w:rPr>
+      </w:pPr>
+    </w:p>
+    <w:p>
+      <w:pPr>
+        <w:spacing w:line="259" w:lineRule="auto"/>
+        <w:rPr>
+          <w:rFonts w:ascii="Times New Roman" w:hAnsi="Times New Roman" w:cs="Times New Roman"/>
+          <w:b/>
+          <w:bCs/>
+          <w:color w:val="000000" w:themeColor="text1"/>
+          <w:sz w:val="28"/>
+          <w:szCs w:val="28"/>
+        </w:rPr>
+      </w:pPr>
+      <w:r>
+        <w:rPr>
+          <w:rFonts w:ascii="Times New Roman" w:hAnsi="Times New Roman" w:cs="Times New Roman"/>
+          <w:b/>
+          <w:bCs/>
+          <w:color w:val="000000" w:themeColor="text1"/>
+          <w:sz w:val="28"/>
+          <w:szCs w:val="28"/>
+        </w:rPr>
+        <w:br w:type="page"/>
+      </w:r>
+    </w:p>
+    <w:p>
+      <w:pPr>
+        <w:spacing w:after="160" w:line="259" w:lineRule="auto"/>
+        <w:rPr>
+          <w:rFonts w:ascii="Times New Roman" w:hAnsi="Times New Roman" w:cs="Times New Roman"/>
+          <w:b/>
+          <w:bCs/>
+          <w:color w:val="000000" w:themeColor="text1"/>
+          <w:sz w:val="28"/>
+          <w:szCs w:val="28"/>
         </w:rPr>
       </w:pPr>
     </w:p>
@@ -4062,6 +4662,95 @@
     </w:lvl>
   </w:abstractNum>
   <w:abstractNum w:abstractNumId="1" w15:restartNumberingAfterBreak="0">
+    <w:nsid w:val="2B0A5B83"/>
+    <w:multiLevelType w:val="hybridMultilevel"/>
+    <w:tmpl w:val="1AD4ABFA"/>
+    <w:lvl w:ilvl="0" w:tplc="0419000F">
+      <w:start w:val="1"/>
+      <w:numFmt w:val="decimal"/>
+      <w:lvlText w:val="%1."/>
+      <w:lvlJc w:val="left"/>
+      <w:pPr>
+        <w:ind w:left="720" w:hanging="360"/>
+      </w:pPr>
+      <w:rPr>
+        <w:rFonts w:hint="default"/>
+      </w:rPr>
+    </w:lvl>
+    <w:lvl w:ilvl="1" w:tplc="04190019" w:tentative="1">
+      <w:start w:val="1"/>
+      <w:numFmt w:val="lowerLetter"/>
+      <w:lvlText w:val="%2."/>
+      <w:lvlJc w:val="left"/>
+      <w:pPr>
+        <w:ind w:left="1440" w:hanging="360"/>
+      </w:pPr>
+    </w:lvl>
+    <w:lvl w:ilvl="2" w:tplc="0419001B" w:tentative="1">
+      <w:start w:val="1"/>
+      <w:numFmt w:val="lowerRoman"/>
+      <w:lvlText w:val="%3."/>
+      <w:lvlJc w:val="right"/>
+      <w:pPr>
+        <w:ind w:left="2160" w:hanging="180"/>
+      </w:pPr>
+    </w:lvl>
+    <w:lvl w:ilvl="3" w:tplc="0419000F" w:tentative="1">
+      <w:start w:val="1"/>
+      <w:numFmt w:val="decimal"/>
+      <w:lvlText w:val="%4."/>
+      <w:lvlJc w:val="left"/>
+      <w:pPr>
+        <w:ind w:left="2880" w:hanging="360"/>
+      </w:pPr>
+    </w:lvl>
+    <w:lvl w:ilvl="4" w:tplc="04190019" w:tentative="1">
+      <w:start w:val="1"/>
+      <w:numFmt w:val="lowerLetter"/>
+      <w:lvlText w:val="%5."/>
+      <w:lvlJc w:val="left"/>
+      <w:pPr>
+        <w:ind w:left="3600" w:hanging="360"/>
+      </w:pPr>
+    </w:lvl>
+    <w:lvl w:ilvl="5" w:tplc="0419001B" w:tentative="1">
+      <w:start w:val="1"/>
+      <w:numFmt w:val="lowerRoman"/>
+      <w:lvlText w:val="%6."/>
+      <w:lvlJc w:val="right"/>
+      <w:pPr>
+        <w:ind w:left="4320" w:hanging="180"/>
+      </w:pPr>
+    </w:lvl>
+    <w:lvl w:ilvl="6" w:tplc="0419000F" w:tentative="1">
+      <w:start w:val="1"/>
+      <w:numFmt w:val="decimal"/>
+      <w:lvlText w:val="%7."/>
+      <w:lvlJc w:val="left"/>
+      <w:pPr>
+        <w:ind w:left="5040" w:hanging="360"/>
+      </w:pPr>
+    </w:lvl>
+    <w:lvl w:ilvl="7" w:tplc="04190019" w:tentative="1">
+      <w:start w:val="1"/>
+      <w:numFmt w:val="lowerLetter"/>
+      <w:lvlText w:val="%8."/>
+      <w:lvlJc w:val="left"/>
+      <w:pPr>
+        <w:ind w:left="5760" w:hanging="360"/>
+      </w:pPr>
+    </w:lvl>
+    <w:lvl w:ilvl="8" w:tplc="0419001B" w:tentative="1">
+      <w:start w:val="1"/>
+      <w:numFmt w:val="lowerRoman"/>
+      <w:lvlText w:val="%9."/>
+      <w:lvlJc w:val="right"/>
+      <w:pPr>
+        <w:ind w:left="6480" w:hanging="180"/>
+      </w:pPr>
+    </w:lvl>
+  </w:abstractNum>
+  <w:abstractNum w:abstractNumId="2" w15:restartNumberingAfterBreak="0">
     <w:nsid w:val="422660F3"/>
     <w:multiLevelType w:val="multilevel"/>
     <w:tmpl w:val="07FEE16E"/>
@@ -4210,7 +4899,7 @@
       </w:rPr>
     </w:lvl>
   </w:abstractNum>
-  <w:abstractNum w:abstractNumId="2" w15:restartNumberingAfterBreak="0">
+  <w:abstractNum w:abstractNumId="3" w15:restartNumberingAfterBreak="0">
     <w:nsid w:val="472777BA"/>
     <w:multiLevelType w:val="multilevel"/>
     <w:tmpl w:val="C36804CE"/>
@@ -4359,7 +5048,7 @@
       </w:rPr>
     </w:lvl>
   </w:abstractNum>
-  <w:abstractNum w:abstractNumId="3" w15:restartNumberingAfterBreak="0">
+  <w:abstractNum w:abstractNumId="4" w15:restartNumberingAfterBreak="0">
     <w:nsid w:val="6CB07C9C"/>
     <w:multiLevelType w:val="hybridMultilevel"/>
     <w:tmpl w:val="ECBCA380"/>
@@ -4448,7 +5137,7 @@
       </w:pPr>
     </w:lvl>
   </w:abstractNum>
-  <w:abstractNum w:abstractNumId="4" w15:restartNumberingAfterBreak="0">
+  <w:abstractNum w:abstractNumId="5" w15:restartNumberingAfterBreak="0">
     <w:nsid w:val="6F196CF4"/>
     <w:multiLevelType w:val="multilevel"/>
     <w:tmpl w:val="4314D52A"/>
@@ -4565,15 +5254,18 @@
     <w:abstractNumId w:val="0"/>
   </w:num>
   <w:num w:numId="2" w16cid:durableId="1744831947">
+    <w:abstractNumId w:val="4"/>
+  </w:num>
+  <w:num w:numId="3" w16cid:durableId="691491296">
+    <w:abstractNumId w:val="5"/>
+  </w:num>
+  <w:num w:numId="4" w16cid:durableId="1745831039">
     <w:abstractNumId w:val="3"/>
   </w:num>
-  <w:num w:numId="3" w16cid:durableId="691491296">
-    <w:abstractNumId w:val="4"/>
-  </w:num>
-  <w:num w:numId="4" w16cid:durableId="1745831039">
+  <w:num w:numId="5" w16cid:durableId="1711876026">
     <w:abstractNumId w:val="2"/>
   </w:num>
-  <w:num w:numId="5" w16cid:durableId="1711876026">
+  <w:num w:numId="6" w16cid:durableId="266276657">
     <w:abstractNumId w:val="1"/>
   </w:num>
 </w:numbering>

--- a/Архитектура АС/ПРАКТИКА 1/ПРАКТИКА 1.docx
+++ b/Архитектура АС/ПРАКТИКА 1/ПРАКТИКА 1.docx
@@ -31,23 +31,7 @@
           <w:sz w:val="28"/>
           <w:szCs w:val="28"/>
         </w:rPr>
-        <w:t xml:space="preserve">Министерство </w:t>
-      </w:r>
-      <w:r>
-        <w:rPr>
-          <w:color w:val="000000" w:themeColor="text1"/>
-          <w:sz w:val="28"/>
-          <w:szCs w:val="28"/>
-        </w:rPr>
-        <w:t>н</w:t>
-      </w:r>
-      <w:r>
-        <w:rPr>
-          <w:color w:val="000000" w:themeColor="text1"/>
-          <w:sz w:val="28"/>
-          <w:szCs w:val="28"/>
-        </w:rPr>
-        <w:t>ауки и высшего образования Российской Федерации</w:t>
+        <w:t>Министерство науки и высшего образования Российской Федерации</w:t>
       </w:r>
     </w:p>
     <w:p>
@@ -500,23 +484,7 @@
           <w:sz w:val="28"/>
           <w:szCs w:val="28"/>
         </w:rPr>
-        <w:t>Выполнил</w:t>
-      </w:r>
-      <w:r>
-        <w:rPr>
-          <w:color w:val="000000" w:themeColor="text1"/>
-          <w:sz w:val="28"/>
-          <w:szCs w:val="28"/>
-        </w:rPr>
-        <w:t>: студент</w:t>
-      </w:r>
-      <w:r>
-        <w:rPr>
-          <w:color w:val="000000" w:themeColor="text1"/>
-          <w:sz w:val="28"/>
-          <w:szCs w:val="28"/>
-        </w:rPr>
-        <w:t xml:space="preserve"> учебной группы</w:t>
+        <w:t>Выполнил: студент учебной группы</w:t>
       </w:r>
     </w:p>
     <w:p>
@@ -677,66 +645,6 @@
       <w:pPr>
         <w:pStyle w:val="a3"/>
         <w:spacing w:before="0" w:beforeAutospacing="0" w:after="0" w:afterAutospacing="0" w:line="360" w:lineRule="auto"/>
-        <w:ind w:hanging="851"/>
-        <w:jc w:val="center"/>
-        <w:rPr>
-          <w:color w:val="000000" w:themeColor="text1"/>
-          <w:sz w:val="28"/>
-          <w:szCs w:val="28"/>
-        </w:rPr>
-      </w:pPr>
-      <w:r>
-        <w:rPr>
-          <w:color w:val="000000" w:themeColor="text1"/>
-          <w:sz w:val="28"/>
-          <w:szCs w:val="28"/>
-        </w:rPr>
-        <w:tab/>
-      </w:r>
-      <w:r>
-        <w:rPr>
-          <w:color w:val="000000" w:themeColor="text1"/>
-          <w:sz w:val="28"/>
-          <w:szCs w:val="28"/>
-        </w:rPr>
-        <w:tab/>
-      </w:r>
-      <w:r>
-        <w:rPr>
-          <w:color w:val="000000" w:themeColor="text1"/>
-          <w:sz w:val="28"/>
-          <w:szCs w:val="28"/>
-        </w:rPr>
-        <w:t xml:space="preserve"> </w:t>
-      </w:r>
-    </w:p>
-    <w:p>
-      <w:pPr>
-        <w:pStyle w:val="a3"/>
-        <w:spacing w:before="0" w:beforeAutospacing="0" w:after="0" w:afterAutospacing="0" w:line="360" w:lineRule="auto"/>
-        <w:ind w:hanging="851"/>
-        <w:jc w:val="center"/>
-        <w:rPr>
-          <w:color w:val="000000" w:themeColor="text1"/>
-          <w:sz w:val="28"/>
-          <w:szCs w:val="28"/>
-          <w:u w:val="single"/>
-        </w:rPr>
-      </w:pPr>
-      <w:r>
-        <w:rPr>
-          <w:color w:val="000000" w:themeColor="text1"/>
-          <w:sz w:val="28"/>
-          <w:szCs w:val="28"/>
-        </w:rPr>
-        <w:t xml:space="preserve">                                                 </w:t>
-      </w:r>
-    </w:p>
-    <w:p>
-      <w:pPr>
-        <w:pStyle w:val="a3"/>
-        <w:spacing w:before="0" w:beforeAutospacing="0" w:after="0" w:afterAutospacing="0" w:line="360" w:lineRule="auto"/>
-        <w:ind w:hanging="851"/>
         <w:jc w:val="both"/>
         <w:rPr>
           <w:color w:val="000000" w:themeColor="text1"/>
@@ -761,25 +669,21 @@
       <w:pPr>
         <w:pStyle w:val="a3"/>
         <w:spacing w:before="0" w:beforeAutospacing="0" w:after="0" w:afterAutospacing="0" w:line="360" w:lineRule="auto"/>
-        <w:jc w:val="both"/>
+        <w:jc w:val="center"/>
         <w:rPr>
           <w:color w:val="000000" w:themeColor="text1"/>
           <w:sz w:val="28"/>
           <w:szCs w:val="28"/>
         </w:rPr>
       </w:pPr>
-    </w:p>
-    <w:p>
-      <w:pPr>
-        <w:pStyle w:val="a3"/>
-        <w:spacing w:before="0" w:beforeAutospacing="0" w:after="0" w:afterAutospacing="0" w:line="360" w:lineRule="auto"/>
-        <w:jc w:val="both"/>
+      <w:r>
         <w:rPr>
           <w:color w:val="000000" w:themeColor="text1"/>
           <w:sz w:val="28"/>
           <w:szCs w:val="28"/>
         </w:rPr>
-      </w:pPr>
+        <w:t>Киров</w:t>
+      </w:r>
     </w:p>
     <w:p>
       <w:pPr>
@@ -798,55 +702,24 @@
           <w:sz w:val="28"/>
           <w:szCs w:val="28"/>
         </w:rPr>
-        <w:t>Киров</w:t>
-      </w:r>
-    </w:p>
-    <w:p>
-      <w:pPr>
-        <w:pStyle w:val="a3"/>
-        <w:spacing w:before="0" w:beforeAutospacing="0" w:after="0" w:afterAutospacing="0" w:line="360" w:lineRule="auto"/>
-        <w:jc w:val="center"/>
+        <w:t>202</w:t>
+      </w:r>
+      <w:r>
         <w:rPr>
           <w:color w:val="000000" w:themeColor="text1"/>
           <w:sz w:val="28"/>
           <w:szCs w:val="28"/>
         </w:rPr>
-      </w:pPr>
+        <w:t>5</w:t>
+      </w:r>
       <w:r>
         <w:rPr>
           <w:color w:val="000000" w:themeColor="text1"/>
           <w:sz w:val="28"/>
           <w:szCs w:val="28"/>
         </w:rPr>
-        <w:t>202</w:t>
-      </w:r>
-      <w:r>
-        <w:rPr>
-          <w:color w:val="000000" w:themeColor="text1"/>
-          <w:sz w:val="28"/>
-          <w:szCs w:val="28"/>
-        </w:rPr>
-        <w:t>5</w:t>
-      </w:r>
-      <w:r>
-        <w:rPr>
-          <w:color w:val="000000" w:themeColor="text1"/>
-          <w:sz w:val="28"/>
-          <w:szCs w:val="28"/>
-        </w:rPr>
         <w:br w:type="page"/>
       </w:r>
-    </w:p>
-    <w:p>
-      <w:pPr>
-        <w:spacing w:line="259" w:lineRule="auto"/>
-        <w:rPr>
-          <w:rFonts w:ascii="Times New Roman" w:hAnsi="Times New Roman" w:cs="Times New Roman"/>
-          <w:color w:val="000000" w:themeColor="text1"/>
-          <w:sz w:val="28"/>
-          <w:szCs w:val="28"/>
-        </w:rPr>
-      </w:pPr>
     </w:p>
     <w:p>
       <w:pPr>
@@ -870,6 +743,7 @@
           <w:szCs w:val="28"/>
           <w:u w:val="single"/>
         </w:rPr>
+        <w:lastRenderedPageBreak/>
         <w:t>Вариант:</w:t>
       </w:r>
       <w:r>
@@ -897,206 +771,206 @@
     <w:p>
       <w:pPr>
         <w:jc w:val="center"/>
-      </w:pPr>
-      <w:r>
-        <w:t>Задание:</w:t>
-      </w:r>
-      <w:r>
+        <w:rPr>
+          <w:rFonts w:ascii="Times New Roman" w:hAnsi="Times New Roman" w:cs="Times New Roman"/>
+          <w:sz w:val="28"/>
+          <w:szCs w:val="28"/>
+        </w:rPr>
+      </w:pPr>
+      <w:r>
+        <w:rPr>
+          <w:rFonts w:ascii="Times New Roman" w:hAnsi="Times New Roman" w:cs="Times New Roman"/>
+          <w:sz w:val="28"/>
+          <w:szCs w:val="28"/>
+        </w:rPr>
+        <w:t xml:space="preserve">Задание: </w:t>
+      </w:r>
+      <w:r>
+        <w:rPr>
+          <w:rFonts w:ascii="Times New Roman" w:hAnsi="Times New Roman" w:cs="Times New Roman"/>
+          <w:sz w:val="28"/>
+          <w:szCs w:val="28"/>
+          <w:highlight w:val="yellow"/>
+        </w:rPr>
+        <w:t>(</w:t>
+      </w:r>
+      <w:r>
+        <w:rPr>
+          <w:rFonts w:ascii="Times New Roman" w:hAnsi="Times New Roman" w:cs="Times New Roman"/>
+          <w:sz w:val="28"/>
+          <w:szCs w:val="28"/>
+          <w:highlight w:val="green"/>
+        </w:rPr>
+        <w:t>(</w:t>
+      </w:r>
+      <w:r>
+        <w:rPr>
+          <w:rFonts w:ascii="Times New Roman" w:hAnsi="Times New Roman" w:cs="Times New Roman"/>
+          <w:sz w:val="28"/>
+          <w:szCs w:val="28"/>
+          <w:highlight w:val="cyan"/>
+        </w:rPr>
+        <w:t>(</w:t>
+      </w:r>
+      <w:r>
+        <w:rPr>
+          <w:rFonts w:ascii="Times New Roman" w:hAnsi="Times New Roman" w:cs="Times New Roman"/>
+          <w:sz w:val="28"/>
+          <w:szCs w:val="28"/>
+          <w:highlight w:val="darkMagenta"/>
+        </w:rPr>
+        <w:t>(</w:t>
+      </w:r>
+      <w:r>
+        <w:rPr>
+          <w:rFonts w:ascii="Times New Roman" w:hAnsi="Times New Roman" w:cs="Times New Roman"/>
+          <w:sz w:val="28"/>
+          <w:szCs w:val="28"/>
+        </w:rPr>
+        <w:t>(¬E) ≡(¬A)</w:t>
+      </w:r>
+      <w:r>
+        <w:rPr>
+          <w:rFonts w:ascii="Times New Roman" w:hAnsi="Times New Roman" w:cs="Times New Roman"/>
+          <w:sz w:val="28"/>
+          <w:szCs w:val="28"/>
+          <w:highlight w:val="darkMagenta"/>
+        </w:rPr>
+        <w:t>)</w:t>
+      </w:r>
+      <w:r>
+        <w:rPr>
+          <w:rFonts w:ascii="Times New Roman" w:hAnsi="Times New Roman" w:cs="Times New Roman"/>
+          <w:sz w:val="28"/>
+          <w:szCs w:val="28"/>
+        </w:rPr>
         <w:t xml:space="preserve"> </w:t>
       </w:r>
-      <w:r>
-        <w:rPr>
+      <w:proofErr w:type="gramStart"/>
+      <w:r>
+        <w:rPr>
+          <w:rFonts w:ascii="Times New Roman" w:hAnsi="Times New Roman" w:cs="Times New Roman"/>
+          <w:sz w:val="28"/>
+          <w:szCs w:val="28"/>
+        </w:rPr>
+        <w:t>→(</w:t>
+      </w:r>
+      <w:proofErr w:type="gramEnd"/>
+      <w:r>
+        <w:rPr>
+          <w:rFonts w:ascii="Times New Roman" w:hAnsi="Times New Roman" w:cs="Times New Roman"/>
+          <w:sz w:val="28"/>
+          <w:szCs w:val="28"/>
+        </w:rPr>
+        <w:t xml:space="preserve">¬F </w:t>
+      </w:r>
+      <w:r>
+        <w:rPr>
+          <w:rFonts w:ascii="Cambria Math" w:hAnsi="Cambria Math" w:cs="Cambria Math"/>
+          <w:sz w:val="28"/>
+          <w:szCs w:val="28"/>
+        </w:rPr>
+        <w:t>⊕</w:t>
+      </w:r>
+      <w:r>
+        <w:rPr>
+          <w:rFonts w:ascii="Times New Roman" w:hAnsi="Times New Roman" w:cs="Times New Roman"/>
+          <w:sz w:val="28"/>
+          <w:szCs w:val="28"/>
+        </w:rPr>
+        <w:t xml:space="preserve"> ¬C </w:t>
+      </w:r>
+      <w:r>
+        <w:rPr>
+          <w:rFonts w:ascii="Cambria Math" w:hAnsi="Cambria Math" w:cs="Cambria Math"/>
+          <w:sz w:val="28"/>
+          <w:szCs w:val="28"/>
+        </w:rPr>
+        <w:t>⊕</w:t>
+      </w:r>
+      <w:r>
+        <w:rPr>
+          <w:rFonts w:ascii="Times New Roman" w:hAnsi="Times New Roman" w:cs="Times New Roman"/>
+          <w:sz w:val="28"/>
+          <w:szCs w:val="28"/>
+        </w:rPr>
+        <w:t xml:space="preserve"> ¬C)</w:t>
+      </w:r>
+      <w:r>
+        <w:rPr>
+          <w:rFonts w:ascii="Times New Roman" w:hAnsi="Times New Roman" w:cs="Times New Roman"/>
+          <w:sz w:val="28"/>
+          <w:szCs w:val="28"/>
+          <w:highlight w:val="cyan"/>
+        </w:rPr>
+        <w:t>)</w:t>
+      </w:r>
+      <w:r>
+        <w:rPr>
+          <w:rFonts w:ascii="Times New Roman" w:hAnsi="Times New Roman" w:cs="Times New Roman"/>
+          <w:sz w:val="28"/>
+          <w:szCs w:val="28"/>
+        </w:rPr>
+        <w:t xml:space="preserve"> →(¬A</w:t>
+      </w:r>
+      <w:proofErr w:type="gramStart"/>
+      <w:r>
+        <w:rPr>
+          <w:rFonts w:ascii="Times New Roman" w:hAnsi="Times New Roman" w:cs="Times New Roman"/>
+          <w:sz w:val="28"/>
+          <w:szCs w:val="28"/>
+        </w:rPr>
+        <w:t>)</w:t>
+      </w:r>
+      <w:r>
+        <w:rPr>
+          <w:rFonts w:ascii="Times New Roman" w:hAnsi="Times New Roman" w:cs="Times New Roman"/>
+          <w:sz w:val="28"/>
+          <w:szCs w:val="28"/>
+          <w:highlight w:val="green"/>
+        </w:rPr>
+        <w:t>)</w:t>
+      </w:r>
+      <w:r>
+        <w:rPr>
+          <w:rFonts w:ascii="Times New Roman" w:hAnsi="Times New Roman" w:cs="Times New Roman"/>
+          <w:sz w:val="28"/>
+          <w:szCs w:val="28"/>
+        </w:rPr>
+        <w:t xml:space="preserve">  ≡</w:t>
+      </w:r>
+      <w:proofErr w:type="gramEnd"/>
+      <w:r>
+        <w:rPr>
+          <w:rFonts w:ascii="Times New Roman" w:hAnsi="Times New Roman" w:cs="Times New Roman"/>
+          <w:sz w:val="28"/>
+          <w:szCs w:val="28"/>
+        </w:rPr>
+        <w:t xml:space="preserve"> (¬E)</w:t>
+      </w:r>
+      <w:r>
+        <w:rPr>
+          <w:rFonts w:ascii="Times New Roman" w:hAnsi="Times New Roman" w:cs="Times New Roman"/>
+          <w:sz w:val="28"/>
+          <w:szCs w:val="28"/>
           <w:highlight w:val="yellow"/>
         </w:rPr>
-        <w:t>(</w:t>
-      </w:r>
-      <w:r>
-        <w:rPr>
-          <w:highlight w:val="green"/>
-        </w:rPr>
-        <w:t>(</w:t>
-      </w:r>
-      <w:r>
-        <w:rPr>
-          <w:highlight w:val="cyan"/>
-        </w:rPr>
-        <w:t>(</w:t>
-      </w:r>
-      <w:r>
-        <w:rPr>
-          <w:highlight w:val="darkMagenta"/>
-        </w:rPr>
-        <w:t>(</w:t>
-      </w:r>
-      <w:r>
-        <w:t>(¬E) ≡(¬A)</w:t>
-      </w:r>
-      <w:r>
-        <w:rPr>
-          <w:highlight w:val="darkMagenta"/>
-        </w:rPr>
         <w:t>)</w:t>
       </w:r>
       <w:r>
-        <w:t xml:space="preserve"> </w:t>
-      </w:r>
-      <w:proofErr w:type="gramStart"/>
-      <w:r>
-        <w:t>→(</w:t>
-      </w:r>
-      <w:proofErr w:type="gramEnd"/>
-      <w:r>
-        <w:t xml:space="preserve">¬F </w:t>
-      </w:r>
-      <w:r>
-        <w:rPr>
-          <w:rFonts w:ascii="Cambria Math" w:hAnsi="Cambria Math" w:cs="Cambria Math"/>
-        </w:rPr>
-        <w:t>⊕</w:t>
-      </w:r>
-      <w:r>
-        <w:t xml:space="preserve"> </w:t>
-      </w:r>
-      <w:r>
-        <w:rPr>
-          <w:rFonts w:ascii="Aptos" w:hAnsi="Aptos" w:cs="Aptos"/>
-        </w:rPr>
-        <w:t>¬</w:t>
-      </w:r>
-      <w:r>
-        <w:t xml:space="preserve">C </w:t>
-      </w:r>
-      <w:r>
-        <w:rPr>
-          <w:rFonts w:ascii="Cambria Math" w:hAnsi="Cambria Math" w:cs="Cambria Math"/>
-        </w:rPr>
-        <w:t>⊕</w:t>
-      </w:r>
-      <w:r>
-        <w:t xml:space="preserve"> </w:t>
-      </w:r>
-      <w:r>
-        <w:rPr>
-          <w:rFonts w:ascii="Aptos" w:hAnsi="Aptos" w:cs="Aptos"/>
-        </w:rPr>
-        <w:t>¬</w:t>
-      </w:r>
-      <w:r>
-        <w:t>C)</w:t>
-      </w:r>
-      <w:r>
-        <w:rPr>
-          <w:highlight w:val="cyan"/>
-        </w:rPr>
-        <w:t>)</w:t>
-      </w:r>
-      <w:r>
-        <w:t xml:space="preserve"> </w:t>
-      </w:r>
-      <w:r>
-        <w:rPr>
-          <w:rFonts w:ascii="Aptos" w:hAnsi="Aptos" w:cs="Aptos"/>
-        </w:rPr>
-        <w:t>→</w:t>
-      </w:r>
-      <w:r>
-        <w:t>(</w:t>
-      </w:r>
-      <w:r>
-        <w:rPr>
-          <w:rFonts w:ascii="Aptos" w:hAnsi="Aptos" w:cs="Aptos"/>
-        </w:rPr>
-        <w:t>¬</w:t>
-      </w:r>
-      <w:r>
-        <w:t>A</w:t>
-      </w:r>
-      <w:proofErr w:type="gramStart"/>
-      <w:r>
-        <w:t>)</w:t>
-      </w:r>
-      <w:r>
-        <w:rPr>
-          <w:highlight w:val="green"/>
-        </w:rPr>
-        <w:t>)</w:t>
-      </w:r>
-      <w:r>
-        <w:t xml:space="preserve"> </w:t>
-      </w:r>
-      <w:r>
-        <w:t xml:space="preserve"> </w:t>
-      </w:r>
-      <w:r>
-        <w:rPr>
-          <w:rFonts w:ascii="Aptos" w:hAnsi="Aptos" w:cs="Aptos"/>
-        </w:rPr>
-        <w:t>≡</w:t>
-      </w:r>
-      <w:proofErr w:type="gramEnd"/>
-      <w:r>
-        <w:rPr>
-          <w:rFonts w:ascii="Aptos" w:hAnsi="Aptos" w:cs="Aptos"/>
-        </w:rPr>
-        <w:t xml:space="preserve"> </w:t>
-      </w:r>
-      <w:r>
-        <w:t>(</w:t>
-      </w:r>
-      <w:r>
-        <w:rPr>
-          <w:rFonts w:ascii="Aptos" w:hAnsi="Aptos" w:cs="Aptos"/>
-        </w:rPr>
-        <w:t>¬</w:t>
-      </w:r>
-      <w:r>
-        <w:t>E)</w:t>
-      </w:r>
-      <w:r>
-        <w:rPr>
-          <w:highlight w:val="yellow"/>
-        </w:rPr>
-        <w:t>)</w:t>
-      </w:r>
-      <w:r>
-        <w:t xml:space="preserve"> </w:t>
-      </w:r>
-      <w:r>
-        <w:rPr>
-          <w:rFonts w:ascii="Aptos" w:hAnsi="Aptos" w:cs="Aptos"/>
-        </w:rPr>
-        <w:t>→</w:t>
-      </w:r>
-      <w:r>
-        <w:t>(</w:t>
-      </w:r>
-      <w:r>
-        <w:rPr>
-          <w:rFonts w:ascii="Aptos" w:hAnsi="Aptos" w:cs="Aptos"/>
-        </w:rPr>
-        <w:t>¬</w:t>
-      </w:r>
-      <w:r>
-        <w:t>F)</w:t>
+        <w:rPr>
+          <w:rFonts w:ascii="Times New Roman" w:hAnsi="Times New Roman" w:cs="Times New Roman"/>
+          <w:sz w:val="28"/>
+          <w:szCs w:val="28"/>
+        </w:rPr>
+        <w:t xml:space="preserve"> →(¬F)</w:t>
       </w:r>
     </w:p>
     <w:p>
       <w:pPr>
-        <w:spacing w:line="259" w:lineRule="auto"/>
-        <w:rPr>
-          <w:rFonts w:ascii="Times New Roman" w:hAnsi="Times New Roman" w:cs="Times New Roman"/>
-          <w:color w:val="000000" w:themeColor="text1"/>
-          <w:sz w:val="28"/>
-          <w:szCs w:val="28"/>
-        </w:rPr>
-      </w:pPr>
-    </w:p>
-    <w:p>
-      <w:pPr>
-        <w:spacing w:line="259" w:lineRule="auto"/>
-        <w:rPr>
-          <w:rFonts w:ascii="Times New Roman" w:hAnsi="Times New Roman" w:cs="Times New Roman"/>
-          <w:color w:val="000000" w:themeColor="text1"/>
+        <w:jc w:val="center"/>
+        <w:rPr>
+          <w:rFonts w:ascii="Times New Roman" w:hAnsi="Times New Roman" w:cs="Times New Roman"/>
           <w:sz w:val="28"/>
           <w:szCs w:val="28"/>
         </w:rPr>
@@ -1117,11 +991,11 @@
         <w:tblLook w:val="04A0" w:firstRow="1" w:lastRow="0" w:firstColumn="1" w:lastColumn="0" w:noHBand="0" w:noVBand="1"/>
       </w:tblPr>
       <w:tblGrid>
-        <w:gridCol w:w="1863"/>
-        <w:gridCol w:w="1865"/>
-        <w:gridCol w:w="1865"/>
-        <w:gridCol w:w="1865"/>
-        <w:gridCol w:w="1866"/>
+        <w:gridCol w:w="1868"/>
+        <w:gridCol w:w="1869"/>
+        <w:gridCol w:w="1869"/>
+        <w:gridCol w:w="1869"/>
+        <w:gridCol w:w="1869"/>
       </w:tblGrid>
       <w:tr>
         <w:tc>
@@ -3753,7 +3627,7 @@
     </w:p>
     <w:p>
       <w:pPr>
-        <w:spacing w:line="259" w:lineRule="auto"/>
+        <w:spacing w:after="160" w:line="259" w:lineRule="auto"/>
         <w:rPr>
           <w:rFonts w:ascii="Times New Roman" w:hAnsi="Times New Roman" w:cs="Times New Roman"/>
           <w:b/>
@@ -3761,13 +3635,9 @@
           <w:color w:val="000000" w:themeColor="text1"/>
           <w:sz w:val="28"/>
           <w:szCs w:val="28"/>
-          <w:lang w:val="en-US"/>
-        </w:rPr>
-      </w:pPr>
-    </w:p>
-    <w:p>
-      <w:pPr>
-        <w:spacing w:line="259" w:lineRule="auto"/>
+        </w:rPr>
+      </w:pPr>
+      <w:r>
         <w:rPr>
           <w:rFonts w:ascii="Times New Roman" w:hAnsi="Times New Roman" w:cs="Times New Roman"/>
           <w:b/>
@@ -3777,63 +3647,8 @@
           <w:szCs w:val="28"/>
           <w:lang w:val="en-US"/>
         </w:rPr>
-      </w:pPr>
-    </w:p>
-    <w:p>
-      <w:pPr>
-        <w:spacing w:line="259" w:lineRule="auto"/>
-        <w:rPr>
-          <w:rFonts w:ascii="Times New Roman" w:hAnsi="Times New Roman" w:cs="Times New Roman"/>
-          <w:b/>
-          <w:bCs/>
-          <w:color w:val="000000" w:themeColor="text1"/>
-          <w:sz w:val="28"/>
-          <w:szCs w:val="28"/>
-          <w:lang w:val="en-US"/>
-        </w:rPr>
-      </w:pPr>
-    </w:p>
-    <w:p>
-      <w:pPr>
-        <w:spacing w:line="259" w:lineRule="auto"/>
-        <w:rPr>
-          <w:rFonts w:ascii="Times New Roman" w:hAnsi="Times New Roman" w:cs="Times New Roman"/>
-          <w:b/>
-          <w:bCs/>
-          <w:color w:val="000000" w:themeColor="text1"/>
-          <w:sz w:val="28"/>
-          <w:szCs w:val="28"/>
-          <w:lang w:val="en-US"/>
-        </w:rPr>
-      </w:pPr>
-    </w:p>
-    <w:p>
-      <w:pPr>
-        <w:spacing w:line="259" w:lineRule="auto"/>
-        <w:rPr>
-          <w:rFonts w:ascii="Times New Roman" w:hAnsi="Times New Roman" w:cs="Times New Roman"/>
-          <w:b/>
-          <w:bCs/>
-          <w:color w:val="000000" w:themeColor="text1"/>
-          <w:sz w:val="28"/>
-          <w:szCs w:val="28"/>
-          <w:lang w:val="en-US"/>
-        </w:rPr>
-      </w:pPr>
-    </w:p>
-    <w:p>
-      <w:pPr>
-        <w:spacing w:line="259" w:lineRule="auto"/>
-        <w:rPr>
-          <w:rFonts w:ascii="Times New Roman" w:hAnsi="Times New Roman" w:cs="Times New Roman"/>
-          <w:b/>
-          <w:bCs/>
-          <w:color w:val="000000" w:themeColor="text1"/>
-          <w:sz w:val="28"/>
-          <w:szCs w:val="28"/>
-          <w:lang w:val="en-US"/>
-        </w:rPr>
-      </w:pPr>
+        <w:br w:type="page"/>
+      </w:r>
     </w:p>
     <w:p>
       <w:pPr>
@@ -3859,6 +3674,7 @@
           <w:szCs w:val="28"/>
           <w:lang w:val="en-US"/>
         </w:rPr>
+        <w:lastRenderedPageBreak/>
         <w:drawing>
           <wp:inline distT="0" distB="0" distL="0" distR="0" wp14:anchorId="2BD1F4DA" wp14:editId="797BD7BC">
             <wp:extent cx="5939790" cy="3420110"/>
@@ -3906,7 +3722,6 @@
           <w:color w:val="000000" w:themeColor="text1"/>
           <w:sz w:val="28"/>
           <w:szCs w:val="28"/>
-          <w:lang w:val="en-US"/>
         </w:rPr>
       </w:pPr>
       <w:r>
@@ -3925,6 +3740,7 @@
     <w:p>
       <w:pPr>
         <w:spacing w:line="259" w:lineRule="auto"/>
+        <w:jc w:val="center"/>
         <w:rPr>
           <w:rFonts w:ascii="Times New Roman" w:hAnsi="Times New Roman" w:cs="Times New Roman"/>
           <w:b/>
@@ -3934,11 +3750,7 @@
           <w:szCs w:val="28"/>
         </w:rPr>
       </w:pPr>
-    </w:p>
-    <w:p>
-      <w:pPr>
-        <w:spacing w:line="259" w:lineRule="auto"/>
-        <w:jc w:val="center"/>
+      <w:r>
         <w:rPr>
           <w:rFonts w:ascii="Times New Roman" w:hAnsi="Times New Roman" w:cs="Times New Roman"/>
           <w:b/>
@@ -3947,22 +3759,18 @@
           <w:sz w:val="28"/>
           <w:szCs w:val="28"/>
         </w:rPr>
-      </w:pPr>
-      <w:r>
-        <w:rPr>
-          <w:rFonts w:ascii="Times New Roman" w:hAnsi="Times New Roman" w:cs="Times New Roman"/>
-          <w:b/>
-          <w:bCs/>
-          <w:color w:val="000000" w:themeColor="text1"/>
-          <w:sz w:val="28"/>
-          <w:szCs w:val="28"/>
-        </w:rPr>
+        <w:lastRenderedPageBreak/>
         <w:t>Дополнительное задание:</w:t>
       </w:r>
     </w:p>
     <w:p>
       <w:pPr>
         <w:spacing w:line="259" w:lineRule="auto"/>
+        <w:rPr>
+          <w:rFonts w:ascii="Times New Roman" w:hAnsi="Times New Roman" w:cs="Times New Roman"/>
+          <w:sz w:val="28"/>
+          <w:szCs w:val="28"/>
+        </w:rPr>
       </w:pPr>
       <w:r>
         <w:rPr>
@@ -3975,183 +3783,193 @@
       </w:r>
       <w:r>
         <w:rPr>
+          <w:rFonts w:ascii="Times New Roman" w:hAnsi="Times New Roman" w:cs="Times New Roman"/>
+          <w:sz w:val="28"/>
+          <w:szCs w:val="28"/>
           <w:highlight w:val="yellow"/>
         </w:rPr>
         <w:t>(</w:t>
       </w:r>
       <w:r>
         <w:rPr>
+          <w:rFonts w:ascii="Times New Roman" w:hAnsi="Times New Roman" w:cs="Times New Roman"/>
+          <w:sz w:val="28"/>
+          <w:szCs w:val="28"/>
           <w:highlight w:val="green"/>
         </w:rPr>
         <w:t>(</w:t>
       </w:r>
       <w:r>
         <w:rPr>
+          <w:rFonts w:ascii="Times New Roman" w:hAnsi="Times New Roman" w:cs="Times New Roman"/>
+          <w:sz w:val="28"/>
+          <w:szCs w:val="28"/>
           <w:highlight w:val="cyan"/>
         </w:rPr>
         <w:t>(</w:t>
       </w:r>
       <w:r>
         <w:rPr>
+          <w:rFonts w:ascii="Times New Roman" w:hAnsi="Times New Roman" w:cs="Times New Roman"/>
+          <w:sz w:val="28"/>
+          <w:szCs w:val="28"/>
           <w:highlight w:val="darkMagenta"/>
         </w:rPr>
         <w:t>(</w:t>
       </w:r>
       <w:r>
+        <w:rPr>
+          <w:rFonts w:ascii="Times New Roman" w:hAnsi="Times New Roman" w:cs="Times New Roman"/>
+          <w:sz w:val="28"/>
+          <w:szCs w:val="28"/>
+        </w:rPr>
         <w:t>(¬E) ≡(¬A)</w:t>
       </w:r>
       <w:r>
         <w:rPr>
+          <w:rFonts w:ascii="Times New Roman" w:hAnsi="Times New Roman" w:cs="Times New Roman"/>
+          <w:sz w:val="28"/>
+          <w:szCs w:val="28"/>
           <w:highlight w:val="darkMagenta"/>
         </w:rPr>
         <w:t>)</w:t>
       </w:r>
       <w:r>
+        <w:rPr>
+          <w:rFonts w:ascii="Times New Roman" w:hAnsi="Times New Roman" w:cs="Times New Roman"/>
+          <w:sz w:val="28"/>
+          <w:szCs w:val="28"/>
+        </w:rPr>
         <w:t xml:space="preserve"> </w:t>
       </w:r>
       <w:proofErr w:type="gramStart"/>
       <w:r>
+        <w:rPr>
+          <w:rFonts w:ascii="Times New Roman" w:hAnsi="Times New Roman" w:cs="Times New Roman"/>
+          <w:sz w:val="28"/>
+          <w:szCs w:val="28"/>
+        </w:rPr>
         <w:t>→(</w:t>
       </w:r>
       <w:proofErr w:type="gramEnd"/>
       <w:r>
+        <w:rPr>
+          <w:rFonts w:ascii="Times New Roman" w:hAnsi="Times New Roman" w:cs="Times New Roman"/>
+          <w:sz w:val="28"/>
+          <w:szCs w:val="28"/>
+        </w:rPr>
         <w:t xml:space="preserve">¬F </w:t>
       </w:r>
       <w:r>
         <w:rPr>
           <w:rFonts w:ascii="Cambria Math" w:hAnsi="Cambria Math" w:cs="Cambria Math"/>
+          <w:sz w:val="28"/>
+          <w:szCs w:val="28"/>
         </w:rPr>
         <w:t>⊕</w:t>
       </w:r>
       <w:r>
-        <w:t xml:space="preserve"> </w:t>
-      </w:r>
-      <w:r>
-        <w:rPr>
-          <w:rFonts w:ascii="Aptos" w:hAnsi="Aptos" w:cs="Aptos"/>
-        </w:rPr>
-        <w:t>¬</w:t>
-      </w:r>
-      <w:r>
-        <w:t xml:space="preserve">C </w:t>
-      </w:r>
-      <w:r>
-        <w:rPr>
-          <w:rFonts w:ascii="Cambria Math" w:hAnsi="Cambria Math" w:cs="Cambria Math"/>
+        <w:rPr>
+          <w:rFonts w:ascii="Times New Roman" w:hAnsi="Times New Roman" w:cs="Times New Roman"/>
+          <w:sz w:val="28"/>
+          <w:szCs w:val="28"/>
+        </w:rPr>
+        <w:t xml:space="preserve"> ¬C </w:t>
+      </w:r>
+      <w:r>
+        <w:rPr>
+          <w:rFonts w:ascii="Cambria Math" w:hAnsi="Cambria Math" w:cs="Cambria Math"/>
+          <w:sz w:val="28"/>
+          <w:szCs w:val="28"/>
         </w:rPr>
         <w:t>⊕</w:t>
       </w:r>
       <w:r>
-        <w:t xml:space="preserve"> </w:t>
-      </w:r>
-      <w:r>
-        <w:rPr>
-          <w:rFonts w:ascii="Aptos" w:hAnsi="Aptos" w:cs="Aptos"/>
-        </w:rPr>
-        <w:t>¬</w:t>
-      </w:r>
-      <w:r>
-        <w:t>C)</w:t>
-      </w:r>
-      <w:r>
-        <w:rPr>
+        <w:rPr>
+          <w:rFonts w:ascii="Times New Roman" w:hAnsi="Times New Roman" w:cs="Times New Roman"/>
+          <w:sz w:val="28"/>
+          <w:szCs w:val="28"/>
+        </w:rPr>
+        <w:t xml:space="preserve"> ¬C)</w:t>
+      </w:r>
+      <w:r>
+        <w:rPr>
+          <w:rFonts w:ascii="Times New Roman" w:hAnsi="Times New Roman" w:cs="Times New Roman"/>
+          <w:sz w:val="28"/>
+          <w:szCs w:val="28"/>
           <w:highlight w:val="cyan"/>
         </w:rPr>
         <w:t>)</w:t>
       </w:r>
       <w:r>
-        <w:t xml:space="preserve"> </w:t>
-      </w:r>
-      <w:r>
-        <w:rPr>
-          <w:rFonts w:ascii="Aptos" w:hAnsi="Aptos" w:cs="Aptos"/>
-        </w:rPr>
-        <w:t>→</w:t>
-      </w:r>
-      <w:r>
-        <w:t>(</w:t>
-      </w:r>
-      <w:r>
-        <w:rPr>
-          <w:rFonts w:ascii="Aptos" w:hAnsi="Aptos" w:cs="Aptos"/>
-        </w:rPr>
-        <w:t>¬</w:t>
-      </w:r>
-      <w:r>
-        <w:t>A</w:t>
+        <w:rPr>
+          <w:rFonts w:ascii="Times New Roman" w:hAnsi="Times New Roman" w:cs="Times New Roman"/>
+          <w:sz w:val="28"/>
+          <w:szCs w:val="28"/>
+        </w:rPr>
+        <w:t xml:space="preserve"> →(¬A</w:t>
       </w:r>
       <w:proofErr w:type="gramStart"/>
       <w:r>
+        <w:rPr>
+          <w:rFonts w:ascii="Times New Roman" w:hAnsi="Times New Roman" w:cs="Times New Roman"/>
+          <w:sz w:val="28"/>
+          <w:szCs w:val="28"/>
+        </w:rPr>
         <w:t>)</w:t>
       </w:r>
       <w:r>
         <w:rPr>
+          <w:rFonts w:ascii="Times New Roman" w:hAnsi="Times New Roman" w:cs="Times New Roman"/>
+          <w:sz w:val="28"/>
+          <w:szCs w:val="28"/>
           <w:highlight w:val="green"/>
         </w:rPr>
         <w:t>)</w:t>
       </w:r>
       <w:r>
-        <w:t xml:space="preserve"> </w:t>
-      </w:r>
-      <w:r>
-        <w:t xml:space="preserve"> </w:t>
-      </w:r>
-      <w:r>
-        <w:rPr>
-          <w:rFonts w:ascii="Aptos" w:hAnsi="Aptos" w:cs="Aptos"/>
-        </w:rPr>
-        <w:t>≡</w:t>
+        <w:rPr>
+          <w:rFonts w:ascii="Times New Roman" w:hAnsi="Times New Roman" w:cs="Times New Roman"/>
+          <w:sz w:val="28"/>
+          <w:szCs w:val="28"/>
+        </w:rPr>
+        <w:t xml:space="preserve">  ≡</w:t>
       </w:r>
       <w:proofErr w:type="gramEnd"/>
       <w:r>
         <w:rPr>
-          <w:rFonts w:ascii="Aptos" w:hAnsi="Aptos" w:cs="Aptos"/>
-        </w:rPr>
-        <w:t xml:space="preserve"> </w:t>
-      </w:r>
-      <w:r>
-        <w:t>(</w:t>
-      </w:r>
-      <w:r>
-        <w:rPr>
-          <w:rFonts w:ascii="Aptos" w:hAnsi="Aptos" w:cs="Aptos"/>
-        </w:rPr>
-        <w:t>¬</w:t>
-      </w:r>
-      <w:r>
-        <w:t>E)</w:t>
-      </w:r>
-      <w:r>
-        <w:rPr>
+          <w:rFonts w:ascii="Times New Roman" w:hAnsi="Times New Roman" w:cs="Times New Roman"/>
+          <w:sz w:val="28"/>
+          <w:szCs w:val="28"/>
+        </w:rPr>
+        <w:t xml:space="preserve"> (¬E)</w:t>
+      </w:r>
+      <w:r>
+        <w:rPr>
+          <w:rFonts w:ascii="Times New Roman" w:hAnsi="Times New Roman" w:cs="Times New Roman"/>
+          <w:sz w:val="28"/>
+          <w:szCs w:val="28"/>
           <w:highlight w:val="yellow"/>
         </w:rPr>
         <w:t>)</w:t>
       </w:r>
       <w:r>
-        <w:t xml:space="preserve"> </w:t>
-      </w:r>
-      <w:r>
-        <w:rPr>
-          <w:rFonts w:ascii="Aptos" w:hAnsi="Aptos" w:cs="Aptos"/>
-        </w:rPr>
-        <w:t>→</w:t>
-      </w:r>
-      <w:r>
-        <w:t>(</w:t>
-      </w:r>
-      <w:r>
-        <w:rPr>
-          <w:rFonts w:ascii="Aptos" w:hAnsi="Aptos" w:cs="Aptos"/>
-        </w:rPr>
-        <w:t>¬</w:t>
-      </w:r>
-      <w:r>
-        <w:t>F)</w:t>
+        <w:rPr>
+          <w:rFonts w:ascii="Times New Roman" w:hAnsi="Times New Roman" w:cs="Times New Roman"/>
+          <w:sz w:val="28"/>
+          <w:szCs w:val="28"/>
+        </w:rPr>
+        <w:t xml:space="preserve"> →(¬F)</w:t>
       </w:r>
     </w:p>
     <w:p>
       <w:pPr>
         <w:spacing w:line="259" w:lineRule="auto"/>
+        <w:rPr>
+          <w:rFonts w:ascii="Times New Roman" w:hAnsi="Times New Roman" w:cs="Times New Roman"/>
+          <w:sz w:val="28"/>
+          <w:szCs w:val="28"/>
+        </w:rPr>
       </w:pPr>
     </w:p>
     <w:p>
@@ -4162,36 +3980,35 @@
           <w:numId w:val="6"/>
         </w:numPr>
         <w:spacing w:line="259" w:lineRule="auto"/>
-      </w:pPr>
-      <w:r>
-        <w:rPr>
-          <w:rFonts w:ascii="Aptos" w:hAnsi="Aptos" w:cs="Aptos"/>
-        </w:rPr>
-        <w:t>¬</w:t>
-      </w:r>
-      <w:r>
-        <w:t xml:space="preserve">C </w:t>
-      </w:r>
-      <w:r>
-        <w:rPr>
-          <w:rFonts w:ascii="Cambria Math" w:hAnsi="Cambria Math" w:cs="Cambria Math"/>
+        <w:rPr>
+          <w:rFonts w:ascii="Times New Roman" w:hAnsi="Times New Roman" w:cs="Times New Roman"/>
+          <w:sz w:val="28"/>
+          <w:szCs w:val="28"/>
+        </w:rPr>
+      </w:pPr>
+      <w:r>
+        <w:rPr>
+          <w:rFonts w:ascii="Times New Roman" w:hAnsi="Times New Roman" w:cs="Times New Roman"/>
+          <w:sz w:val="28"/>
+          <w:szCs w:val="28"/>
+        </w:rPr>
+        <w:t xml:space="preserve">¬C </w:t>
+      </w:r>
+      <w:r>
+        <w:rPr>
+          <w:rFonts w:ascii="Cambria Math" w:hAnsi="Cambria Math" w:cs="Cambria Math"/>
+          <w:sz w:val="28"/>
+          <w:szCs w:val="28"/>
         </w:rPr>
         <w:t>⊕</w:t>
       </w:r>
       <w:r>
-        <w:t xml:space="preserve"> </w:t>
-      </w:r>
-      <w:r>
-        <w:rPr>
-          <w:rFonts w:ascii="Aptos" w:hAnsi="Aptos" w:cs="Aptos"/>
-        </w:rPr>
-        <w:t>¬</w:t>
-      </w:r>
-      <w:r>
-        <w:t>C</w:t>
-      </w:r>
-      <w:r>
-        <w:t xml:space="preserve"> = 0 (всегда равны, а исключающее или вернет 0)</w:t>
+        <w:rPr>
+          <w:rFonts w:ascii="Times New Roman" w:hAnsi="Times New Roman" w:cs="Times New Roman"/>
+          <w:sz w:val="28"/>
+          <w:szCs w:val="28"/>
+        </w:rPr>
+        <w:t xml:space="preserve"> ¬C = 0 (всегда равны, а исключающее или вернет 0)</w:t>
       </w:r>
     </w:p>
     <w:p>
@@ -4199,165 +4016,175 @@
         <w:pStyle w:val="a4"/>
         <w:spacing w:line="259" w:lineRule="auto"/>
         <w:rPr>
-          <w:lang w:val="en-US"/>
-        </w:rPr>
-      </w:pPr>
-      <w:r>
-        <w:rPr>
+          <w:rFonts w:ascii="Times New Roman" w:hAnsi="Times New Roman" w:cs="Times New Roman"/>
+          <w:sz w:val="28"/>
+          <w:szCs w:val="28"/>
+          <w:lang w:val="en-US"/>
+        </w:rPr>
+      </w:pPr>
+      <w:r>
+        <w:rPr>
+          <w:rFonts w:ascii="Times New Roman" w:hAnsi="Times New Roman" w:cs="Times New Roman"/>
+          <w:sz w:val="28"/>
+          <w:szCs w:val="28"/>
           <w:highlight w:val="yellow"/>
         </w:rPr>
         <w:t>(</w:t>
       </w:r>
       <w:r>
         <w:rPr>
+          <w:rFonts w:ascii="Times New Roman" w:hAnsi="Times New Roman" w:cs="Times New Roman"/>
+          <w:sz w:val="28"/>
+          <w:szCs w:val="28"/>
           <w:highlight w:val="green"/>
         </w:rPr>
         <w:t>(</w:t>
       </w:r>
       <w:r>
         <w:rPr>
+          <w:rFonts w:ascii="Times New Roman" w:hAnsi="Times New Roman" w:cs="Times New Roman"/>
+          <w:sz w:val="28"/>
+          <w:szCs w:val="28"/>
           <w:highlight w:val="cyan"/>
         </w:rPr>
         <w:t>(</w:t>
       </w:r>
       <w:r>
         <w:rPr>
+          <w:rFonts w:ascii="Times New Roman" w:hAnsi="Times New Roman" w:cs="Times New Roman"/>
+          <w:sz w:val="28"/>
+          <w:szCs w:val="28"/>
           <w:highlight w:val="darkMagenta"/>
         </w:rPr>
         <w:t>(</w:t>
       </w:r>
       <w:r>
+        <w:rPr>
+          <w:rFonts w:ascii="Times New Roman" w:hAnsi="Times New Roman" w:cs="Times New Roman"/>
+          <w:sz w:val="28"/>
+          <w:szCs w:val="28"/>
+        </w:rPr>
         <w:t>(¬E) ≡(¬A)</w:t>
       </w:r>
       <w:r>
         <w:rPr>
+          <w:rFonts w:ascii="Times New Roman" w:hAnsi="Times New Roman" w:cs="Times New Roman"/>
+          <w:sz w:val="28"/>
+          <w:szCs w:val="28"/>
           <w:highlight w:val="darkMagenta"/>
         </w:rPr>
         <w:t>)</w:t>
       </w:r>
       <w:r>
+        <w:rPr>
+          <w:rFonts w:ascii="Times New Roman" w:hAnsi="Times New Roman" w:cs="Times New Roman"/>
+          <w:sz w:val="28"/>
+          <w:szCs w:val="28"/>
+        </w:rPr>
         <w:t xml:space="preserve"> </w:t>
       </w:r>
       <w:proofErr w:type="gramStart"/>
       <w:r>
+        <w:rPr>
+          <w:rFonts w:ascii="Times New Roman" w:hAnsi="Times New Roman" w:cs="Times New Roman"/>
+          <w:sz w:val="28"/>
+          <w:szCs w:val="28"/>
+        </w:rPr>
         <w:t>→(</w:t>
       </w:r>
       <w:proofErr w:type="gramEnd"/>
       <w:r>
+        <w:rPr>
+          <w:rFonts w:ascii="Times New Roman" w:hAnsi="Times New Roman" w:cs="Times New Roman"/>
+          <w:sz w:val="28"/>
+          <w:szCs w:val="28"/>
+        </w:rPr>
         <w:t xml:space="preserve">¬F </w:t>
       </w:r>
       <w:r>
         <w:rPr>
           <w:rFonts w:ascii="Cambria Math" w:hAnsi="Cambria Math" w:cs="Cambria Math"/>
+          <w:sz w:val="28"/>
+          <w:szCs w:val="28"/>
         </w:rPr>
         <w:t>⊕</w:t>
       </w:r>
       <w:r>
-        <w:t xml:space="preserve"> </w:t>
-      </w:r>
-      <w:r>
-        <w:rPr>
-          <w:rFonts w:ascii="Aptos" w:hAnsi="Aptos" w:cs="Aptos"/>
-        </w:rPr>
-        <w:t>0</w:t>
-      </w:r>
-      <w:r>
+        <w:rPr>
+          <w:rFonts w:ascii="Times New Roman" w:hAnsi="Times New Roman" w:cs="Times New Roman"/>
+          <w:sz w:val="28"/>
+          <w:szCs w:val="28"/>
+        </w:rPr>
+        <w:t xml:space="preserve"> 0)</w:t>
+      </w:r>
+      <w:r>
+        <w:rPr>
+          <w:rFonts w:ascii="Times New Roman" w:hAnsi="Times New Roman" w:cs="Times New Roman"/>
+          <w:sz w:val="28"/>
+          <w:szCs w:val="28"/>
+          <w:highlight w:val="cyan"/>
+        </w:rPr>
         <w:t>)</w:t>
       </w:r>
       <w:r>
         <w:rPr>
-          <w:highlight w:val="cyan"/>
+          <w:rFonts w:ascii="Times New Roman" w:hAnsi="Times New Roman" w:cs="Times New Roman"/>
+          <w:sz w:val="28"/>
+          <w:szCs w:val="28"/>
+        </w:rPr>
+        <w:t xml:space="preserve"> →(¬A</w:t>
+      </w:r>
+      <w:proofErr w:type="gramStart"/>
+      <w:r>
+        <w:rPr>
+          <w:rFonts w:ascii="Times New Roman" w:hAnsi="Times New Roman" w:cs="Times New Roman"/>
+          <w:sz w:val="28"/>
+          <w:szCs w:val="28"/>
         </w:rPr>
         <w:t>)</w:t>
       </w:r>
       <w:r>
-        <w:t xml:space="preserve"> </w:t>
-      </w:r>
-      <w:r>
-        <w:rPr>
-          <w:rFonts w:ascii="Aptos" w:hAnsi="Aptos" w:cs="Aptos"/>
-        </w:rPr>
-        <w:t>→</w:t>
-      </w:r>
-      <w:r>
-        <w:t>(</w:t>
-      </w:r>
-      <w:r>
-        <w:rPr>
-          <w:rFonts w:ascii="Aptos" w:hAnsi="Aptos" w:cs="Aptos"/>
-        </w:rPr>
-        <w:t>¬</w:t>
-      </w:r>
-      <w:r>
-        <w:t>A</w:t>
-      </w:r>
-      <w:proofErr w:type="gramStart"/>
-      <w:r>
+        <w:rPr>
+          <w:rFonts w:ascii="Times New Roman" w:hAnsi="Times New Roman" w:cs="Times New Roman"/>
+          <w:sz w:val="28"/>
+          <w:szCs w:val="28"/>
+          <w:highlight w:val="green"/>
+        </w:rPr>
         <w:t>)</w:t>
       </w:r>
       <w:r>
         <w:rPr>
-          <w:highlight w:val="green"/>
+          <w:rFonts w:ascii="Times New Roman" w:hAnsi="Times New Roman" w:cs="Times New Roman"/>
+          <w:sz w:val="28"/>
+          <w:szCs w:val="28"/>
+        </w:rPr>
+        <w:t xml:space="preserve">  ≡</w:t>
+      </w:r>
+      <w:proofErr w:type="gramEnd"/>
+      <w:r>
+        <w:rPr>
+          <w:rFonts w:ascii="Times New Roman" w:hAnsi="Times New Roman" w:cs="Times New Roman"/>
+          <w:sz w:val="28"/>
+          <w:szCs w:val="28"/>
+        </w:rPr>
+        <w:t xml:space="preserve"> (¬E)</w:t>
+      </w:r>
+      <w:r>
+        <w:rPr>
+          <w:rFonts w:ascii="Times New Roman" w:hAnsi="Times New Roman" w:cs="Times New Roman"/>
+          <w:sz w:val="28"/>
+          <w:szCs w:val="28"/>
+          <w:highlight w:val="yellow"/>
         </w:rPr>
         <w:t>)</w:t>
       </w:r>
       <w:r>
-        <w:t xml:space="preserve"> </w:t>
-      </w:r>
-      <w:r>
-        <w:t xml:space="preserve"> </w:t>
-      </w:r>
-      <w:r>
-        <w:rPr>
-          <w:rFonts w:ascii="Aptos" w:hAnsi="Aptos" w:cs="Aptos"/>
-        </w:rPr>
-        <w:t>≡</w:t>
-      </w:r>
-      <w:proofErr w:type="gramEnd"/>
-      <w:r>
-        <w:rPr>
-          <w:rFonts w:ascii="Aptos" w:hAnsi="Aptos" w:cs="Aptos"/>
-        </w:rPr>
-        <w:t xml:space="preserve"> </w:t>
-      </w:r>
-      <w:r>
-        <w:t>(</w:t>
-      </w:r>
-      <w:r>
-        <w:rPr>
-          <w:rFonts w:ascii="Aptos" w:hAnsi="Aptos" w:cs="Aptos"/>
-        </w:rPr>
-        <w:t>¬</w:t>
-      </w:r>
-      <w:r>
-        <w:t>E)</w:t>
-      </w:r>
-      <w:r>
-        <w:rPr>
-          <w:highlight w:val="yellow"/>
-        </w:rPr>
-        <w:t>)</w:t>
-      </w:r>
-      <w:r>
-        <w:t xml:space="preserve"> </w:t>
-      </w:r>
-      <w:r>
-        <w:rPr>
-          <w:rFonts w:ascii="Aptos" w:hAnsi="Aptos" w:cs="Aptos"/>
-        </w:rPr>
-        <w:t>→</w:t>
-      </w:r>
-      <w:r>
-        <w:t>(</w:t>
-      </w:r>
-      <w:r>
-        <w:rPr>
-          <w:rFonts w:ascii="Aptos" w:hAnsi="Aptos" w:cs="Aptos"/>
-        </w:rPr>
-        <w:t>¬</w:t>
-      </w:r>
-      <w:r>
-        <w:t>F)</w:t>
+        <w:rPr>
+          <w:rFonts w:ascii="Times New Roman" w:hAnsi="Times New Roman" w:cs="Times New Roman"/>
+          <w:sz w:val="28"/>
+          <w:szCs w:val="28"/>
+        </w:rPr>
+        <w:t xml:space="preserve"> →(¬F)</w:t>
       </w:r>
     </w:p>
     <w:p>
@@ -4365,6 +4192,9 @@
         <w:pStyle w:val="a4"/>
         <w:spacing w:line="259" w:lineRule="auto"/>
         <w:rPr>
+          <w:rFonts w:ascii="Times New Roman" w:hAnsi="Times New Roman" w:cs="Times New Roman"/>
+          <w:sz w:val="28"/>
+          <w:szCs w:val="28"/>
           <w:lang w:val="en-US"/>
         </w:rPr>
       </w:pPr>
@@ -4377,59 +4207,107 @@
           <w:numId w:val="6"/>
         </w:numPr>
         <w:spacing w:line="259" w:lineRule="auto"/>
-      </w:pPr>
-      <w:r>
+        <w:rPr>
+          <w:rFonts w:ascii="Times New Roman" w:hAnsi="Times New Roman" w:cs="Times New Roman"/>
+          <w:sz w:val="28"/>
+          <w:szCs w:val="28"/>
+        </w:rPr>
+      </w:pPr>
+      <w:r>
+        <w:rPr>
+          <w:rFonts w:ascii="Times New Roman" w:hAnsi="Times New Roman" w:cs="Times New Roman"/>
+          <w:sz w:val="28"/>
+          <w:szCs w:val="28"/>
+        </w:rPr>
         <w:t xml:space="preserve">(¬F </w:t>
       </w:r>
       <w:r>
         <w:rPr>
           <w:rFonts w:ascii="Cambria Math" w:hAnsi="Cambria Math" w:cs="Cambria Math"/>
+          <w:sz w:val="28"/>
+          <w:szCs w:val="28"/>
         </w:rPr>
         <w:t>⊕</w:t>
       </w:r>
       <w:r>
-        <w:t xml:space="preserve"> </w:t>
-      </w:r>
-      <w:r>
-        <w:rPr>
-          <w:rFonts w:ascii="Aptos" w:hAnsi="Aptos" w:cs="Aptos"/>
-        </w:rPr>
-        <w:t>0</w:t>
-      </w:r>
-      <w:r>
-        <w:t>)</w:t>
-      </w:r>
-      <w:r>
-        <w:rPr>
+        <w:rPr>
+          <w:rFonts w:ascii="Times New Roman" w:hAnsi="Times New Roman" w:cs="Times New Roman"/>
+          <w:sz w:val="28"/>
+          <w:szCs w:val="28"/>
+        </w:rPr>
+        <w:t xml:space="preserve"> 0)</w:t>
+      </w:r>
+      <w:r>
+        <w:rPr>
+          <w:rFonts w:ascii="Times New Roman" w:hAnsi="Times New Roman" w:cs="Times New Roman"/>
+          <w:sz w:val="28"/>
+          <w:szCs w:val="28"/>
           <w:lang w:val="en-US"/>
         </w:rPr>
         <w:t xml:space="preserve"> = </w:t>
       </w:r>
       <w:r>
+        <w:rPr>
+          <w:rFonts w:ascii="Times New Roman" w:hAnsi="Times New Roman" w:cs="Times New Roman"/>
+          <w:sz w:val="28"/>
+          <w:szCs w:val="28"/>
+        </w:rPr>
         <w:t>¬¬</w:t>
       </w:r>
       <w:r>
         <w:rPr>
+          <w:rFonts w:ascii="Times New Roman" w:hAnsi="Times New Roman" w:cs="Times New Roman"/>
+          <w:sz w:val="28"/>
+          <w:szCs w:val="28"/>
           <w:lang w:val="en-US"/>
         </w:rPr>
         <w:t xml:space="preserve">F*0 + </w:t>
       </w:r>
       <w:r>
+        <w:rPr>
+          <w:rFonts w:ascii="Times New Roman" w:hAnsi="Times New Roman" w:cs="Times New Roman"/>
+          <w:sz w:val="28"/>
+          <w:szCs w:val="28"/>
+        </w:rPr>
         <w:t>¬</w:t>
       </w:r>
       <w:r>
         <w:rPr>
+          <w:rFonts w:ascii="Times New Roman" w:hAnsi="Times New Roman" w:cs="Times New Roman"/>
+          <w:sz w:val="28"/>
+          <w:szCs w:val="28"/>
           <w:lang w:val="en-US"/>
         </w:rPr>
         <w:t xml:space="preserve">F*1 = </w:t>
+      </w:r>
+      <w:r>
+        <w:rPr>
+          <w:rFonts w:ascii="Times New Roman" w:hAnsi="Times New Roman" w:cs="Times New Roman"/>
+          <w:sz w:val="28"/>
+          <w:szCs w:val="28"/>
+          <w:lang w:val="en-US"/>
+        </w:rPr>
+        <w:t>F</w:t>
       </w:r>
     </w:p>
     <w:p>
       <w:pPr>
         <w:pStyle w:val="a4"/>
         <w:spacing w:line="259" w:lineRule="auto"/>
-      </w:pPr>
-      <w:r>
+        <w:rPr>
+          <w:rFonts w:ascii="Times New Roman" w:hAnsi="Times New Roman" w:cs="Times New Roman"/>
+          <w:sz w:val="28"/>
+          <w:szCs w:val="28"/>
+          <w:lang w:val="en-US"/>
+        </w:rPr>
+      </w:pPr>
+      <w:r>
+        <w:rPr>
+          <w:rFonts w:ascii="Times New Roman" w:hAnsi="Times New Roman" w:cs="Times New Roman"/>
+          <w:noProof/>
+          <w:sz w:val="28"/>
+          <w:szCs w:val="28"/>
+        </w:rPr>
         <w:drawing>
           <wp:inline distT="0" distB="0" distL="0" distR="0" wp14:anchorId="2FF61EAA" wp14:editId="10033016">
             <wp:extent cx="3439005" cy="581106"/>
@@ -4471,6 +4349,5672 @@
       <w:pPr>
         <w:pStyle w:val="a4"/>
         <w:spacing w:line="259" w:lineRule="auto"/>
+        <w:rPr>
+          <w:rFonts w:ascii="Times New Roman" w:hAnsi="Times New Roman" w:cs="Times New Roman"/>
+          <w:sz w:val="28"/>
+          <w:szCs w:val="28"/>
+          <w:lang w:val="en-US"/>
+        </w:rPr>
+      </w:pPr>
+      <w:r>
+        <w:rPr>
+          <w:rFonts w:ascii="Times New Roman" w:hAnsi="Times New Roman" w:cs="Times New Roman"/>
+          <w:sz w:val="28"/>
+          <w:szCs w:val="28"/>
+          <w:highlight w:val="yellow"/>
+        </w:rPr>
+        <w:t>(</w:t>
+      </w:r>
+      <w:r>
+        <w:rPr>
+          <w:rFonts w:ascii="Times New Roman" w:hAnsi="Times New Roman" w:cs="Times New Roman"/>
+          <w:sz w:val="28"/>
+          <w:szCs w:val="28"/>
+          <w:highlight w:val="green"/>
+        </w:rPr>
+        <w:t>(</w:t>
+      </w:r>
+      <w:r>
+        <w:rPr>
+          <w:rFonts w:ascii="Times New Roman" w:hAnsi="Times New Roman" w:cs="Times New Roman"/>
+          <w:sz w:val="28"/>
+          <w:szCs w:val="28"/>
+          <w:highlight w:val="cyan"/>
+        </w:rPr>
+        <w:t>(</w:t>
+      </w:r>
+      <w:r>
+        <w:rPr>
+          <w:rFonts w:ascii="Times New Roman" w:hAnsi="Times New Roman" w:cs="Times New Roman"/>
+          <w:sz w:val="28"/>
+          <w:szCs w:val="28"/>
+          <w:highlight w:val="darkMagenta"/>
+        </w:rPr>
+        <w:t>(</w:t>
+      </w:r>
+      <w:r>
+        <w:rPr>
+          <w:rFonts w:ascii="Times New Roman" w:hAnsi="Times New Roman" w:cs="Times New Roman"/>
+          <w:sz w:val="28"/>
+          <w:szCs w:val="28"/>
+        </w:rPr>
+        <w:t>(¬E) ≡(¬A)</w:t>
+      </w:r>
+      <w:r>
+        <w:rPr>
+          <w:rFonts w:ascii="Times New Roman" w:hAnsi="Times New Roman" w:cs="Times New Roman"/>
+          <w:sz w:val="28"/>
+          <w:szCs w:val="28"/>
+          <w:highlight w:val="darkMagenta"/>
+        </w:rPr>
+        <w:t>)</w:t>
+      </w:r>
+      <w:r>
+        <w:rPr>
+          <w:rFonts w:ascii="Times New Roman" w:hAnsi="Times New Roman" w:cs="Times New Roman"/>
+          <w:sz w:val="28"/>
+          <w:szCs w:val="28"/>
+        </w:rPr>
+        <w:t xml:space="preserve"> →¬F</w:t>
+      </w:r>
+      <w:r>
+        <w:rPr>
+          <w:rFonts w:ascii="Times New Roman" w:hAnsi="Times New Roman" w:cs="Times New Roman"/>
+          <w:sz w:val="28"/>
+          <w:szCs w:val="28"/>
+          <w:highlight w:val="cyan"/>
+        </w:rPr>
+        <w:t>)</w:t>
+      </w:r>
+      <w:r>
+        <w:rPr>
+          <w:rFonts w:ascii="Times New Roman" w:hAnsi="Times New Roman" w:cs="Times New Roman"/>
+          <w:sz w:val="28"/>
+          <w:szCs w:val="28"/>
+        </w:rPr>
+        <w:t xml:space="preserve"> →(¬A</w:t>
+      </w:r>
+      <w:proofErr w:type="gramStart"/>
+      <w:r>
+        <w:rPr>
+          <w:rFonts w:ascii="Times New Roman" w:hAnsi="Times New Roman" w:cs="Times New Roman"/>
+          <w:sz w:val="28"/>
+          <w:szCs w:val="28"/>
+        </w:rPr>
+        <w:t>)</w:t>
+      </w:r>
+      <w:r>
+        <w:rPr>
+          <w:rFonts w:ascii="Times New Roman" w:hAnsi="Times New Roman" w:cs="Times New Roman"/>
+          <w:sz w:val="28"/>
+          <w:szCs w:val="28"/>
+          <w:highlight w:val="green"/>
+        </w:rPr>
+        <w:t>)</w:t>
+      </w:r>
+      <w:r>
+        <w:rPr>
+          <w:rFonts w:ascii="Times New Roman" w:hAnsi="Times New Roman" w:cs="Times New Roman"/>
+          <w:sz w:val="28"/>
+          <w:szCs w:val="28"/>
+        </w:rPr>
+        <w:t xml:space="preserve">  ≡</w:t>
+      </w:r>
+      <w:proofErr w:type="gramEnd"/>
+      <w:r>
+        <w:rPr>
+          <w:rFonts w:ascii="Times New Roman" w:hAnsi="Times New Roman" w:cs="Times New Roman"/>
+          <w:sz w:val="28"/>
+          <w:szCs w:val="28"/>
+        </w:rPr>
+        <w:t xml:space="preserve"> (¬E)</w:t>
+      </w:r>
+      <w:r>
+        <w:rPr>
+          <w:rFonts w:ascii="Times New Roman" w:hAnsi="Times New Roman" w:cs="Times New Roman"/>
+          <w:sz w:val="28"/>
+          <w:szCs w:val="28"/>
+          <w:highlight w:val="yellow"/>
+        </w:rPr>
+        <w:t>)</w:t>
+      </w:r>
+      <w:r>
+        <w:rPr>
+          <w:rFonts w:ascii="Times New Roman" w:hAnsi="Times New Roman" w:cs="Times New Roman"/>
+          <w:sz w:val="28"/>
+          <w:szCs w:val="28"/>
+        </w:rPr>
+        <w:t xml:space="preserve"> →(¬F)</w:t>
+      </w:r>
+    </w:p>
+    <w:p>
+      <w:pPr>
+        <w:pStyle w:val="a4"/>
+        <w:spacing w:line="259" w:lineRule="auto"/>
+        <w:rPr>
+          <w:rFonts w:ascii="Times New Roman" w:hAnsi="Times New Roman" w:cs="Times New Roman"/>
+          <w:sz w:val="28"/>
+          <w:szCs w:val="28"/>
+          <w:lang w:val="en-US"/>
+        </w:rPr>
+      </w:pPr>
+    </w:p>
+    <w:p>
+      <w:pPr>
+        <w:pStyle w:val="a4"/>
+        <w:numPr>
+          <w:ilvl w:val="0"/>
+          <w:numId w:val="6"/>
+        </w:numPr>
+        <w:spacing w:line="259" w:lineRule="auto"/>
+        <w:rPr>
+          <w:rFonts w:ascii="Times New Roman" w:hAnsi="Times New Roman" w:cs="Times New Roman"/>
+          <w:sz w:val="28"/>
+          <w:szCs w:val="28"/>
+          <w:lang w:val="en-US"/>
+        </w:rPr>
+      </w:pPr>
+      <w:r>
+        <w:rPr>
+          <w:rFonts w:ascii="Times New Roman" w:hAnsi="Times New Roman" w:cs="Times New Roman"/>
+          <w:sz w:val="28"/>
+          <w:szCs w:val="28"/>
+        </w:rPr>
+        <w:t>(¬E) ≡(¬A)</w:t>
+      </w:r>
+      <w:r>
+        <w:rPr>
+          <w:rFonts w:ascii="Times New Roman" w:hAnsi="Times New Roman" w:cs="Times New Roman"/>
+          <w:sz w:val="28"/>
+          <w:szCs w:val="28"/>
+          <w:lang w:val="en-US"/>
+        </w:rPr>
+        <w:t xml:space="preserve"> = </w:t>
+      </w:r>
+      <w:r>
+        <w:rPr>
+          <w:rFonts w:ascii="Times New Roman" w:hAnsi="Times New Roman" w:cs="Times New Roman"/>
+          <w:sz w:val="28"/>
+          <w:szCs w:val="28"/>
+        </w:rPr>
+        <w:t>(¬E</w:t>
+      </w:r>
+      <w:r>
+        <w:rPr>
+          <w:rFonts w:ascii="Cambria Math" w:hAnsi="Cambria Math" w:cs="Cambria Math"/>
+          <w:sz w:val="28"/>
+          <w:szCs w:val="28"/>
+        </w:rPr>
+        <w:t>∧</w:t>
+      </w:r>
+      <w:r>
+        <w:rPr>
+          <w:rFonts w:ascii="Times New Roman" w:hAnsi="Times New Roman" w:cs="Times New Roman"/>
+          <w:sz w:val="28"/>
+          <w:szCs w:val="28"/>
+        </w:rPr>
+        <w:t>¬A)</w:t>
+      </w:r>
+      <w:r>
+        <w:rPr>
+          <w:rFonts w:ascii="Times New Roman" w:hAnsi="Times New Roman" w:cs="Times New Roman"/>
+          <w:sz w:val="28"/>
+          <w:szCs w:val="28"/>
+          <w:lang w:val="en-US"/>
+        </w:rPr>
+        <w:t xml:space="preserve"> </w:t>
+      </w:r>
+      <w:r>
+        <w:rPr>
+          <w:rFonts w:ascii="Cambria Math" w:hAnsi="Cambria Math" w:cs="Cambria Math"/>
+          <w:sz w:val="28"/>
+          <w:szCs w:val="28"/>
+        </w:rPr>
+        <w:t>∨</w:t>
+      </w:r>
+      <w:r>
+        <w:rPr>
+          <w:rFonts w:ascii="Times New Roman" w:hAnsi="Times New Roman" w:cs="Times New Roman"/>
+          <w:sz w:val="28"/>
+          <w:szCs w:val="28"/>
+          <w:lang w:val="en-US"/>
+        </w:rPr>
+        <w:t xml:space="preserve"> (E </w:t>
+      </w:r>
+      <w:r>
+        <w:rPr>
+          <w:rFonts w:ascii="Cambria Math" w:hAnsi="Cambria Math" w:cs="Cambria Math"/>
+          <w:sz w:val="28"/>
+          <w:szCs w:val="28"/>
+        </w:rPr>
+        <w:t>∧</w:t>
+      </w:r>
+      <w:r>
+        <w:rPr>
+          <w:rFonts w:ascii="Times New Roman" w:hAnsi="Times New Roman" w:cs="Times New Roman"/>
+          <w:sz w:val="28"/>
+          <w:szCs w:val="28"/>
+          <w:lang w:val="en-US"/>
+        </w:rPr>
+        <w:t xml:space="preserve"> A)</w:t>
+      </w:r>
+    </w:p>
+    <w:p>
+      <w:pPr>
+        <w:pStyle w:val="a4"/>
+        <w:spacing w:line="259" w:lineRule="auto"/>
+        <w:rPr>
+          <w:rFonts w:ascii="Times New Roman" w:hAnsi="Times New Roman" w:cs="Times New Roman"/>
+          <w:sz w:val="28"/>
+          <w:szCs w:val="28"/>
+          <w:lang w:val="en-US"/>
+        </w:rPr>
+      </w:pPr>
+    </w:p>
+    <w:p>
+      <w:pPr>
+        <w:pStyle w:val="a4"/>
+        <w:numPr>
+          <w:ilvl w:val="0"/>
+          <w:numId w:val="6"/>
+        </w:numPr>
+        <w:spacing w:line="259" w:lineRule="auto"/>
+        <w:rPr>
+          <w:rFonts w:ascii="Times New Roman" w:hAnsi="Times New Roman" w:cs="Times New Roman"/>
+          <w:sz w:val="28"/>
+          <w:szCs w:val="28"/>
+          <w:lang w:val="en-US"/>
+        </w:rPr>
+      </w:pPr>
+      <w:r>
+        <w:rPr>
+          <w:rFonts w:ascii="Times New Roman" w:hAnsi="Times New Roman" w:cs="Times New Roman"/>
+          <w:color w:val="EE0000"/>
+          <w:sz w:val="28"/>
+          <w:szCs w:val="28"/>
+        </w:rPr>
+        <w:t>(¬E</w:t>
+      </w:r>
+      <w:r>
+        <w:rPr>
+          <w:rFonts w:ascii="Cambria Math" w:hAnsi="Cambria Math" w:cs="Cambria Math"/>
+          <w:color w:val="EE0000"/>
+          <w:sz w:val="28"/>
+          <w:szCs w:val="28"/>
+        </w:rPr>
+        <w:t>∧</w:t>
+      </w:r>
+      <w:r>
+        <w:rPr>
+          <w:rFonts w:ascii="Times New Roman" w:hAnsi="Times New Roman" w:cs="Times New Roman"/>
+          <w:color w:val="EE0000"/>
+          <w:sz w:val="28"/>
+          <w:szCs w:val="28"/>
+        </w:rPr>
+        <w:t>¬A)</w:t>
+      </w:r>
+      <w:r>
+        <w:rPr>
+          <w:rFonts w:ascii="Times New Roman" w:hAnsi="Times New Roman" w:cs="Times New Roman"/>
+          <w:color w:val="EE0000"/>
+          <w:sz w:val="28"/>
+          <w:szCs w:val="28"/>
+          <w:lang w:val="en-US"/>
+        </w:rPr>
+        <w:t xml:space="preserve"> </w:t>
+      </w:r>
+      <w:r>
+        <w:rPr>
+          <w:rFonts w:ascii="Cambria Math" w:hAnsi="Cambria Math" w:cs="Cambria Math"/>
+          <w:color w:val="EE0000"/>
+          <w:sz w:val="28"/>
+          <w:szCs w:val="28"/>
+        </w:rPr>
+        <w:t>∨</w:t>
+      </w:r>
+      <w:r>
+        <w:rPr>
+          <w:rFonts w:ascii="Times New Roman" w:hAnsi="Times New Roman" w:cs="Times New Roman"/>
+          <w:color w:val="EE0000"/>
+          <w:sz w:val="28"/>
+          <w:szCs w:val="28"/>
+          <w:lang w:val="en-US"/>
+        </w:rPr>
+        <w:t xml:space="preserve"> (E </w:t>
+      </w:r>
+      <w:r>
+        <w:rPr>
+          <w:rFonts w:ascii="Cambria Math" w:hAnsi="Cambria Math" w:cs="Cambria Math"/>
+          <w:color w:val="EE0000"/>
+          <w:sz w:val="28"/>
+          <w:szCs w:val="28"/>
+        </w:rPr>
+        <w:t>∧</w:t>
+      </w:r>
+      <w:r>
+        <w:rPr>
+          <w:rFonts w:ascii="Times New Roman" w:hAnsi="Times New Roman" w:cs="Times New Roman"/>
+          <w:color w:val="EE0000"/>
+          <w:sz w:val="28"/>
+          <w:szCs w:val="28"/>
+          <w:lang w:val="en-US"/>
+        </w:rPr>
+        <w:t xml:space="preserve"> A) </w:t>
+      </w:r>
+      <w:r>
+        <w:rPr>
+          <w:rFonts w:ascii="Times New Roman" w:hAnsi="Times New Roman" w:cs="Times New Roman"/>
+          <w:sz w:val="28"/>
+          <w:szCs w:val="28"/>
+        </w:rPr>
+        <w:t>→</w:t>
+      </w:r>
+      <w:r>
+        <w:rPr>
+          <w:rFonts w:ascii="Times New Roman" w:hAnsi="Times New Roman" w:cs="Times New Roman"/>
+          <w:sz w:val="28"/>
+          <w:szCs w:val="28"/>
+          <w:lang w:val="en-US"/>
+        </w:rPr>
+        <w:t xml:space="preserve"> </w:t>
+      </w:r>
+      <w:r>
+        <w:rPr>
+          <w:rFonts w:ascii="Times New Roman" w:hAnsi="Times New Roman" w:cs="Times New Roman"/>
+          <w:color w:val="00B050"/>
+          <w:sz w:val="28"/>
+          <w:szCs w:val="28"/>
+        </w:rPr>
+        <w:t>¬F</w:t>
+      </w:r>
+    </w:p>
+    <w:p>
+      <w:pPr>
+        <w:pStyle w:val="a4"/>
+        <w:spacing w:line="259" w:lineRule="auto"/>
+        <w:rPr>
+          <w:rFonts w:ascii="Times New Roman" w:hAnsi="Times New Roman" w:cs="Times New Roman"/>
+          <w:color w:val="00B050"/>
+          <w:sz w:val="28"/>
+          <w:szCs w:val="28"/>
+          <w:lang w:val="en-US"/>
+        </w:rPr>
+      </w:pPr>
+      <w:r>
+        <w:rPr>
+          <w:rFonts w:ascii="Times New Roman" w:hAnsi="Times New Roman" w:cs="Times New Roman"/>
+          <w:color w:val="C00000"/>
+          <w:sz w:val="28"/>
+          <w:szCs w:val="28"/>
+        </w:rPr>
+        <w:t xml:space="preserve">¬ </w:t>
+      </w:r>
+      <w:r>
+        <w:rPr>
+          <w:rFonts w:ascii="Times New Roman" w:hAnsi="Times New Roman" w:cs="Times New Roman"/>
+          <w:color w:val="C00000"/>
+          <w:sz w:val="28"/>
+          <w:szCs w:val="28"/>
+          <w:lang w:val="en-US"/>
+        </w:rPr>
+        <w:t>((</w:t>
+      </w:r>
+      <w:r>
+        <w:rPr>
+          <w:rFonts w:ascii="Times New Roman" w:hAnsi="Times New Roman" w:cs="Times New Roman"/>
+          <w:color w:val="C00000"/>
+          <w:sz w:val="28"/>
+          <w:szCs w:val="28"/>
+        </w:rPr>
+        <w:t>¬E</w:t>
+      </w:r>
+      <w:r>
+        <w:rPr>
+          <w:rFonts w:ascii="Cambria Math" w:hAnsi="Cambria Math" w:cs="Cambria Math"/>
+          <w:color w:val="C00000"/>
+          <w:sz w:val="28"/>
+          <w:szCs w:val="28"/>
+        </w:rPr>
+        <w:t>∧</w:t>
+      </w:r>
+      <w:r>
+        <w:rPr>
+          <w:rFonts w:ascii="Times New Roman" w:hAnsi="Times New Roman" w:cs="Times New Roman"/>
+          <w:color w:val="C00000"/>
+          <w:sz w:val="28"/>
+          <w:szCs w:val="28"/>
+        </w:rPr>
+        <w:t>¬A</w:t>
+      </w:r>
+      <w:r>
+        <w:rPr>
+          <w:rFonts w:ascii="Times New Roman" w:hAnsi="Times New Roman" w:cs="Times New Roman"/>
+          <w:color w:val="C00000"/>
+          <w:sz w:val="28"/>
+          <w:szCs w:val="28"/>
+          <w:lang w:val="en-US"/>
+        </w:rPr>
+        <w:t xml:space="preserve">) </w:t>
+      </w:r>
+      <w:r>
+        <w:rPr>
+          <w:rFonts w:ascii="Cambria Math" w:hAnsi="Cambria Math" w:cs="Cambria Math"/>
+          <w:color w:val="C00000"/>
+          <w:sz w:val="28"/>
+          <w:szCs w:val="28"/>
+        </w:rPr>
+        <w:t>∨</w:t>
+      </w:r>
+      <w:r>
+        <w:rPr>
+          <w:rFonts w:ascii="Times New Roman" w:hAnsi="Times New Roman" w:cs="Times New Roman"/>
+          <w:color w:val="C00000"/>
+          <w:sz w:val="28"/>
+          <w:szCs w:val="28"/>
+          <w:lang w:val="en-US"/>
+        </w:rPr>
+        <w:t xml:space="preserve"> (E </w:t>
+      </w:r>
+      <w:r>
+        <w:rPr>
+          <w:rFonts w:ascii="Cambria Math" w:hAnsi="Cambria Math" w:cs="Cambria Math"/>
+          <w:color w:val="C00000"/>
+          <w:sz w:val="28"/>
+          <w:szCs w:val="28"/>
+        </w:rPr>
+        <w:t>∧</w:t>
+      </w:r>
+      <w:r>
+        <w:rPr>
+          <w:rFonts w:ascii="Times New Roman" w:hAnsi="Times New Roman" w:cs="Times New Roman"/>
+          <w:color w:val="C00000"/>
+          <w:sz w:val="28"/>
+          <w:szCs w:val="28"/>
+          <w:lang w:val="en-US"/>
+        </w:rPr>
+        <w:t xml:space="preserve"> A)) </w:t>
+      </w:r>
+      <w:r>
+        <w:rPr>
+          <w:rFonts w:ascii="Cambria Math" w:hAnsi="Cambria Math" w:cs="Cambria Math"/>
+          <w:sz w:val="28"/>
+          <w:szCs w:val="28"/>
+        </w:rPr>
+        <w:t>∨</w:t>
+      </w:r>
+      <w:r>
+        <w:rPr>
+          <w:rFonts w:ascii="Times New Roman" w:hAnsi="Times New Roman" w:cs="Times New Roman"/>
+          <w:sz w:val="28"/>
+          <w:szCs w:val="28"/>
+          <w:lang w:val="en-US"/>
+        </w:rPr>
+        <w:t xml:space="preserve"> </w:t>
+      </w:r>
+      <w:r>
+        <w:rPr>
+          <w:rFonts w:ascii="Times New Roman" w:hAnsi="Times New Roman" w:cs="Times New Roman"/>
+          <w:color w:val="00B050"/>
+          <w:sz w:val="28"/>
+          <w:szCs w:val="28"/>
+        </w:rPr>
+        <w:t>¬F</w:t>
+      </w:r>
+    </w:p>
+    <w:p>
+      <w:pPr>
+        <w:pStyle w:val="a4"/>
+        <w:spacing w:line="259" w:lineRule="auto"/>
+        <w:rPr>
+          <w:rFonts w:ascii="Times New Roman" w:hAnsi="Times New Roman" w:cs="Times New Roman"/>
+          <w:color w:val="00B050"/>
+          <w:sz w:val="28"/>
+          <w:szCs w:val="28"/>
+          <w:lang w:val="en-US"/>
+        </w:rPr>
+      </w:pPr>
+      <w:r>
+        <w:rPr>
+          <w:rFonts w:ascii="Times New Roman" w:hAnsi="Times New Roman" w:cs="Times New Roman"/>
+          <w:color w:val="C00000"/>
+          <w:sz w:val="28"/>
+          <w:szCs w:val="28"/>
+          <w:lang w:val="en-US"/>
+        </w:rPr>
+        <w:t>¬ (¬E</w:t>
+      </w:r>
+      <w:r>
+        <w:rPr>
+          <w:rFonts w:ascii="Cambria Math" w:hAnsi="Cambria Math" w:cs="Cambria Math"/>
+          <w:color w:val="C00000"/>
+          <w:sz w:val="28"/>
+          <w:szCs w:val="28"/>
+          <w:lang w:val="en-US"/>
+        </w:rPr>
+        <w:t>∧</w:t>
+      </w:r>
+      <w:r>
+        <w:rPr>
+          <w:rFonts w:ascii="Times New Roman" w:hAnsi="Times New Roman" w:cs="Times New Roman"/>
+          <w:color w:val="C00000"/>
+          <w:sz w:val="28"/>
+          <w:szCs w:val="28"/>
+          <w:lang w:val="en-US"/>
+        </w:rPr>
+        <w:t xml:space="preserve">¬A) </w:t>
+      </w:r>
+      <w:r>
+        <w:rPr>
+          <w:rFonts w:ascii="Cambria Math" w:hAnsi="Cambria Math" w:cs="Cambria Math"/>
+          <w:color w:val="C00000"/>
+          <w:sz w:val="28"/>
+          <w:szCs w:val="28"/>
+          <w:lang w:val="en-US"/>
+        </w:rPr>
+        <w:t>∧</w:t>
+      </w:r>
+      <w:r>
+        <w:rPr>
+          <w:rFonts w:ascii="Times New Roman" w:hAnsi="Times New Roman" w:cs="Times New Roman"/>
+          <w:sz w:val="28"/>
+          <w:szCs w:val="28"/>
+          <w:lang w:val="en-US"/>
+        </w:rPr>
+        <w:t xml:space="preserve"> </w:t>
+      </w:r>
+      <w:proofErr w:type="gramStart"/>
+      <w:r>
+        <w:rPr>
+          <w:rFonts w:ascii="Times New Roman" w:hAnsi="Times New Roman" w:cs="Times New Roman"/>
+          <w:color w:val="C00000"/>
+          <w:sz w:val="28"/>
+          <w:szCs w:val="28"/>
+          <w:lang w:val="en-US"/>
+        </w:rPr>
+        <w:t>¬(</w:t>
+      </w:r>
+      <w:proofErr w:type="gramEnd"/>
+      <w:r>
+        <w:rPr>
+          <w:rFonts w:ascii="Times New Roman" w:hAnsi="Times New Roman" w:cs="Times New Roman"/>
+          <w:color w:val="C00000"/>
+          <w:sz w:val="28"/>
+          <w:szCs w:val="28"/>
+          <w:lang w:val="en-US"/>
+        </w:rPr>
+        <w:t xml:space="preserve">E </w:t>
+      </w:r>
+      <w:r>
+        <w:rPr>
+          <w:rFonts w:ascii="Cambria Math" w:hAnsi="Cambria Math" w:cs="Cambria Math"/>
+          <w:color w:val="C00000"/>
+          <w:sz w:val="28"/>
+          <w:szCs w:val="28"/>
+          <w:lang w:val="en-US"/>
+        </w:rPr>
+        <w:t>∧</w:t>
+      </w:r>
+      <w:r>
+        <w:rPr>
+          <w:rFonts w:ascii="Times New Roman" w:hAnsi="Times New Roman" w:cs="Times New Roman"/>
+          <w:color w:val="C00000"/>
+          <w:sz w:val="28"/>
+          <w:szCs w:val="28"/>
+          <w:lang w:val="en-US"/>
+        </w:rPr>
+        <w:t xml:space="preserve"> A)) </w:t>
+      </w:r>
+      <w:r>
+        <w:rPr>
+          <w:rFonts w:ascii="Cambria Math" w:hAnsi="Cambria Math" w:cs="Cambria Math"/>
+          <w:sz w:val="28"/>
+          <w:szCs w:val="28"/>
+          <w:lang w:val="en-US"/>
+        </w:rPr>
+        <w:t>∨</w:t>
+      </w:r>
+      <w:r>
+        <w:rPr>
+          <w:rFonts w:ascii="Times New Roman" w:hAnsi="Times New Roman" w:cs="Times New Roman"/>
+          <w:sz w:val="28"/>
+          <w:szCs w:val="28"/>
+          <w:lang w:val="en-US"/>
+        </w:rPr>
+        <w:t xml:space="preserve"> </w:t>
+      </w:r>
+      <w:r>
+        <w:rPr>
+          <w:rFonts w:ascii="Times New Roman" w:hAnsi="Times New Roman" w:cs="Times New Roman"/>
+          <w:color w:val="00B050"/>
+          <w:sz w:val="28"/>
+          <w:szCs w:val="28"/>
+          <w:lang w:val="en-US"/>
+        </w:rPr>
+        <w:t>¬F</w:t>
+      </w:r>
+    </w:p>
+    <w:p>
+      <w:pPr>
+        <w:pStyle w:val="a4"/>
+        <w:spacing w:line="259" w:lineRule="auto"/>
+        <w:rPr>
+          <w:rFonts w:ascii="Times New Roman" w:hAnsi="Times New Roman" w:cs="Times New Roman"/>
+          <w:color w:val="00B050"/>
+          <w:sz w:val="28"/>
+          <w:szCs w:val="28"/>
+          <w:lang w:val="en-US"/>
+        </w:rPr>
+      </w:pPr>
+      <w:r>
+        <w:rPr>
+          <w:rFonts w:ascii="Times New Roman" w:hAnsi="Times New Roman" w:cs="Times New Roman"/>
+          <w:color w:val="C00000"/>
+          <w:sz w:val="28"/>
+          <w:szCs w:val="28"/>
+          <w:lang w:val="en-US"/>
+        </w:rPr>
+        <w:t xml:space="preserve">(E </w:t>
+      </w:r>
+      <w:r>
+        <w:rPr>
+          <w:rFonts w:ascii="Cambria Math" w:hAnsi="Cambria Math" w:cs="Cambria Math"/>
+          <w:color w:val="EE0000"/>
+          <w:sz w:val="28"/>
+          <w:szCs w:val="28"/>
+          <w:lang w:val="en-US"/>
+        </w:rPr>
+        <w:t>∨</w:t>
+      </w:r>
+      <w:r>
+        <w:rPr>
+          <w:rFonts w:ascii="Times New Roman" w:hAnsi="Times New Roman" w:cs="Times New Roman"/>
+          <w:color w:val="EE0000"/>
+          <w:sz w:val="28"/>
+          <w:szCs w:val="28"/>
+          <w:lang w:val="en-US"/>
+        </w:rPr>
+        <w:t xml:space="preserve"> </w:t>
+      </w:r>
+      <w:r>
+        <w:rPr>
+          <w:rFonts w:ascii="Times New Roman" w:hAnsi="Times New Roman" w:cs="Times New Roman"/>
+          <w:color w:val="C00000"/>
+          <w:sz w:val="28"/>
+          <w:szCs w:val="28"/>
+          <w:lang w:val="en-US"/>
+        </w:rPr>
+        <w:t xml:space="preserve">A) </w:t>
+      </w:r>
+      <w:r>
+        <w:rPr>
+          <w:rFonts w:ascii="Cambria Math" w:hAnsi="Cambria Math" w:cs="Cambria Math"/>
+          <w:color w:val="C00000"/>
+          <w:sz w:val="28"/>
+          <w:szCs w:val="28"/>
+          <w:lang w:val="en-US"/>
+        </w:rPr>
+        <w:t>∧</w:t>
+      </w:r>
+      <w:r>
+        <w:rPr>
+          <w:rFonts w:ascii="Times New Roman" w:hAnsi="Times New Roman" w:cs="Times New Roman"/>
+          <w:color w:val="C00000"/>
+          <w:sz w:val="28"/>
+          <w:szCs w:val="28"/>
+          <w:lang w:val="en-US"/>
+        </w:rPr>
+        <w:t xml:space="preserve"> (¬E </w:t>
+      </w:r>
+      <w:r>
+        <w:rPr>
+          <w:rFonts w:ascii="Cambria Math" w:hAnsi="Cambria Math" w:cs="Cambria Math"/>
+          <w:color w:val="EE0000"/>
+          <w:sz w:val="28"/>
+          <w:szCs w:val="28"/>
+          <w:lang w:val="en-US"/>
+        </w:rPr>
+        <w:t>∨</w:t>
+      </w:r>
+      <w:r>
+        <w:rPr>
+          <w:rFonts w:ascii="Times New Roman" w:hAnsi="Times New Roman" w:cs="Times New Roman"/>
+          <w:color w:val="EE0000"/>
+          <w:sz w:val="28"/>
+          <w:szCs w:val="28"/>
+          <w:lang w:val="en-US"/>
+        </w:rPr>
+        <w:t xml:space="preserve"> </w:t>
+      </w:r>
+      <w:r>
+        <w:rPr>
+          <w:rFonts w:ascii="Times New Roman" w:hAnsi="Times New Roman" w:cs="Times New Roman"/>
+          <w:color w:val="C00000"/>
+          <w:sz w:val="28"/>
+          <w:szCs w:val="28"/>
+          <w:lang w:val="en-US"/>
+        </w:rPr>
+        <w:t xml:space="preserve">¬A) </w:t>
+      </w:r>
+      <w:r>
+        <w:rPr>
+          <w:rFonts w:ascii="Cambria Math" w:hAnsi="Cambria Math" w:cs="Cambria Math"/>
+          <w:sz w:val="28"/>
+          <w:szCs w:val="28"/>
+          <w:lang w:val="en-US"/>
+        </w:rPr>
+        <w:t>∨</w:t>
+      </w:r>
+      <w:r>
+        <w:rPr>
+          <w:rFonts w:ascii="Times New Roman" w:hAnsi="Times New Roman" w:cs="Times New Roman"/>
+          <w:sz w:val="28"/>
+          <w:szCs w:val="28"/>
+          <w:lang w:val="en-US"/>
+        </w:rPr>
+        <w:t xml:space="preserve"> </w:t>
+      </w:r>
+      <w:r>
+        <w:rPr>
+          <w:rFonts w:ascii="Times New Roman" w:hAnsi="Times New Roman" w:cs="Times New Roman"/>
+          <w:color w:val="00B050"/>
+          <w:sz w:val="28"/>
+          <w:szCs w:val="28"/>
+          <w:lang w:val="en-US"/>
+        </w:rPr>
+        <w:t>¬F</w:t>
+      </w:r>
+    </w:p>
+    <w:p>
+      <w:pPr>
+        <w:pStyle w:val="a4"/>
+        <w:spacing w:line="259" w:lineRule="auto"/>
+        <w:rPr>
+          <w:rFonts w:ascii="Times New Roman" w:hAnsi="Times New Roman" w:cs="Times New Roman"/>
+          <w:sz w:val="28"/>
+          <w:szCs w:val="28"/>
+          <w:lang w:val="en-US"/>
+        </w:rPr>
+      </w:pPr>
+      <w:r>
+        <w:rPr>
+          <w:rFonts w:ascii="Times New Roman" w:hAnsi="Times New Roman" w:cs="Times New Roman"/>
+          <w:sz w:val="28"/>
+          <w:szCs w:val="28"/>
+          <w:highlight w:val="green"/>
+        </w:rPr>
+        <w:t>(</w:t>
+      </w:r>
+      <w:r>
+        <w:rPr>
+          <w:rFonts w:ascii="Times New Roman" w:hAnsi="Times New Roman" w:cs="Times New Roman"/>
+          <w:sz w:val="28"/>
+          <w:szCs w:val="28"/>
+          <w:highlight w:val="cyan"/>
+        </w:rPr>
+        <w:t>(</w:t>
+      </w:r>
+      <w:r>
+        <w:rPr>
+          <w:rFonts w:ascii="Times New Roman" w:hAnsi="Times New Roman" w:cs="Times New Roman"/>
+          <w:color w:val="C00000"/>
+          <w:sz w:val="28"/>
+          <w:szCs w:val="28"/>
+          <w:lang w:val="en-US"/>
+        </w:rPr>
+        <w:t xml:space="preserve">(E </w:t>
+      </w:r>
+      <w:r>
+        <w:rPr>
+          <w:rFonts w:ascii="Cambria Math" w:hAnsi="Cambria Math" w:cs="Cambria Math"/>
+          <w:color w:val="EE0000"/>
+          <w:sz w:val="28"/>
+          <w:szCs w:val="28"/>
+          <w:lang w:val="en-US"/>
+        </w:rPr>
+        <w:t>∨</w:t>
+      </w:r>
+      <w:r>
+        <w:rPr>
+          <w:rFonts w:ascii="Times New Roman" w:hAnsi="Times New Roman" w:cs="Times New Roman"/>
+          <w:color w:val="EE0000"/>
+          <w:sz w:val="28"/>
+          <w:szCs w:val="28"/>
+          <w:lang w:val="en-US"/>
+        </w:rPr>
+        <w:t xml:space="preserve"> </w:t>
+      </w:r>
+      <w:r>
+        <w:rPr>
+          <w:rFonts w:ascii="Times New Roman" w:hAnsi="Times New Roman" w:cs="Times New Roman"/>
+          <w:color w:val="C00000"/>
+          <w:sz w:val="28"/>
+          <w:szCs w:val="28"/>
+          <w:lang w:val="en-US"/>
+        </w:rPr>
+        <w:t xml:space="preserve">A) </w:t>
+      </w:r>
+      <w:r>
+        <w:rPr>
+          <w:rFonts w:ascii="Cambria Math" w:hAnsi="Cambria Math" w:cs="Cambria Math"/>
+          <w:color w:val="C00000"/>
+          <w:sz w:val="28"/>
+          <w:szCs w:val="28"/>
+          <w:lang w:val="en-US"/>
+        </w:rPr>
+        <w:t>∧</w:t>
+      </w:r>
+      <w:r>
+        <w:rPr>
+          <w:rFonts w:ascii="Times New Roman" w:hAnsi="Times New Roman" w:cs="Times New Roman"/>
+          <w:color w:val="C00000"/>
+          <w:sz w:val="28"/>
+          <w:szCs w:val="28"/>
+          <w:lang w:val="en-US"/>
+        </w:rPr>
+        <w:t xml:space="preserve"> (¬E </w:t>
+      </w:r>
+      <w:r>
+        <w:rPr>
+          <w:rFonts w:ascii="Cambria Math" w:hAnsi="Cambria Math" w:cs="Cambria Math"/>
+          <w:color w:val="EE0000"/>
+          <w:sz w:val="28"/>
+          <w:szCs w:val="28"/>
+          <w:lang w:val="en-US"/>
+        </w:rPr>
+        <w:t>∨</w:t>
+      </w:r>
+      <w:r>
+        <w:rPr>
+          <w:rFonts w:ascii="Times New Roman" w:hAnsi="Times New Roman" w:cs="Times New Roman"/>
+          <w:color w:val="EE0000"/>
+          <w:sz w:val="28"/>
+          <w:szCs w:val="28"/>
+          <w:lang w:val="en-US"/>
+        </w:rPr>
+        <w:t xml:space="preserve"> </w:t>
+      </w:r>
+      <w:r>
+        <w:rPr>
+          <w:rFonts w:ascii="Times New Roman" w:hAnsi="Times New Roman" w:cs="Times New Roman"/>
+          <w:color w:val="C00000"/>
+          <w:sz w:val="28"/>
+          <w:szCs w:val="28"/>
+          <w:lang w:val="en-US"/>
+        </w:rPr>
+        <w:t xml:space="preserve">¬A) </w:t>
+      </w:r>
+      <w:r>
+        <w:rPr>
+          <w:rFonts w:ascii="Cambria Math" w:hAnsi="Cambria Math" w:cs="Cambria Math"/>
+          <w:sz w:val="28"/>
+          <w:szCs w:val="28"/>
+          <w:lang w:val="en-US"/>
+        </w:rPr>
+        <w:t>∨</w:t>
+      </w:r>
+      <w:r>
+        <w:rPr>
+          <w:rFonts w:ascii="Times New Roman" w:hAnsi="Times New Roman" w:cs="Times New Roman"/>
+          <w:sz w:val="28"/>
+          <w:szCs w:val="28"/>
+          <w:lang w:val="en-US"/>
+        </w:rPr>
+        <w:t xml:space="preserve"> </w:t>
+      </w:r>
+      <w:r>
+        <w:rPr>
+          <w:rFonts w:ascii="Times New Roman" w:hAnsi="Times New Roman" w:cs="Times New Roman"/>
+          <w:color w:val="00B050"/>
+          <w:sz w:val="28"/>
+          <w:szCs w:val="28"/>
+          <w:lang w:val="en-US"/>
+        </w:rPr>
+        <w:t>¬</w:t>
+      </w:r>
+      <w:proofErr w:type="gramStart"/>
+      <w:r>
+        <w:rPr>
+          <w:rFonts w:ascii="Times New Roman" w:hAnsi="Times New Roman" w:cs="Times New Roman"/>
+          <w:color w:val="00B050"/>
+          <w:sz w:val="28"/>
+          <w:szCs w:val="28"/>
+          <w:lang w:val="en-US"/>
+        </w:rPr>
+        <w:t>F</w:t>
+      </w:r>
+      <w:r>
+        <w:rPr>
+          <w:rFonts w:ascii="Times New Roman" w:hAnsi="Times New Roman" w:cs="Times New Roman"/>
+          <w:sz w:val="28"/>
+          <w:szCs w:val="28"/>
+          <w:highlight w:val="cyan"/>
+        </w:rPr>
+        <w:t>)</w:t>
+      </w:r>
+      <w:r>
+        <w:rPr>
+          <w:rFonts w:ascii="Times New Roman" w:hAnsi="Times New Roman" w:cs="Times New Roman"/>
+          <w:sz w:val="28"/>
+          <w:szCs w:val="28"/>
+        </w:rPr>
+        <w:t>→</w:t>
+      </w:r>
+      <w:proofErr w:type="gramEnd"/>
+      <w:r>
+        <w:rPr>
+          <w:rFonts w:ascii="Times New Roman" w:hAnsi="Times New Roman" w:cs="Times New Roman"/>
+          <w:sz w:val="28"/>
+          <w:szCs w:val="28"/>
+        </w:rPr>
+        <w:t>(¬A)</w:t>
+      </w:r>
+      <w:r>
+        <w:rPr>
+          <w:rFonts w:ascii="Times New Roman" w:hAnsi="Times New Roman" w:cs="Times New Roman"/>
+          <w:sz w:val="28"/>
+          <w:szCs w:val="28"/>
+          <w:highlight w:val="green"/>
+        </w:rPr>
+        <w:t>)</w:t>
+      </w:r>
+    </w:p>
+    <w:p>
+      <w:pPr>
+        <w:pStyle w:val="a4"/>
+        <w:spacing w:line="259" w:lineRule="auto"/>
+        <w:rPr>
+          <w:rFonts w:ascii="Times New Roman" w:hAnsi="Times New Roman" w:cs="Times New Roman"/>
+          <w:sz w:val="28"/>
+          <w:szCs w:val="28"/>
+          <w:lang w:val="en-US"/>
+        </w:rPr>
+      </w:pPr>
+    </w:p>
+    <w:p>
+      <w:pPr>
+        <w:pStyle w:val="a4"/>
+        <w:numPr>
+          <w:ilvl w:val="0"/>
+          <w:numId w:val="6"/>
+        </w:numPr>
+        <w:spacing w:line="259" w:lineRule="auto"/>
+        <w:rPr>
+          <w:rFonts w:ascii="Times New Roman" w:hAnsi="Times New Roman" w:cs="Times New Roman"/>
+          <w:sz w:val="28"/>
+          <w:szCs w:val="28"/>
+          <w:lang w:val="en-US"/>
+        </w:rPr>
+      </w:pPr>
+      <w:r>
+        <w:rPr>
+          <w:rFonts w:ascii="Times New Roman" w:hAnsi="Times New Roman" w:cs="Times New Roman"/>
+          <w:color w:val="C00000"/>
+          <w:sz w:val="28"/>
+          <w:szCs w:val="28"/>
+          <w:lang w:val="en-US"/>
+        </w:rPr>
+        <w:t xml:space="preserve">¬ </w:t>
+      </w:r>
+      <w:r>
+        <w:rPr>
+          <w:rFonts w:ascii="Times New Roman" w:hAnsi="Times New Roman" w:cs="Times New Roman"/>
+          <w:sz w:val="28"/>
+          <w:szCs w:val="28"/>
+          <w:highlight w:val="green"/>
+        </w:rPr>
+        <w:t>(</w:t>
+      </w:r>
+      <w:r>
+        <w:rPr>
+          <w:rFonts w:ascii="Times New Roman" w:hAnsi="Times New Roman" w:cs="Times New Roman"/>
+          <w:sz w:val="28"/>
+          <w:szCs w:val="28"/>
+          <w:highlight w:val="cyan"/>
+        </w:rPr>
+        <w:t>(</w:t>
+      </w:r>
+      <w:r>
+        <w:rPr>
+          <w:rFonts w:ascii="Times New Roman" w:hAnsi="Times New Roman" w:cs="Times New Roman"/>
+          <w:color w:val="C00000"/>
+          <w:sz w:val="28"/>
+          <w:szCs w:val="28"/>
+          <w:lang w:val="en-US"/>
+        </w:rPr>
+        <w:t xml:space="preserve">(E </w:t>
+      </w:r>
+      <w:r>
+        <w:rPr>
+          <w:rFonts w:ascii="Cambria Math" w:hAnsi="Cambria Math" w:cs="Cambria Math"/>
+          <w:color w:val="EE0000"/>
+          <w:sz w:val="28"/>
+          <w:szCs w:val="28"/>
+          <w:lang w:val="en-US"/>
+        </w:rPr>
+        <w:t>∨</w:t>
+      </w:r>
+      <w:r>
+        <w:rPr>
+          <w:rFonts w:ascii="Times New Roman" w:hAnsi="Times New Roman" w:cs="Times New Roman"/>
+          <w:color w:val="EE0000"/>
+          <w:sz w:val="28"/>
+          <w:szCs w:val="28"/>
+          <w:lang w:val="en-US"/>
+        </w:rPr>
+        <w:t xml:space="preserve"> </w:t>
+      </w:r>
+      <w:r>
+        <w:rPr>
+          <w:rFonts w:ascii="Times New Roman" w:hAnsi="Times New Roman" w:cs="Times New Roman"/>
+          <w:color w:val="C00000"/>
+          <w:sz w:val="28"/>
+          <w:szCs w:val="28"/>
+          <w:lang w:val="en-US"/>
+        </w:rPr>
+        <w:t xml:space="preserve">A) </w:t>
+      </w:r>
+      <w:r>
+        <w:rPr>
+          <w:rFonts w:ascii="Cambria Math" w:hAnsi="Cambria Math" w:cs="Cambria Math"/>
+          <w:color w:val="C00000"/>
+          <w:sz w:val="28"/>
+          <w:szCs w:val="28"/>
+          <w:lang w:val="en-US"/>
+        </w:rPr>
+        <w:t>∧</w:t>
+      </w:r>
+      <w:r>
+        <w:rPr>
+          <w:rFonts w:ascii="Times New Roman" w:hAnsi="Times New Roman" w:cs="Times New Roman"/>
+          <w:color w:val="C00000"/>
+          <w:sz w:val="28"/>
+          <w:szCs w:val="28"/>
+          <w:lang w:val="en-US"/>
+        </w:rPr>
+        <w:t xml:space="preserve"> (¬E </w:t>
+      </w:r>
+      <w:r>
+        <w:rPr>
+          <w:rFonts w:ascii="Cambria Math" w:hAnsi="Cambria Math" w:cs="Cambria Math"/>
+          <w:color w:val="EE0000"/>
+          <w:sz w:val="28"/>
+          <w:szCs w:val="28"/>
+          <w:lang w:val="en-US"/>
+        </w:rPr>
+        <w:t>∨</w:t>
+      </w:r>
+      <w:r>
+        <w:rPr>
+          <w:rFonts w:ascii="Times New Roman" w:hAnsi="Times New Roman" w:cs="Times New Roman"/>
+          <w:color w:val="EE0000"/>
+          <w:sz w:val="28"/>
+          <w:szCs w:val="28"/>
+          <w:lang w:val="en-US"/>
+        </w:rPr>
+        <w:t xml:space="preserve"> </w:t>
+      </w:r>
+      <w:r>
+        <w:rPr>
+          <w:rFonts w:ascii="Times New Roman" w:hAnsi="Times New Roman" w:cs="Times New Roman"/>
+          <w:color w:val="C00000"/>
+          <w:sz w:val="28"/>
+          <w:szCs w:val="28"/>
+          <w:lang w:val="en-US"/>
+        </w:rPr>
+        <w:t xml:space="preserve">¬A) </w:t>
+      </w:r>
+      <w:r>
+        <w:rPr>
+          <w:rFonts w:ascii="Cambria Math" w:hAnsi="Cambria Math" w:cs="Cambria Math"/>
+          <w:sz w:val="28"/>
+          <w:szCs w:val="28"/>
+          <w:lang w:val="en-US"/>
+        </w:rPr>
+        <w:t>∨</w:t>
+      </w:r>
+      <w:r>
+        <w:rPr>
+          <w:rFonts w:ascii="Times New Roman" w:hAnsi="Times New Roman" w:cs="Times New Roman"/>
+          <w:sz w:val="28"/>
+          <w:szCs w:val="28"/>
+          <w:lang w:val="en-US"/>
+        </w:rPr>
+        <w:t xml:space="preserve"> </w:t>
+      </w:r>
+      <w:r>
+        <w:rPr>
+          <w:rFonts w:ascii="Times New Roman" w:hAnsi="Times New Roman" w:cs="Times New Roman"/>
+          <w:color w:val="00B050"/>
+          <w:sz w:val="28"/>
+          <w:szCs w:val="28"/>
+          <w:lang w:val="en-US"/>
+        </w:rPr>
+        <w:t>¬F</w:t>
+      </w:r>
+      <w:r>
+        <w:rPr>
+          <w:rFonts w:ascii="Times New Roman" w:hAnsi="Times New Roman" w:cs="Times New Roman"/>
+          <w:sz w:val="28"/>
+          <w:szCs w:val="28"/>
+          <w:highlight w:val="cyan"/>
+        </w:rPr>
+        <w:t>)</w:t>
+      </w:r>
+      <w:r>
+        <w:rPr>
+          <w:rFonts w:ascii="Times New Roman" w:hAnsi="Times New Roman" w:cs="Times New Roman"/>
+          <w:sz w:val="28"/>
+          <w:szCs w:val="28"/>
+        </w:rPr>
+        <w:t xml:space="preserve"> </w:t>
+      </w:r>
+      <w:r>
+        <w:rPr>
+          <w:rFonts w:ascii="Cambria Math" w:hAnsi="Cambria Math" w:cs="Cambria Math"/>
+          <w:sz w:val="28"/>
+          <w:szCs w:val="28"/>
+          <w:lang w:val="en-US"/>
+        </w:rPr>
+        <w:t>∨</w:t>
+      </w:r>
+      <w:r>
+        <w:rPr>
+          <w:rFonts w:ascii="Times New Roman" w:hAnsi="Times New Roman" w:cs="Times New Roman"/>
+          <w:sz w:val="28"/>
+          <w:szCs w:val="28"/>
+        </w:rPr>
+        <w:t xml:space="preserve"> (¬A)</w:t>
+      </w:r>
+      <w:r>
+        <w:rPr>
+          <w:rFonts w:ascii="Times New Roman" w:hAnsi="Times New Roman" w:cs="Times New Roman"/>
+          <w:sz w:val="28"/>
+          <w:szCs w:val="28"/>
+          <w:highlight w:val="green"/>
+        </w:rPr>
+        <w:t>)</w:t>
+      </w:r>
+    </w:p>
+    <w:p>
+      <w:pPr>
+        <w:pStyle w:val="a4"/>
+        <w:spacing w:line="259" w:lineRule="auto"/>
+        <w:rPr>
+          <w:rFonts w:ascii="Times New Roman" w:hAnsi="Times New Roman" w:cs="Times New Roman"/>
+          <w:sz w:val="28"/>
+          <w:szCs w:val="28"/>
+          <w:lang w:val="en-US"/>
+        </w:rPr>
+      </w:pPr>
+      <w:r>
+        <w:rPr>
+          <w:rFonts w:ascii="Times New Roman" w:hAnsi="Times New Roman" w:cs="Times New Roman"/>
+          <w:color w:val="C00000"/>
+          <w:sz w:val="28"/>
+          <w:szCs w:val="28"/>
+          <w:lang w:val="en-US"/>
+        </w:rPr>
+        <w:t xml:space="preserve">¬ (E </w:t>
+      </w:r>
+      <w:r>
+        <w:rPr>
+          <w:rFonts w:ascii="Cambria Math" w:hAnsi="Cambria Math" w:cs="Cambria Math"/>
+          <w:color w:val="EE0000"/>
+          <w:sz w:val="28"/>
+          <w:szCs w:val="28"/>
+          <w:lang w:val="en-US"/>
+        </w:rPr>
+        <w:t>∨</w:t>
+      </w:r>
+      <w:r>
+        <w:rPr>
+          <w:rFonts w:ascii="Times New Roman" w:hAnsi="Times New Roman" w:cs="Times New Roman"/>
+          <w:color w:val="EE0000"/>
+          <w:sz w:val="28"/>
+          <w:szCs w:val="28"/>
+          <w:lang w:val="en-US"/>
+        </w:rPr>
+        <w:t xml:space="preserve"> </w:t>
+      </w:r>
+      <w:r>
+        <w:rPr>
+          <w:rFonts w:ascii="Times New Roman" w:hAnsi="Times New Roman" w:cs="Times New Roman"/>
+          <w:color w:val="C00000"/>
+          <w:sz w:val="28"/>
+          <w:szCs w:val="28"/>
+          <w:lang w:val="en-US"/>
+        </w:rPr>
+        <w:t xml:space="preserve">A) </w:t>
+      </w:r>
+      <w:proofErr w:type="gramStart"/>
+      <w:r>
+        <w:rPr>
+          <w:rFonts w:ascii="Cambria Math" w:hAnsi="Cambria Math" w:cs="Cambria Math"/>
+          <w:color w:val="C00000"/>
+          <w:sz w:val="28"/>
+          <w:szCs w:val="28"/>
+          <w:lang w:val="en-US"/>
+        </w:rPr>
+        <w:t>∨</w:t>
+      </w:r>
+      <w:r>
+        <w:rPr>
+          <w:rFonts w:ascii="Times New Roman" w:hAnsi="Times New Roman" w:cs="Times New Roman"/>
+          <w:color w:val="C00000"/>
+          <w:sz w:val="28"/>
+          <w:szCs w:val="28"/>
+          <w:lang w:val="en-US"/>
+        </w:rPr>
+        <w:t xml:space="preserve">  ¬</w:t>
+      </w:r>
+      <w:proofErr w:type="gramEnd"/>
+      <w:r>
+        <w:rPr>
+          <w:rFonts w:ascii="Times New Roman" w:hAnsi="Times New Roman" w:cs="Times New Roman"/>
+          <w:color w:val="C00000"/>
+          <w:sz w:val="28"/>
+          <w:szCs w:val="28"/>
+          <w:lang w:val="en-US"/>
+        </w:rPr>
+        <w:t xml:space="preserve"> (¬E </w:t>
+      </w:r>
+      <w:r>
+        <w:rPr>
+          <w:rFonts w:ascii="Cambria Math" w:hAnsi="Cambria Math" w:cs="Cambria Math"/>
+          <w:color w:val="EE0000"/>
+          <w:sz w:val="28"/>
+          <w:szCs w:val="28"/>
+          <w:lang w:val="en-US"/>
+        </w:rPr>
+        <w:t>∨</w:t>
+      </w:r>
+      <w:r>
+        <w:rPr>
+          <w:rFonts w:ascii="Times New Roman" w:hAnsi="Times New Roman" w:cs="Times New Roman"/>
+          <w:color w:val="EE0000"/>
+          <w:sz w:val="28"/>
+          <w:szCs w:val="28"/>
+          <w:lang w:val="en-US"/>
+        </w:rPr>
+        <w:t xml:space="preserve"> </w:t>
+      </w:r>
+      <w:r>
+        <w:rPr>
+          <w:rFonts w:ascii="Times New Roman" w:hAnsi="Times New Roman" w:cs="Times New Roman"/>
+          <w:color w:val="C00000"/>
+          <w:sz w:val="28"/>
+          <w:szCs w:val="28"/>
+          <w:lang w:val="en-US"/>
+        </w:rPr>
+        <w:t xml:space="preserve">¬A) </w:t>
+      </w:r>
+      <w:r>
+        <w:rPr>
+          <w:rFonts w:ascii="Cambria Math" w:hAnsi="Cambria Math" w:cs="Cambria Math"/>
+          <w:color w:val="C00000"/>
+          <w:sz w:val="28"/>
+          <w:szCs w:val="28"/>
+          <w:lang w:val="en-US"/>
+        </w:rPr>
+        <w:t>∧</w:t>
+      </w:r>
+      <w:r>
+        <w:rPr>
+          <w:rFonts w:ascii="Times New Roman" w:hAnsi="Times New Roman" w:cs="Times New Roman"/>
+          <w:color w:val="C00000"/>
+          <w:sz w:val="28"/>
+          <w:szCs w:val="28"/>
+          <w:lang w:val="en-US"/>
+        </w:rPr>
+        <w:t xml:space="preserve"> </w:t>
+      </w:r>
+      <w:r>
+        <w:rPr>
+          <w:rFonts w:ascii="Times New Roman" w:hAnsi="Times New Roman" w:cs="Times New Roman"/>
+          <w:color w:val="00B050"/>
+          <w:sz w:val="28"/>
+          <w:szCs w:val="28"/>
+          <w:lang w:val="en-US"/>
+        </w:rPr>
+        <w:t xml:space="preserve">F </w:t>
+      </w:r>
+      <w:r>
+        <w:rPr>
+          <w:rFonts w:ascii="Times New Roman" w:hAnsi="Times New Roman" w:cs="Times New Roman"/>
+          <w:color w:val="C00000"/>
+          <w:sz w:val="28"/>
+          <w:szCs w:val="28"/>
+          <w:lang w:val="en-US"/>
+        </w:rPr>
+        <w:t xml:space="preserve">= </w:t>
+      </w:r>
+      <w:r>
+        <w:rPr>
+          <w:rFonts w:ascii="Times New Roman" w:hAnsi="Times New Roman" w:cs="Times New Roman"/>
+          <w:color w:val="C00000"/>
+          <w:sz w:val="28"/>
+          <w:szCs w:val="28"/>
+          <w:highlight w:val="cyan"/>
+          <w:lang w:val="en-US"/>
+        </w:rPr>
+        <w:t>(</w:t>
+      </w:r>
+      <w:r>
+        <w:rPr>
+          <w:rFonts w:ascii="Times New Roman" w:hAnsi="Times New Roman" w:cs="Times New Roman"/>
+          <w:color w:val="C00000"/>
+          <w:sz w:val="28"/>
+          <w:szCs w:val="28"/>
+          <w:lang w:val="en-US"/>
+        </w:rPr>
+        <w:t xml:space="preserve">(¬ E </w:t>
+      </w:r>
+      <w:r>
+        <w:rPr>
+          <w:rFonts w:ascii="Cambria Math" w:hAnsi="Cambria Math" w:cs="Cambria Math"/>
+          <w:color w:val="C00000"/>
+          <w:sz w:val="28"/>
+          <w:szCs w:val="28"/>
+          <w:lang w:val="en-US"/>
+        </w:rPr>
+        <w:t>∧</w:t>
+      </w:r>
+      <w:r>
+        <w:rPr>
+          <w:rFonts w:ascii="Times New Roman" w:hAnsi="Times New Roman" w:cs="Times New Roman"/>
+          <w:color w:val="C00000"/>
+          <w:sz w:val="28"/>
+          <w:szCs w:val="28"/>
+          <w:lang w:val="en-US"/>
+        </w:rPr>
+        <w:t xml:space="preserve"> ¬ A) </w:t>
+      </w:r>
+      <w:proofErr w:type="gramStart"/>
+      <w:r>
+        <w:rPr>
+          <w:rFonts w:ascii="Cambria Math" w:hAnsi="Cambria Math" w:cs="Cambria Math"/>
+          <w:color w:val="C00000"/>
+          <w:sz w:val="28"/>
+          <w:szCs w:val="28"/>
+          <w:lang w:val="en-US"/>
+        </w:rPr>
+        <w:t>∨</w:t>
+      </w:r>
+      <w:r>
+        <w:rPr>
+          <w:rFonts w:ascii="Times New Roman" w:hAnsi="Times New Roman" w:cs="Times New Roman"/>
+          <w:color w:val="C00000"/>
+          <w:sz w:val="28"/>
+          <w:szCs w:val="28"/>
+          <w:lang w:val="en-US"/>
+        </w:rPr>
+        <w:t xml:space="preserve">  (</w:t>
+      </w:r>
+      <w:proofErr w:type="gramEnd"/>
+      <w:r>
+        <w:rPr>
+          <w:rFonts w:ascii="Times New Roman" w:hAnsi="Times New Roman" w:cs="Times New Roman"/>
+          <w:color w:val="C00000"/>
+          <w:sz w:val="28"/>
+          <w:szCs w:val="28"/>
+          <w:lang w:val="en-US"/>
+        </w:rPr>
+        <w:t xml:space="preserve">(E </w:t>
+      </w:r>
+      <w:r>
+        <w:rPr>
+          <w:rFonts w:ascii="Cambria Math" w:hAnsi="Cambria Math" w:cs="Cambria Math"/>
+          <w:color w:val="C00000"/>
+          <w:sz w:val="28"/>
+          <w:szCs w:val="28"/>
+          <w:lang w:val="en-US"/>
+        </w:rPr>
+        <w:t>∧</w:t>
+      </w:r>
+      <w:r>
+        <w:rPr>
+          <w:rFonts w:ascii="Times New Roman" w:hAnsi="Times New Roman" w:cs="Times New Roman"/>
+          <w:color w:val="EE0000"/>
+          <w:sz w:val="28"/>
+          <w:szCs w:val="28"/>
+          <w:lang w:val="en-US"/>
+        </w:rPr>
+        <w:t xml:space="preserve"> </w:t>
+      </w:r>
+      <w:r>
+        <w:rPr>
+          <w:rFonts w:ascii="Times New Roman" w:hAnsi="Times New Roman" w:cs="Times New Roman"/>
+          <w:color w:val="C00000"/>
+          <w:sz w:val="28"/>
+          <w:szCs w:val="28"/>
+          <w:lang w:val="en-US"/>
+        </w:rPr>
+        <w:t xml:space="preserve">A) </w:t>
+      </w:r>
+      <w:r>
+        <w:rPr>
+          <w:rFonts w:ascii="Cambria Math" w:hAnsi="Cambria Math" w:cs="Cambria Math"/>
+          <w:color w:val="C00000"/>
+          <w:sz w:val="28"/>
+          <w:szCs w:val="28"/>
+          <w:lang w:val="en-US"/>
+        </w:rPr>
+        <w:t>∧</w:t>
+      </w:r>
+      <w:r>
+        <w:rPr>
+          <w:rFonts w:ascii="Times New Roman" w:hAnsi="Times New Roman" w:cs="Times New Roman"/>
+          <w:color w:val="C00000"/>
+          <w:sz w:val="28"/>
+          <w:szCs w:val="28"/>
+          <w:lang w:val="en-US"/>
+        </w:rPr>
+        <w:t xml:space="preserve"> F)</w:t>
+      </w:r>
+      <w:r>
+        <w:rPr>
+          <w:rFonts w:ascii="Times New Roman" w:hAnsi="Times New Roman" w:cs="Times New Roman"/>
+          <w:color w:val="C00000"/>
+          <w:sz w:val="28"/>
+          <w:szCs w:val="28"/>
+          <w:highlight w:val="cyan"/>
+          <w:lang w:val="en-US"/>
+        </w:rPr>
+        <w:t>)</w:t>
+      </w:r>
+    </w:p>
+    <w:p>
+      <w:pPr>
+        <w:pStyle w:val="a4"/>
+        <w:spacing w:line="259" w:lineRule="auto"/>
+        <w:rPr>
+          <w:rFonts w:ascii="Times New Roman" w:hAnsi="Times New Roman" w:cs="Times New Roman"/>
+          <w:sz w:val="28"/>
+          <w:szCs w:val="28"/>
+          <w:lang w:val="en-US"/>
+        </w:rPr>
+      </w:pPr>
+      <w:r>
+        <w:rPr>
+          <w:rFonts w:ascii="Times New Roman" w:hAnsi="Times New Roman" w:cs="Times New Roman"/>
+          <w:color w:val="C00000"/>
+          <w:sz w:val="28"/>
+          <w:szCs w:val="28"/>
+          <w:highlight w:val="green"/>
+          <w:lang w:val="en-US"/>
+        </w:rPr>
+        <w:t>(</w:t>
+      </w:r>
+      <w:r>
+        <w:rPr>
+          <w:rFonts w:ascii="Times New Roman" w:hAnsi="Times New Roman" w:cs="Times New Roman"/>
+          <w:color w:val="C00000"/>
+          <w:sz w:val="28"/>
+          <w:szCs w:val="28"/>
+          <w:highlight w:val="cyan"/>
+          <w:lang w:val="en-US"/>
+        </w:rPr>
+        <w:t>(</w:t>
+      </w:r>
+      <w:r>
+        <w:rPr>
+          <w:rFonts w:ascii="Times New Roman" w:hAnsi="Times New Roman" w:cs="Times New Roman"/>
+          <w:color w:val="C00000"/>
+          <w:sz w:val="28"/>
+          <w:szCs w:val="28"/>
+          <w:lang w:val="en-US"/>
+        </w:rPr>
+        <w:t xml:space="preserve">(¬ E </w:t>
+      </w:r>
+      <w:r>
+        <w:rPr>
+          <w:rFonts w:ascii="Cambria Math" w:hAnsi="Cambria Math" w:cs="Cambria Math"/>
+          <w:color w:val="C00000"/>
+          <w:sz w:val="28"/>
+          <w:szCs w:val="28"/>
+          <w:lang w:val="en-US"/>
+        </w:rPr>
+        <w:t>∧</w:t>
+      </w:r>
+      <w:r>
+        <w:rPr>
+          <w:rFonts w:ascii="Times New Roman" w:hAnsi="Times New Roman" w:cs="Times New Roman"/>
+          <w:color w:val="C00000"/>
+          <w:sz w:val="28"/>
+          <w:szCs w:val="28"/>
+          <w:lang w:val="en-US"/>
+        </w:rPr>
+        <w:t xml:space="preserve"> ¬ A) </w:t>
+      </w:r>
+      <w:proofErr w:type="gramStart"/>
+      <w:r>
+        <w:rPr>
+          <w:rFonts w:ascii="Cambria Math" w:hAnsi="Cambria Math" w:cs="Cambria Math"/>
+          <w:color w:val="C00000"/>
+          <w:sz w:val="28"/>
+          <w:szCs w:val="28"/>
+          <w:lang w:val="en-US"/>
+        </w:rPr>
+        <w:t>∨</w:t>
+      </w:r>
+      <w:r>
+        <w:rPr>
+          <w:rFonts w:ascii="Times New Roman" w:hAnsi="Times New Roman" w:cs="Times New Roman"/>
+          <w:color w:val="C00000"/>
+          <w:sz w:val="28"/>
+          <w:szCs w:val="28"/>
+          <w:lang w:val="en-US"/>
+        </w:rPr>
+        <w:t xml:space="preserve">  (</w:t>
+      </w:r>
+      <w:proofErr w:type="gramEnd"/>
+      <w:r>
+        <w:rPr>
+          <w:rFonts w:ascii="Times New Roman" w:hAnsi="Times New Roman" w:cs="Times New Roman"/>
+          <w:color w:val="C00000"/>
+          <w:sz w:val="28"/>
+          <w:szCs w:val="28"/>
+          <w:lang w:val="en-US"/>
+        </w:rPr>
+        <w:t xml:space="preserve">(E </w:t>
+      </w:r>
+      <w:r>
+        <w:rPr>
+          <w:rFonts w:ascii="Cambria Math" w:hAnsi="Cambria Math" w:cs="Cambria Math"/>
+          <w:color w:val="C00000"/>
+          <w:sz w:val="28"/>
+          <w:szCs w:val="28"/>
+          <w:lang w:val="en-US"/>
+        </w:rPr>
+        <w:t>∧</w:t>
+      </w:r>
+      <w:r>
+        <w:rPr>
+          <w:rFonts w:ascii="Times New Roman" w:hAnsi="Times New Roman" w:cs="Times New Roman"/>
+          <w:color w:val="EE0000"/>
+          <w:sz w:val="28"/>
+          <w:szCs w:val="28"/>
+          <w:lang w:val="en-US"/>
+        </w:rPr>
+        <w:t xml:space="preserve"> </w:t>
+      </w:r>
+      <w:r>
+        <w:rPr>
+          <w:rFonts w:ascii="Times New Roman" w:hAnsi="Times New Roman" w:cs="Times New Roman"/>
+          <w:color w:val="C00000"/>
+          <w:sz w:val="28"/>
+          <w:szCs w:val="28"/>
+          <w:lang w:val="en-US"/>
+        </w:rPr>
+        <w:t xml:space="preserve">A) </w:t>
+      </w:r>
+      <w:r>
+        <w:rPr>
+          <w:rFonts w:ascii="Cambria Math" w:hAnsi="Cambria Math" w:cs="Cambria Math"/>
+          <w:color w:val="C00000"/>
+          <w:sz w:val="28"/>
+          <w:szCs w:val="28"/>
+          <w:lang w:val="en-US"/>
+        </w:rPr>
+        <w:t>∧</w:t>
+      </w:r>
+      <w:r>
+        <w:rPr>
+          <w:rFonts w:ascii="Times New Roman" w:hAnsi="Times New Roman" w:cs="Times New Roman"/>
+          <w:color w:val="C00000"/>
+          <w:sz w:val="28"/>
+          <w:szCs w:val="28"/>
+          <w:lang w:val="en-US"/>
+        </w:rPr>
+        <w:t xml:space="preserve"> </w:t>
+      </w:r>
+      <w:r>
+        <w:rPr>
+          <w:rFonts w:ascii="Times New Roman" w:hAnsi="Times New Roman" w:cs="Times New Roman"/>
+          <w:color w:val="00B050"/>
+          <w:sz w:val="28"/>
+          <w:szCs w:val="28"/>
+          <w:lang w:val="en-US"/>
+        </w:rPr>
+        <w:t>F</w:t>
+      </w:r>
+      <w:r>
+        <w:rPr>
+          <w:rFonts w:ascii="Times New Roman" w:hAnsi="Times New Roman" w:cs="Times New Roman"/>
+          <w:color w:val="C00000"/>
+          <w:sz w:val="28"/>
+          <w:szCs w:val="28"/>
+          <w:lang w:val="en-US"/>
+        </w:rPr>
+        <w:t>)</w:t>
+      </w:r>
+      <w:r>
+        <w:rPr>
+          <w:rFonts w:ascii="Times New Roman" w:hAnsi="Times New Roman" w:cs="Times New Roman"/>
+          <w:color w:val="C00000"/>
+          <w:sz w:val="28"/>
+          <w:szCs w:val="28"/>
+          <w:highlight w:val="cyan"/>
+          <w:lang w:val="en-US"/>
+        </w:rPr>
+        <w:t>)</w:t>
+      </w:r>
+      <w:r>
+        <w:rPr>
+          <w:rFonts w:ascii="Times New Roman" w:hAnsi="Times New Roman" w:cs="Times New Roman"/>
+          <w:sz w:val="28"/>
+          <w:szCs w:val="28"/>
+          <w:lang w:val="en-US"/>
+        </w:rPr>
+        <w:t xml:space="preserve"> </w:t>
+      </w:r>
+      <w:r>
+        <w:rPr>
+          <w:rFonts w:ascii="Cambria Math" w:hAnsi="Cambria Math" w:cs="Cambria Math"/>
+          <w:sz w:val="28"/>
+          <w:szCs w:val="28"/>
+          <w:lang w:val="en-US"/>
+        </w:rPr>
+        <w:t>∨</w:t>
+      </w:r>
+      <w:r>
+        <w:rPr>
+          <w:rFonts w:ascii="Times New Roman" w:hAnsi="Times New Roman" w:cs="Times New Roman"/>
+          <w:sz w:val="28"/>
+          <w:szCs w:val="28"/>
+          <w:lang w:val="en-US"/>
+        </w:rPr>
+        <w:t xml:space="preserve"> (¬A)</w:t>
+      </w:r>
+      <w:r>
+        <w:rPr>
+          <w:rFonts w:ascii="Times New Roman" w:hAnsi="Times New Roman" w:cs="Times New Roman"/>
+          <w:sz w:val="28"/>
+          <w:szCs w:val="28"/>
+          <w:highlight w:val="green"/>
+          <w:lang w:val="en-US"/>
+        </w:rPr>
+        <w:t>)</w:t>
+      </w:r>
+    </w:p>
+    <w:p>
+      <w:pPr>
+        <w:pStyle w:val="a4"/>
+        <w:spacing w:line="259" w:lineRule="auto"/>
+        <w:rPr>
+          <w:rFonts w:ascii="Times New Roman" w:hAnsi="Times New Roman" w:cs="Times New Roman"/>
+          <w:sz w:val="28"/>
+          <w:szCs w:val="28"/>
+          <w:lang w:val="en-US"/>
+        </w:rPr>
+      </w:pPr>
+      <w:r>
+        <w:rPr>
+          <w:rFonts w:ascii="Times New Roman" w:hAnsi="Times New Roman" w:cs="Times New Roman"/>
+          <w:color w:val="C00000"/>
+          <w:sz w:val="28"/>
+          <w:szCs w:val="28"/>
+          <w:lang w:val="en-US"/>
+        </w:rPr>
+        <w:t xml:space="preserve">(¬ E </w:t>
+      </w:r>
+      <w:r>
+        <w:rPr>
+          <w:rFonts w:ascii="Cambria Math" w:hAnsi="Cambria Math" w:cs="Cambria Math"/>
+          <w:color w:val="C00000"/>
+          <w:sz w:val="28"/>
+          <w:szCs w:val="28"/>
+          <w:lang w:val="en-US"/>
+        </w:rPr>
+        <w:t>∧</w:t>
+      </w:r>
+      <w:r>
+        <w:rPr>
+          <w:rFonts w:ascii="Times New Roman" w:hAnsi="Times New Roman" w:cs="Times New Roman"/>
+          <w:color w:val="C00000"/>
+          <w:sz w:val="28"/>
+          <w:szCs w:val="28"/>
+          <w:lang w:val="en-US"/>
+        </w:rPr>
+        <w:t xml:space="preserve"> ¬ A) </w:t>
+      </w:r>
+      <w:proofErr w:type="gramStart"/>
+      <w:r>
+        <w:rPr>
+          <w:rFonts w:ascii="Cambria Math" w:hAnsi="Cambria Math" w:cs="Cambria Math"/>
+          <w:color w:val="C00000"/>
+          <w:sz w:val="28"/>
+          <w:szCs w:val="28"/>
+          <w:lang w:val="en-US"/>
+        </w:rPr>
+        <w:t>∨</w:t>
+      </w:r>
+      <w:r>
+        <w:rPr>
+          <w:rFonts w:ascii="Times New Roman" w:hAnsi="Times New Roman" w:cs="Times New Roman"/>
+          <w:color w:val="C00000"/>
+          <w:sz w:val="28"/>
+          <w:szCs w:val="28"/>
+          <w:lang w:val="en-US"/>
+        </w:rPr>
+        <w:t xml:space="preserve">  (</w:t>
+      </w:r>
+      <w:proofErr w:type="gramEnd"/>
+      <w:r>
+        <w:rPr>
+          <w:rFonts w:ascii="Times New Roman" w:hAnsi="Times New Roman" w:cs="Times New Roman"/>
+          <w:color w:val="C00000"/>
+          <w:sz w:val="28"/>
+          <w:szCs w:val="28"/>
+          <w:lang w:val="en-US"/>
+        </w:rPr>
+        <w:t xml:space="preserve">E </w:t>
+      </w:r>
+      <w:r>
+        <w:rPr>
+          <w:rFonts w:ascii="Cambria Math" w:hAnsi="Cambria Math" w:cs="Cambria Math"/>
+          <w:color w:val="C00000"/>
+          <w:sz w:val="28"/>
+          <w:szCs w:val="28"/>
+          <w:lang w:val="en-US"/>
+        </w:rPr>
+        <w:t>∧</w:t>
+      </w:r>
+      <w:r>
+        <w:rPr>
+          <w:rFonts w:ascii="Times New Roman" w:hAnsi="Times New Roman" w:cs="Times New Roman"/>
+          <w:color w:val="EE0000"/>
+          <w:sz w:val="28"/>
+          <w:szCs w:val="28"/>
+          <w:lang w:val="en-US"/>
+        </w:rPr>
+        <w:t xml:space="preserve"> </w:t>
+      </w:r>
+      <w:r>
+        <w:rPr>
+          <w:rFonts w:ascii="Times New Roman" w:hAnsi="Times New Roman" w:cs="Times New Roman"/>
+          <w:color w:val="C00000"/>
+          <w:sz w:val="28"/>
+          <w:szCs w:val="28"/>
+          <w:lang w:val="en-US"/>
+        </w:rPr>
+        <w:t xml:space="preserve">A </w:t>
+      </w:r>
+      <w:r>
+        <w:rPr>
+          <w:rFonts w:ascii="Cambria Math" w:hAnsi="Cambria Math" w:cs="Cambria Math"/>
+          <w:color w:val="C00000"/>
+          <w:sz w:val="28"/>
+          <w:szCs w:val="28"/>
+          <w:lang w:val="en-US"/>
+        </w:rPr>
+        <w:t>∧</w:t>
+      </w:r>
+      <w:r>
+        <w:rPr>
+          <w:rFonts w:ascii="Times New Roman" w:hAnsi="Times New Roman" w:cs="Times New Roman"/>
+          <w:color w:val="C00000"/>
+          <w:sz w:val="28"/>
+          <w:szCs w:val="28"/>
+          <w:lang w:val="en-US"/>
+        </w:rPr>
+        <w:t xml:space="preserve"> </w:t>
+      </w:r>
+      <w:r>
+        <w:rPr>
+          <w:rFonts w:ascii="Times New Roman" w:hAnsi="Times New Roman" w:cs="Times New Roman"/>
+          <w:color w:val="00B050"/>
+          <w:sz w:val="28"/>
+          <w:szCs w:val="28"/>
+          <w:lang w:val="en-US"/>
+        </w:rPr>
+        <w:t>F)</w:t>
+      </w:r>
+      <w:r>
+        <w:rPr>
+          <w:rFonts w:ascii="Times New Roman" w:hAnsi="Times New Roman" w:cs="Times New Roman"/>
+          <w:sz w:val="28"/>
+          <w:szCs w:val="28"/>
+          <w:lang w:val="en-US"/>
+        </w:rPr>
+        <w:t xml:space="preserve"> </w:t>
+      </w:r>
+      <w:r>
+        <w:rPr>
+          <w:rFonts w:ascii="Cambria Math" w:hAnsi="Cambria Math" w:cs="Cambria Math"/>
+          <w:sz w:val="28"/>
+          <w:szCs w:val="28"/>
+          <w:lang w:val="en-US"/>
+        </w:rPr>
+        <w:t>∨</w:t>
+      </w:r>
+      <w:r>
+        <w:rPr>
+          <w:rFonts w:ascii="Times New Roman" w:hAnsi="Times New Roman" w:cs="Times New Roman"/>
+          <w:sz w:val="28"/>
+          <w:szCs w:val="28"/>
+          <w:lang w:val="en-US"/>
+        </w:rPr>
+        <w:t xml:space="preserve"> (¬A)</w:t>
+      </w:r>
+    </w:p>
+    <w:p>
+      <w:pPr>
+        <w:pStyle w:val="a4"/>
+        <w:spacing w:line="259" w:lineRule="auto"/>
+        <w:rPr>
+          <w:rFonts w:ascii="Times New Roman" w:hAnsi="Times New Roman" w:cs="Times New Roman"/>
+          <w:sz w:val="28"/>
+          <w:szCs w:val="28"/>
+          <w:lang w:val="en-US"/>
+        </w:rPr>
+      </w:pPr>
+    </w:p>
+    <w:p>
+      <w:pPr>
+        <w:pStyle w:val="a4"/>
+        <w:numPr>
+          <w:ilvl w:val="0"/>
+          <w:numId w:val="6"/>
+        </w:numPr>
+        <w:spacing w:line="259" w:lineRule="auto"/>
+        <w:rPr>
+          <w:rFonts w:ascii="Times New Roman" w:hAnsi="Times New Roman" w:cs="Times New Roman"/>
+          <w:sz w:val="28"/>
+          <w:szCs w:val="28"/>
+          <w:lang w:val="en-US"/>
+        </w:rPr>
+      </w:pPr>
+      <w:r>
+        <w:rPr>
+          <w:rFonts w:ascii="Times New Roman" w:hAnsi="Times New Roman" w:cs="Times New Roman"/>
+          <w:color w:val="C00000"/>
+          <w:sz w:val="28"/>
+          <w:szCs w:val="28"/>
+          <w:lang w:val="en-US"/>
+        </w:rPr>
+        <w:t xml:space="preserve">(¬ E </w:t>
+      </w:r>
+      <w:r>
+        <w:rPr>
+          <w:rFonts w:ascii="Cambria Math" w:hAnsi="Cambria Math" w:cs="Cambria Math"/>
+          <w:color w:val="C00000"/>
+          <w:sz w:val="28"/>
+          <w:szCs w:val="28"/>
+          <w:lang w:val="en-US"/>
+        </w:rPr>
+        <w:t>∧</w:t>
+      </w:r>
+      <w:r>
+        <w:rPr>
+          <w:rFonts w:ascii="Times New Roman" w:hAnsi="Times New Roman" w:cs="Times New Roman"/>
+          <w:color w:val="C00000"/>
+          <w:sz w:val="28"/>
+          <w:szCs w:val="28"/>
+          <w:lang w:val="en-US"/>
+        </w:rPr>
+        <w:t xml:space="preserve"> ¬ A) </w:t>
+      </w:r>
+      <w:r>
+        <w:rPr>
+          <w:rFonts w:ascii="Cambria Math" w:hAnsi="Cambria Math" w:cs="Cambria Math"/>
+          <w:sz w:val="28"/>
+          <w:szCs w:val="28"/>
+          <w:lang w:val="en-US"/>
+        </w:rPr>
+        <w:t>∨</w:t>
+      </w:r>
+      <w:r>
+        <w:rPr>
+          <w:rFonts w:ascii="Times New Roman" w:hAnsi="Times New Roman" w:cs="Times New Roman"/>
+          <w:sz w:val="28"/>
+          <w:szCs w:val="28"/>
+          <w:lang w:val="en-US"/>
+        </w:rPr>
+        <w:t xml:space="preserve"> (¬A) = ¬A</w:t>
+      </w:r>
+    </w:p>
+    <w:p>
+      <w:pPr>
+        <w:pStyle w:val="a4"/>
+        <w:spacing w:line="259" w:lineRule="auto"/>
+        <w:rPr>
+          <w:rFonts w:ascii="Times New Roman" w:hAnsi="Times New Roman" w:cs="Times New Roman"/>
+          <w:sz w:val="28"/>
+          <w:szCs w:val="28"/>
+          <w:lang w:val="en-US"/>
+        </w:rPr>
+      </w:pPr>
+    </w:p>
+    <w:p>
+      <w:pPr>
+        <w:pStyle w:val="a4"/>
+        <w:numPr>
+          <w:ilvl w:val="0"/>
+          <w:numId w:val="6"/>
+        </w:numPr>
+        <w:spacing w:line="259" w:lineRule="auto"/>
+        <w:rPr>
+          <w:rFonts w:ascii="Times New Roman" w:hAnsi="Times New Roman" w:cs="Times New Roman"/>
+          <w:sz w:val="28"/>
+          <w:szCs w:val="28"/>
+          <w:lang w:val="en-US"/>
+        </w:rPr>
+      </w:pPr>
+      <w:r>
+        <w:rPr>
+          <w:rFonts w:ascii="Times New Roman" w:hAnsi="Times New Roman" w:cs="Times New Roman"/>
+          <w:color w:val="C00000"/>
+          <w:sz w:val="28"/>
+          <w:szCs w:val="28"/>
+          <w:lang w:val="en-US"/>
+        </w:rPr>
+        <w:t xml:space="preserve">(E </w:t>
+      </w:r>
+      <w:r>
+        <w:rPr>
+          <w:rFonts w:ascii="Cambria Math" w:hAnsi="Cambria Math" w:cs="Cambria Math"/>
+          <w:color w:val="C00000"/>
+          <w:sz w:val="28"/>
+          <w:szCs w:val="28"/>
+          <w:lang w:val="en-US"/>
+        </w:rPr>
+        <w:t>∧</w:t>
+      </w:r>
+      <w:r>
+        <w:rPr>
+          <w:rFonts w:ascii="Times New Roman" w:hAnsi="Times New Roman" w:cs="Times New Roman"/>
+          <w:color w:val="EE0000"/>
+          <w:sz w:val="28"/>
+          <w:szCs w:val="28"/>
+          <w:lang w:val="en-US"/>
+        </w:rPr>
+        <w:t xml:space="preserve"> </w:t>
+      </w:r>
+      <w:r>
+        <w:rPr>
+          <w:rFonts w:ascii="Times New Roman" w:hAnsi="Times New Roman" w:cs="Times New Roman"/>
+          <w:color w:val="C00000"/>
+          <w:sz w:val="28"/>
+          <w:szCs w:val="28"/>
+          <w:lang w:val="en-US"/>
+        </w:rPr>
+        <w:t xml:space="preserve">A </w:t>
+      </w:r>
+      <w:r>
+        <w:rPr>
+          <w:rFonts w:ascii="Cambria Math" w:hAnsi="Cambria Math" w:cs="Cambria Math"/>
+          <w:color w:val="C00000"/>
+          <w:sz w:val="28"/>
+          <w:szCs w:val="28"/>
+          <w:lang w:val="en-US"/>
+        </w:rPr>
+        <w:t>∧</w:t>
+      </w:r>
+      <w:r>
+        <w:rPr>
+          <w:rFonts w:ascii="Times New Roman" w:hAnsi="Times New Roman" w:cs="Times New Roman"/>
+          <w:color w:val="C00000"/>
+          <w:sz w:val="28"/>
+          <w:szCs w:val="28"/>
+          <w:lang w:val="en-US"/>
+        </w:rPr>
+        <w:t xml:space="preserve"> </w:t>
+      </w:r>
+      <w:r>
+        <w:rPr>
+          <w:rFonts w:ascii="Times New Roman" w:hAnsi="Times New Roman" w:cs="Times New Roman"/>
+          <w:color w:val="00B050"/>
+          <w:sz w:val="28"/>
+          <w:szCs w:val="28"/>
+          <w:lang w:val="en-US"/>
+        </w:rPr>
+        <w:t>F)</w:t>
+      </w:r>
+      <w:r>
+        <w:rPr>
+          <w:rFonts w:ascii="Times New Roman" w:hAnsi="Times New Roman" w:cs="Times New Roman"/>
+          <w:sz w:val="28"/>
+          <w:szCs w:val="28"/>
+          <w:lang w:val="en-US"/>
+        </w:rPr>
+        <w:t xml:space="preserve"> </w:t>
+      </w:r>
+      <w:r>
+        <w:rPr>
+          <w:rFonts w:ascii="Cambria Math" w:hAnsi="Cambria Math" w:cs="Cambria Math"/>
+          <w:sz w:val="28"/>
+          <w:szCs w:val="28"/>
+          <w:lang w:val="en-US"/>
+        </w:rPr>
+        <w:t>∨</w:t>
+      </w:r>
+      <w:r>
+        <w:rPr>
+          <w:rFonts w:ascii="Times New Roman" w:hAnsi="Times New Roman" w:cs="Times New Roman"/>
+          <w:sz w:val="28"/>
+          <w:szCs w:val="28"/>
+          <w:lang w:val="en-US"/>
+        </w:rPr>
+        <w:t xml:space="preserve"> (¬A) = </w:t>
+      </w:r>
+      <w:r>
+        <w:rPr>
+          <w:rFonts w:ascii="Times New Roman" w:hAnsi="Times New Roman" w:cs="Times New Roman"/>
+          <w:sz w:val="28"/>
+          <w:szCs w:val="28"/>
+          <w:lang w:val="en-US"/>
+        </w:rPr>
+        <w:t>¬A</w:t>
+      </w:r>
+      <w:r>
+        <w:rPr>
+          <w:rFonts w:ascii="Times New Roman" w:hAnsi="Times New Roman" w:cs="Times New Roman"/>
+          <w:sz w:val="28"/>
+          <w:szCs w:val="28"/>
+        </w:rPr>
+        <w:t xml:space="preserve"> </w:t>
+      </w:r>
+      <w:r>
+        <w:rPr>
+          <w:rFonts w:ascii="Cambria Math" w:hAnsi="Cambria Math" w:cs="Cambria Math"/>
+          <w:sz w:val="28"/>
+          <w:szCs w:val="28"/>
+          <w:lang w:val="en-US"/>
+        </w:rPr>
+        <w:t>∨</w:t>
+      </w:r>
+      <w:r>
+        <w:rPr>
+          <w:rFonts w:ascii="Times New Roman" w:hAnsi="Times New Roman" w:cs="Times New Roman"/>
+          <w:sz w:val="28"/>
+          <w:szCs w:val="28"/>
+        </w:rPr>
+        <w:t xml:space="preserve"> </w:t>
+      </w:r>
+      <w:r>
+        <w:rPr>
+          <w:rFonts w:ascii="Times New Roman" w:hAnsi="Times New Roman" w:cs="Times New Roman"/>
+          <w:color w:val="C00000"/>
+          <w:sz w:val="28"/>
+          <w:szCs w:val="28"/>
+          <w:lang w:val="en-US"/>
+        </w:rPr>
+        <w:t xml:space="preserve">(E </w:t>
+      </w:r>
+      <w:r>
+        <w:rPr>
+          <w:rFonts w:ascii="Cambria Math" w:hAnsi="Cambria Math" w:cs="Cambria Math"/>
+          <w:color w:val="C00000"/>
+          <w:sz w:val="28"/>
+          <w:szCs w:val="28"/>
+          <w:lang w:val="en-US"/>
+        </w:rPr>
+        <w:t>∧</w:t>
+      </w:r>
+      <w:r>
+        <w:rPr>
+          <w:rFonts w:ascii="Times New Roman" w:hAnsi="Times New Roman" w:cs="Times New Roman"/>
+          <w:color w:val="EE0000"/>
+          <w:sz w:val="28"/>
+          <w:szCs w:val="28"/>
+          <w:lang w:val="en-US"/>
+        </w:rPr>
+        <w:t xml:space="preserve"> </w:t>
+      </w:r>
+      <w:r>
+        <w:rPr>
+          <w:rFonts w:ascii="Times New Roman" w:hAnsi="Times New Roman" w:cs="Times New Roman"/>
+          <w:color w:val="00B050"/>
+          <w:sz w:val="28"/>
+          <w:szCs w:val="28"/>
+          <w:lang w:val="en-US"/>
+        </w:rPr>
+        <w:t>F)</w:t>
+      </w:r>
+    </w:p>
+    <w:p>
+      <w:pPr>
+        <w:spacing w:line="259" w:lineRule="auto"/>
+        <w:ind w:left="360"/>
+        <w:rPr>
+          <w:rFonts w:ascii="Times New Roman" w:hAnsi="Times New Roman" w:cs="Times New Roman"/>
+          <w:sz w:val="28"/>
+          <w:szCs w:val="28"/>
+        </w:rPr>
+      </w:pPr>
+      <w:r>
+        <w:rPr>
+          <w:rFonts w:ascii="Times New Roman" w:hAnsi="Times New Roman" w:cs="Times New Roman"/>
+          <w:sz w:val="28"/>
+          <w:szCs w:val="28"/>
+        </w:rPr>
+        <w:t>(</w:t>
+      </w:r>
+      <w:r>
+        <w:rPr>
+          <w:rFonts w:ascii="Times New Roman" w:hAnsi="Times New Roman" w:cs="Times New Roman"/>
+          <w:sz w:val="28"/>
+          <w:szCs w:val="28"/>
+          <w:lang w:val="en-US"/>
+        </w:rPr>
+        <w:t>¬A</w:t>
+      </w:r>
+      <w:r>
+        <w:rPr>
+          <w:rFonts w:ascii="Times New Roman" w:hAnsi="Times New Roman" w:cs="Times New Roman"/>
+          <w:sz w:val="28"/>
+          <w:szCs w:val="28"/>
+        </w:rPr>
+        <w:t xml:space="preserve"> </w:t>
+      </w:r>
+      <w:r>
+        <w:rPr>
+          <w:rFonts w:ascii="Cambria Math" w:hAnsi="Cambria Math" w:cs="Cambria Math"/>
+          <w:sz w:val="28"/>
+          <w:szCs w:val="28"/>
+          <w:lang w:val="en-US"/>
+        </w:rPr>
+        <w:t>∨</w:t>
+      </w:r>
+      <w:r>
+        <w:rPr>
+          <w:rFonts w:ascii="Times New Roman" w:hAnsi="Times New Roman" w:cs="Times New Roman"/>
+          <w:sz w:val="28"/>
+          <w:szCs w:val="28"/>
+        </w:rPr>
+        <w:t xml:space="preserve"> </w:t>
+      </w:r>
+      <w:r>
+        <w:rPr>
+          <w:rFonts w:ascii="Times New Roman" w:hAnsi="Times New Roman" w:cs="Times New Roman"/>
+          <w:color w:val="C00000"/>
+          <w:sz w:val="28"/>
+          <w:szCs w:val="28"/>
+          <w:lang w:val="en-US"/>
+        </w:rPr>
+        <w:t xml:space="preserve">(E </w:t>
+      </w:r>
+      <w:r>
+        <w:rPr>
+          <w:rFonts w:ascii="Cambria Math" w:hAnsi="Cambria Math" w:cs="Cambria Math"/>
+          <w:color w:val="C00000"/>
+          <w:sz w:val="28"/>
+          <w:szCs w:val="28"/>
+          <w:lang w:val="en-US"/>
+        </w:rPr>
+        <w:t>∧</w:t>
+      </w:r>
+      <w:r>
+        <w:rPr>
+          <w:rFonts w:ascii="Times New Roman" w:hAnsi="Times New Roman" w:cs="Times New Roman"/>
+          <w:color w:val="EE0000"/>
+          <w:sz w:val="28"/>
+          <w:szCs w:val="28"/>
+          <w:lang w:val="en-US"/>
+        </w:rPr>
+        <w:t xml:space="preserve"> </w:t>
+      </w:r>
+      <w:r>
+        <w:rPr>
+          <w:rFonts w:ascii="Times New Roman" w:hAnsi="Times New Roman" w:cs="Times New Roman"/>
+          <w:color w:val="00B050"/>
+          <w:sz w:val="28"/>
+          <w:szCs w:val="28"/>
+          <w:lang w:val="en-US"/>
+        </w:rPr>
+        <w:t>F)</w:t>
+      </w:r>
+      <w:r>
+        <w:rPr>
+          <w:rFonts w:ascii="Times New Roman" w:hAnsi="Times New Roman" w:cs="Times New Roman"/>
+          <w:sz w:val="28"/>
+          <w:szCs w:val="28"/>
+        </w:rPr>
+        <w:t>)</w:t>
+      </w:r>
+      <w:r>
+        <w:rPr>
+          <w:rFonts w:ascii="Times New Roman" w:hAnsi="Times New Roman" w:cs="Times New Roman"/>
+          <w:color w:val="00B050"/>
+          <w:sz w:val="28"/>
+          <w:szCs w:val="28"/>
+        </w:rPr>
+        <w:t xml:space="preserve"> </w:t>
+      </w:r>
+      <w:r>
+        <w:rPr>
+          <w:rFonts w:ascii="Times New Roman" w:hAnsi="Times New Roman" w:cs="Times New Roman"/>
+          <w:sz w:val="28"/>
+          <w:szCs w:val="28"/>
+        </w:rPr>
+        <w:t>≡ (¬E)</w:t>
+      </w:r>
+    </w:p>
+    <w:p>
+      <w:pPr>
+        <w:pStyle w:val="a4"/>
+        <w:rPr>
+          <w:rFonts w:ascii="Times New Roman" w:hAnsi="Times New Roman" w:cs="Times New Roman"/>
+          <w:sz w:val="28"/>
+          <w:szCs w:val="28"/>
+          <w:lang w:val="en-US"/>
+        </w:rPr>
+      </w:pPr>
+    </w:p>
+    <w:p>
+      <w:pPr>
+        <w:pStyle w:val="a4"/>
+        <w:numPr>
+          <w:ilvl w:val="0"/>
+          <w:numId w:val="6"/>
+        </w:numPr>
+        <w:spacing w:line="259" w:lineRule="auto"/>
+        <w:rPr>
+          <w:rFonts w:ascii="Times New Roman" w:hAnsi="Times New Roman" w:cs="Times New Roman"/>
+          <w:sz w:val="28"/>
+          <w:szCs w:val="28"/>
+        </w:rPr>
+      </w:pPr>
+      <w:r>
+        <w:rPr>
+          <w:rFonts w:ascii="Times New Roman" w:hAnsi="Times New Roman" w:cs="Times New Roman"/>
+          <w:sz w:val="28"/>
+          <w:szCs w:val="28"/>
+        </w:rPr>
+        <w:t>(</w:t>
+      </w:r>
+      <w:r>
+        <w:rPr>
+          <w:rFonts w:ascii="Times New Roman" w:hAnsi="Times New Roman" w:cs="Times New Roman"/>
+          <w:sz w:val="28"/>
+          <w:szCs w:val="28"/>
+          <w:lang w:val="en-US"/>
+        </w:rPr>
+        <w:t>¬A</w:t>
+      </w:r>
+      <w:r>
+        <w:rPr>
+          <w:rFonts w:ascii="Times New Roman" w:hAnsi="Times New Roman" w:cs="Times New Roman"/>
+          <w:sz w:val="28"/>
+          <w:szCs w:val="28"/>
+        </w:rPr>
+        <w:t xml:space="preserve"> </w:t>
+      </w:r>
+      <w:r>
+        <w:rPr>
+          <w:rFonts w:ascii="Cambria Math" w:hAnsi="Cambria Math" w:cs="Cambria Math"/>
+          <w:sz w:val="28"/>
+          <w:szCs w:val="28"/>
+          <w:lang w:val="en-US"/>
+        </w:rPr>
+        <w:t>∨</w:t>
+      </w:r>
+      <w:r>
+        <w:rPr>
+          <w:rFonts w:ascii="Times New Roman" w:hAnsi="Times New Roman" w:cs="Times New Roman"/>
+          <w:sz w:val="28"/>
+          <w:szCs w:val="28"/>
+        </w:rPr>
+        <w:t xml:space="preserve"> </w:t>
+      </w:r>
+      <w:r>
+        <w:rPr>
+          <w:rFonts w:ascii="Times New Roman" w:hAnsi="Times New Roman" w:cs="Times New Roman"/>
+          <w:color w:val="C00000"/>
+          <w:sz w:val="28"/>
+          <w:szCs w:val="28"/>
+          <w:lang w:val="en-US"/>
+        </w:rPr>
+        <w:t xml:space="preserve">(E </w:t>
+      </w:r>
+      <w:r>
+        <w:rPr>
+          <w:rFonts w:ascii="Cambria Math" w:hAnsi="Cambria Math" w:cs="Cambria Math"/>
+          <w:color w:val="C00000"/>
+          <w:sz w:val="28"/>
+          <w:szCs w:val="28"/>
+          <w:lang w:val="en-US"/>
+        </w:rPr>
+        <w:t>∧</w:t>
+      </w:r>
+      <w:r>
+        <w:rPr>
+          <w:rFonts w:ascii="Times New Roman" w:hAnsi="Times New Roman" w:cs="Times New Roman"/>
+          <w:color w:val="EE0000"/>
+          <w:sz w:val="28"/>
+          <w:szCs w:val="28"/>
+          <w:lang w:val="en-US"/>
+        </w:rPr>
+        <w:t xml:space="preserve"> </w:t>
+      </w:r>
+      <w:r>
+        <w:rPr>
+          <w:rFonts w:ascii="Times New Roman" w:hAnsi="Times New Roman" w:cs="Times New Roman"/>
+          <w:color w:val="00B050"/>
+          <w:sz w:val="28"/>
+          <w:szCs w:val="28"/>
+          <w:lang w:val="en-US"/>
+        </w:rPr>
+        <w:t>F)</w:t>
+      </w:r>
+      <w:r>
+        <w:rPr>
+          <w:rFonts w:ascii="Times New Roman" w:hAnsi="Times New Roman" w:cs="Times New Roman"/>
+          <w:sz w:val="28"/>
+          <w:szCs w:val="28"/>
+        </w:rPr>
+        <w:t>)</w:t>
+      </w:r>
+      <w:r>
+        <w:rPr>
+          <w:rFonts w:ascii="Times New Roman" w:hAnsi="Times New Roman" w:cs="Times New Roman"/>
+          <w:color w:val="00B050"/>
+          <w:sz w:val="28"/>
+          <w:szCs w:val="28"/>
+        </w:rPr>
+        <w:t xml:space="preserve"> </w:t>
+      </w:r>
+      <w:r>
+        <w:rPr>
+          <w:rFonts w:ascii="Times New Roman" w:hAnsi="Times New Roman" w:cs="Times New Roman"/>
+          <w:sz w:val="28"/>
+          <w:szCs w:val="28"/>
+        </w:rPr>
+        <w:t>≡ (¬E)</w:t>
+      </w:r>
+    </w:p>
+    <w:p>
+      <w:pPr>
+        <w:pStyle w:val="a4"/>
+        <w:spacing w:line="259" w:lineRule="auto"/>
+        <w:rPr>
+          <w:rFonts w:ascii="Times New Roman" w:hAnsi="Times New Roman" w:cs="Times New Roman"/>
+          <w:sz w:val="28"/>
+          <w:szCs w:val="28"/>
+        </w:rPr>
+      </w:pPr>
+      <w:r>
+        <w:rPr>
+          <w:rFonts w:ascii="Times New Roman" w:hAnsi="Times New Roman" w:cs="Times New Roman"/>
+          <w:sz w:val="28"/>
+          <w:szCs w:val="28"/>
+        </w:rPr>
+        <w:t>(¬</w:t>
+      </w:r>
+      <w:r>
+        <w:rPr>
+          <w:rFonts w:ascii="Times New Roman" w:hAnsi="Times New Roman" w:cs="Times New Roman"/>
+          <w:sz w:val="28"/>
+          <w:szCs w:val="28"/>
+          <w:lang w:val="en-US"/>
+        </w:rPr>
+        <w:t>A</w:t>
+      </w:r>
+      <w:r>
+        <w:rPr>
+          <w:rFonts w:ascii="Times New Roman" w:hAnsi="Times New Roman" w:cs="Times New Roman"/>
+          <w:sz w:val="28"/>
+          <w:szCs w:val="28"/>
+        </w:rPr>
+        <w:t xml:space="preserve"> </w:t>
+      </w:r>
+      <w:r>
+        <w:rPr>
+          <w:rFonts w:ascii="Cambria Math" w:hAnsi="Cambria Math" w:cs="Cambria Math"/>
+          <w:sz w:val="28"/>
+          <w:szCs w:val="28"/>
+        </w:rPr>
+        <w:t>∨</w:t>
+      </w:r>
+      <w:r>
+        <w:rPr>
+          <w:rFonts w:ascii="Times New Roman" w:hAnsi="Times New Roman" w:cs="Times New Roman"/>
+          <w:sz w:val="28"/>
+          <w:szCs w:val="28"/>
+        </w:rPr>
+        <w:t xml:space="preserve"> </w:t>
+      </w:r>
+      <w:r>
+        <w:rPr>
+          <w:rFonts w:ascii="Times New Roman" w:hAnsi="Times New Roman" w:cs="Times New Roman"/>
+          <w:color w:val="C00000"/>
+          <w:sz w:val="28"/>
+          <w:szCs w:val="28"/>
+        </w:rPr>
+        <w:t>(</w:t>
+      </w:r>
+      <w:r>
+        <w:rPr>
+          <w:rFonts w:ascii="Times New Roman" w:hAnsi="Times New Roman" w:cs="Times New Roman"/>
+          <w:color w:val="C00000"/>
+          <w:sz w:val="28"/>
+          <w:szCs w:val="28"/>
+          <w:lang w:val="en-US"/>
+        </w:rPr>
+        <w:t>E</w:t>
+      </w:r>
+      <w:r>
+        <w:rPr>
+          <w:rFonts w:ascii="Times New Roman" w:hAnsi="Times New Roman" w:cs="Times New Roman"/>
+          <w:color w:val="C00000"/>
+          <w:sz w:val="28"/>
+          <w:szCs w:val="28"/>
+        </w:rPr>
+        <w:t xml:space="preserve"> </w:t>
+      </w:r>
+      <w:r>
+        <w:rPr>
+          <w:rFonts w:ascii="Cambria Math" w:hAnsi="Cambria Math" w:cs="Cambria Math"/>
+          <w:color w:val="C00000"/>
+          <w:sz w:val="28"/>
+          <w:szCs w:val="28"/>
+        </w:rPr>
+        <w:t>∧</w:t>
+      </w:r>
+      <w:r>
+        <w:rPr>
+          <w:rFonts w:ascii="Times New Roman" w:hAnsi="Times New Roman" w:cs="Times New Roman"/>
+          <w:color w:val="EE0000"/>
+          <w:sz w:val="28"/>
+          <w:szCs w:val="28"/>
+        </w:rPr>
+        <w:t xml:space="preserve"> </w:t>
+      </w:r>
+      <w:r>
+        <w:rPr>
+          <w:rFonts w:ascii="Times New Roman" w:hAnsi="Times New Roman" w:cs="Times New Roman"/>
+          <w:color w:val="00B050"/>
+          <w:sz w:val="28"/>
+          <w:szCs w:val="28"/>
+          <w:lang w:val="en-US"/>
+        </w:rPr>
+        <w:t>F</w:t>
+      </w:r>
+      <w:r>
+        <w:rPr>
+          <w:rFonts w:ascii="Times New Roman" w:hAnsi="Times New Roman" w:cs="Times New Roman"/>
+          <w:color w:val="00B050"/>
+          <w:sz w:val="28"/>
+          <w:szCs w:val="28"/>
+        </w:rPr>
+        <w:t>)</w:t>
+      </w:r>
+      <w:r>
+        <w:rPr>
+          <w:rFonts w:ascii="Times New Roman" w:hAnsi="Times New Roman" w:cs="Times New Roman"/>
+          <w:sz w:val="28"/>
+          <w:szCs w:val="28"/>
+        </w:rPr>
+        <w:t>)</w:t>
+      </w:r>
+      <w:r>
+        <w:rPr>
+          <w:rFonts w:ascii="Times New Roman" w:hAnsi="Times New Roman" w:cs="Times New Roman"/>
+          <w:color w:val="00B050"/>
+          <w:sz w:val="28"/>
+          <w:szCs w:val="28"/>
+        </w:rPr>
+        <w:t xml:space="preserve"> </w:t>
+      </w:r>
+      <w:r>
+        <w:rPr>
+          <w:rFonts w:ascii="Cambria Math" w:hAnsi="Cambria Math" w:cs="Cambria Math"/>
+          <w:sz w:val="28"/>
+          <w:szCs w:val="28"/>
+        </w:rPr>
+        <w:t>∧</w:t>
+      </w:r>
+      <w:r>
+        <w:rPr>
+          <w:rFonts w:ascii="Times New Roman" w:hAnsi="Times New Roman" w:cs="Times New Roman"/>
+          <w:sz w:val="28"/>
+          <w:szCs w:val="28"/>
+        </w:rPr>
+        <w:t xml:space="preserve"> (¬E)) </w:t>
+      </w:r>
+      <w:r>
+        <w:rPr>
+          <w:rFonts w:ascii="Cambria Math" w:hAnsi="Cambria Math" w:cs="Cambria Math"/>
+          <w:sz w:val="28"/>
+          <w:szCs w:val="28"/>
+        </w:rPr>
+        <w:t>∨</w:t>
+      </w:r>
+      <w:r>
+        <w:rPr>
+          <w:rFonts w:ascii="Times New Roman" w:hAnsi="Times New Roman" w:cs="Times New Roman"/>
+          <w:sz w:val="28"/>
+          <w:szCs w:val="28"/>
+        </w:rPr>
+        <w:t xml:space="preserve"> (¬ (¬</w:t>
+      </w:r>
+      <w:r>
+        <w:rPr>
+          <w:rFonts w:ascii="Times New Roman" w:hAnsi="Times New Roman" w:cs="Times New Roman"/>
+          <w:sz w:val="28"/>
+          <w:szCs w:val="28"/>
+          <w:lang w:val="en-US"/>
+        </w:rPr>
+        <w:t>A</w:t>
+      </w:r>
+      <w:r>
+        <w:rPr>
+          <w:rFonts w:ascii="Times New Roman" w:hAnsi="Times New Roman" w:cs="Times New Roman"/>
+          <w:sz w:val="28"/>
+          <w:szCs w:val="28"/>
+        </w:rPr>
+        <w:t xml:space="preserve"> </w:t>
+      </w:r>
+      <w:r>
+        <w:rPr>
+          <w:rFonts w:ascii="Cambria Math" w:hAnsi="Cambria Math" w:cs="Cambria Math"/>
+          <w:sz w:val="28"/>
+          <w:szCs w:val="28"/>
+        </w:rPr>
+        <w:t>∨</w:t>
+      </w:r>
+      <w:r>
+        <w:rPr>
+          <w:rFonts w:ascii="Times New Roman" w:hAnsi="Times New Roman" w:cs="Times New Roman"/>
+          <w:sz w:val="28"/>
+          <w:szCs w:val="28"/>
+        </w:rPr>
+        <w:t xml:space="preserve"> </w:t>
+      </w:r>
+      <w:r>
+        <w:rPr>
+          <w:rFonts w:ascii="Times New Roman" w:hAnsi="Times New Roman" w:cs="Times New Roman"/>
+          <w:color w:val="C00000"/>
+          <w:sz w:val="28"/>
+          <w:szCs w:val="28"/>
+        </w:rPr>
+        <w:t>(</w:t>
+      </w:r>
+      <w:r>
+        <w:rPr>
+          <w:rFonts w:ascii="Times New Roman" w:hAnsi="Times New Roman" w:cs="Times New Roman"/>
+          <w:color w:val="C00000"/>
+          <w:sz w:val="28"/>
+          <w:szCs w:val="28"/>
+          <w:lang w:val="en-US"/>
+        </w:rPr>
+        <w:t>E</w:t>
+      </w:r>
+      <w:r>
+        <w:rPr>
+          <w:rFonts w:ascii="Times New Roman" w:hAnsi="Times New Roman" w:cs="Times New Roman"/>
+          <w:color w:val="C00000"/>
+          <w:sz w:val="28"/>
+          <w:szCs w:val="28"/>
+        </w:rPr>
+        <w:t xml:space="preserve"> </w:t>
+      </w:r>
+      <w:r>
+        <w:rPr>
+          <w:rFonts w:ascii="Cambria Math" w:hAnsi="Cambria Math" w:cs="Cambria Math"/>
+          <w:color w:val="C00000"/>
+          <w:sz w:val="28"/>
+          <w:szCs w:val="28"/>
+        </w:rPr>
+        <w:t>∧</w:t>
+      </w:r>
+      <w:r>
+        <w:rPr>
+          <w:rFonts w:ascii="Times New Roman" w:hAnsi="Times New Roman" w:cs="Times New Roman"/>
+          <w:color w:val="EE0000"/>
+          <w:sz w:val="28"/>
+          <w:szCs w:val="28"/>
+        </w:rPr>
+        <w:t xml:space="preserve"> </w:t>
+      </w:r>
+      <w:r>
+        <w:rPr>
+          <w:rFonts w:ascii="Times New Roman" w:hAnsi="Times New Roman" w:cs="Times New Roman"/>
+          <w:color w:val="00B050"/>
+          <w:sz w:val="28"/>
+          <w:szCs w:val="28"/>
+          <w:lang w:val="en-US"/>
+        </w:rPr>
+        <w:t>F</w:t>
+      </w:r>
+      <w:r>
+        <w:rPr>
+          <w:rFonts w:ascii="Times New Roman" w:hAnsi="Times New Roman" w:cs="Times New Roman"/>
+          <w:color w:val="00B050"/>
+          <w:sz w:val="28"/>
+          <w:szCs w:val="28"/>
+        </w:rPr>
+        <w:t>)</w:t>
+      </w:r>
+      <w:r>
+        <w:rPr>
+          <w:rFonts w:ascii="Times New Roman" w:hAnsi="Times New Roman" w:cs="Times New Roman"/>
+          <w:sz w:val="28"/>
+          <w:szCs w:val="28"/>
+        </w:rPr>
+        <w:t>)</w:t>
+      </w:r>
+      <w:r>
+        <w:rPr>
+          <w:rFonts w:ascii="Times New Roman" w:hAnsi="Times New Roman" w:cs="Times New Roman"/>
+          <w:color w:val="00B050"/>
+          <w:sz w:val="28"/>
+          <w:szCs w:val="28"/>
+        </w:rPr>
+        <w:t xml:space="preserve"> </w:t>
+      </w:r>
+      <w:r>
+        <w:rPr>
+          <w:rFonts w:ascii="Cambria Math" w:hAnsi="Cambria Math" w:cs="Cambria Math"/>
+          <w:sz w:val="28"/>
+          <w:szCs w:val="28"/>
+        </w:rPr>
+        <w:t>∧</w:t>
+      </w:r>
+      <w:r>
+        <w:rPr>
+          <w:rFonts w:ascii="Times New Roman" w:hAnsi="Times New Roman" w:cs="Times New Roman"/>
+          <w:sz w:val="28"/>
+          <w:szCs w:val="28"/>
+        </w:rPr>
+        <w:t xml:space="preserve"> E)</w:t>
+      </w:r>
+    </w:p>
+    <w:p>
+      <w:pPr>
+        <w:pStyle w:val="a4"/>
+        <w:spacing w:line="259" w:lineRule="auto"/>
+        <w:rPr>
+          <w:rFonts w:ascii="Times New Roman" w:hAnsi="Times New Roman" w:cs="Times New Roman"/>
+          <w:sz w:val="28"/>
+          <w:szCs w:val="28"/>
+        </w:rPr>
+      </w:pPr>
+      <w:r>
+        <w:rPr>
+          <w:rFonts w:ascii="Times New Roman" w:hAnsi="Times New Roman" w:cs="Times New Roman"/>
+          <w:sz w:val="28"/>
+          <w:szCs w:val="28"/>
+        </w:rPr>
+        <w:t>(¬</w:t>
+      </w:r>
+      <w:r>
+        <w:rPr>
+          <w:rFonts w:ascii="Times New Roman" w:hAnsi="Times New Roman" w:cs="Times New Roman"/>
+          <w:sz w:val="28"/>
+          <w:szCs w:val="28"/>
+          <w:lang w:val="en-US"/>
+        </w:rPr>
+        <w:t>A</w:t>
+      </w:r>
+      <w:r>
+        <w:rPr>
+          <w:rFonts w:ascii="Times New Roman" w:hAnsi="Times New Roman" w:cs="Times New Roman"/>
+          <w:sz w:val="28"/>
+          <w:szCs w:val="28"/>
+        </w:rPr>
+        <w:t xml:space="preserve"> </w:t>
+      </w:r>
+      <w:r>
+        <w:rPr>
+          <w:rFonts w:ascii="Cambria Math" w:hAnsi="Cambria Math" w:cs="Cambria Math"/>
+          <w:sz w:val="28"/>
+          <w:szCs w:val="28"/>
+        </w:rPr>
+        <w:t>∨</w:t>
+      </w:r>
+      <w:r>
+        <w:rPr>
+          <w:rFonts w:ascii="Times New Roman" w:hAnsi="Times New Roman" w:cs="Times New Roman"/>
+          <w:sz w:val="28"/>
+          <w:szCs w:val="28"/>
+        </w:rPr>
+        <w:t xml:space="preserve"> </w:t>
+      </w:r>
+      <w:r>
+        <w:rPr>
+          <w:rFonts w:ascii="Times New Roman" w:hAnsi="Times New Roman" w:cs="Times New Roman"/>
+          <w:color w:val="C00000"/>
+          <w:sz w:val="28"/>
+          <w:szCs w:val="28"/>
+        </w:rPr>
+        <w:t>(</w:t>
+      </w:r>
+      <w:r>
+        <w:rPr>
+          <w:rFonts w:ascii="Times New Roman" w:hAnsi="Times New Roman" w:cs="Times New Roman"/>
+          <w:color w:val="C00000"/>
+          <w:sz w:val="28"/>
+          <w:szCs w:val="28"/>
+          <w:lang w:val="en-US"/>
+        </w:rPr>
+        <w:t>E</w:t>
+      </w:r>
+      <w:r>
+        <w:rPr>
+          <w:rFonts w:ascii="Times New Roman" w:hAnsi="Times New Roman" w:cs="Times New Roman"/>
+          <w:color w:val="C00000"/>
+          <w:sz w:val="28"/>
+          <w:szCs w:val="28"/>
+        </w:rPr>
+        <w:t xml:space="preserve"> </w:t>
+      </w:r>
+      <w:r>
+        <w:rPr>
+          <w:rFonts w:ascii="Cambria Math" w:hAnsi="Cambria Math" w:cs="Cambria Math"/>
+          <w:color w:val="C00000"/>
+          <w:sz w:val="28"/>
+          <w:szCs w:val="28"/>
+        </w:rPr>
+        <w:t>∧</w:t>
+      </w:r>
+      <w:r>
+        <w:rPr>
+          <w:rFonts w:ascii="Times New Roman" w:hAnsi="Times New Roman" w:cs="Times New Roman"/>
+          <w:color w:val="EE0000"/>
+          <w:sz w:val="28"/>
+          <w:szCs w:val="28"/>
+        </w:rPr>
+        <w:t xml:space="preserve"> </w:t>
+      </w:r>
+      <w:r>
+        <w:rPr>
+          <w:rFonts w:ascii="Times New Roman" w:hAnsi="Times New Roman" w:cs="Times New Roman"/>
+          <w:color w:val="00B050"/>
+          <w:sz w:val="28"/>
+          <w:szCs w:val="28"/>
+          <w:lang w:val="en-US"/>
+        </w:rPr>
+        <w:t>F</w:t>
+      </w:r>
+      <w:r>
+        <w:rPr>
+          <w:rFonts w:ascii="Times New Roman" w:hAnsi="Times New Roman" w:cs="Times New Roman"/>
+          <w:color w:val="00B050"/>
+          <w:sz w:val="28"/>
+          <w:szCs w:val="28"/>
+        </w:rPr>
+        <w:t>)</w:t>
+      </w:r>
+      <w:r>
+        <w:rPr>
+          <w:rFonts w:ascii="Times New Roman" w:hAnsi="Times New Roman" w:cs="Times New Roman"/>
+          <w:sz w:val="28"/>
+          <w:szCs w:val="28"/>
+        </w:rPr>
+        <w:t>)</w:t>
+      </w:r>
+      <w:r>
+        <w:rPr>
+          <w:rFonts w:ascii="Times New Roman" w:hAnsi="Times New Roman" w:cs="Times New Roman"/>
+          <w:color w:val="00B050"/>
+          <w:sz w:val="28"/>
+          <w:szCs w:val="28"/>
+        </w:rPr>
+        <w:t xml:space="preserve"> </w:t>
+      </w:r>
+      <w:r>
+        <w:rPr>
+          <w:rFonts w:ascii="Cambria Math" w:hAnsi="Cambria Math" w:cs="Cambria Math"/>
+          <w:sz w:val="28"/>
+          <w:szCs w:val="28"/>
+        </w:rPr>
+        <w:t>∧</w:t>
+      </w:r>
+      <w:r>
+        <w:rPr>
+          <w:rFonts w:ascii="Times New Roman" w:hAnsi="Times New Roman" w:cs="Times New Roman"/>
+          <w:sz w:val="28"/>
+          <w:szCs w:val="28"/>
+        </w:rPr>
+        <w:t xml:space="preserve"> (¬E)) </w:t>
+      </w:r>
+      <w:r>
+        <w:rPr>
+          <w:rFonts w:ascii="Cambria Math" w:hAnsi="Cambria Math" w:cs="Cambria Math"/>
+          <w:sz w:val="28"/>
+          <w:szCs w:val="28"/>
+        </w:rPr>
+        <w:t>∨</w:t>
+      </w:r>
+      <w:r>
+        <w:rPr>
+          <w:rFonts w:ascii="Times New Roman" w:hAnsi="Times New Roman" w:cs="Times New Roman"/>
+          <w:sz w:val="28"/>
+          <w:szCs w:val="28"/>
+        </w:rPr>
+        <w:t xml:space="preserve"> (</w:t>
+      </w:r>
+      <w:r>
+        <w:rPr>
+          <w:rFonts w:ascii="Times New Roman" w:hAnsi="Times New Roman" w:cs="Times New Roman"/>
+          <w:sz w:val="28"/>
+          <w:szCs w:val="28"/>
+          <w:lang w:val="en-US"/>
+        </w:rPr>
+        <w:t>A</w:t>
+      </w:r>
+      <w:r>
+        <w:rPr>
+          <w:rFonts w:ascii="Times New Roman" w:hAnsi="Times New Roman" w:cs="Times New Roman"/>
+          <w:sz w:val="28"/>
+          <w:szCs w:val="28"/>
+        </w:rPr>
+        <w:t xml:space="preserve"> </w:t>
+      </w:r>
+      <w:r>
+        <w:rPr>
+          <w:rFonts w:ascii="Cambria Math" w:hAnsi="Cambria Math" w:cs="Cambria Math"/>
+          <w:sz w:val="28"/>
+          <w:szCs w:val="28"/>
+        </w:rPr>
+        <w:t>∧</w:t>
+      </w:r>
+      <w:r>
+        <w:rPr>
+          <w:rFonts w:ascii="Times New Roman" w:hAnsi="Times New Roman" w:cs="Times New Roman"/>
+          <w:sz w:val="28"/>
+          <w:szCs w:val="28"/>
+        </w:rPr>
+        <w:t xml:space="preserve"> </w:t>
+      </w:r>
+      <w:r>
+        <w:rPr>
+          <w:rFonts w:ascii="Times New Roman" w:hAnsi="Times New Roman" w:cs="Times New Roman"/>
+          <w:sz w:val="28"/>
+          <w:szCs w:val="28"/>
+        </w:rPr>
+        <w:t>¬</w:t>
+      </w:r>
+      <w:r>
+        <w:rPr>
+          <w:rFonts w:ascii="Times New Roman" w:hAnsi="Times New Roman" w:cs="Times New Roman"/>
+          <w:color w:val="C00000"/>
+          <w:sz w:val="28"/>
+          <w:szCs w:val="28"/>
+        </w:rPr>
+        <w:t xml:space="preserve"> </w:t>
+      </w:r>
+      <w:r>
+        <w:rPr>
+          <w:rFonts w:ascii="Times New Roman" w:hAnsi="Times New Roman" w:cs="Times New Roman"/>
+          <w:color w:val="C00000"/>
+          <w:sz w:val="28"/>
+          <w:szCs w:val="28"/>
+        </w:rPr>
+        <w:t>(</w:t>
+      </w:r>
+      <w:r>
+        <w:rPr>
+          <w:rFonts w:ascii="Times New Roman" w:hAnsi="Times New Roman" w:cs="Times New Roman"/>
+          <w:color w:val="C00000"/>
+          <w:sz w:val="28"/>
+          <w:szCs w:val="28"/>
+          <w:lang w:val="en-US"/>
+        </w:rPr>
+        <w:t>E</w:t>
+      </w:r>
+      <w:r>
+        <w:rPr>
+          <w:rFonts w:ascii="Times New Roman" w:hAnsi="Times New Roman" w:cs="Times New Roman"/>
+          <w:color w:val="C00000"/>
+          <w:sz w:val="28"/>
+          <w:szCs w:val="28"/>
+        </w:rPr>
+        <w:t xml:space="preserve"> </w:t>
+      </w:r>
+      <w:r>
+        <w:rPr>
+          <w:rFonts w:ascii="Cambria Math" w:hAnsi="Cambria Math" w:cs="Cambria Math"/>
+          <w:color w:val="C00000"/>
+          <w:sz w:val="28"/>
+          <w:szCs w:val="28"/>
+        </w:rPr>
+        <w:t>∧</w:t>
+      </w:r>
+      <w:r>
+        <w:rPr>
+          <w:rFonts w:ascii="Times New Roman" w:hAnsi="Times New Roman" w:cs="Times New Roman"/>
+          <w:color w:val="EE0000"/>
+          <w:sz w:val="28"/>
+          <w:szCs w:val="28"/>
+        </w:rPr>
+        <w:t xml:space="preserve"> </w:t>
+      </w:r>
+      <w:r>
+        <w:rPr>
+          <w:rFonts w:ascii="Times New Roman" w:hAnsi="Times New Roman" w:cs="Times New Roman"/>
+          <w:color w:val="00B050"/>
+          <w:sz w:val="28"/>
+          <w:szCs w:val="28"/>
+          <w:lang w:val="en-US"/>
+        </w:rPr>
+        <w:t>F</w:t>
+      </w:r>
+      <w:r>
+        <w:rPr>
+          <w:rFonts w:ascii="Times New Roman" w:hAnsi="Times New Roman" w:cs="Times New Roman"/>
+          <w:color w:val="00B050"/>
+          <w:sz w:val="28"/>
+          <w:szCs w:val="28"/>
+        </w:rPr>
+        <w:t>)</w:t>
+      </w:r>
+      <w:r>
+        <w:rPr>
+          <w:rFonts w:ascii="Times New Roman" w:hAnsi="Times New Roman" w:cs="Times New Roman"/>
+          <w:sz w:val="28"/>
+          <w:szCs w:val="28"/>
+        </w:rPr>
+        <w:t>)</w:t>
+      </w:r>
+      <w:r>
+        <w:rPr>
+          <w:rFonts w:ascii="Times New Roman" w:hAnsi="Times New Roman" w:cs="Times New Roman"/>
+          <w:color w:val="00B050"/>
+          <w:sz w:val="28"/>
+          <w:szCs w:val="28"/>
+        </w:rPr>
+        <w:t xml:space="preserve"> </w:t>
+      </w:r>
+      <w:r>
+        <w:rPr>
+          <w:rFonts w:ascii="Cambria Math" w:hAnsi="Cambria Math" w:cs="Cambria Math"/>
+          <w:sz w:val="28"/>
+          <w:szCs w:val="28"/>
+        </w:rPr>
+        <w:t>∧</w:t>
+      </w:r>
+      <w:r>
+        <w:rPr>
+          <w:rFonts w:ascii="Times New Roman" w:hAnsi="Times New Roman" w:cs="Times New Roman"/>
+          <w:sz w:val="28"/>
+          <w:szCs w:val="28"/>
+        </w:rPr>
+        <w:t xml:space="preserve"> E)</w:t>
+      </w:r>
+    </w:p>
+    <w:p>
+      <w:pPr>
+        <w:pStyle w:val="a4"/>
+        <w:spacing w:line="259" w:lineRule="auto"/>
+        <w:rPr>
+          <w:rFonts w:ascii="Times New Roman" w:hAnsi="Times New Roman" w:cs="Times New Roman"/>
+          <w:sz w:val="28"/>
+          <w:szCs w:val="28"/>
+        </w:rPr>
+      </w:pPr>
+      <w:r>
+        <w:rPr>
+          <w:rFonts w:ascii="Times New Roman" w:hAnsi="Times New Roman" w:cs="Times New Roman"/>
+          <w:sz w:val="28"/>
+          <w:szCs w:val="28"/>
+        </w:rPr>
+        <w:t>(¬</w:t>
+      </w:r>
+      <w:r>
+        <w:rPr>
+          <w:rFonts w:ascii="Times New Roman" w:hAnsi="Times New Roman" w:cs="Times New Roman"/>
+          <w:sz w:val="28"/>
+          <w:szCs w:val="28"/>
+          <w:lang w:val="en-US"/>
+        </w:rPr>
+        <w:t>A</w:t>
+      </w:r>
+      <w:r>
+        <w:rPr>
+          <w:rFonts w:ascii="Times New Roman" w:hAnsi="Times New Roman" w:cs="Times New Roman"/>
+          <w:sz w:val="28"/>
+          <w:szCs w:val="28"/>
+        </w:rPr>
+        <w:t xml:space="preserve"> </w:t>
+      </w:r>
+      <w:r>
+        <w:rPr>
+          <w:rFonts w:ascii="Cambria Math" w:hAnsi="Cambria Math" w:cs="Cambria Math"/>
+          <w:sz w:val="28"/>
+          <w:szCs w:val="28"/>
+        </w:rPr>
+        <w:t>∨</w:t>
+      </w:r>
+      <w:r>
+        <w:rPr>
+          <w:rFonts w:ascii="Times New Roman" w:hAnsi="Times New Roman" w:cs="Times New Roman"/>
+          <w:sz w:val="28"/>
+          <w:szCs w:val="28"/>
+        </w:rPr>
+        <w:t xml:space="preserve"> </w:t>
+      </w:r>
+      <w:r>
+        <w:rPr>
+          <w:rFonts w:ascii="Times New Roman" w:hAnsi="Times New Roman" w:cs="Times New Roman"/>
+          <w:color w:val="C00000"/>
+          <w:sz w:val="28"/>
+          <w:szCs w:val="28"/>
+        </w:rPr>
+        <w:t>(</w:t>
+      </w:r>
+      <w:r>
+        <w:rPr>
+          <w:rFonts w:ascii="Times New Roman" w:hAnsi="Times New Roman" w:cs="Times New Roman"/>
+          <w:color w:val="C00000"/>
+          <w:sz w:val="28"/>
+          <w:szCs w:val="28"/>
+          <w:lang w:val="en-US"/>
+        </w:rPr>
+        <w:t>E</w:t>
+      </w:r>
+      <w:r>
+        <w:rPr>
+          <w:rFonts w:ascii="Times New Roman" w:hAnsi="Times New Roman" w:cs="Times New Roman"/>
+          <w:color w:val="C00000"/>
+          <w:sz w:val="28"/>
+          <w:szCs w:val="28"/>
+        </w:rPr>
+        <w:t xml:space="preserve"> </w:t>
+      </w:r>
+      <w:r>
+        <w:rPr>
+          <w:rFonts w:ascii="Cambria Math" w:hAnsi="Cambria Math" w:cs="Cambria Math"/>
+          <w:color w:val="C00000"/>
+          <w:sz w:val="28"/>
+          <w:szCs w:val="28"/>
+        </w:rPr>
+        <w:t>∧</w:t>
+      </w:r>
+      <w:r>
+        <w:rPr>
+          <w:rFonts w:ascii="Times New Roman" w:hAnsi="Times New Roman" w:cs="Times New Roman"/>
+          <w:color w:val="EE0000"/>
+          <w:sz w:val="28"/>
+          <w:szCs w:val="28"/>
+        </w:rPr>
+        <w:t xml:space="preserve"> </w:t>
+      </w:r>
+      <w:r>
+        <w:rPr>
+          <w:rFonts w:ascii="Times New Roman" w:hAnsi="Times New Roman" w:cs="Times New Roman"/>
+          <w:color w:val="00B050"/>
+          <w:sz w:val="28"/>
+          <w:szCs w:val="28"/>
+          <w:lang w:val="en-US"/>
+        </w:rPr>
+        <w:t>F</w:t>
+      </w:r>
+      <w:r>
+        <w:rPr>
+          <w:rFonts w:ascii="Times New Roman" w:hAnsi="Times New Roman" w:cs="Times New Roman"/>
+          <w:color w:val="00B050"/>
+          <w:sz w:val="28"/>
+          <w:szCs w:val="28"/>
+        </w:rPr>
+        <w:t>)</w:t>
+      </w:r>
+      <w:r>
+        <w:rPr>
+          <w:rFonts w:ascii="Times New Roman" w:hAnsi="Times New Roman" w:cs="Times New Roman"/>
+          <w:sz w:val="28"/>
+          <w:szCs w:val="28"/>
+        </w:rPr>
+        <w:t>)</w:t>
+      </w:r>
+      <w:r>
+        <w:rPr>
+          <w:rFonts w:ascii="Times New Roman" w:hAnsi="Times New Roman" w:cs="Times New Roman"/>
+          <w:color w:val="00B050"/>
+          <w:sz w:val="28"/>
+          <w:szCs w:val="28"/>
+        </w:rPr>
+        <w:t xml:space="preserve"> </w:t>
+      </w:r>
+      <w:r>
+        <w:rPr>
+          <w:rFonts w:ascii="Cambria Math" w:hAnsi="Cambria Math" w:cs="Cambria Math"/>
+          <w:sz w:val="28"/>
+          <w:szCs w:val="28"/>
+        </w:rPr>
+        <w:t>∧</w:t>
+      </w:r>
+      <w:r>
+        <w:rPr>
+          <w:rFonts w:ascii="Times New Roman" w:hAnsi="Times New Roman" w:cs="Times New Roman"/>
+          <w:sz w:val="28"/>
+          <w:szCs w:val="28"/>
+        </w:rPr>
+        <w:t xml:space="preserve"> (¬E)) </w:t>
+      </w:r>
+      <w:r>
+        <w:rPr>
+          <w:rFonts w:ascii="Cambria Math" w:hAnsi="Cambria Math" w:cs="Cambria Math"/>
+          <w:sz w:val="28"/>
+          <w:szCs w:val="28"/>
+        </w:rPr>
+        <w:t>∨</w:t>
+      </w:r>
+      <w:r>
+        <w:rPr>
+          <w:rFonts w:ascii="Times New Roman" w:hAnsi="Times New Roman" w:cs="Times New Roman"/>
+          <w:sz w:val="28"/>
+          <w:szCs w:val="28"/>
+        </w:rPr>
+        <w:t xml:space="preserve"> (</w:t>
+      </w:r>
+      <w:r>
+        <w:rPr>
+          <w:rFonts w:ascii="Times New Roman" w:hAnsi="Times New Roman" w:cs="Times New Roman"/>
+          <w:sz w:val="28"/>
+          <w:szCs w:val="28"/>
+          <w:lang w:val="en-US"/>
+        </w:rPr>
+        <w:t>A</w:t>
+      </w:r>
+      <w:r>
+        <w:rPr>
+          <w:rFonts w:ascii="Times New Roman" w:hAnsi="Times New Roman" w:cs="Times New Roman"/>
+          <w:sz w:val="28"/>
+          <w:szCs w:val="28"/>
+        </w:rPr>
+        <w:t xml:space="preserve"> </w:t>
+      </w:r>
+      <w:r>
+        <w:rPr>
+          <w:rFonts w:ascii="Cambria Math" w:hAnsi="Cambria Math" w:cs="Cambria Math"/>
+          <w:sz w:val="28"/>
+          <w:szCs w:val="28"/>
+        </w:rPr>
+        <w:t>∧</w:t>
+      </w:r>
+      <w:r>
+        <w:rPr>
+          <w:rFonts w:ascii="Times New Roman" w:hAnsi="Times New Roman" w:cs="Times New Roman"/>
+          <w:sz w:val="28"/>
+          <w:szCs w:val="28"/>
+        </w:rPr>
+        <w:t xml:space="preserve"> (¬</w:t>
+      </w:r>
+      <w:r>
+        <w:rPr>
+          <w:rFonts w:ascii="Times New Roman" w:hAnsi="Times New Roman" w:cs="Times New Roman"/>
+          <w:color w:val="C00000"/>
+          <w:sz w:val="28"/>
+          <w:szCs w:val="28"/>
+        </w:rPr>
+        <w:t xml:space="preserve"> </w:t>
+      </w:r>
+      <w:r>
+        <w:rPr>
+          <w:rFonts w:ascii="Times New Roman" w:hAnsi="Times New Roman" w:cs="Times New Roman"/>
+          <w:color w:val="C00000"/>
+          <w:sz w:val="28"/>
+          <w:szCs w:val="28"/>
+          <w:lang w:val="en-US"/>
+        </w:rPr>
+        <w:t>E</w:t>
+      </w:r>
+      <w:r>
+        <w:rPr>
+          <w:rFonts w:ascii="Times New Roman" w:hAnsi="Times New Roman" w:cs="Times New Roman"/>
+          <w:color w:val="C00000"/>
+          <w:sz w:val="28"/>
+          <w:szCs w:val="28"/>
+        </w:rPr>
+        <w:t xml:space="preserve"> </w:t>
+      </w:r>
+      <w:r>
+        <w:rPr>
+          <w:rFonts w:ascii="Cambria Math" w:hAnsi="Cambria Math" w:cs="Cambria Math"/>
+          <w:sz w:val="28"/>
+          <w:szCs w:val="28"/>
+        </w:rPr>
+        <w:t>∨</w:t>
+      </w:r>
+      <w:r>
+        <w:rPr>
+          <w:rFonts w:ascii="Times New Roman" w:hAnsi="Times New Roman" w:cs="Times New Roman"/>
+          <w:sz w:val="28"/>
+          <w:szCs w:val="28"/>
+        </w:rPr>
+        <w:t xml:space="preserve"> ¬</w:t>
+      </w:r>
+      <w:r>
+        <w:rPr>
+          <w:rFonts w:ascii="Times New Roman" w:hAnsi="Times New Roman" w:cs="Times New Roman"/>
+          <w:color w:val="EE0000"/>
+          <w:sz w:val="28"/>
+          <w:szCs w:val="28"/>
+        </w:rPr>
+        <w:t xml:space="preserve"> </w:t>
+      </w:r>
+      <w:r>
+        <w:rPr>
+          <w:rFonts w:ascii="Times New Roman" w:hAnsi="Times New Roman" w:cs="Times New Roman"/>
+          <w:color w:val="00B050"/>
+          <w:sz w:val="28"/>
+          <w:szCs w:val="28"/>
+          <w:lang w:val="en-US"/>
+        </w:rPr>
+        <w:t>F</w:t>
+      </w:r>
+      <w:r>
+        <w:rPr>
+          <w:rFonts w:ascii="Times New Roman" w:hAnsi="Times New Roman" w:cs="Times New Roman"/>
+          <w:color w:val="00B050"/>
+          <w:sz w:val="28"/>
+          <w:szCs w:val="28"/>
+        </w:rPr>
+        <w:t>)</w:t>
+      </w:r>
+      <w:r>
+        <w:rPr>
+          <w:rFonts w:ascii="Times New Roman" w:hAnsi="Times New Roman" w:cs="Times New Roman"/>
+          <w:sz w:val="28"/>
+          <w:szCs w:val="28"/>
+        </w:rPr>
+        <w:t>)</w:t>
+      </w:r>
+      <w:r>
+        <w:rPr>
+          <w:rFonts w:ascii="Times New Roman" w:hAnsi="Times New Roman" w:cs="Times New Roman"/>
+          <w:color w:val="00B050"/>
+          <w:sz w:val="28"/>
+          <w:szCs w:val="28"/>
+        </w:rPr>
+        <w:t xml:space="preserve"> </w:t>
+      </w:r>
+      <w:r>
+        <w:rPr>
+          <w:rFonts w:ascii="Cambria Math" w:hAnsi="Cambria Math" w:cs="Cambria Math"/>
+          <w:sz w:val="28"/>
+          <w:szCs w:val="28"/>
+        </w:rPr>
+        <w:t>∧</w:t>
+      </w:r>
+      <w:r>
+        <w:rPr>
+          <w:rFonts w:ascii="Times New Roman" w:hAnsi="Times New Roman" w:cs="Times New Roman"/>
+          <w:sz w:val="28"/>
+          <w:szCs w:val="28"/>
+        </w:rPr>
+        <w:t xml:space="preserve"> E)</w:t>
+      </w:r>
+    </w:p>
+    <w:p>
+      <w:pPr>
+        <w:pStyle w:val="a4"/>
+        <w:spacing w:line="259" w:lineRule="auto"/>
+        <w:rPr>
+          <w:rFonts w:ascii="Times New Roman" w:hAnsi="Times New Roman" w:cs="Times New Roman"/>
+          <w:sz w:val="28"/>
+          <w:szCs w:val="28"/>
+        </w:rPr>
+      </w:pPr>
+    </w:p>
+    <w:p>
+      <w:pPr>
+        <w:pStyle w:val="a4"/>
+        <w:numPr>
+          <w:ilvl w:val="0"/>
+          <w:numId w:val="6"/>
+        </w:numPr>
+        <w:spacing w:line="259" w:lineRule="auto"/>
+        <w:rPr>
+          <w:rFonts w:ascii="Times New Roman" w:hAnsi="Times New Roman" w:cs="Times New Roman"/>
+          <w:sz w:val="28"/>
+          <w:szCs w:val="28"/>
+          <w:lang w:val="en-US"/>
+        </w:rPr>
+      </w:pPr>
+      <w:r>
+        <w:rPr>
+          <w:rFonts w:ascii="Times New Roman" w:hAnsi="Times New Roman" w:cs="Times New Roman"/>
+          <w:sz w:val="28"/>
+          <w:szCs w:val="28"/>
+          <w:lang w:val="en-US"/>
+        </w:rPr>
+        <w:t xml:space="preserve">¬A </w:t>
+      </w:r>
+      <w:r>
+        <w:rPr>
+          <w:rFonts w:ascii="Cambria Math" w:hAnsi="Cambria Math" w:cs="Cambria Math"/>
+          <w:sz w:val="28"/>
+          <w:szCs w:val="28"/>
+          <w:lang w:val="en-US"/>
+        </w:rPr>
+        <w:t>∨</w:t>
+      </w:r>
+      <w:r>
+        <w:rPr>
+          <w:rFonts w:ascii="Times New Roman" w:hAnsi="Times New Roman" w:cs="Times New Roman"/>
+          <w:sz w:val="28"/>
+          <w:szCs w:val="28"/>
+          <w:lang w:val="en-US"/>
+        </w:rPr>
+        <w:t xml:space="preserve"> ¬</w:t>
+      </w:r>
+      <w:r>
+        <w:rPr>
+          <w:rFonts w:ascii="Times New Roman" w:hAnsi="Times New Roman" w:cs="Times New Roman"/>
+          <w:color w:val="C00000"/>
+          <w:sz w:val="28"/>
+          <w:szCs w:val="28"/>
+          <w:lang w:val="en-US"/>
+        </w:rPr>
+        <w:t xml:space="preserve">E </w:t>
+      </w:r>
+      <w:proofErr w:type="gramStart"/>
+      <w:r>
+        <w:rPr>
+          <w:rFonts w:ascii="Cambria Math" w:hAnsi="Cambria Math" w:cs="Cambria Math"/>
+          <w:sz w:val="28"/>
+          <w:szCs w:val="28"/>
+          <w:lang w:val="en-US"/>
+        </w:rPr>
+        <w:t>∨</w:t>
+      </w:r>
+      <w:r>
+        <w:rPr>
+          <w:rFonts w:ascii="Times New Roman" w:hAnsi="Times New Roman" w:cs="Times New Roman"/>
+          <w:sz w:val="28"/>
+          <w:szCs w:val="28"/>
+          <w:lang w:val="en-US"/>
+        </w:rPr>
+        <w:t xml:space="preserve"> </w:t>
+      </w:r>
+      <w:r>
+        <w:rPr>
+          <w:rFonts w:ascii="Times New Roman" w:hAnsi="Times New Roman" w:cs="Times New Roman"/>
+          <w:color w:val="EE0000"/>
+          <w:sz w:val="28"/>
+          <w:szCs w:val="28"/>
+          <w:lang w:val="en-US"/>
+        </w:rPr>
+        <w:t xml:space="preserve"> </w:t>
+      </w:r>
+      <w:r>
+        <w:rPr>
+          <w:rFonts w:ascii="Times New Roman" w:hAnsi="Times New Roman" w:cs="Times New Roman"/>
+          <w:color w:val="00B050"/>
+          <w:sz w:val="28"/>
+          <w:szCs w:val="28"/>
+          <w:lang w:val="en-US"/>
+        </w:rPr>
+        <w:t>F</w:t>
+      </w:r>
+      <w:proofErr w:type="gramEnd"/>
+      <w:r>
+        <w:rPr>
+          <w:rFonts w:ascii="Times New Roman" w:hAnsi="Times New Roman" w:cs="Times New Roman"/>
+          <w:sz w:val="28"/>
+          <w:szCs w:val="28"/>
+          <w:lang w:val="en-US"/>
+        </w:rPr>
+        <w:t xml:space="preserve"> </w:t>
+      </w:r>
+      <w:r>
+        <w:rPr>
+          <w:rFonts w:ascii="Cambria Math" w:hAnsi="Cambria Math" w:cs="Cambria Math"/>
+          <w:sz w:val="28"/>
+          <w:szCs w:val="28"/>
+          <w:lang w:val="en-US"/>
+        </w:rPr>
+        <w:t>∨</w:t>
+      </w:r>
+      <w:r>
+        <w:rPr>
+          <w:rFonts w:ascii="Times New Roman" w:hAnsi="Times New Roman" w:cs="Times New Roman"/>
+          <w:sz w:val="28"/>
+          <w:szCs w:val="28"/>
+          <w:lang w:val="en-US"/>
+        </w:rPr>
+        <w:t xml:space="preserve"> (A </w:t>
+      </w:r>
+      <w:r>
+        <w:rPr>
+          <w:rFonts w:ascii="Cambria Math" w:hAnsi="Cambria Math" w:cs="Cambria Math"/>
+          <w:sz w:val="28"/>
+          <w:szCs w:val="28"/>
+          <w:lang w:val="en-US"/>
+        </w:rPr>
+        <w:t>∧</w:t>
+      </w:r>
+      <w:r>
+        <w:rPr>
+          <w:rFonts w:ascii="Times New Roman" w:hAnsi="Times New Roman" w:cs="Times New Roman"/>
+          <w:sz w:val="28"/>
+          <w:szCs w:val="28"/>
+          <w:lang w:val="en-US"/>
+        </w:rPr>
+        <w:t xml:space="preserve"> </w:t>
+      </w:r>
+      <w:r>
+        <w:rPr>
+          <w:rFonts w:ascii="Times New Roman" w:hAnsi="Times New Roman" w:cs="Times New Roman"/>
+          <w:color w:val="C00000"/>
+          <w:sz w:val="28"/>
+          <w:szCs w:val="28"/>
+          <w:lang w:val="en-US"/>
+        </w:rPr>
+        <w:t xml:space="preserve">E </w:t>
+      </w:r>
+      <w:r>
+        <w:rPr>
+          <w:rFonts w:ascii="Cambria Math" w:hAnsi="Cambria Math" w:cs="Cambria Math"/>
+          <w:sz w:val="28"/>
+          <w:szCs w:val="28"/>
+          <w:lang w:val="en-US"/>
+        </w:rPr>
+        <w:t>∧</w:t>
+      </w:r>
+      <w:r>
+        <w:rPr>
+          <w:rFonts w:ascii="Times New Roman" w:hAnsi="Times New Roman" w:cs="Times New Roman"/>
+          <w:sz w:val="28"/>
+          <w:szCs w:val="28"/>
+          <w:lang w:val="en-US"/>
+        </w:rPr>
+        <w:t xml:space="preserve"> ¬</w:t>
+      </w:r>
+      <w:r>
+        <w:rPr>
+          <w:rFonts w:ascii="Times New Roman" w:hAnsi="Times New Roman" w:cs="Times New Roman"/>
+          <w:color w:val="EE0000"/>
+          <w:sz w:val="28"/>
+          <w:szCs w:val="28"/>
+          <w:lang w:val="en-US"/>
+        </w:rPr>
+        <w:t xml:space="preserve"> </w:t>
+      </w:r>
+      <w:r>
+        <w:rPr>
+          <w:rFonts w:ascii="Times New Roman" w:hAnsi="Times New Roman" w:cs="Times New Roman"/>
+          <w:color w:val="00B050"/>
+          <w:sz w:val="28"/>
+          <w:szCs w:val="28"/>
+          <w:lang w:val="en-US"/>
+        </w:rPr>
+        <w:t>F)</w:t>
+      </w:r>
+      <w:r>
+        <w:rPr>
+          <w:rFonts w:ascii="Times New Roman" w:hAnsi="Times New Roman" w:cs="Times New Roman"/>
+          <w:sz w:val="28"/>
+          <w:szCs w:val="28"/>
+          <w:lang w:val="en-US"/>
+        </w:rPr>
+        <w:t xml:space="preserve">) = (F </w:t>
+      </w:r>
+      <w:r>
+        <w:rPr>
+          <w:rFonts w:ascii="Cambria Math" w:hAnsi="Cambria Math" w:cs="Cambria Math"/>
+          <w:sz w:val="28"/>
+          <w:szCs w:val="28"/>
+          <w:lang w:val="en-US"/>
+        </w:rPr>
+        <w:t>∨</w:t>
+      </w:r>
+      <w:r>
+        <w:rPr>
+          <w:rFonts w:ascii="Times New Roman" w:hAnsi="Times New Roman" w:cs="Times New Roman"/>
+          <w:sz w:val="28"/>
+          <w:szCs w:val="28"/>
+          <w:lang w:val="en-US"/>
+        </w:rPr>
+        <w:t xml:space="preserve"> A) </w:t>
+      </w:r>
+      <w:proofErr w:type="gramStart"/>
+      <w:r>
+        <w:rPr>
+          <w:rFonts w:ascii="Cambria Math" w:hAnsi="Cambria Math" w:cs="Cambria Math"/>
+          <w:sz w:val="28"/>
+          <w:szCs w:val="28"/>
+          <w:lang w:val="en-US"/>
+        </w:rPr>
+        <w:t>∧</w:t>
+      </w:r>
+      <w:r>
+        <w:rPr>
+          <w:rFonts w:ascii="Times New Roman" w:hAnsi="Times New Roman" w:cs="Times New Roman"/>
+          <w:sz w:val="28"/>
+          <w:szCs w:val="28"/>
+          <w:lang w:val="en-US"/>
+        </w:rPr>
+        <w:t xml:space="preserve">  (</w:t>
+      </w:r>
+      <w:proofErr w:type="gramEnd"/>
+      <w:r>
+        <w:rPr>
+          <w:rFonts w:ascii="Times New Roman" w:hAnsi="Times New Roman" w:cs="Times New Roman"/>
+          <w:sz w:val="28"/>
+          <w:szCs w:val="28"/>
+          <w:lang w:val="en-US"/>
+        </w:rPr>
+        <w:t xml:space="preserve">F </w:t>
+      </w:r>
+      <w:r>
+        <w:rPr>
+          <w:rFonts w:ascii="Cambria Math" w:hAnsi="Cambria Math" w:cs="Cambria Math"/>
+          <w:sz w:val="28"/>
+          <w:szCs w:val="28"/>
+          <w:lang w:val="en-US"/>
+        </w:rPr>
+        <w:t>∨</w:t>
+      </w:r>
+      <w:r>
+        <w:rPr>
+          <w:rFonts w:ascii="Times New Roman" w:hAnsi="Times New Roman" w:cs="Times New Roman"/>
+          <w:sz w:val="28"/>
+          <w:szCs w:val="28"/>
+          <w:lang w:val="en-US"/>
+        </w:rPr>
+        <w:t xml:space="preserve"> E) </w:t>
+      </w:r>
+      <w:proofErr w:type="gramStart"/>
+      <w:r>
+        <w:rPr>
+          <w:rFonts w:ascii="Cambria Math" w:hAnsi="Cambria Math" w:cs="Cambria Math"/>
+          <w:sz w:val="28"/>
+          <w:szCs w:val="28"/>
+          <w:lang w:val="en-US"/>
+        </w:rPr>
+        <w:t>∧</w:t>
+      </w:r>
+      <w:r>
+        <w:rPr>
+          <w:rFonts w:ascii="Times New Roman" w:hAnsi="Times New Roman" w:cs="Times New Roman"/>
+          <w:sz w:val="28"/>
+          <w:szCs w:val="28"/>
+          <w:lang w:val="en-US"/>
+        </w:rPr>
+        <w:t xml:space="preserve">  (</w:t>
+      </w:r>
+      <w:proofErr w:type="gramEnd"/>
+      <w:r>
+        <w:rPr>
+          <w:rFonts w:ascii="Times New Roman" w:hAnsi="Times New Roman" w:cs="Times New Roman"/>
+          <w:sz w:val="28"/>
+          <w:szCs w:val="28"/>
+          <w:lang w:val="en-US"/>
+        </w:rPr>
+        <w:t xml:space="preserve">F </w:t>
+      </w:r>
+      <w:r>
+        <w:rPr>
+          <w:rFonts w:ascii="Cambria Math" w:hAnsi="Cambria Math" w:cs="Cambria Math"/>
+          <w:sz w:val="28"/>
+          <w:szCs w:val="28"/>
+          <w:lang w:val="en-US"/>
+        </w:rPr>
+        <w:t>∨</w:t>
+      </w:r>
+      <w:r>
+        <w:rPr>
+          <w:rFonts w:ascii="Times New Roman" w:hAnsi="Times New Roman" w:cs="Times New Roman"/>
+          <w:sz w:val="28"/>
+          <w:szCs w:val="28"/>
+          <w:lang w:val="en-US"/>
+        </w:rPr>
+        <w:t xml:space="preserve"> ¬F) = (F </w:t>
+      </w:r>
+      <w:r>
+        <w:rPr>
+          <w:rFonts w:ascii="Cambria Math" w:hAnsi="Cambria Math" w:cs="Cambria Math"/>
+          <w:sz w:val="28"/>
+          <w:szCs w:val="28"/>
+          <w:lang w:val="en-US"/>
+        </w:rPr>
+        <w:t>∨</w:t>
+      </w:r>
+      <w:r>
+        <w:rPr>
+          <w:rFonts w:ascii="Times New Roman" w:hAnsi="Times New Roman" w:cs="Times New Roman"/>
+          <w:sz w:val="28"/>
+          <w:szCs w:val="28"/>
+          <w:lang w:val="en-US"/>
+        </w:rPr>
+        <w:t xml:space="preserve"> A) </w:t>
+      </w:r>
+      <w:proofErr w:type="gramStart"/>
+      <w:r>
+        <w:rPr>
+          <w:rFonts w:ascii="Cambria Math" w:hAnsi="Cambria Math" w:cs="Cambria Math"/>
+          <w:sz w:val="28"/>
+          <w:szCs w:val="28"/>
+          <w:lang w:val="en-US"/>
+        </w:rPr>
+        <w:t>∧</w:t>
+      </w:r>
+      <w:r>
+        <w:rPr>
+          <w:rFonts w:ascii="Times New Roman" w:hAnsi="Times New Roman" w:cs="Times New Roman"/>
+          <w:sz w:val="28"/>
+          <w:szCs w:val="28"/>
+          <w:lang w:val="en-US"/>
+        </w:rPr>
+        <w:t xml:space="preserve">  (</w:t>
+      </w:r>
+      <w:proofErr w:type="gramEnd"/>
+      <w:r>
+        <w:rPr>
+          <w:rFonts w:ascii="Times New Roman" w:hAnsi="Times New Roman" w:cs="Times New Roman"/>
+          <w:sz w:val="28"/>
+          <w:szCs w:val="28"/>
+          <w:lang w:val="en-US"/>
+        </w:rPr>
+        <w:t xml:space="preserve">F </w:t>
+      </w:r>
+      <w:r>
+        <w:rPr>
+          <w:rFonts w:ascii="Cambria Math" w:hAnsi="Cambria Math" w:cs="Cambria Math"/>
+          <w:sz w:val="28"/>
+          <w:szCs w:val="28"/>
+          <w:lang w:val="en-US"/>
+        </w:rPr>
+        <w:t>∨</w:t>
+      </w:r>
+      <w:r>
+        <w:rPr>
+          <w:rFonts w:ascii="Times New Roman" w:hAnsi="Times New Roman" w:cs="Times New Roman"/>
+          <w:sz w:val="28"/>
+          <w:szCs w:val="28"/>
+          <w:lang w:val="en-US"/>
+        </w:rPr>
+        <w:t xml:space="preserve"> A)</w:t>
+      </w:r>
+    </w:p>
+    <w:p>
+      <w:pPr>
+        <w:pStyle w:val="a4"/>
+        <w:spacing w:line="259" w:lineRule="auto"/>
+        <w:rPr>
+          <w:rFonts w:ascii="Times New Roman" w:hAnsi="Times New Roman" w:cs="Times New Roman"/>
+          <w:sz w:val="28"/>
+          <w:szCs w:val="28"/>
+          <w:lang w:val="en-US"/>
+        </w:rPr>
+      </w:pPr>
+      <w:r>
+        <w:rPr>
+          <w:rFonts w:ascii="Times New Roman" w:hAnsi="Times New Roman" w:cs="Times New Roman"/>
+          <w:sz w:val="28"/>
+          <w:szCs w:val="28"/>
+          <w:lang w:val="en-US"/>
+        </w:rPr>
+        <w:t xml:space="preserve">¬A </w:t>
+      </w:r>
+      <w:r>
+        <w:rPr>
+          <w:rFonts w:ascii="Cambria Math" w:hAnsi="Cambria Math" w:cs="Cambria Math"/>
+          <w:sz w:val="28"/>
+          <w:szCs w:val="28"/>
+          <w:lang w:val="en-US"/>
+        </w:rPr>
+        <w:t>∨</w:t>
+      </w:r>
+      <w:r>
+        <w:rPr>
+          <w:rFonts w:ascii="Times New Roman" w:hAnsi="Times New Roman" w:cs="Times New Roman"/>
+          <w:sz w:val="28"/>
+          <w:szCs w:val="28"/>
+          <w:lang w:val="en-US"/>
+        </w:rPr>
+        <w:t xml:space="preserve"> ¬</w:t>
+      </w:r>
+      <w:r>
+        <w:rPr>
+          <w:rFonts w:ascii="Times New Roman" w:hAnsi="Times New Roman" w:cs="Times New Roman"/>
+          <w:color w:val="C00000"/>
+          <w:sz w:val="28"/>
+          <w:szCs w:val="28"/>
+          <w:lang w:val="en-US"/>
+        </w:rPr>
+        <w:t xml:space="preserve">E </w:t>
+      </w:r>
+      <w:r>
+        <w:rPr>
+          <w:rFonts w:ascii="Cambria Math" w:hAnsi="Cambria Math" w:cs="Cambria Math"/>
+          <w:sz w:val="28"/>
+          <w:szCs w:val="28"/>
+          <w:lang w:val="en-US"/>
+        </w:rPr>
+        <w:t>∨</w:t>
+      </w:r>
+      <w:r>
+        <w:rPr>
+          <w:rFonts w:ascii="Times New Roman" w:hAnsi="Times New Roman" w:cs="Times New Roman"/>
+          <w:sz w:val="28"/>
+          <w:szCs w:val="28"/>
+          <w:lang w:val="en-US"/>
+        </w:rPr>
+        <w:t xml:space="preserve"> F</w:t>
+      </w:r>
+      <w:r>
+        <w:rPr>
+          <w:rFonts w:ascii="Times New Roman" w:hAnsi="Times New Roman" w:cs="Times New Roman"/>
+          <w:sz w:val="28"/>
+          <w:szCs w:val="28"/>
+          <w:lang w:val="en-US"/>
+        </w:rPr>
+        <w:t xml:space="preserve"> </w:t>
+      </w:r>
+      <w:r>
+        <w:rPr>
+          <w:rFonts w:ascii="Cambria Math" w:hAnsi="Cambria Math" w:cs="Cambria Math"/>
+          <w:sz w:val="28"/>
+          <w:szCs w:val="28"/>
+          <w:lang w:val="en-US"/>
+        </w:rPr>
+        <w:t>∨</w:t>
+      </w:r>
+      <w:r>
+        <w:rPr>
+          <w:rFonts w:ascii="Times New Roman" w:hAnsi="Times New Roman" w:cs="Times New Roman"/>
+          <w:sz w:val="28"/>
+          <w:szCs w:val="28"/>
+          <w:lang w:val="en-US"/>
+        </w:rPr>
+        <w:t xml:space="preserve"> (</w:t>
+      </w:r>
+      <w:r>
+        <w:rPr>
+          <w:rFonts w:ascii="Times New Roman" w:hAnsi="Times New Roman" w:cs="Times New Roman"/>
+          <w:sz w:val="28"/>
+          <w:szCs w:val="28"/>
+          <w:lang w:val="en-US"/>
+        </w:rPr>
+        <w:t>A</w:t>
+      </w:r>
+      <w:r>
+        <w:rPr>
+          <w:rFonts w:ascii="Times New Roman" w:hAnsi="Times New Roman" w:cs="Times New Roman"/>
+          <w:sz w:val="28"/>
+          <w:szCs w:val="28"/>
+          <w:lang w:val="en-US"/>
+        </w:rPr>
+        <w:t xml:space="preserve"> </w:t>
+      </w:r>
+      <w:r>
+        <w:rPr>
+          <w:rFonts w:ascii="Cambria Math" w:hAnsi="Cambria Math" w:cs="Cambria Math"/>
+          <w:sz w:val="28"/>
+          <w:szCs w:val="28"/>
+          <w:lang w:val="en-US"/>
+        </w:rPr>
+        <w:t>∧</w:t>
+      </w:r>
+      <w:r>
+        <w:rPr>
+          <w:rFonts w:ascii="Times New Roman" w:hAnsi="Times New Roman" w:cs="Times New Roman"/>
+          <w:sz w:val="28"/>
+          <w:szCs w:val="28"/>
+          <w:lang w:val="en-US"/>
+        </w:rPr>
+        <w:t xml:space="preserve"> E)</w:t>
+      </w:r>
+    </w:p>
+    <w:p>
+      <w:pPr>
+        <w:pStyle w:val="a4"/>
+        <w:spacing w:line="259" w:lineRule="auto"/>
+        <w:rPr>
+          <w:rFonts w:ascii="Times New Roman" w:hAnsi="Times New Roman" w:cs="Times New Roman"/>
+          <w:sz w:val="28"/>
+          <w:szCs w:val="28"/>
+          <w:lang w:val="en-US"/>
+        </w:rPr>
+      </w:pPr>
+      <w:r>
+        <w:rPr>
+          <w:rFonts w:ascii="Times New Roman" w:hAnsi="Times New Roman" w:cs="Times New Roman"/>
+          <w:sz w:val="28"/>
+          <w:szCs w:val="28"/>
+          <w:lang w:val="en-US"/>
+        </w:rPr>
+        <w:t xml:space="preserve">¬A </w:t>
+      </w:r>
+      <w:r>
+        <w:rPr>
+          <w:rFonts w:ascii="Cambria Math" w:hAnsi="Cambria Math" w:cs="Cambria Math"/>
+          <w:sz w:val="28"/>
+          <w:szCs w:val="28"/>
+          <w:lang w:val="en-US"/>
+        </w:rPr>
+        <w:t>∨</w:t>
+      </w:r>
+      <w:r>
+        <w:rPr>
+          <w:rFonts w:ascii="Times New Roman" w:hAnsi="Times New Roman" w:cs="Times New Roman"/>
+          <w:sz w:val="28"/>
+          <w:szCs w:val="28"/>
+          <w:lang w:val="en-US"/>
+        </w:rPr>
+        <w:t xml:space="preserve"> A </w:t>
+      </w:r>
+      <w:r>
+        <w:rPr>
+          <w:rFonts w:ascii="Cambria Math" w:hAnsi="Cambria Math" w:cs="Cambria Math"/>
+          <w:sz w:val="28"/>
+          <w:szCs w:val="28"/>
+          <w:lang w:val="en-US"/>
+        </w:rPr>
+        <w:t>∨</w:t>
+      </w:r>
+      <w:r>
+        <w:rPr>
+          <w:rFonts w:ascii="Times New Roman" w:hAnsi="Times New Roman" w:cs="Times New Roman"/>
+          <w:sz w:val="28"/>
+          <w:szCs w:val="28"/>
+          <w:lang w:val="en-US"/>
+        </w:rPr>
+        <w:t xml:space="preserve"> ¬E </w:t>
+      </w:r>
+      <w:r>
+        <w:rPr>
+          <w:rFonts w:ascii="Cambria Math" w:hAnsi="Cambria Math" w:cs="Cambria Math"/>
+          <w:sz w:val="28"/>
+          <w:szCs w:val="28"/>
+          <w:lang w:val="en-US"/>
+        </w:rPr>
+        <w:t>∨</w:t>
+      </w:r>
+      <w:r>
+        <w:rPr>
+          <w:rFonts w:ascii="Times New Roman" w:hAnsi="Times New Roman" w:cs="Times New Roman"/>
+          <w:sz w:val="28"/>
+          <w:szCs w:val="28"/>
+          <w:lang w:val="en-US"/>
+        </w:rPr>
+        <w:t xml:space="preserve"> F</w:t>
+      </w:r>
+    </w:p>
+    <w:p>
+      <w:pPr>
+        <w:pStyle w:val="a4"/>
+        <w:spacing w:line="259" w:lineRule="auto"/>
+        <w:rPr>
+          <w:rFonts w:ascii="Times New Roman" w:hAnsi="Times New Roman" w:cs="Times New Roman"/>
+          <w:sz w:val="28"/>
+          <w:szCs w:val="28"/>
+          <w:lang w:val="en-US"/>
+        </w:rPr>
+      </w:pPr>
+      <w:r>
+        <w:rPr>
+          <w:rFonts w:ascii="Times New Roman" w:hAnsi="Times New Roman" w:cs="Times New Roman"/>
+          <w:sz w:val="28"/>
+          <w:szCs w:val="28"/>
+          <w:lang w:val="en-US"/>
+        </w:rPr>
+        <w:t xml:space="preserve">(A </w:t>
+      </w:r>
+      <w:r>
+        <w:rPr>
+          <w:rFonts w:ascii="Cambria Math" w:hAnsi="Cambria Math" w:cs="Cambria Math"/>
+          <w:sz w:val="28"/>
+          <w:szCs w:val="28"/>
+          <w:lang w:val="en-US"/>
+        </w:rPr>
+        <w:t>∨</w:t>
+      </w:r>
+      <w:r>
+        <w:rPr>
+          <w:rFonts w:ascii="Times New Roman" w:hAnsi="Times New Roman" w:cs="Times New Roman"/>
+          <w:sz w:val="28"/>
+          <w:szCs w:val="28"/>
+          <w:lang w:val="en-US"/>
+        </w:rPr>
+        <w:t xml:space="preserve"> ¬E </w:t>
+      </w:r>
+      <w:r>
+        <w:rPr>
+          <w:rFonts w:ascii="Cambria Math" w:hAnsi="Cambria Math" w:cs="Cambria Math"/>
+          <w:sz w:val="28"/>
+          <w:szCs w:val="28"/>
+          <w:lang w:val="en-US"/>
+        </w:rPr>
+        <w:t>∨</w:t>
+      </w:r>
+      <w:r>
+        <w:rPr>
+          <w:rFonts w:ascii="Times New Roman" w:hAnsi="Times New Roman" w:cs="Times New Roman"/>
+          <w:sz w:val="28"/>
+          <w:szCs w:val="28"/>
+          <w:lang w:val="en-US"/>
+        </w:rPr>
+        <w:t xml:space="preserve"> </w:t>
+      </w:r>
+      <w:proofErr w:type="gramStart"/>
+      <w:r>
+        <w:rPr>
+          <w:rFonts w:ascii="Times New Roman" w:hAnsi="Times New Roman" w:cs="Times New Roman"/>
+          <w:sz w:val="28"/>
+          <w:szCs w:val="28"/>
+          <w:lang w:val="en-US"/>
+        </w:rPr>
+        <w:t>F)</w:t>
+      </w:r>
+      <w:r>
+        <w:rPr>
+          <w:rFonts w:ascii="Times New Roman" w:hAnsi="Times New Roman" w:cs="Times New Roman"/>
+          <w:sz w:val="28"/>
+          <w:szCs w:val="28"/>
+        </w:rPr>
+        <w:t>→</w:t>
+      </w:r>
+      <w:proofErr w:type="gramEnd"/>
+      <w:r>
+        <w:rPr>
+          <w:rFonts w:ascii="Times New Roman" w:hAnsi="Times New Roman" w:cs="Times New Roman"/>
+          <w:sz w:val="28"/>
+          <w:szCs w:val="28"/>
+        </w:rPr>
+        <w:t>¬F</w:t>
+      </w:r>
+    </w:p>
+    <w:p>
+      <w:pPr>
+        <w:pStyle w:val="a4"/>
+        <w:spacing w:line="259" w:lineRule="auto"/>
+        <w:rPr>
+          <w:rFonts w:ascii="Times New Roman" w:hAnsi="Times New Roman" w:cs="Times New Roman"/>
+          <w:sz w:val="28"/>
+          <w:szCs w:val="28"/>
+          <w:lang w:val="en-US"/>
+        </w:rPr>
+      </w:pPr>
+    </w:p>
+    <w:p>
+      <w:pPr>
+        <w:pStyle w:val="a4"/>
+        <w:numPr>
+          <w:ilvl w:val="0"/>
+          <w:numId w:val="6"/>
+        </w:numPr>
+        <w:spacing w:line="259" w:lineRule="auto"/>
+        <w:rPr>
+          <w:rFonts w:ascii="Times New Roman" w:hAnsi="Times New Roman" w:cs="Times New Roman"/>
+          <w:sz w:val="28"/>
+          <w:szCs w:val="28"/>
+          <w:lang w:val="en-US"/>
+        </w:rPr>
+      </w:pPr>
+      <w:r>
+        <w:rPr>
+          <w:rFonts w:ascii="Times New Roman" w:hAnsi="Times New Roman" w:cs="Times New Roman"/>
+          <w:sz w:val="28"/>
+          <w:szCs w:val="28"/>
+          <w:lang w:val="en-US"/>
+        </w:rPr>
+        <w:lastRenderedPageBreak/>
+        <w:t xml:space="preserve">(A </w:t>
+      </w:r>
+      <w:r>
+        <w:rPr>
+          <w:rFonts w:ascii="Cambria Math" w:hAnsi="Cambria Math" w:cs="Cambria Math"/>
+          <w:sz w:val="28"/>
+          <w:szCs w:val="28"/>
+          <w:lang w:val="en-US"/>
+        </w:rPr>
+        <w:t>∨</w:t>
+      </w:r>
+      <w:r>
+        <w:rPr>
+          <w:rFonts w:ascii="Times New Roman" w:hAnsi="Times New Roman" w:cs="Times New Roman"/>
+          <w:sz w:val="28"/>
+          <w:szCs w:val="28"/>
+          <w:lang w:val="en-US"/>
+        </w:rPr>
+        <w:t xml:space="preserve"> ¬E </w:t>
+      </w:r>
+      <w:r>
+        <w:rPr>
+          <w:rFonts w:ascii="Cambria Math" w:hAnsi="Cambria Math" w:cs="Cambria Math"/>
+          <w:sz w:val="28"/>
+          <w:szCs w:val="28"/>
+          <w:lang w:val="en-US"/>
+        </w:rPr>
+        <w:t>∨</w:t>
+      </w:r>
+      <w:r>
+        <w:rPr>
+          <w:rFonts w:ascii="Times New Roman" w:hAnsi="Times New Roman" w:cs="Times New Roman"/>
+          <w:sz w:val="28"/>
+          <w:szCs w:val="28"/>
+          <w:lang w:val="en-US"/>
+        </w:rPr>
+        <w:t xml:space="preserve"> </w:t>
+      </w:r>
+      <w:proofErr w:type="gramStart"/>
+      <w:r>
+        <w:rPr>
+          <w:rFonts w:ascii="Times New Roman" w:hAnsi="Times New Roman" w:cs="Times New Roman"/>
+          <w:sz w:val="28"/>
+          <w:szCs w:val="28"/>
+          <w:lang w:val="en-US"/>
+        </w:rPr>
+        <w:t>F)</w:t>
+      </w:r>
+      <w:r>
+        <w:rPr>
+          <w:rFonts w:ascii="Times New Roman" w:hAnsi="Times New Roman" w:cs="Times New Roman"/>
+          <w:sz w:val="28"/>
+          <w:szCs w:val="28"/>
+        </w:rPr>
+        <w:t>→</w:t>
+      </w:r>
+      <w:proofErr w:type="gramEnd"/>
+      <w:r>
+        <w:rPr>
+          <w:rFonts w:ascii="Times New Roman" w:hAnsi="Times New Roman" w:cs="Times New Roman"/>
+          <w:sz w:val="28"/>
+          <w:szCs w:val="28"/>
+        </w:rPr>
+        <w:t>¬F</w:t>
+      </w:r>
+      <w:r>
+        <w:rPr>
+          <w:rFonts w:ascii="Times New Roman" w:hAnsi="Times New Roman" w:cs="Times New Roman"/>
+          <w:sz w:val="28"/>
+          <w:szCs w:val="28"/>
+          <w:lang w:val="en-US"/>
+        </w:rPr>
+        <w:t xml:space="preserve"> = </w:t>
+      </w:r>
+      <w:r>
+        <w:rPr>
+          <w:rFonts w:ascii="Times New Roman" w:hAnsi="Times New Roman" w:cs="Times New Roman"/>
+          <w:sz w:val="28"/>
+          <w:szCs w:val="28"/>
+        </w:rPr>
+        <w:t>¬</w:t>
+      </w:r>
+      <w:r>
+        <w:rPr>
+          <w:rFonts w:ascii="Times New Roman" w:hAnsi="Times New Roman" w:cs="Times New Roman"/>
+          <w:sz w:val="28"/>
+          <w:szCs w:val="28"/>
+          <w:lang w:val="en-US"/>
+        </w:rPr>
+        <w:t xml:space="preserve"> (A </w:t>
+      </w:r>
+      <w:r>
+        <w:rPr>
+          <w:rFonts w:ascii="Cambria Math" w:hAnsi="Cambria Math" w:cs="Cambria Math"/>
+          <w:sz w:val="28"/>
+          <w:szCs w:val="28"/>
+          <w:lang w:val="en-US"/>
+        </w:rPr>
+        <w:t>∨</w:t>
+      </w:r>
+      <w:r>
+        <w:rPr>
+          <w:rFonts w:ascii="Times New Roman" w:hAnsi="Times New Roman" w:cs="Times New Roman"/>
+          <w:sz w:val="28"/>
+          <w:szCs w:val="28"/>
+          <w:lang w:val="en-US"/>
+        </w:rPr>
+        <w:t xml:space="preserve"> ¬E </w:t>
+      </w:r>
+      <w:r>
+        <w:rPr>
+          <w:rFonts w:ascii="Cambria Math" w:hAnsi="Cambria Math" w:cs="Cambria Math"/>
+          <w:sz w:val="28"/>
+          <w:szCs w:val="28"/>
+          <w:lang w:val="en-US"/>
+        </w:rPr>
+        <w:t>∨</w:t>
+      </w:r>
+      <w:r>
+        <w:rPr>
+          <w:rFonts w:ascii="Times New Roman" w:hAnsi="Times New Roman" w:cs="Times New Roman"/>
+          <w:sz w:val="28"/>
+          <w:szCs w:val="28"/>
+          <w:lang w:val="en-US"/>
+        </w:rPr>
+        <w:t xml:space="preserve"> F) </w:t>
+      </w:r>
+      <w:r>
+        <w:rPr>
+          <w:rFonts w:ascii="Cambria Math" w:hAnsi="Cambria Math" w:cs="Cambria Math"/>
+          <w:sz w:val="28"/>
+          <w:szCs w:val="28"/>
+        </w:rPr>
+        <w:t>∨</w:t>
+      </w:r>
+      <w:r>
+        <w:rPr>
+          <w:rFonts w:ascii="Times New Roman" w:hAnsi="Times New Roman" w:cs="Times New Roman"/>
+          <w:sz w:val="28"/>
+          <w:szCs w:val="28"/>
+          <w:lang w:val="en-US"/>
+        </w:rPr>
+        <w:t xml:space="preserve"> </w:t>
+      </w:r>
+      <w:r>
+        <w:rPr>
+          <w:rFonts w:ascii="Times New Roman" w:hAnsi="Times New Roman" w:cs="Times New Roman"/>
+          <w:sz w:val="28"/>
+          <w:szCs w:val="28"/>
+        </w:rPr>
+        <w:t>¬F</w:t>
+      </w:r>
+    </w:p>
+    <w:p>
+      <w:pPr>
+        <w:pStyle w:val="a4"/>
+        <w:numPr>
+          <w:ilvl w:val="0"/>
+          <w:numId w:val="6"/>
+        </w:numPr>
+        <w:spacing w:line="259" w:lineRule="auto"/>
+        <w:rPr>
+          <w:rFonts w:ascii="Times New Roman" w:hAnsi="Times New Roman" w:cs="Times New Roman"/>
+          <w:sz w:val="28"/>
+          <w:szCs w:val="28"/>
+          <w:lang w:val="en-US"/>
+        </w:rPr>
+      </w:pPr>
+      <w:r>
+        <w:rPr>
+          <w:rFonts w:ascii="Times New Roman" w:hAnsi="Times New Roman" w:cs="Times New Roman"/>
+          <w:sz w:val="28"/>
+          <w:szCs w:val="28"/>
+        </w:rPr>
+        <w:t>¬</w:t>
+      </w:r>
+      <w:r>
+        <w:rPr>
+          <w:rFonts w:ascii="Times New Roman" w:hAnsi="Times New Roman" w:cs="Times New Roman"/>
+          <w:sz w:val="28"/>
+          <w:szCs w:val="28"/>
+          <w:lang w:val="en-US"/>
+        </w:rPr>
+        <w:t xml:space="preserve">A </w:t>
+      </w:r>
+      <w:r>
+        <w:rPr>
+          <w:rFonts w:ascii="Cambria Math" w:hAnsi="Cambria Math" w:cs="Cambria Math"/>
+          <w:sz w:val="28"/>
+          <w:szCs w:val="28"/>
+          <w:lang w:val="en-US"/>
+        </w:rPr>
+        <w:t>∧</w:t>
+      </w:r>
+      <w:r>
+        <w:rPr>
+          <w:rFonts w:ascii="Times New Roman" w:hAnsi="Times New Roman" w:cs="Times New Roman"/>
+          <w:sz w:val="28"/>
+          <w:szCs w:val="28"/>
+          <w:lang w:val="en-US"/>
+        </w:rPr>
+        <w:t xml:space="preserve"> E </w:t>
+      </w:r>
+      <w:r>
+        <w:rPr>
+          <w:rFonts w:ascii="Cambria Math" w:hAnsi="Cambria Math" w:cs="Cambria Math"/>
+          <w:sz w:val="28"/>
+          <w:szCs w:val="28"/>
+          <w:lang w:val="en-US"/>
+        </w:rPr>
+        <w:t>∧</w:t>
+      </w:r>
+      <w:r>
+        <w:rPr>
+          <w:rFonts w:ascii="Times New Roman" w:hAnsi="Times New Roman" w:cs="Times New Roman"/>
+          <w:sz w:val="28"/>
+          <w:szCs w:val="28"/>
+          <w:lang w:val="en-US"/>
+        </w:rPr>
+        <w:t xml:space="preserve"> </w:t>
+      </w:r>
+      <w:r>
+        <w:rPr>
+          <w:rFonts w:ascii="Times New Roman" w:hAnsi="Times New Roman" w:cs="Times New Roman"/>
+          <w:sz w:val="28"/>
+          <w:szCs w:val="28"/>
+        </w:rPr>
+        <w:t>¬F</w:t>
+      </w:r>
+      <w:r>
+        <w:rPr>
+          <w:rFonts w:ascii="Times New Roman" w:hAnsi="Times New Roman" w:cs="Times New Roman"/>
+          <w:sz w:val="28"/>
+          <w:szCs w:val="28"/>
+          <w:lang w:val="en-US"/>
+        </w:rPr>
+        <w:t xml:space="preserve"> </w:t>
+      </w:r>
+      <w:r>
+        <w:rPr>
+          <w:rFonts w:ascii="Cambria Math" w:hAnsi="Cambria Math" w:cs="Cambria Math"/>
+          <w:sz w:val="28"/>
+          <w:szCs w:val="28"/>
+        </w:rPr>
+        <w:t>∨</w:t>
+      </w:r>
+      <w:r>
+        <w:rPr>
+          <w:rFonts w:ascii="Times New Roman" w:hAnsi="Times New Roman" w:cs="Times New Roman"/>
+          <w:sz w:val="28"/>
+          <w:szCs w:val="28"/>
+          <w:lang w:val="en-US"/>
+        </w:rPr>
+        <w:t xml:space="preserve"> </w:t>
+      </w:r>
+      <w:r>
+        <w:rPr>
+          <w:rFonts w:ascii="Times New Roman" w:hAnsi="Times New Roman" w:cs="Times New Roman"/>
+          <w:sz w:val="28"/>
+          <w:szCs w:val="28"/>
+        </w:rPr>
+        <w:t>¬F</w:t>
+      </w:r>
+    </w:p>
+    <w:p>
+      <w:pPr>
+        <w:spacing w:line="259" w:lineRule="auto"/>
+        <w:rPr>
+          <w:rFonts w:ascii="Times New Roman" w:hAnsi="Times New Roman" w:cs="Times New Roman"/>
+          <w:sz w:val="28"/>
+          <w:szCs w:val="28"/>
+          <w:lang w:val="en-US"/>
+        </w:rPr>
+      </w:pPr>
+    </w:p>
+    <w:p>
+      <w:pPr>
+        <w:spacing w:line="259" w:lineRule="auto"/>
+        <w:rPr>
+          <w:rFonts w:ascii="Times New Roman" w:hAnsi="Times New Roman" w:cs="Times New Roman"/>
+          <w:b/>
+          <w:bCs/>
+          <w:sz w:val="28"/>
+          <w:szCs w:val="28"/>
+          <w:lang w:val="en-US"/>
+        </w:rPr>
+      </w:pPr>
+      <w:r>
+        <w:rPr>
+          <w:rFonts w:ascii="Times New Roman" w:hAnsi="Times New Roman" w:cs="Times New Roman"/>
+          <w:b/>
+          <w:bCs/>
+          <w:sz w:val="28"/>
+          <w:szCs w:val="28"/>
+        </w:rPr>
+        <w:t>ИТОГ: ¬</w:t>
+      </w:r>
+      <w:r>
+        <w:rPr>
+          <w:rFonts w:ascii="Times New Roman" w:hAnsi="Times New Roman" w:cs="Times New Roman"/>
+          <w:b/>
+          <w:bCs/>
+          <w:sz w:val="28"/>
+          <w:szCs w:val="28"/>
+          <w:lang w:val="en-US"/>
+        </w:rPr>
+        <w:t xml:space="preserve">A </w:t>
+      </w:r>
+      <w:r>
+        <w:rPr>
+          <w:rFonts w:ascii="Cambria Math" w:hAnsi="Cambria Math" w:cs="Cambria Math"/>
+          <w:b/>
+          <w:bCs/>
+          <w:sz w:val="28"/>
+          <w:szCs w:val="28"/>
+          <w:lang w:val="en-US"/>
+        </w:rPr>
+        <w:t>∧</w:t>
+      </w:r>
+      <w:r>
+        <w:rPr>
+          <w:rFonts w:ascii="Times New Roman" w:hAnsi="Times New Roman" w:cs="Times New Roman"/>
+          <w:b/>
+          <w:bCs/>
+          <w:sz w:val="28"/>
+          <w:szCs w:val="28"/>
+          <w:lang w:val="en-US"/>
+        </w:rPr>
+        <w:t xml:space="preserve"> E </w:t>
+      </w:r>
+      <w:r>
+        <w:rPr>
+          <w:rFonts w:ascii="Cambria Math" w:hAnsi="Cambria Math" w:cs="Cambria Math"/>
+          <w:b/>
+          <w:bCs/>
+          <w:sz w:val="28"/>
+          <w:szCs w:val="28"/>
+          <w:lang w:val="en-US"/>
+        </w:rPr>
+        <w:t>∧</w:t>
+      </w:r>
+      <w:r>
+        <w:rPr>
+          <w:rFonts w:ascii="Times New Roman" w:hAnsi="Times New Roman" w:cs="Times New Roman"/>
+          <w:b/>
+          <w:bCs/>
+          <w:sz w:val="28"/>
+          <w:szCs w:val="28"/>
+          <w:lang w:val="en-US"/>
+        </w:rPr>
+        <w:t xml:space="preserve"> </w:t>
+      </w:r>
+      <w:r>
+        <w:rPr>
+          <w:rFonts w:ascii="Times New Roman" w:hAnsi="Times New Roman" w:cs="Times New Roman"/>
+          <w:b/>
+          <w:bCs/>
+          <w:sz w:val="28"/>
+          <w:szCs w:val="28"/>
+        </w:rPr>
+        <w:t>¬F</w:t>
+      </w:r>
+      <w:r>
+        <w:rPr>
+          <w:rFonts w:ascii="Times New Roman" w:hAnsi="Times New Roman" w:cs="Times New Roman"/>
+          <w:b/>
+          <w:bCs/>
+          <w:sz w:val="28"/>
+          <w:szCs w:val="28"/>
+          <w:lang w:val="en-US"/>
+        </w:rPr>
+        <w:t xml:space="preserve"> </w:t>
+      </w:r>
+      <w:r>
+        <w:rPr>
+          <w:rFonts w:ascii="Cambria Math" w:hAnsi="Cambria Math" w:cs="Cambria Math"/>
+          <w:b/>
+          <w:bCs/>
+          <w:sz w:val="28"/>
+          <w:szCs w:val="28"/>
+        </w:rPr>
+        <w:t>∨</w:t>
+      </w:r>
+      <w:r>
+        <w:rPr>
+          <w:rFonts w:ascii="Times New Roman" w:hAnsi="Times New Roman" w:cs="Times New Roman"/>
+          <w:b/>
+          <w:bCs/>
+          <w:sz w:val="28"/>
+          <w:szCs w:val="28"/>
+          <w:lang w:val="en-US"/>
+        </w:rPr>
+        <w:t xml:space="preserve"> </w:t>
+      </w:r>
+      <w:r>
+        <w:rPr>
+          <w:rFonts w:ascii="Times New Roman" w:hAnsi="Times New Roman" w:cs="Times New Roman"/>
+          <w:b/>
+          <w:bCs/>
+          <w:sz w:val="28"/>
+          <w:szCs w:val="28"/>
+        </w:rPr>
+        <w:t>¬F</w:t>
+      </w:r>
+    </w:p>
+    <w:p>
+      <w:pPr>
+        <w:spacing w:line="259" w:lineRule="auto"/>
+        <w:rPr>
+          <w:rFonts w:ascii="Times New Roman" w:hAnsi="Times New Roman" w:cs="Times New Roman"/>
+          <w:sz w:val="28"/>
+          <w:szCs w:val="28"/>
+          <w:lang w:val="en-US"/>
+        </w:rPr>
+      </w:pPr>
+      <w:r>
+        <w:rPr>
+          <w:rFonts w:ascii="Times New Roman" w:hAnsi="Times New Roman" w:cs="Times New Roman"/>
+          <w:sz w:val="28"/>
+          <w:szCs w:val="28"/>
+          <w:lang w:val="en-US"/>
+        </w:rPr>
+        <w:drawing>
+          <wp:inline distT="0" distB="0" distL="0" distR="0" wp14:anchorId="0D0E17C5" wp14:editId="6A4193EA">
+            <wp:extent cx="5842000" cy="4358857"/>
+            <wp:effectExtent l="0" t="0" r="6350" b="3810"/>
+            <wp:docPr id="830022454" name="Рисунок 1"/>
+            <wp:cNvGraphicFramePr>
+              <a:graphicFrameLocks xmlns:a="http://schemas.openxmlformats.org/drawingml/2006/main" noChangeAspect="1"/>
+            </wp:cNvGraphicFramePr>
+            <a:graphic xmlns:a="http://schemas.openxmlformats.org/drawingml/2006/main">
+              <a:graphicData uri="http://schemas.openxmlformats.org/drawingml/2006/picture">
+                <pic:pic xmlns:pic="http://schemas.openxmlformats.org/drawingml/2006/picture">
+                  <pic:nvPicPr>
+                    <pic:cNvPr id="830022454" name=""/>
+                    <pic:cNvPicPr/>
+                  </pic:nvPicPr>
+                  <pic:blipFill>
+                    <a:blip r:embed="rId8"/>
+                    <a:stretch>
+                      <a:fillRect/>
+                    </a:stretch>
+                  </pic:blipFill>
+                  <pic:spPr>
+                    <a:xfrm>
+                      <a:off x="0" y="0"/>
+                      <a:ext cx="5852552" cy="4366730"/>
+                    </a:xfrm>
+                    <a:prstGeom prst="rect">
+                      <a:avLst/>
+                    </a:prstGeom>
+                  </pic:spPr>
+                </pic:pic>
+              </a:graphicData>
+            </a:graphic>
+          </wp:inline>
+        </w:drawing>
+      </w:r>
+    </w:p>
+    <w:p>
+      <w:pPr>
+        <w:spacing w:line="259" w:lineRule="auto"/>
+        <w:rPr>
+          <w:rFonts w:ascii="Times New Roman" w:hAnsi="Times New Roman" w:cs="Times New Roman"/>
+          <w:sz w:val="28"/>
+          <w:szCs w:val="28"/>
+          <w:lang w:val="en-US"/>
+        </w:rPr>
+      </w:pPr>
+      <w:r>
+        <w:rPr>
+          <w:rFonts w:ascii="Times New Roman" w:hAnsi="Times New Roman" w:cs="Times New Roman"/>
+          <w:sz w:val="28"/>
+          <w:szCs w:val="28"/>
+          <w:lang w:val="en-US"/>
+        </w:rPr>
+        <w:drawing>
+          <wp:inline distT="0" distB="0" distL="0" distR="0" wp14:anchorId="494B250C" wp14:editId="6DD1277F">
+            <wp:extent cx="5842000" cy="3450166"/>
+            <wp:effectExtent l="0" t="0" r="6350" b="0"/>
+            <wp:docPr id="1583317" name="Рисунок 1"/>
+            <wp:cNvGraphicFramePr>
+              <a:graphicFrameLocks xmlns:a="http://schemas.openxmlformats.org/drawingml/2006/main" noChangeAspect="1"/>
+            </wp:cNvGraphicFramePr>
+            <a:graphic xmlns:a="http://schemas.openxmlformats.org/drawingml/2006/main">
+              <a:graphicData uri="http://schemas.openxmlformats.org/drawingml/2006/picture">
+                <pic:pic xmlns:pic="http://schemas.openxmlformats.org/drawingml/2006/picture">
+                  <pic:nvPicPr>
+                    <pic:cNvPr id="1583317" name=""/>
+                    <pic:cNvPicPr/>
+                  </pic:nvPicPr>
+                  <pic:blipFill>
+                    <a:blip r:embed="rId9"/>
+                    <a:stretch>
+                      <a:fillRect/>
+                    </a:stretch>
+                  </pic:blipFill>
+                  <pic:spPr>
+                    <a:xfrm>
+                      <a:off x="0" y="0"/>
+                      <a:ext cx="5853012" cy="3456669"/>
+                    </a:xfrm>
+                    <a:prstGeom prst="rect">
+                      <a:avLst/>
+                    </a:prstGeom>
+                  </pic:spPr>
+                </pic:pic>
+              </a:graphicData>
+            </a:graphic>
+          </wp:inline>
+        </w:drawing>
+      </w:r>
+    </w:p>
+    <w:p>
+      <w:pPr>
+        <w:spacing w:line="259" w:lineRule="auto"/>
+        <w:rPr>
+          <w:rFonts w:ascii="Times New Roman" w:hAnsi="Times New Roman" w:cs="Times New Roman"/>
+          <w:sz w:val="28"/>
+          <w:szCs w:val="28"/>
+          <w:lang w:val="en-US"/>
+        </w:rPr>
+      </w:pPr>
+    </w:p>
+    <w:tbl>
+      <w:tblPr>
+        <w:tblStyle w:val="a5"/>
+        <w:tblW w:w="0" w:type="auto"/>
+        <w:tblBorders>
+          <w:top w:val="single" w:sz="12" w:space="0" w:color="auto"/>
+          <w:left w:val="single" w:sz="12" w:space="0" w:color="auto"/>
+          <w:bottom w:val="single" w:sz="12" w:space="0" w:color="auto"/>
+          <w:right w:val="single" w:sz="12" w:space="0" w:color="auto"/>
+          <w:insideH w:val="single" w:sz="12" w:space="0" w:color="auto"/>
+          <w:insideV w:val="single" w:sz="12" w:space="0" w:color="auto"/>
+        </w:tblBorders>
+        <w:tblLook w:val="04A0" w:firstRow="1" w:lastRow="0" w:firstColumn="1" w:lastColumn="0" w:noHBand="0" w:noVBand="1"/>
+      </w:tblPr>
+      <w:tblGrid>
+        <w:gridCol w:w="2299"/>
+        <w:gridCol w:w="2300"/>
+        <w:gridCol w:w="2300"/>
+        <w:gridCol w:w="2300"/>
+      </w:tblGrid>
+      <w:tr>
+        <w:trPr>
+          <w:trHeight w:val="390"/>
+        </w:trPr>
+        <w:tc>
+          <w:tcPr>
+            <w:tcW w:w="2299" w:type="dxa"/>
+            <w:shd w:val="clear" w:color="auto" w:fill="FBE4D5" w:themeFill="accent2" w:themeFillTint="33"/>
+            <w:vAlign w:val="center"/>
+          </w:tcPr>
+          <w:p>
+            <w:pPr>
+              <w:spacing w:line="259" w:lineRule="auto"/>
+              <w:jc w:val="center"/>
+              <w:rPr>
+                <w:rFonts w:ascii="Times New Roman" w:hAnsi="Times New Roman" w:cs="Times New Roman"/>
+                <w:color w:val="000000" w:themeColor="text1"/>
+                <w:sz w:val="28"/>
+                <w:szCs w:val="28"/>
+                <w:lang w:val="en-US"/>
+              </w:rPr>
+            </w:pPr>
+            <w:r>
+              <w:rPr>
+                <w:rFonts w:ascii="Times New Roman" w:hAnsi="Times New Roman" w:cs="Times New Roman"/>
+                <w:color w:val="000000" w:themeColor="text1"/>
+                <w:sz w:val="28"/>
+                <w:szCs w:val="28"/>
+                <w:lang w:val="en-US"/>
+              </w:rPr>
+              <w:t>A</w:t>
+            </w:r>
+          </w:p>
+        </w:tc>
+        <w:tc>
+          <w:tcPr>
+            <w:tcW w:w="2300" w:type="dxa"/>
+            <w:shd w:val="clear" w:color="auto" w:fill="FFF2CC" w:themeFill="accent4" w:themeFillTint="33"/>
+            <w:vAlign w:val="center"/>
+          </w:tcPr>
+          <w:p>
+            <w:pPr>
+              <w:spacing w:line="259" w:lineRule="auto"/>
+              <w:jc w:val="center"/>
+              <w:rPr>
+                <w:rFonts w:ascii="Times New Roman" w:hAnsi="Times New Roman" w:cs="Times New Roman"/>
+                <w:color w:val="000000" w:themeColor="text1"/>
+                <w:sz w:val="28"/>
+                <w:szCs w:val="28"/>
+                <w:lang w:val="en-US"/>
+              </w:rPr>
+            </w:pPr>
+            <w:r>
+              <w:rPr>
+                <w:rFonts w:ascii="Times New Roman" w:hAnsi="Times New Roman" w:cs="Times New Roman"/>
+                <w:color w:val="000000" w:themeColor="text1"/>
+                <w:sz w:val="28"/>
+                <w:szCs w:val="28"/>
+                <w:lang w:val="en-US"/>
+              </w:rPr>
+              <w:t>E</w:t>
+            </w:r>
+          </w:p>
+        </w:tc>
+        <w:tc>
+          <w:tcPr>
+            <w:tcW w:w="2300" w:type="dxa"/>
+            <w:shd w:val="clear" w:color="auto" w:fill="DEEAF6" w:themeFill="accent1" w:themeFillTint="33"/>
+            <w:vAlign w:val="center"/>
+          </w:tcPr>
+          <w:p>
+            <w:pPr>
+              <w:spacing w:line="259" w:lineRule="auto"/>
+              <w:jc w:val="center"/>
+              <w:rPr>
+                <w:rFonts w:ascii="Times New Roman" w:hAnsi="Times New Roman" w:cs="Times New Roman"/>
+                <w:color w:val="000000" w:themeColor="text1"/>
+                <w:sz w:val="28"/>
+                <w:szCs w:val="28"/>
+                <w:lang w:val="en-US"/>
+              </w:rPr>
+            </w:pPr>
+            <w:r>
+              <w:rPr>
+                <w:rFonts w:ascii="Times New Roman" w:hAnsi="Times New Roman" w:cs="Times New Roman"/>
+                <w:color w:val="000000" w:themeColor="text1"/>
+                <w:sz w:val="28"/>
+                <w:szCs w:val="28"/>
+                <w:lang w:val="en-US"/>
+              </w:rPr>
+              <w:t>F</w:t>
+            </w:r>
+          </w:p>
+        </w:tc>
+        <w:tc>
+          <w:tcPr>
+            <w:tcW w:w="2300" w:type="dxa"/>
+            <w:shd w:val="clear" w:color="auto" w:fill="F4B083" w:themeFill="accent2" w:themeFillTint="99"/>
+            <w:vAlign w:val="center"/>
+          </w:tcPr>
+          <w:p>
+            <w:pPr>
+              <w:spacing w:line="259" w:lineRule="auto"/>
+              <w:jc w:val="center"/>
+              <w:rPr>
+                <w:rFonts w:ascii="Times New Roman" w:hAnsi="Times New Roman" w:cs="Times New Roman"/>
+                <w:color w:val="000000" w:themeColor="text1"/>
+                <w:sz w:val="28"/>
+                <w:szCs w:val="28"/>
+              </w:rPr>
+            </w:pPr>
+            <w:r>
+              <w:rPr>
+                <w:rFonts w:ascii="Times New Roman" w:hAnsi="Times New Roman" w:cs="Times New Roman"/>
+                <w:color w:val="000000" w:themeColor="text1"/>
+                <w:sz w:val="28"/>
+                <w:szCs w:val="28"/>
+              </w:rPr>
+              <w:t>ИТОГ</w:t>
+            </w:r>
+          </w:p>
+        </w:tc>
+      </w:tr>
+      <w:tr>
+        <w:trPr>
+          <w:trHeight w:val="374"/>
+        </w:trPr>
+        <w:tc>
+          <w:tcPr>
+            <w:tcW w:w="2299" w:type="dxa"/>
+            <w:shd w:val="clear" w:color="auto" w:fill="FBE4D5" w:themeFill="accent2" w:themeFillTint="33"/>
+            <w:vAlign w:val="center"/>
+          </w:tcPr>
+          <w:p>
+            <w:pPr>
+              <w:spacing w:line="259" w:lineRule="auto"/>
+              <w:jc w:val="center"/>
+              <w:rPr>
+                <w:rFonts w:ascii="Times New Roman" w:hAnsi="Times New Roman" w:cs="Times New Roman"/>
+                <w:color w:val="000000" w:themeColor="text1"/>
+                <w:sz w:val="28"/>
+                <w:szCs w:val="28"/>
+                <w:lang w:val="en-US"/>
+              </w:rPr>
+            </w:pPr>
+            <w:r>
+              <w:rPr>
+                <w:rFonts w:ascii="Times New Roman" w:hAnsi="Times New Roman" w:cs="Times New Roman"/>
+                <w:color w:val="000000" w:themeColor="text1"/>
+                <w:sz w:val="28"/>
+                <w:szCs w:val="28"/>
+                <w:lang w:val="en-US"/>
+              </w:rPr>
+              <w:lastRenderedPageBreak/>
+              <w:t>0</w:t>
+            </w:r>
+          </w:p>
+        </w:tc>
+        <w:tc>
+          <w:tcPr>
+            <w:tcW w:w="2300" w:type="dxa"/>
+            <w:shd w:val="clear" w:color="auto" w:fill="FFF2CC" w:themeFill="accent4" w:themeFillTint="33"/>
+            <w:vAlign w:val="center"/>
+          </w:tcPr>
+          <w:p>
+            <w:pPr>
+              <w:spacing w:line="259" w:lineRule="auto"/>
+              <w:jc w:val="center"/>
+              <w:rPr>
+                <w:rFonts w:ascii="Times New Roman" w:hAnsi="Times New Roman" w:cs="Times New Roman"/>
+                <w:color w:val="000000" w:themeColor="text1"/>
+                <w:sz w:val="28"/>
+                <w:szCs w:val="28"/>
+                <w:lang w:val="en-US"/>
+              </w:rPr>
+            </w:pPr>
+            <w:r>
+              <w:rPr>
+                <w:rFonts w:ascii="Times New Roman" w:hAnsi="Times New Roman" w:cs="Times New Roman"/>
+                <w:color w:val="000000" w:themeColor="text1"/>
+                <w:sz w:val="28"/>
+                <w:szCs w:val="28"/>
+                <w:lang w:val="en-US"/>
+              </w:rPr>
+              <w:t>0</w:t>
+            </w:r>
+          </w:p>
+        </w:tc>
+        <w:tc>
+          <w:tcPr>
+            <w:tcW w:w="2300" w:type="dxa"/>
+            <w:shd w:val="clear" w:color="auto" w:fill="DEEAF6" w:themeFill="accent1" w:themeFillTint="33"/>
+            <w:vAlign w:val="center"/>
+          </w:tcPr>
+          <w:p>
+            <w:pPr>
+              <w:spacing w:line="259" w:lineRule="auto"/>
+              <w:jc w:val="center"/>
+              <w:rPr>
+                <w:rFonts w:ascii="Times New Roman" w:hAnsi="Times New Roman" w:cs="Times New Roman"/>
+                <w:color w:val="000000" w:themeColor="text1"/>
+                <w:sz w:val="28"/>
+                <w:szCs w:val="28"/>
+                <w:lang w:val="en-US"/>
+              </w:rPr>
+            </w:pPr>
+            <w:r>
+              <w:rPr>
+                <w:rFonts w:ascii="Times New Roman" w:hAnsi="Times New Roman" w:cs="Times New Roman"/>
+                <w:color w:val="000000" w:themeColor="text1"/>
+                <w:sz w:val="28"/>
+                <w:szCs w:val="28"/>
+                <w:lang w:val="en-US"/>
+              </w:rPr>
+              <w:t>0</w:t>
+            </w:r>
+          </w:p>
+        </w:tc>
+        <w:tc>
+          <w:tcPr>
+            <w:tcW w:w="2300" w:type="dxa"/>
+            <w:shd w:val="clear" w:color="auto" w:fill="F4B083" w:themeFill="accent2" w:themeFillTint="99"/>
+            <w:vAlign w:val="center"/>
+          </w:tcPr>
+          <w:p>
+            <w:pPr>
+              <w:spacing w:line="259" w:lineRule="auto"/>
+              <w:jc w:val="center"/>
+              <w:rPr>
+                <w:rFonts w:ascii="Times New Roman" w:hAnsi="Times New Roman" w:cs="Times New Roman"/>
+                <w:color w:val="000000" w:themeColor="text1"/>
+                <w:sz w:val="28"/>
+                <w:szCs w:val="28"/>
+              </w:rPr>
+            </w:pPr>
+            <w:r>
+              <w:rPr>
+                <w:rFonts w:ascii="Times New Roman" w:hAnsi="Times New Roman" w:cs="Times New Roman"/>
+                <w:color w:val="000000" w:themeColor="text1"/>
+                <w:sz w:val="28"/>
+                <w:szCs w:val="28"/>
+              </w:rPr>
+              <w:t>1</w:t>
+            </w:r>
+          </w:p>
+        </w:tc>
+      </w:tr>
+      <w:tr>
+        <w:trPr>
+          <w:trHeight w:val="390"/>
+        </w:trPr>
+        <w:tc>
+          <w:tcPr>
+            <w:tcW w:w="2299" w:type="dxa"/>
+            <w:shd w:val="clear" w:color="auto" w:fill="FBE4D5" w:themeFill="accent2" w:themeFillTint="33"/>
+            <w:vAlign w:val="center"/>
+          </w:tcPr>
+          <w:p>
+            <w:pPr>
+              <w:spacing w:line="259" w:lineRule="auto"/>
+              <w:jc w:val="center"/>
+              <w:rPr>
+                <w:rFonts w:ascii="Times New Roman" w:hAnsi="Times New Roman" w:cs="Times New Roman"/>
+                <w:color w:val="000000" w:themeColor="text1"/>
+                <w:sz w:val="28"/>
+                <w:szCs w:val="28"/>
+                <w:lang w:val="en-US"/>
+              </w:rPr>
+            </w:pPr>
+            <w:r>
+              <w:rPr>
+                <w:rFonts w:ascii="Times New Roman" w:hAnsi="Times New Roman" w:cs="Times New Roman"/>
+                <w:color w:val="000000" w:themeColor="text1"/>
+                <w:sz w:val="28"/>
+                <w:szCs w:val="28"/>
+                <w:lang w:val="en-US"/>
+              </w:rPr>
+              <w:t>0</w:t>
+            </w:r>
+          </w:p>
+        </w:tc>
+        <w:tc>
+          <w:tcPr>
+            <w:tcW w:w="2300" w:type="dxa"/>
+            <w:shd w:val="clear" w:color="auto" w:fill="FFF2CC" w:themeFill="accent4" w:themeFillTint="33"/>
+            <w:vAlign w:val="center"/>
+          </w:tcPr>
+          <w:p>
+            <w:pPr>
+              <w:spacing w:line="259" w:lineRule="auto"/>
+              <w:jc w:val="center"/>
+              <w:rPr>
+                <w:rFonts w:ascii="Times New Roman" w:hAnsi="Times New Roman" w:cs="Times New Roman"/>
+                <w:color w:val="000000" w:themeColor="text1"/>
+                <w:sz w:val="28"/>
+                <w:szCs w:val="28"/>
+                <w:lang w:val="en-US"/>
+              </w:rPr>
+            </w:pPr>
+            <w:r>
+              <w:rPr>
+                <w:rFonts w:ascii="Times New Roman" w:hAnsi="Times New Roman" w:cs="Times New Roman"/>
+                <w:color w:val="000000" w:themeColor="text1"/>
+                <w:sz w:val="28"/>
+                <w:szCs w:val="28"/>
+                <w:lang w:val="en-US"/>
+              </w:rPr>
+              <w:t>0</w:t>
+            </w:r>
+          </w:p>
+        </w:tc>
+        <w:tc>
+          <w:tcPr>
+            <w:tcW w:w="2300" w:type="dxa"/>
+            <w:shd w:val="clear" w:color="auto" w:fill="DEEAF6" w:themeFill="accent1" w:themeFillTint="33"/>
+            <w:vAlign w:val="center"/>
+          </w:tcPr>
+          <w:p>
+            <w:pPr>
+              <w:spacing w:line="259" w:lineRule="auto"/>
+              <w:jc w:val="center"/>
+              <w:rPr>
+                <w:rFonts w:ascii="Times New Roman" w:hAnsi="Times New Roman" w:cs="Times New Roman"/>
+                <w:color w:val="000000" w:themeColor="text1"/>
+                <w:sz w:val="28"/>
+                <w:szCs w:val="28"/>
+                <w:lang w:val="en-US"/>
+              </w:rPr>
+            </w:pPr>
+            <w:r>
+              <w:rPr>
+                <w:rFonts w:ascii="Times New Roman" w:hAnsi="Times New Roman" w:cs="Times New Roman"/>
+                <w:color w:val="000000" w:themeColor="text1"/>
+                <w:sz w:val="28"/>
+                <w:szCs w:val="28"/>
+                <w:lang w:val="en-US"/>
+              </w:rPr>
+              <w:t>1</w:t>
+            </w:r>
+          </w:p>
+        </w:tc>
+        <w:tc>
+          <w:tcPr>
+            <w:tcW w:w="2300" w:type="dxa"/>
+            <w:shd w:val="clear" w:color="auto" w:fill="F4B083" w:themeFill="accent2" w:themeFillTint="99"/>
+            <w:vAlign w:val="center"/>
+          </w:tcPr>
+          <w:p>
+            <w:pPr>
+              <w:spacing w:line="259" w:lineRule="auto"/>
+              <w:jc w:val="center"/>
+              <w:rPr>
+                <w:rFonts w:ascii="Times New Roman" w:hAnsi="Times New Roman" w:cs="Times New Roman"/>
+                <w:color w:val="000000" w:themeColor="text1"/>
+                <w:sz w:val="28"/>
+                <w:szCs w:val="28"/>
+                <w:lang w:val="en-US"/>
+              </w:rPr>
+            </w:pPr>
+            <w:r>
+              <w:rPr>
+                <w:rFonts w:ascii="Times New Roman" w:hAnsi="Times New Roman" w:cs="Times New Roman"/>
+                <w:color w:val="000000" w:themeColor="text1"/>
+                <w:sz w:val="28"/>
+                <w:szCs w:val="28"/>
+                <w:lang w:val="en-US"/>
+              </w:rPr>
+              <w:t>0</w:t>
+            </w:r>
+          </w:p>
+        </w:tc>
+      </w:tr>
+      <w:tr>
+        <w:trPr>
+          <w:trHeight w:val="390"/>
+        </w:trPr>
+        <w:tc>
+          <w:tcPr>
+            <w:tcW w:w="2299" w:type="dxa"/>
+            <w:shd w:val="clear" w:color="auto" w:fill="FBE4D5" w:themeFill="accent2" w:themeFillTint="33"/>
+            <w:vAlign w:val="center"/>
+          </w:tcPr>
+          <w:p>
+            <w:pPr>
+              <w:spacing w:line="259" w:lineRule="auto"/>
+              <w:jc w:val="center"/>
+              <w:rPr>
+                <w:rFonts w:ascii="Times New Roman" w:hAnsi="Times New Roman" w:cs="Times New Roman"/>
+                <w:color w:val="000000" w:themeColor="text1"/>
+                <w:sz w:val="28"/>
+                <w:szCs w:val="28"/>
+                <w:lang w:val="en-US"/>
+              </w:rPr>
+            </w:pPr>
+            <w:r>
+              <w:rPr>
+                <w:rFonts w:ascii="Times New Roman" w:hAnsi="Times New Roman" w:cs="Times New Roman"/>
+                <w:color w:val="000000" w:themeColor="text1"/>
+                <w:sz w:val="28"/>
+                <w:szCs w:val="28"/>
+                <w:lang w:val="en-US"/>
+              </w:rPr>
+              <w:t>0</w:t>
+            </w:r>
+          </w:p>
+        </w:tc>
+        <w:tc>
+          <w:tcPr>
+            <w:tcW w:w="2300" w:type="dxa"/>
+            <w:shd w:val="clear" w:color="auto" w:fill="FFF2CC" w:themeFill="accent4" w:themeFillTint="33"/>
+            <w:vAlign w:val="center"/>
+          </w:tcPr>
+          <w:p>
+            <w:pPr>
+              <w:spacing w:line="259" w:lineRule="auto"/>
+              <w:jc w:val="center"/>
+              <w:rPr>
+                <w:rFonts w:ascii="Times New Roman" w:hAnsi="Times New Roman" w:cs="Times New Roman"/>
+                <w:color w:val="000000" w:themeColor="text1"/>
+                <w:sz w:val="28"/>
+                <w:szCs w:val="28"/>
+                <w:lang w:val="en-US"/>
+              </w:rPr>
+            </w:pPr>
+            <w:r>
+              <w:rPr>
+                <w:rFonts w:ascii="Times New Roman" w:hAnsi="Times New Roman" w:cs="Times New Roman"/>
+                <w:color w:val="000000" w:themeColor="text1"/>
+                <w:sz w:val="28"/>
+                <w:szCs w:val="28"/>
+                <w:lang w:val="en-US"/>
+              </w:rPr>
+              <w:t>1</w:t>
+            </w:r>
+          </w:p>
+        </w:tc>
+        <w:tc>
+          <w:tcPr>
+            <w:tcW w:w="2300" w:type="dxa"/>
+            <w:shd w:val="clear" w:color="auto" w:fill="DEEAF6" w:themeFill="accent1" w:themeFillTint="33"/>
+            <w:vAlign w:val="center"/>
+          </w:tcPr>
+          <w:p>
+            <w:pPr>
+              <w:spacing w:line="259" w:lineRule="auto"/>
+              <w:jc w:val="center"/>
+              <w:rPr>
+                <w:rFonts w:ascii="Times New Roman" w:hAnsi="Times New Roman" w:cs="Times New Roman"/>
+                <w:color w:val="000000" w:themeColor="text1"/>
+                <w:sz w:val="28"/>
+                <w:szCs w:val="28"/>
+                <w:lang w:val="en-US"/>
+              </w:rPr>
+            </w:pPr>
+            <w:r>
+              <w:rPr>
+                <w:rFonts w:ascii="Times New Roman" w:hAnsi="Times New Roman" w:cs="Times New Roman"/>
+                <w:color w:val="000000" w:themeColor="text1"/>
+                <w:sz w:val="28"/>
+                <w:szCs w:val="28"/>
+                <w:lang w:val="en-US"/>
+              </w:rPr>
+              <w:t>0</w:t>
+            </w:r>
+          </w:p>
+        </w:tc>
+        <w:tc>
+          <w:tcPr>
+            <w:tcW w:w="2300" w:type="dxa"/>
+            <w:shd w:val="clear" w:color="auto" w:fill="F4B083" w:themeFill="accent2" w:themeFillTint="99"/>
+            <w:vAlign w:val="center"/>
+          </w:tcPr>
+          <w:p>
+            <w:pPr>
+              <w:spacing w:line="259" w:lineRule="auto"/>
+              <w:jc w:val="center"/>
+              <w:rPr>
+                <w:rFonts w:ascii="Times New Roman" w:hAnsi="Times New Roman" w:cs="Times New Roman"/>
+                <w:color w:val="000000" w:themeColor="text1"/>
+                <w:sz w:val="28"/>
+                <w:szCs w:val="28"/>
+                <w:lang w:val="en-US"/>
+              </w:rPr>
+            </w:pPr>
+            <w:r>
+              <w:rPr>
+                <w:rFonts w:ascii="Times New Roman" w:hAnsi="Times New Roman" w:cs="Times New Roman"/>
+                <w:color w:val="000000" w:themeColor="text1"/>
+                <w:sz w:val="28"/>
+                <w:szCs w:val="28"/>
+                <w:lang w:val="en-US"/>
+              </w:rPr>
+              <w:t>1</w:t>
+            </w:r>
+          </w:p>
+        </w:tc>
+      </w:tr>
+      <w:tr>
+        <w:trPr>
+          <w:trHeight w:val="390"/>
+        </w:trPr>
+        <w:tc>
+          <w:tcPr>
+            <w:tcW w:w="2299" w:type="dxa"/>
+            <w:shd w:val="clear" w:color="auto" w:fill="FBE4D5" w:themeFill="accent2" w:themeFillTint="33"/>
+            <w:vAlign w:val="center"/>
+          </w:tcPr>
+          <w:p>
+            <w:pPr>
+              <w:spacing w:line="259" w:lineRule="auto"/>
+              <w:jc w:val="center"/>
+              <w:rPr>
+                <w:rFonts w:ascii="Times New Roman" w:hAnsi="Times New Roman" w:cs="Times New Roman"/>
+                <w:color w:val="000000" w:themeColor="text1"/>
+                <w:sz w:val="28"/>
+                <w:szCs w:val="28"/>
+                <w:lang w:val="en-US"/>
+              </w:rPr>
+            </w:pPr>
+            <w:r>
+              <w:rPr>
+                <w:rFonts w:ascii="Times New Roman" w:hAnsi="Times New Roman" w:cs="Times New Roman"/>
+                <w:color w:val="000000" w:themeColor="text1"/>
+                <w:sz w:val="28"/>
+                <w:szCs w:val="28"/>
+                <w:lang w:val="en-US"/>
+              </w:rPr>
+              <w:t>0</w:t>
+            </w:r>
+          </w:p>
+        </w:tc>
+        <w:tc>
+          <w:tcPr>
+            <w:tcW w:w="2300" w:type="dxa"/>
+            <w:shd w:val="clear" w:color="auto" w:fill="FFF2CC" w:themeFill="accent4" w:themeFillTint="33"/>
+            <w:vAlign w:val="center"/>
+          </w:tcPr>
+          <w:p>
+            <w:pPr>
+              <w:spacing w:line="259" w:lineRule="auto"/>
+              <w:jc w:val="center"/>
+              <w:rPr>
+                <w:rFonts w:ascii="Times New Roman" w:hAnsi="Times New Roman" w:cs="Times New Roman"/>
+                <w:color w:val="000000" w:themeColor="text1"/>
+                <w:sz w:val="28"/>
+                <w:szCs w:val="28"/>
+                <w:lang w:val="en-US"/>
+              </w:rPr>
+            </w:pPr>
+            <w:r>
+              <w:rPr>
+                <w:rFonts w:ascii="Times New Roman" w:hAnsi="Times New Roman" w:cs="Times New Roman"/>
+                <w:color w:val="000000" w:themeColor="text1"/>
+                <w:sz w:val="28"/>
+                <w:szCs w:val="28"/>
+                <w:lang w:val="en-US"/>
+              </w:rPr>
+              <w:t>1</w:t>
+            </w:r>
+          </w:p>
+        </w:tc>
+        <w:tc>
+          <w:tcPr>
+            <w:tcW w:w="2300" w:type="dxa"/>
+            <w:shd w:val="clear" w:color="auto" w:fill="DEEAF6" w:themeFill="accent1" w:themeFillTint="33"/>
+            <w:vAlign w:val="center"/>
+          </w:tcPr>
+          <w:p>
+            <w:pPr>
+              <w:spacing w:line="259" w:lineRule="auto"/>
+              <w:jc w:val="center"/>
+              <w:rPr>
+                <w:rFonts w:ascii="Times New Roman" w:hAnsi="Times New Roman" w:cs="Times New Roman"/>
+                <w:color w:val="000000" w:themeColor="text1"/>
+                <w:sz w:val="28"/>
+                <w:szCs w:val="28"/>
+                <w:lang w:val="en-US"/>
+              </w:rPr>
+            </w:pPr>
+            <w:r>
+              <w:rPr>
+                <w:rFonts w:ascii="Times New Roman" w:hAnsi="Times New Roman" w:cs="Times New Roman"/>
+                <w:color w:val="000000" w:themeColor="text1"/>
+                <w:sz w:val="28"/>
+                <w:szCs w:val="28"/>
+                <w:lang w:val="en-US"/>
+              </w:rPr>
+              <w:t>1</w:t>
+            </w:r>
+          </w:p>
+        </w:tc>
+        <w:tc>
+          <w:tcPr>
+            <w:tcW w:w="2300" w:type="dxa"/>
+            <w:shd w:val="clear" w:color="auto" w:fill="F4B083" w:themeFill="accent2" w:themeFillTint="99"/>
+            <w:vAlign w:val="center"/>
+          </w:tcPr>
+          <w:p>
+            <w:pPr>
+              <w:spacing w:line="259" w:lineRule="auto"/>
+              <w:jc w:val="center"/>
+              <w:rPr>
+                <w:rFonts w:ascii="Times New Roman" w:hAnsi="Times New Roman" w:cs="Times New Roman"/>
+                <w:color w:val="000000" w:themeColor="text1"/>
+                <w:sz w:val="28"/>
+                <w:szCs w:val="28"/>
+              </w:rPr>
+            </w:pPr>
+            <w:r>
+              <w:rPr>
+                <w:rFonts w:ascii="Times New Roman" w:hAnsi="Times New Roman" w:cs="Times New Roman"/>
+                <w:color w:val="000000" w:themeColor="text1"/>
+                <w:sz w:val="28"/>
+                <w:szCs w:val="28"/>
+              </w:rPr>
+              <w:t>0</w:t>
+            </w:r>
+          </w:p>
+        </w:tc>
+      </w:tr>
+      <w:tr>
+        <w:trPr>
+          <w:trHeight w:val="374"/>
+        </w:trPr>
+        <w:tc>
+          <w:tcPr>
+            <w:tcW w:w="2299" w:type="dxa"/>
+            <w:shd w:val="clear" w:color="auto" w:fill="FBE4D5" w:themeFill="accent2" w:themeFillTint="33"/>
+            <w:vAlign w:val="center"/>
+          </w:tcPr>
+          <w:p>
+            <w:pPr>
+              <w:spacing w:line="259" w:lineRule="auto"/>
+              <w:jc w:val="center"/>
+              <w:rPr>
+                <w:rFonts w:ascii="Times New Roman" w:hAnsi="Times New Roman" w:cs="Times New Roman"/>
+                <w:color w:val="000000" w:themeColor="text1"/>
+                <w:sz w:val="28"/>
+                <w:szCs w:val="28"/>
+                <w:lang w:val="en-US"/>
+              </w:rPr>
+            </w:pPr>
+            <w:r>
+              <w:rPr>
+                <w:rFonts w:ascii="Times New Roman" w:hAnsi="Times New Roman" w:cs="Times New Roman"/>
+                <w:color w:val="000000" w:themeColor="text1"/>
+                <w:sz w:val="28"/>
+                <w:szCs w:val="28"/>
+                <w:lang w:val="en-US"/>
+              </w:rPr>
+              <w:t>1</w:t>
+            </w:r>
+          </w:p>
+        </w:tc>
+        <w:tc>
+          <w:tcPr>
+            <w:tcW w:w="2300" w:type="dxa"/>
+            <w:shd w:val="clear" w:color="auto" w:fill="FFF2CC" w:themeFill="accent4" w:themeFillTint="33"/>
+            <w:vAlign w:val="center"/>
+          </w:tcPr>
+          <w:p>
+            <w:pPr>
+              <w:spacing w:line="259" w:lineRule="auto"/>
+              <w:jc w:val="center"/>
+              <w:rPr>
+                <w:rFonts w:ascii="Times New Roman" w:hAnsi="Times New Roman" w:cs="Times New Roman"/>
+                <w:color w:val="000000" w:themeColor="text1"/>
+                <w:sz w:val="28"/>
+                <w:szCs w:val="28"/>
+                <w:lang w:val="en-US"/>
+              </w:rPr>
+            </w:pPr>
+            <w:r>
+              <w:rPr>
+                <w:rFonts w:ascii="Times New Roman" w:hAnsi="Times New Roman" w:cs="Times New Roman"/>
+                <w:color w:val="000000" w:themeColor="text1"/>
+                <w:sz w:val="28"/>
+                <w:szCs w:val="28"/>
+                <w:lang w:val="en-US"/>
+              </w:rPr>
+              <w:t>0</w:t>
+            </w:r>
+          </w:p>
+        </w:tc>
+        <w:tc>
+          <w:tcPr>
+            <w:tcW w:w="2300" w:type="dxa"/>
+            <w:shd w:val="clear" w:color="auto" w:fill="DEEAF6" w:themeFill="accent1" w:themeFillTint="33"/>
+            <w:vAlign w:val="center"/>
+          </w:tcPr>
+          <w:p>
+            <w:pPr>
+              <w:spacing w:line="259" w:lineRule="auto"/>
+              <w:jc w:val="center"/>
+              <w:rPr>
+                <w:rFonts w:ascii="Times New Roman" w:hAnsi="Times New Roman" w:cs="Times New Roman"/>
+                <w:color w:val="000000" w:themeColor="text1"/>
+                <w:sz w:val="28"/>
+                <w:szCs w:val="28"/>
+                <w:lang w:val="en-US"/>
+              </w:rPr>
+            </w:pPr>
+            <w:r>
+              <w:rPr>
+                <w:rFonts w:ascii="Times New Roman" w:hAnsi="Times New Roman" w:cs="Times New Roman"/>
+                <w:color w:val="000000" w:themeColor="text1"/>
+                <w:sz w:val="28"/>
+                <w:szCs w:val="28"/>
+                <w:lang w:val="en-US"/>
+              </w:rPr>
+              <w:t>0</w:t>
+            </w:r>
+          </w:p>
+        </w:tc>
+        <w:tc>
+          <w:tcPr>
+            <w:tcW w:w="2300" w:type="dxa"/>
+            <w:shd w:val="clear" w:color="auto" w:fill="F4B083" w:themeFill="accent2" w:themeFillTint="99"/>
+            <w:vAlign w:val="center"/>
+          </w:tcPr>
+          <w:p>
+            <w:pPr>
+              <w:spacing w:line="259" w:lineRule="auto"/>
+              <w:jc w:val="center"/>
+              <w:rPr>
+                <w:rFonts w:ascii="Times New Roman" w:hAnsi="Times New Roman" w:cs="Times New Roman"/>
+                <w:color w:val="000000" w:themeColor="text1"/>
+                <w:sz w:val="28"/>
+                <w:szCs w:val="28"/>
+              </w:rPr>
+            </w:pPr>
+            <w:r>
+              <w:rPr>
+                <w:rFonts w:ascii="Times New Roman" w:hAnsi="Times New Roman" w:cs="Times New Roman"/>
+                <w:color w:val="000000" w:themeColor="text1"/>
+                <w:sz w:val="28"/>
+                <w:szCs w:val="28"/>
+              </w:rPr>
+              <w:t>1</w:t>
+            </w:r>
+          </w:p>
+        </w:tc>
+      </w:tr>
+      <w:tr>
+        <w:trPr>
+          <w:trHeight w:val="390"/>
+        </w:trPr>
+        <w:tc>
+          <w:tcPr>
+            <w:tcW w:w="2299" w:type="dxa"/>
+            <w:shd w:val="clear" w:color="auto" w:fill="FBE4D5" w:themeFill="accent2" w:themeFillTint="33"/>
+            <w:vAlign w:val="center"/>
+          </w:tcPr>
+          <w:p>
+            <w:pPr>
+              <w:spacing w:line="259" w:lineRule="auto"/>
+              <w:jc w:val="center"/>
+              <w:rPr>
+                <w:rFonts w:ascii="Times New Roman" w:hAnsi="Times New Roman" w:cs="Times New Roman"/>
+                <w:color w:val="000000" w:themeColor="text1"/>
+                <w:sz w:val="28"/>
+                <w:szCs w:val="28"/>
+                <w:lang w:val="en-US"/>
+              </w:rPr>
+            </w:pPr>
+            <w:r>
+              <w:rPr>
+                <w:rFonts w:ascii="Times New Roman" w:hAnsi="Times New Roman" w:cs="Times New Roman"/>
+                <w:color w:val="000000" w:themeColor="text1"/>
+                <w:sz w:val="28"/>
+                <w:szCs w:val="28"/>
+                <w:lang w:val="en-US"/>
+              </w:rPr>
+              <w:t>1</w:t>
+            </w:r>
+          </w:p>
+        </w:tc>
+        <w:tc>
+          <w:tcPr>
+            <w:tcW w:w="2300" w:type="dxa"/>
+            <w:shd w:val="clear" w:color="auto" w:fill="FFF2CC" w:themeFill="accent4" w:themeFillTint="33"/>
+            <w:vAlign w:val="center"/>
+          </w:tcPr>
+          <w:p>
+            <w:pPr>
+              <w:spacing w:line="259" w:lineRule="auto"/>
+              <w:jc w:val="center"/>
+              <w:rPr>
+                <w:rFonts w:ascii="Times New Roman" w:hAnsi="Times New Roman" w:cs="Times New Roman"/>
+                <w:color w:val="000000" w:themeColor="text1"/>
+                <w:sz w:val="28"/>
+                <w:szCs w:val="28"/>
+                <w:lang w:val="en-US"/>
+              </w:rPr>
+            </w:pPr>
+            <w:r>
+              <w:rPr>
+                <w:rFonts w:ascii="Times New Roman" w:hAnsi="Times New Roman" w:cs="Times New Roman"/>
+                <w:color w:val="000000" w:themeColor="text1"/>
+                <w:sz w:val="28"/>
+                <w:szCs w:val="28"/>
+                <w:lang w:val="en-US"/>
+              </w:rPr>
+              <w:t>0</w:t>
+            </w:r>
+          </w:p>
+        </w:tc>
+        <w:tc>
+          <w:tcPr>
+            <w:tcW w:w="2300" w:type="dxa"/>
+            <w:shd w:val="clear" w:color="auto" w:fill="DEEAF6" w:themeFill="accent1" w:themeFillTint="33"/>
+            <w:vAlign w:val="center"/>
+          </w:tcPr>
+          <w:p>
+            <w:pPr>
+              <w:spacing w:line="259" w:lineRule="auto"/>
+              <w:jc w:val="center"/>
+              <w:rPr>
+                <w:rFonts w:ascii="Times New Roman" w:hAnsi="Times New Roman" w:cs="Times New Roman"/>
+                <w:color w:val="000000" w:themeColor="text1"/>
+                <w:sz w:val="28"/>
+                <w:szCs w:val="28"/>
+                <w:lang w:val="en-US"/>
+              </w:rPr>
+            </w:pPr>
+            <w:r>
+              <w:rPr>
+                <w:rFonts w:ascii="Times New Roman" w:hAnsi="Times New Roman" w:cs="Times New Roman"/>
+                <w:color w:val="000000" w:themeColor="text1"/>
+                <w:sz w:val="28"/>
+                <w:szCs w:val="28"/>
+                <w:lang w:val="en-US"/>
+              </w:rPr>
+              <w:t>1</w:t>
+            </w:r>
+          </w:p>
+        </w:tc>
+        <w:tc>
+          <w:tcPr>
+            <w:tcW w:w="2300" w:type="dxa"/>
+            <w:shd w:val="clear" w:color="auto" w:fill="F4B083" w:themeFill="accent2" w:themeFillTint="99"/>
+            <w:vAlign w:val="center"/>
+          </w:tcPr>
+          <w:p>
+            <w:pPr>
+              <w:spacing w:line="259" w:lineRule="auto"/>
+              <w:jc w:val="center"/>
+              <w:rPr>
+                <w:rFonts w:ascii="Times New Roman" w:hAnsi="Times New Roman" w:cs="Times New Roman"/>
+                <w:color w:val="000000" w:themeColor="text1"/>
+                <w:sz w:val="28"/>
+                <w:szCs w:val="28"/>
+                <w:lang w:val="en-US"/>
+              </w:rPr>
+            </w:pPr>
+            <w:r>
+              <w:rPr>
+                <w:rFonts w:ascii="Times New Roman" w:hAnsi="Times New Roman" w:cs="Times New Roman"/>
+                <w:color w:val="000000" w:themeColor="text1"/>
+                <w:sz w:val="28"/>
+                <w:szCs w:val="28"/>
+                <w:lang w:val="en-US"/>
+              </w:rPr>
+              <w:t>0</w:t>
+            </w:r>
+          </w:p>
+        </w:tc>
+      </w:tr>
+      <w:tr>
+        <w:trPr>
+          <w:trHeight w:val="390"/>
+        </w:trPr>
+        <w:tc>
+          <w:tcPr>
+            <w:tcW w:w="2299" w:type="dxa"/>
+            <w:shd w:val="clear" w:color="auto" w:fill="FBE4D5" w:themeFill="accent2" w:themeFillTint="33"/>
+            <w:vAlign w:val="center"/>
+          </w:tcPr>
+          <w:p>
+            <w:pPr>
+              <w:spacing w:line="259" w:lineRule="auto"/>
+              <w:jc w:val="center"/>
+              <w:rPr>
+                <w:rFonts w:ascii="Times New Roman" w:hAnsi="Times New Roman" w:cs="Times New Roman"/>
+                <w:color w:val="000000" w:themeColor="text1"/>
+                <w:sz w:val="28"/>
+                <w:szCs w:val="28"/>
+                <w:lang w:val="en-US"/>
+              </w:rPr>
+            </w:pPr>
+            <w:r>
+              <w:rPr>
+                <w:rFonts w:ascii="Times New Roman" w:hAnsi="Times New Roman" w:cs="Times New Roman"/>
+                <w:color w:val="000000" w:themeColor="text1"/>
+                <w:sz w:val="28"/>
+                <w:szCs w:val="28"/>
+                <w:lang w:val="en-US"/>
+              </w:rPr>
+              <w:t>1</w:t>
+            </w:r>
+          </w:p>
+        </w:tc>
+        <w:tc>
+          <w:tcPr>
+            <w:tcW w:w="2300" w:type="dxa"/>
+            <w:shd w:val="clear" w:color="auto" w:fill="FFF2CC" w:themeFill="accent4" w:themeFillTint="33"/>
+            <w:vAlign w:val="center"/>
+          </w:tcPr>
+          <w:p>
+            <w:pPr>
+              <w:spacing w:line="259" w:lineRule="auto"/>
+              <w:jc w:val="center"/>
+              <w:rPr>
+                <w:rFonts w:ascii="Times New Roman" w:hAnsi="Times New Roman" w:cs="Times New Roman"/>
+                <w:color w:val="000000" w:themeColor="text1"/>
+                <w:sz w:val="28"/>
+                <w:szCs w:val="28"/>
+                <w:lang w:val="en-US"/>
+              </w:rPr>
+            </w:pPr>
+            <w:r>
+              <w:rPr>
+                <w:rFonts w:ascii="Times New Roman" w:hAnsi="Times New Roman" w:cs="Times New Roman"/>
+                <w:color w:val="000000" w:themeColor="text1"/>
+                <w:sz w:val="28"/>
+                <w:szCs w:val="28"/>
+                <w:lang w:val="en-US"/>
+              </w:rPr>
+              <w:t>1</w:t>
+            </w:r>
+          </w:p>
+        </w:tc>
+        <w:tc>
+          <w:tcPr>
+            <w:tcW w:w="2300" w:type="dxa"/>
+            <w:shd w:val="clear" w:color="auto" w:fill="DEEAF6" w:themeFill="accent1" w:themeFillTint="33"/>
+            <w:vAlign w:val="center"/>
+          </w:tcPr>
+          <w:p>
+            <w:pPr>
+              <w:spacing w:line="259" w:lineRule="auto"/>
+              <w:jc w:val="center"/>
+              <w:rPr>
+                <w:rFonts w:ascii="Times New Roman" w:hAnsi="Times New Roman" w:cs="Times New Roman"/>
+                <w:color w:val="000000" w:themeColor="text1"/>
+                <w:sz w:val="28"/>
+                <w:szCs w:val="28"/>
+                <w:lang w:val="en-US"/>
+              </w:rPr>
+            </w:pPr>
+            <w:r>
+              <w:rPr>
+                <w:rFonts w:ascii="Times New Roman" w:hAnsi="Times New Roman" w:cs="Times New Roman"/>
+                <w:color w:val="000000" w:themeColor="text1"/>
+                <w:sz w:val="28"/>
+                <w:szCs w:val="28"/>
+                <w:lang w:val="en-US"/>
+              </w:rPr>
+              <w:t>0</w:t>
+            </w:r>
+          </w:p>
+        </w:tc>
+        <w:tc>
+          <w:tcPr>
+            <w:tcW w:w="2300" w:type="dxa"/>
+            <w:shd w:val="clear" w:color="auto" w:fill="F4B083" w:themeFill="accent2" w:themeFillTint="99"/>
+            <w:vAlign w:val="center"/>
+          </w:tcPr>
+          <w:p>
+            <w:pPr>
+              <w:spacing w:line="259" w:lineRule="auto"/>
+              <w:jc w:val="center"/>
+              <w:rPr>
+                <w:rFonts w:ascii="Times New Roman" w:hAnsi="Times New Roman" w:cs="Times New Roman"/>
+                <w:color w:val="000000" w:themeColor="text1"/>
+                <w:sz w:val="28"/>
+                <w:szCs w:val="28"/>
+              </w:rPr>
+            </w:pPr>
+            <w:r>
+              <w:rPr>
+                <w:rFonts w:ascii="Times New Roman" w:hAnsi="Times New Roman" w:cs="Times New Roman"/>
+                <w:color w:val="000000" w:themeColor="text1"/>
+                <w:sz w:val="28"/>
+                <w:szCs w:val="28"/>
+              </w:rPr>
+              <w:t>1</w:t>
+            </w:r>
+          </w:p>
+        </w:tc>
+      </w:tr>
+      <w:tr>
+        <w:trPr>
+          <w:trHeight w:val="390"/>
+        </w:trPr>
+        <w:tc>
+          <w:tcPr>
+            <w:tcW w:w="2299" w:type="dxa"/>
+            <w:shd w:val="clear" w:color="auto" w:fill="FBE4D5" w:themeFill="accent2" w:themeFillTint="33"/>
+            <w:vAlign w:val="center"/>
+          </w:tcPr>
+          <w:p>
+            <w:pPr>
+              <w:spacing w:line="259" w:lineRule="auto"/>
+              <w:jc w:val="center"/>
+              <w:rPr>
+                <w:rFonts w:ascii="Times New Roman" w:hAnsi="Times New Roman" w:cs="Times New Roman"/>
+                <w:color w:val="000000" w:themeColor="text1"/>
+                <w:sz w:val="28"/>
+                <w:szCs w:val="28"/>
+                <w:lang w:val="en-US"/>
+              </w:rPr>
+            </w:pPr>
+            <w:r>
+              <w:rPr>
+                <w:rFonts w:ascii="Times New Roman" w:hAnsi="Times New Roman" w:cs="Times New Roman"/>
+                <w:color w:val="000000" w:themeColor="text1"/>
+                <w:sz w:val="28"/>
+                <w:szCs w:val="28"/>
+                <w:lang w:val="en-US"/>
+              </w:rPr>
+              <w:t>1</w:t>
+            </w:r>
+          </w:p>
+        </w:tc>
+        <w:tc>
+          <w:tcPr>
+            <w:tcW w:w="2300" w:type="dxa"/>
+            <w:shd w:val="clear" w:color="auto" w:fill="FFF2CC" w:themeFill="accent4" w:themeFillTint="33"/>
+            <w:vAlign w:val="center"/>
+          </w:tcPr>
+          <w:p>
+            <w:pPr>
+              <w:spacing w:line="259" w:lineRule="auto"/>
+              <w:jc w:val="center"/>
+              <w:rPr>
+                <w:rFonts w:ascii="Times New Roman" w:hAnsi="Times New Roman" w:cs="Times New Roman"/>
+                <w:color w:val="000000" w:themeColor="text1"/>
+                <w:sz w:val="28"/>
+                <w:szCs w:val="28"/>
+                <w:lang w:val="en-US"/>
+              </w:rPr>
+            </w:pPr>
+            <w:r>
+              <w:rPr>
+                <w:rFonts w:ascii="Times New Roman" w:hAnsi="Times New Roman" w:cs="Times New Roman"/>
+                <w:color w:val="000000" w:themeColor="text1"/>
+                <w:sz w:val="28"/>
+                <w:szCs w:val="28"/>
+                <w:lang w:val="en-US"/>
+              </w:rPr>
+              <w:t>1</w:t>
+            </w:r>
+          </w:p>
+        </w:tc>
+        <w:tc>
+          <w:tcPr>
+            <w:tcW w:w="2300" w:type="dxa"/>
+            <w:shd w:val="clear" w:color="auto" w:fill="DEEAF6" w:themeFill="accent1" w:themeFillTint="33"/>
+            <w:vAlign w:val="center"/>
+          </w:tcPr>
+          <w:p>
+            <w:pPr>
+              <w:spacing w:line="259" w:lineRule="auto"/>
+              <w:jc w:val="center"/>
+              <w:rPr>
+                <w:rFonts w:ascii="Times New Roman" w:hAnsi="Times New Roman" w:cs="Times New Roman"/>
+                <w:color w:val="000000" w:themeColor="text1"/>
+                <w:sz w:val="28"/>
+                <w:szCs w:val="28"/>
+                <w:lang w:val="en-US"/>
+              </w:rPr>
+            </w:pPr>
+            <w:r>
+              <w:rPr>
+                <w:rFonts w:ascii="Times New Roman" w:hAnsi="Times New Roman" w:cs="Times New Roman"/>
+                <w:color w:val="000000" w:themeColor="text1"/>
+                <w:sz w:val="28"/>
+                <w:szCs w:val="28"/>
+                <w:lang w:val="en-US"/>
+              </w:rPr>
+              <w:t>1</w:t>
+            </w:r>
+          </w:p>
+        </w:tc>
+        <w:tc>
+          <w:tcPr>
+            <w:tcW w:w="2300" w:type="dxa"/>
+            <w:shd w:val="clear" w:color="auto" w:fill="F4B083" w:themeFill="accent2" w:themeFillTint="99"/>
+            <w:vAlign w:val="center"/>
+          </w:tcPr>
+          <w:p>
+            <w:pPr>
+              <w:spacing w:line="259" w:lineRule="auto"/>
+              <w:jc w:val="center"/>
+              <w:rPr>
+                <w:rFonts w:ascii="Times New Roman" w:hAnsi="Times New Roman" w:cs="Times New Roman"/>
+                <w:color w:val="000000" w:themeColor="text1"/>
+                <w:sz w:val="28"/>
+                <w:szCs w:val="28"/>
+                <w:lang w:val="en-US"/>
+              </w:rPr>
+            </w:pPr>
+            <w:r>
+              <w:rPr>
+                <w:rFonts w:ascii="Times New Roman" w:hAnsi="Times New Roman" w:cs="Times New Roman"/>
+                <w:color w:val="000000" w:themeColor="text1"/>
+                <w:sz w:val="28"/>
+                <w:szCs w:val="28"/>
+                <w:lang w:val="en-US"/>
+              </w:rPr>
+              <w:t>0</w:t>
+            </w:r>
+          </w:p>
+        </w:tc>
+      </w:tr>
+    </w:tbl>
+    <w:p>
+      <w:pPr>
+        <w:spacing w:line="259" w:lineRule="auto"/>
+        <w:rPr>
+          <w:rFonts w:ascii="Times New Roman" w:hAnsi="Times New Roman" w:cs="Times New Roman"/>
+          <w:sz w:val="28"/>
+          <w:szCs w:val="28"/>
+        </w:rPr>
       </w:pPr>
     </w:p>
     <w:p>
@@ -4485,22 +10029,7 @@
           <w:szCs w:val="28"/>
         </w:rPr>
       </w:pPr>
-    </w:p>
-    <w:p>
-      <w:pPr>
-        <w:spacing w:line="259" w:lineRule="auto"/>
-        <w:jc w:val="both"/>
-        <w:rPr>
-          <w:rFonts w:ascii="Times New Roman" w:hAnsi="Times New Roman" w:cs="Times New Roman"/>
-          <w:color w:val="000000" w:themeColor="text1"/>
-          <w:sz w:val="28"/>
-          <w:szCs w:val="28"/>
-        </w:rPr>
-      </w:pPr>
-    </w:p>
-    <w:p>
-      <w:pPr>
-        <w:spacing w:line="259" w:lineRule="auto"/>
+      <w:r>
         <w:rPr>
           <w:rFonts w:ascii="Times New Roman" w:hAnsi="Times New Roman" w:cs="Times New Roman"/>
           <w:b/>
@@ -4509,8 +10038,13 @@
           <w:sz w:val="28"/>
           <w:szCs w:val="28"/>
         </w:rPr>
-      </w:pPr>
-      <w:r>
+        <w:br w:type="page"/>
+      </w:r>
+    </w:p>
+    <w:p>
+      <w:pPr>
+        <w:spacing w:after="160" w:line="259" w:lineRule="auto"/>
+        <w:jc w:val="center"/>
         <w:rPr>
           <w:rFonts w:ascii="Times New Roman" w:hAnsi="Times New Roman" w:cs="Times New Roman"/>
           <w:b/>
@@ -4518,13 +10052,10 @@
           <w:color w:val="000000" w:themeColor="text1"/>
           <w:sz w:val="28"/>
           <w:szCs w:val="28"/>
-        </w:rPr>
-        <w:br w:type="page"/>
-      </w:r>
-    </w:p>
-    <w:p>
-      <w:pPr>
-        <w:spacing w:after="160" w:line="259" w:lineRule="auto"/>
+          <w:u w:val="single"/>
+        </w:rPr>
+      </w:pPr>
+      <w:r>
         <w:rPr>
           <w:rFonts w:ascii="Times New Roman" w:hAnsi="Times New Roman" w:cs="Times New Roman"/>
           <w:b/>
@@ -4532,22 +10063,201 @@
           <w:color w:val="000000" w:themeColor="text1"/>
           <w:sz w:val="28"/>
           <w:szCs w:val="28"/>
-        </w:rPr>
-      </w:pPr>
+          <w:u w:val="single"/>
+        </w:rPr>
+        <w:lastRenderedPageBreak/>
+        <w:t>Вывод</w:t>
+      </w:r>
     </w:p>
     <w:p>
       <w:pPr>
+        <w:numPr>
+          <w:ilvl w:val="0"/>
+          <w:numId w:val="7"/>
+        </w:numPr>
+        <w:spacing w:line="360" w:lineRule="auto"/>
+        <w:ind w:left="0" w:firstLine="709"/>
+        <w:jc w:val="both"/>
+        <w:rPr>
+          <w:rFonts w:ascii="Times New Roman" w:hAnsi="Times New Roman" w:cs="Times New Roman"/>
+          <w:color w:val="000000" w:themeColor="text1"/>
+          <w:sz w:val="28"/>
+          <w:szCs w:val="28"/>
+          <w:u w:val="single"/>
+        </w:rPr>
+      </w:pPr>
+      <w:r>
+        <w:rPr>
+          <w:rFonts w:ascii="Times New Roman" w:hAnsi="Times New Roman" w:cs="Times New Roman"/>
+          <w:color w:val="000000" w:themeColor="text1"/>
+          <w:sz w:val="28"/>
+          <w:szCs w:val="28"/>
+          <w:u w:val="single"/>
+        </w:rPr>
+        <w:t>Я составил</w:t>
+      </w:r>
+      <w:r>
+        <w:rPr>
+          <w:rFonts w:ascii="Times New Roman" w:hAnsi="Times New Roman" w:cs="Times New Roman"/>
+          <w:color w:val="000000" w:themeColor="text1"/>
+          <w:sz w:val="28"/>
+          <w:szCs w:val="28"/>
+          <w:u w:val="single"/>
+        </w:rPr>
+        <w:t xml:space="preserve"> таблицу истинности</w:t>
+      </w:r>
+      <w:r>
+        <w:rPr>
+          <w:rFonts w:ascii="Times New Roman" w:hAnsi="Times New Roman" w:cs="Times New Roman"/>
+          <w:color w:val="000000" w:themeColor="text1"/>
+          <w:sz w:val="28"/>
+          <w:szCs w:val="28"/>
+          <w:u w:val="single"/>
+        </w:rPr>
+        <w:t>, под</w:t>
+      </w:r>
+      <w:r>
+        <w:rPr>
+          <w:rFonts w:ascii="Times New Roman" w:hAnsi="Times New Roman" w:cs="Times New Roman"/>
+          <w:color w:val="000000" w:themeColor="text1"/>
+          <w:sz w:val="28"/>
+          <w:szCs w:val="28"/>
+          <w:u w:val="single"/>
+        </w:rPr>
+        <w:t xml:space="preserve">ставил в формулу все возможные комбинации нулей и единиц для этих четырёх переменных (всего 16 строк) и посчитал, каким будет итоговый результат — 0 (ложь) или 1 (истина). Оказалось, что формула выдаёт 0 только в двух случаях, а во всех остальных </w:t>
+      </w:r>
+      <w:r>
+        <w:rPr>
+          <w:rFonts w:ascii="Times New Roman" w:hAnsi="Times New Roman" w:cs="Times New Roman"/>
+          <w:color w:val="000000" w:themeColor="text1"/>
+          <w:sz w:val="28"/>
+          <w:szCs w:val="28"/>
+          <w:u w:val="single"/>
+        </w:rPr>
+        <w:t>–</w:t>
+      </w:r>
+      <w:r>
+        <w:rPr>
+          <w:rFonts w:ascii="Times New Roman" w:hAnsi="Times New Roman" w:cs="Times New Roman"/>
+          <w:color w:val="000000" w:themeColor="text1"/>
+          <w:sz w:val="28"/>
+          <w:szCs w:val="28"/>
+          <w:u w:val="single"/>
+        </w:rPr>
+        <w:t>1.</w:t>
+      </w:r>
+    </w:p>
+    <w:p>
+      <w:pPr>
+        <w:numPr>
+          <w:ilvl w:val="0"/>
+          <w:numId w:val="7"/>
+        </w:numPr>
+        <w:spacing w:line="360" w:lineRule="auto"/>
+        <w:ind w:left="0" w:firstLine="709"/>
+        <w:jc w:val="both"/>
+        <w:rPr>
+          <w:rFonts w:ascii="Times New Roman" w:hAnsi="Times New Roman" w:cs="Times New Roman"/>
+          <w:color w:val="000000" w:themeColor="text1"/>
+          <w:sz w:val="28"/>
+          <w:szCs w:val="28"/>
+          <w:u w:val="single"/>
+        </w:rPr>
+      </w:pPr>
+      <w:r>
+        <w:rPr>
+          <w:rFonts w:ascii="Times New Roman" w:hAnsi="Times New Roman" w:cs="Times New Roman"/>
+          <w:color w:val="000000" w:themeColor="text1"/>
+          <w:sz w:val="28"/>
+          <w:szCs w:val="28"/>
+          <w:u w:val="single"/>
+        </w:rPr>
+        <w:t xml:space="preserve">Упростил формулу (дополнительное задание). Исходная формула была очень длинной и громоздкой. Я её упрощал, как математическое выражение, но по правилам логики. Например, я использовал правило, что ¬C </w:t>
+      </w:r>
+      <w:r>
+        <w:rPr>
+          <w:rFonts w:ascii="Cambria Math" w:hAnsi="Cambria Math" w:cs="Cambria Math"/>
+          <w:color w:val="000000" w:themeColor="text1"/>
+          <w:sz w:val="28"/>
+          <w:szCs w:val="28"/>
+          <w:u w:val="single"/>
+        </w:rPr>
+        <w:t>⊕</w:t>
+      </w:r>
+      <w:r>
+        <w:rPr>
+          <w:rFonts w:ascii="Times New Roman" w:hAnsi="Times New Roman" w:cs="Times New Roman"/>
+          <w:color w:val="000000" w:themeColor="text1"/>
+          <w:sz w:val="28"/>
+          <w:szCs w:val="28"/>
+          <w:u w:val="single"/>
+        </w:rPr>
+        <w:t xml:space="preserve"> ¬C всегда равно 0, потому что исключающее «или» для двух одинаковых значений даёт ложь. Постепенно, шаг за шагом, я избавлялся от лишних операций и переменных. В итоге у меня получилась новая, короткая формула: ¬A </w:t>
+      </w:r>
+      <w:r>
+        <w:rPr>
+          <w:rFonts w:ascii="Cambria Math" w:hAnsi="Cambria Math" w:cs="Cambria Math"/>
+          <w:color w:val="000000" w:themeColor="text1"/>
+          <w:sz w:val="28"/>
+          <w:szCs w:val="28"/>
+          <w:u w:val="single"/>
+        </w:rPr>
+        <w:t>∧</w:t>
+      </w:r>
+      <w:r>
+        <w:rPr>
+          <w:rFonts w:ascii="Times New Roman" w:hAnsi="Times New Roman" w:cs="Times New Roman"/>
+          <w:color w:val="000000" w:themeColor="text1"/>
+          <w:sz w:val="28"/>
+          <w:szCs w:val="28"/>
+          <w:u w:val="single"/>
+        </w:rPr>
+        <w:t xml:space="preserve"> E </w:t>
+      </w:r>
+      <w:r>
+        <w:rPr>
+          <w:rFonts w:ascii="Cambria Math" w:hAnsi="Cambria Math" w:cs="Cambria Math"/>
+          <w:color w:val="000000" w:themeColor="text1"/>
+          <w:sz w:val="28"/>
+          <w:szCs w:val="28"/>
+          <w:u w:val="single"/>
+        </w:rPr>
+        <w:t>∧</w:t>
+      </w:r>
+      <w:r>
+        <w:rPr>
+          <w:rFonts w:ascii="Times New Roman" w:hAnsi="Times New Roman" w:cs="Times New Roman"/>
+          <w:color w:val="000000" w:themeColor="text1"/>
+          <w:sz w:val="28"/>
+          <w:szCs w:val="28"/>
+          <w:u w:val="single"/>
+        </w:rPr>
+        <w:t xml:space="preserve"> ¬F </w:t>
+      </w:r>
+      <w:r>
+        <w:rPr>
+          <w:rFonts w:ascii="Cambria Math" w:hAnsi="Cambria Math" w:cs="Cambria Math"/>
+          <w:color w:val="000000" w:themeColor="text1"/>
+          <w:sz w:val="28"/>
+          <w:szCs w:val="28"/>
+          <w:u w:val="single"/>
+        </w:rPr>
+        <w:t>∨</w:t>
+      </w:r>
+      <w:r>
+        <w:rPr>
+          <w:rFonts w:ascii="Times New Roman" w:hAnsi="Times New Roman" w:cs="Times New Roman"/>
+          <w:color w:val="000000" w:themeColor="text1"/>
+          <w:sz w:val="28"/>
+          <w:szCs w:val="28"/>
+          <w:u w:val="single"/>
+        </w:rPr>
+        <w:t xml:space="preserve"> ¬F. Она зависит только от трёх переменных: A, E, F. Переменная C исчезла, потому что, как показало упрощение, она не влияла на итоговый результат.</w:t>
+      </w:r>
+    </w:p>
+    <w:p>
+      <w:pPr>
         <w:spacing w:after="160" w:line="259" w:lineRule="auto"/>
-        <w:jc w:val="center"/>
-        <w:rPr>
-          <w:rFonts w:ascii="Times New Roman" w:hAnsi="Times New Roman" w:cs="Times New Roman"/>
-          <w:color w:val="000000" w:themeColor="text1"/>
-          <w:sz w:val="28"/>
-          <w:szCs w:val="28"/>
-          <w:u w:val="single"/>
-        </w:rPr>
-      </w:pPr>
-      <w:r>
         <w:rPr>
           <w:rFonts w:ascii="Times New Roman" w:hAnsi="Times New Roman" w:cs="Times New Roman"/>
           <w:b/>
@@ -4557,12 +10267,1704 @@
           <w:szCs w:val="28"/>
           <w:u w:val="single"/>
         </w:rPr>
-        <w:t>Вывод</w:t>
+      </w:pPr>
+      <w:r>
+        <w:rPr>
+          <w:rFonts w:ascii="Times New Roman" w:hAnsi="Times New Roman" w:cs="Times New Roman"/>
+          <w:b/>
+          <w:bCs/>
+          <w:color w:val="000000" w:themeColor="text1"/>
+          <w:sz w:val="28"/>
+          <w:szCs w:val="28"/>
+          <w:u w:val="single"/>
+        </w:rPr>
+        <w:br w:type="page"/>
+      </w:r>
+    </w:p>
+    <w:p>
+      <w:pPr>
+        <w:spacing w:after="160" w:line="259" w:lineRule="auto"/>
+        <w:jc w:val="center"/>
+        <w:rPr>
+          <w:rFonts w:ascii="Times New Roman" w:hAnsi="Times New Roman" w:cs="Times New Roman"/>
+          <w:b/>
+          <w:bCs/>
+          <w:color w:val="000000" w:themeColor="text1"/>
+          <w:sz w:val="28"/>
+          <w:szCs w:val="28"/>
+          <w:u w:val="single"/>
+        </w:rPr>
+      </w:pPr>
+      <w:r>
+        <w:rPr>
+          <w:rFonts w:ascii="Times New Roman" w:hAnsi="Times New Roman" w:cs="Times New Roman"/>
+          <w:b/>
+          <w:bCs/>
+          <w:color w:val="000000" w:themeColor="text1"/>
+          <w:sz w:val="28"/>
+          <w:szCs w:val="28"/>
+          <w:u w:val="single"/>
+        </w:rPr>
+        <w:lastRenderedPageBreak/>
+        <w:t>Приложение</w:t>
+      </w:r>
+    </w:p>
+    <w:p>
+      <w:pPr>
+        <w:spacing w:after="160" w:line="259" w:lineRule="auto"/>
+        <w:jc w:val="both"/>
+        <w:rPr>
+          <w:rFonts w:ascii="Times New Roman" w:hAnsi="Times New Roman" w:cs="Times New Roman"/>
+          <w:color w:val="000000" w:themeColor="text1"/>
+          <w:sz w:val="28"/>
+          <w:szCs w:val="28"/>
+        </w:rPr>
+      </w:pPr>
+      <w:r>
+        <w:rPr>
+          <w:rFonts w:ascii="Times New Roman" w:hAnsi="Times New Roman" w:cs="Times New Roman"/>
+          <w:color w:val="000000" w:themeColor="text1"/>
+          <w:sz w:val="28"/>
+          <w:szCs w:val="28"/>
+        </w:rPr>
+        <w:t xml:space="preserve">Приложение 1 </w:t>
+      </w:r>
+      <w:r>
+        <w:rPr>
+          <w:rFonts w:ascii="Times New Roman" w:hAnsi="Times New Roman" w:cs="Times New Roman"/>
+          <w:color w:val="000000" w:themeColor="text1"/>
+          <w:sz w:val="28"/>
+          <w:szCs w:val="28"/>
+        </w:rPr>
+        <w:t>–</w:t>
+      </w:r>
+      <w:r>
+        <w:rPr>
+          <w:rFonts w:ascii="Times New Roman" w:hAnsi="Times New Roman" w:cs="Times New Roman"/>
+          <w:color w:val="000000" w:themeColor="text1"/>
+          <w:sz w:val="28"/>
+          <w:szCs w:val="28"/>
+        </w:rPr>
+        <w:t xml:space="preserve"> </w:t>
+      </w:r>
+      <w:r>
+        <w:rPr>
+          <w:rFonts w:ascii="Times New Roman" w:hAnsi="Times New Roman" w:cs="Times New Roman"/>
+          <w:color w:val="000000" w:themeColor="text1"/>
+          <w:sz w:val="28"/>
+          <w:szCs w:val="28"/>
+        </w:rPr>
+        <w:t>Материал используемы при упрощении</w:t>
+      </w:r>
+    </w:p>
+    <w:p>
+      <w:pPr>
+        <w:spacing w:line="259" w:lineRule="auto"/>
+        <w:rPr>
+          <w:rFonts w:ascii="Times New Roman" w:hAnsi="Times New Roman" w:cs="Times New Roman"/>
+          <w:sz w:val="28"/>
+          <w:szCs w:val="28"/>
+        </w:rPr>
+      </w:pPr>
+      <w:r>
+        <w:rPr>
+          <w:rFonts w:ascii="Times New Roman" w:hAnsi="Times New Roman" w:cs="Times New Roman"/>
+          <w:sz w:val="28"/>
+          <w:szCs w:val="28"/>
+        </w:rPr>
+        <w:t>## 1. **Основные законы алгебры логики**</w:t>
+      </w:r>
+    </w:p>
+    <w:p>
+      <w:pPr>
+        <w:spacing w:line="259" w:lineRule="auto"/>
+        <w:rPr>
+          <w:rFonts w:ascii="Times New Roman" w:hAnsi="Times New Roman" w:cs="Times New Roman"/>
+          <w:sz w:val="28"/>
+          <w:szCs w:val="28"/>
+        </w:rPr>
+      </w:pPr>
+      <w:r>
+        <w:rPr>
+          <w:rFonts w:ascii="Times New Roman" w:hAnsi="Times New Roman" w:cs="Times New Roman"/>
+          <w:sz w:val="28"/>
+          <w:szCs w:val="28"/>
+        </w:rPr>
+        <w:t xml:space="preserve">**Закон двойного </w:t>
+      </w:r>
+      <w:proofErr w:type="gramStart"/>
+      <w:r>
+        <w:rPr>
+          <w:rFonts w:ascii="Times New Roman" w:hAnsi="Times New Roman" w:cs="Times New Roman"/>
+          <w:sz w:val="28"/>
+          <w:szCs w:val="28"/>
+        </w:rPr>
+        <w:t>отрицания:*</w:t>
+      </w:r>
+      <w:proofErr w:type="gramEnd"/>
+      <w:r>
+        <w:rPr>
+          <w:rFonts w:ascii="Times New Roman" w:hAnsi="Times New Roman" w:cs="Times New Roman"/>
+          <w:sz w:val="28"/>
+          <w:szCs w:val="28"/>
+        </w:rPr>
+        <w:t xml:space="preserve">* ¬(¬A) = A  </w:t>
+      </w:r>
+    </w:p>
+    <w:p>
+      <w:pPr>
+        <w:spacing w:line="259" w:lineRule="auto"/>
+        <w:rPr>
+          <w:rFonts w:ascii="Times New Roman" w:hAnsi="Times New Roman" w:cs="Times New Roman"/>
+          <w:sz w:val="28"/>
+          <w:szCs w:val="28"/>
+        </w:rPr>
+      </w:pPr>
+      <w:r>
+        <w:rPr>
+          <w:rFonts w:ascii="Times New Roman" w:hAnsi="Times New Roman" w:cs="Times New Roman"/>
+          <w:sz w:val="28"/>
+          <w:szCs w:val="28"/>
+        </w:rPr>
+        <w:t>**</w:t>
+      </w:r>
+      <w:proofErr w:type="gramStart"/>
+      <w:r>
+        <w:rPr>
+          <w:rFonts w:ascii="Times New Roman" w:hAnsi="Times New Roman" w:cs="Times New Roman"/>
+          <w:sz w:val="28"/>
+          <w:szCs w:val="28"/>
+        </w:rPr>
+        <w:t>Коммутативность:*</w:t>
+      </w:r>
+      <w:proofErr w:type="gramEnd"/>
+      <w:r>
+        <w:rPr>
+          <w:rFonts w:ascii="Times New Roman" w:hAnsi="Times New Roman" w:cs="Times New Roman"/>
+          <w:sz w:val="28"/>
+          <w:szCs w:val="28"/>
+        </w:rPr>
+        <w:t>* A</w:t>
+      </w:r>
+      <w:r>
+        <w:rPr>
+          <w:rFonts w:ascii="Cambria Math" w:hAnsi="Cambria Math" w:cs="Cambria Math"/>
+          <w:sz w:val="28"/>
+          <w:szCs w:val="28"/>
+        </w:rPr>
+        <w:t>∧</w:t>
+      </w:r>
+      <w:r>
+        <w:rPr>
+          <w:rFonts w:ascii="Times New Roman" w:hAnsi="Times New Roman" w:cs="Times New Roman"/>
+          <w:sz w:val="28"/>
+          <w:szCs w:val="28"/>
+        </w:rPr>
+        <w:t>B = B</w:t>
+      </w:r>
+      <w:r>
+        <w:rPr>
+          <w:rFonts w:ascii="Cambria Math" w:hAnsi="Cambria Math" w:cs="Cambria Math"/>
+          <w:sz w:val="28"/>
+          <w:szCs w:val="28"/>
+        </w:rPr>
+        <w:t>∧</w:t>
+      </w:r>
+      <w:r>
+        <w:rPr>
+          <w:rFonts w:ascii="Times New Roman" w:hAnsi="Times New Roman" w:cs="Times New Roman"/>
+          <w:sz w:val="28"/>
+          <w:szCs w:val="28"/>
+        </w:rPr>
+        <w:t>A, A</w:t>
+      </w:r>
+      <w:r>
+        <w:rPr>
+          <w:rFonts w:ascii="Cambria Math" w:hAnsi="Cambria Math" w:cs="Cambria Math"/>
+          <w:sz w:val="28"/>
+          <w:szCs w:val="28"/>
+        </w:rPr>
+        <w:t>∨</w:t>
+      </w:r>
+      <w:r>
+        <w:rPr>
+          <w:rFonts w:ascii="Times New Roman" w:hAnsi="Times New Roman" w:cs="Times New Roman"/>
+          <w:sz w:val="28"/>
+          <w:szCs w:val="28"/>
+        </w:rPr>
+        <w:t>B = B</w:t>
+      </w:r>
+      <w:r>
+        <w:rPr>
+          <w:rFonts w:ascii="Cambria Math" w:hAnsi="Cambria Math" w:cs="Cambria Math"/>
+          <w:sz w:val="28"/>
+          <w:szCs w:val="28"/>
+        </w:rPr>
+        <w:t>∨</w:t>
+      </w:r>
+      <w:r>
+        <w:rPr>
+          <w:rFonts w:ascii="Times New Roman" w:hAnsi="Times New Roman" w:cs="Times New Roman"/>
+          <w:sz w:val="28"/>
+          <w:szCs w:val="28"/>
+        </w:rPr>
+        <w:t xml:space="preserve">A  </w:t>
+      </w:r>
+    </w:p>
+    <w:p>
+      <w:pPr>
+        <w:spacing w:line="259" w:lineRule="auto"/>
+        <w:rPr>
+          <w:rFonts w:ascii="Times New Roman" w:hAnsi="Times New Roman" w:cs="Times New Roman"/>
+          <w:sz w:val="28"/>
+          <w:szCs w:val="28"/>
+        </w:rPr>
+      </w:pPr>
+      <w:r>
+        <w:rPr>
+          <w:rFonts w:ascii="Times New Roman" w:hAnsi="Times New Roman" w:cs="Times New Roman"/>
+          <w:sz w:val="28"/>
+          <w:szCs w:val="28"/>
+        </w:rPr>
+        <w:t>**</w:t>
+      </w:r>
+      <w:proofErr w:type="gramStart"/>
+      <w:r>
+        <w:rPr>
+          <w:rFonts w:ascii="Times New Roman" w:hAnsi="Times New Roman" w:cs="Times New Roman"/>
+          <w:sz w:val="28"/>
+          <w:szCs w:val="28"/>
+        </w:rPr>
+        <w:t>Ассоциативность:*</w:t>
+      </w:r>
+      <w:proofErr w:type="gramEnd"/>
+      <w:r>
+        <w:rPr>
+          <w:rFonts w:ascii="Times New Roman" w:hAnsi="Times New Roman" w:cs="Times New Roman"/>
+          <w:sz w:val="28"/>
+          <w:szCs w:val="28"/>
+        </w:rPr>
+        <w:t>* (A</w:t>
+      </w:r>
+      <w:r>
+        <w:rPr>
+          <w:rFonts w:ascii="Cambria Math" w:hAnsi="Cambria Math" w:cs="Cambria Math"/>
+          <w:sz w:val="28"/>
+          <w:szCs w:val="28"/>
+        </w:rPr>
+        <w:t>∧</w:t>
+      </w:r>
+      <w:proofErr w:type="gramStart"/>
+      <w:r>
+        <w:rPr>
+          <w:rFonts w:ascii="Times New Roman" w:hAnsi="Times New Roman" w:cs="Times New Roman"/>
+          <w:sz w:val="28"/>
+          <w:szCs w:val="28"/>
+        </w:rPr>
+        <w:t>B)</w:t>
+      </w:r>
+      <w:r>
+        <w:rPr>
+          <w:rFonts w:ascii="Cambria Math" w:hAnsi="Cambria Math" w:cs="Cambria Math"/>
+          <w:sz w:val="28"/>
+          <w:szCs w:val="28"/>
+        </w:rPr>
+        <w:t>∧</w:t>
+      </w:r>
+      <w:proofErr w:type="gramEnd"/>
+      <w:r>
+        <w:rPr>
+          <w:rFonts w:ascii="Times New Roman" w:hAnsi="Times New Roman" w:cs="Times New Roman"/>
+          <w:sz w:val="28"/>
+          <w:szCs w:val="28"/>
+        </w:rPr>
+        <w:t>C = A</w:t>
+      </w:r>
+      <w:r>
+        <w:rPr>
+          <w:rFonts w:ascii="Cambria Math" w:hAnsi="Cambria Math" w:cs="Cambria Math"/>
+          <w:sz w:val="28"/>
+          <w:szCs w:val="28"/>
+        </w:rPr>
+        <w:t>∧</w:t>
+      </w:r>
+      <w:r>
+        <w:rPr>
+          <w:rFonts w:ascii="Times New Roman" w:hAnsi="Times New Roman" w:cs="Times New Roman"/>
+          <w:sz w:val="28"/>
+          <w:szCs w:val="28"/>
+        </w:rPr>
+        <w:t>(B</w:t>
+      </w:r>
+      <w:r>
+        <w:rPr>
+          <w:rFonts w:ascii="Cambria Math" w:hAnsi="Cambria Math" w:cs="Cambria Math"/>
+          <w:sz w:val="28"/>
+          <w:szCs w:val="28"/>
+        </w:rPr>
+        <w:t>∧</w:t>
+      </w:r>
+      <w:r>
+        <w:rPr>
+          <w:rFonts w:ascii="Times New Roman" w:hAnsi="Times New Roman" w:cs="Times New Roman"/>
+          <w:sz w:val="28"/>
+          <w:szCs w:val="28"/>
+        </w:rPr>
+        <w:t xml:space="preserve">C)  </w:t>
+      </w:r>
+    </w:p>
+    <w:p>
+      <w:pPr>
+        <w:spacing w:line="259" w:lineRule="auto"/>
+        <w:rPr>
+          <w:rFonts w:ascii="Times New Roman" w:hAnsi="Times New Roman" w:cs="Times New Roman"/>
+          <w:sz w:val="28"/>
+          <w:szCs w:val="28"/>
+        </w:rPr>
+      </w:pPr>
+      <w:r>
+        <w:rPr>
+          <w:rFonts w:ascii="Times New Roman" w:hAnsi="Times New Roman" w:cs="Times New Roman"/>
+          <w:sz w:val="28"/>
+          <w:szCs w:val="28"/>
+        </w:rPr>
+        <w:t>**</w:t>
+      </w:r>
+      <w:proofErr w:type="gramStart"/>
+      <w:r>
+        <w:rPr>
+          <w:rFonts w:ascii="Times New Roman" w:hAnsi="Times New Roman" w:cs="Times New Roman"/>
+          <w:sz w:val="28"/>
+          <w:szCs w:val="28"/>
+        </w:rPr>
+        <w:t>Дистрибутивность:*</w:t>
+      </w:r>
+      <w:proofErr w:type="gramEnd"/>
+      <w:r>
+        <w:rPr>
+          <w:rFonts w:ascii="Times New Roman" w:hAnsi="Times New Roman" w:cs="Times New Roman"/>
+          <w:sz w:val="28"/>
+          <w:szCs w:val="28"/>
+        </w:rPr>
+        <w:t xml:space="preserve">* </w:t>
+      </w:r>
+    </w:p>
+    <w:p>
+      <w:pPr>
+        <w:spacing w:line="259" w:lineRule="auto"/>
+        <w:rPr>
+          <w:rFonts w:ascii="Times New Roman" w:hAnsi="Times New Roman" w:cs="Times New Roman"/>
+          <w:sz w:val="28"/>
+          <w:szCs w:val="28"/>
+        </w:rPr>
+      </w:pPr>
+      <w:r>
+        <w:rPr>
+          <w:rFonts w:ascii="Times New Roman" w:hAnsi="Times New Roman" w:cs="Times New Roman"/>
+          <w:sz w:val="28"/>
+          <w:szCs w:val="28"/>
+        </w:rPr>
+        <w:t>- A</w:t>
+      </w:r>
+      <w:r>
+        <w:rPr>
+          <w:rFonts w:ascii="Cambria Math" w:hAnsi="Cambria Math" w:cs="Cambria Math"/>
+          <w:sz w:val="28"/>
+          <w:szCs w:val="28"/>
+        </w:rPr>
+        <w:t>∧</w:t>
+      </w:r>
+      <w:r>
+        <w:rPr>
+          <w:rFonts w:ascii="Times New Roman" w:hAnsi="Times New Roman" w:cs="Times New Roman"/>
+          <w:sz w:val="28"/>
+          <w:szCs w:val="28"/>
+        </w:rPr>
+        <w:t>(B</w:t>
+      </w:r>
+      <w:r>
+        <w:rPr>
+          <w:rFonts w:ascii="Cambria Math" w:hAnsi="Cambria Math" w:cs="Cambria Math"/>
+          <w:sz w:val="28"/>
+          <w:szCs w:val="28"/>
+        </w:rPr>
+        <w:t>∨</w:t>
+      </w:r>
+      <w:r>
+        <w:rPr>
+          <w:rFonts w:ascii="Times New Roman" w:hAnsi="Times New Roman" w:cs="Times New Roman"/>
+          <w:sz w:val="28"/>
+          <w:szCs w:val="28"/>
+        </w:rPr>
+        <w:t>C) = (A</w:t>
+      </w:r>
+      <w:r>
+        <w:rPr>
+          <w:rFonts w:ascii="Cambria Math" w:hAnsi="Cambria Math" w:cs="Cambria Math"/>
+          <w:sz w:val="28"/>
+          <w:szCs w:val="28"/>
+        </w:rPr>
+        <w:t>∧</w:t>
+      </w:r>
+      <w:proofErr w:type="gramStart"/>
+      <w:r>
+        <w:rPr>
+          <w:rFonts w:ascii="Times New Roman" w:hAnsi="Times New Roman" w:cs="Times New Roman"/>
+          <w:sz w:val="28"/>
+          <w:szCs w:val="28"/>
+        </w:rPr>
+        <w:t>B)</w:t>
+      </w:r>
+      <w:r>
+        <w:rPr>
+          <w:rFonts w:ascii="Cambria Math" w:hAnsi="Cambria Math" w:cs="Cambria Math"/>
+          <w:sz w:val="28"/>
+          <w:szCs w:val="28"/>
+        </w:rPr>
+        <w:t>∨</w:t>
+      </w:r>
+      <w:proofErr w:type="gramEnd"/>
+      <w:r>
+        <w:rPr>
+          <w:rFonts w:ascii="Times New Roman" w:hAnsi="Times New Roman" w:cs="Times New Roman"/>
+          <w:sz w:val="28"/>
+          <w:szCs w:val="28"/>
+        </w:rPr>
+        <w:t>(A</w:t>
+      </w:r>
+      <w:r>
+        <w:rPr>
+          <w:rFonts w:ascii="Cambria Math" w:hAnsi="Cambria Math" w:cs="Cambria Math"/>
+          <w:sz w:val="28"/>
+          <w:szCs w:val="28"/>
+        </w:rPr>
+        <w:t>∧</w:t>
+      </w:r>
+      <w:r>
+        <w:rPr>
+          <w:rFonts w:ascii="Times New Roman" w:hAnsi="Times New Roman" w:cs="Times New Roman"/>
+          <w:sz w:val="28"/>
+          <w:szCs w:val="28"/>
+        </w:rPr>
+        <w:t>C)</w:t>
+      </w:r>
+    </w:p>
+    <w:p>
+      <w:pPr>
+        <w:spacing w:line="259" w:lineRule="auto"/>
+        <w:rPr>
+          <w:rFonts w:ascii="Times New Roman" w:hAnsi="Times New Roman" w:cs="Times New Roman"/>
+          <w:sz w:val="28"/>
+          <w:szCs w:val="28"/>
+        </w:rPr>
+      </w:pPr>
+      <w:r>
+        <w:rPr>
+          <w:rFonts w:ascii="Times New Roman" w:hAnsi="Times New Roman" w:cs="Times New Roman"/>
+          <w:sz w:val="28"/>
+          <w:szCs w:val="28"/>
+        </w:rPr>
+        <w:t>- A</w:t>
+      </w:r>
+      <w:r>
+        <w:rPr>
+          <w:rFonts w:ascii="Cambria Math" w:hAnsi="Cambria Math" w:cs="Cambria Math"/>
+          <w:sz w:val="28"/>
+          <w:szCs w:val="28"/>
+        </w:rPr>
+        <w:t>∨</w:t>
+      </w:r>
+      <w:r>
+        <w:rPr>
+          <w:rFonts w:ascii="Times New Roman" w:hAnsi="Times New Roman" w:cs="Times New Roman"/>
+          <w:sz w:val="28"/>
+          <w:szCs w:val="28"/>
+        </w:rPr>
+        <w:t>(B</w:t>
+      </w:r>
+      <w:r>
+        <w:rPr>
+          <w:rFonts w:ascii="Cambria Math" w:hAnsi="Cambria Math" w:cs="Cambria Math"/>
+          <w:sz w:val="28"/>
+          <w:szCs w:val="28"/>
+        </w:rPr>
+        <w:t>∧</w:t>
+      </w:r>
+      <w:r>
+        <w:rPr>
+          <w:rFonts w:ascii="Times New Roman" w:hAnsi="Times New Roman" w:cs="Times New Roman"/>
+          <w:sz w:val="28"/>
+          <w:szCs w:val="28"/>
+        </w:rPr>
+        <w:t>C) = (A</w:t>
+      </w:r>
+      <w:r>
+        <w:rPr>
+          <w:rFonts w:ascii="Cambria Math" w:hAnsi="Cambria Math" w:cs="Cambria Math"/>
+          <w:sz w:val="28"/>
+          <w:szCs w:val="28"/>
+        </w:rPr>
+        <w:t>∨</w:t>
+      </w:r>
+      <w:proofErr w:type="gramStart"/>
+      <w:r>
+        <w:rPr>
+          <w:rFonts w:ascii="Times New Roman" w:hAnsi="Times New Roman" w:cs="Times New Roman"/>
+          <w:sz w:val="28"/>
+          <w:szCs w:val="28"/>
+        </w:rPr>
+        <w:t>B)</w:t>
+      </w:r>
+      <w:r>
+        <w:rPr>
+          <w:rFonts w:ascii="Cambria Math" w:hAnsi="Cambria Math" w:cs="Cambria Math"/>
+          <w:sz w:val="28"/>
+          <w:szCs w:val="28"/>
+        </w:rPr>
+        <w:t>∧</w:t>
+      </w:r>
+      <w:proofErr w:type="gramEnd"/>
+      <w:r>
+        <w:rPr>
+          <w:rFonts w:ascii="Times New Roman" w:hAnsi="Times New Roman" w:cs="Times New Roman"/>
+          <w:sz w:val="28"/>
+          <w:szCs w:val="28"/>
+        </w:rPr>
+        <w:t>(A</w:t>
+      </w:r>
+      <w:r>
+        <w:rPr>
+          <w:rFonts w:ascii="Cambria Math" w:hAnsi="Cambria Math" w:cs="Cambria Math"/>
+          <w:sz w:val="28"/>
+          <w:szCs w:val="28"/>
+        </w:rPr>
+        <w:t>∨</w:t>
+      </w:r>
+      <w:r>
+        <w:rPr>
+          <w:rFonts w:ascii="Times New Roman" w:hAnsi="Times New Roman" w:cs="Times New Roman"/>
+          <w:sz w:val="28"/>
+          <w:szCs w:val="28"/>
+        </w:rPr>
+        <w:t>C)</w:t>
+      </w:r>
+    </w:p>
+    <w:p>
+      <w:pPr>
+        <w:spacing w:line="259" w:lineRule="auto"/>
+        <w:rPr>
+          <w:rFonts w:ascii="Times New Roman" w:hAnsi="Times New Roman" w:cs="Times New Roman"/>
+          <w:sz w:val="28"/>
+          <w:szCs w:val="28"/>
+        </w:rPr>
+      </w:pPr>
+    </w:p>
+    <w:p>
+      <w:pPr>
+        <w:spacing w:line="259" w:lineRule="auto"/>
+        <w:rPr>
+          <w:rFonts w:ascii="Times New Roman" w:hAnsi="Times New Roman" w:cs="Times New Roman"/>
+          <w:sz w:val="28"/>
+          <w:szCs w:val="28"/>
+        </w:rPr>
+      </w:pPr>
+      <w:r>
+        <w:rPr>
+          <w:rFonts w:ascii="Times New Roman" w:hAnsi="Times New Roman" w:cs="Times New Roman"/>
+          <w:sz w:val="28"/>
+          <w:szCs w:val="28"/>
+        </w:rPr>
+        <w:t xml:space="preserve">**Законы де </w:t>
+      </w:r>
+      <w:proofErr w:type="gramStart"/>
+      <w:r>
+        <w:rPr>
+          <w:rFonts w:ascii="Times New Roman" w:hAnsi="Times New Roman" w:cs="Times New Roman"/>
+          <w:sz w:val="28"/>
+          <w:szCs w:val="28"/>
+        </w:rPr>
+        <w:t>Моргана:*</w:t>
+      </w:r>
+      <w:proofErr w:type="gramEnd"/>
+      <w:r>
+        <w:rPr>
+          <w:rFonts w:ascii="Times New Roman" w:hAnsi="Times New Roman" w:cs="Times New Roman"/>
+          <w:sz w:val="28"/>
+          <w:szCs w:val="28"/>
+        </w:rPr>
+        <w:t>*</w:t>
+      </w:r>
+    </w:p>
+    <w:p>
+      <w:pPr>
+        <w:spacing w:line="259" w:lineRule="auto"/>
+        <w:rPr>
+          <w:rFonts w:ascii="Times New Roman" w:hAnsi="Times New Roman" w:cs="Times New Roman"/>
+          <w:sz w:val="28"/>
+          <w:szCs w:val="28"/>
+        </w:rPr>
+      </w:pPr>
+      <w:r>
+        <w:rPr>
+          <w:rFonts w:ascii="Times New Roman" w:hAnsi="Times New Roman" w:cs="Times New Roman"/>
+          <w:sz w:val="28"/>
+          <w:szCs w:val="28"/>
+        </w:rPr>
+        <w:t>- ¬(A</w:t>
+      </w:r>
+      <w:r>
+        <w:rPr>
+          <w:rFonts w:ascii="Cambria Math" w:hAnsi="Cambria Math" w:cs="Cambria Math"/>
+          <w:sz w:val="28"/>
+          <w:szCs w:val="28"/>
+        </w:rPr>
+        <w:t>∧</w:t>
+      </w:r>
+      <w:r>
+        <w:rPr>
+          <w:rFonts w:ascii="Times New Roman" w:hAnsi="Times New Roman" w:cs="Times New Roman"/>
+          <w:sz w:val="28"/>
+          <w:szCs w:val="28"/>
+        </w:rPr>
+        <w:t xml:space="preserve">B) = ¬A </w:t>
+      </w:r>
+      <w:r>
+        <w:rPr>
+          <w:rFonts w:ascii="Cambria Math" w:hAnsi="Cambria Math" w:cs="Cambria Math"/>
+          <w:sz w:val="28"/>
+          <w:szCs w:val="28"/>
+        </w:rPr>
+        <w:t>∨</w:t>
+      </w:r>
+      <w:r>
+        <w:rPr>
+          <w:rFonts w:ascii="Times New Roman" w:hAnsi="Times New Roman" w:cs="Times New Roman"/>
+          <w:sz w:val="28"/>
+          <w:szCs w:val="28"/>
+        </w:rPr>
+        <w:t xml:space="preserve"> ¬B</w:t>
+      </w:r>
+    </w:p>
+    <w:p>
+      <w:pPr>
+        <w:spacing w:line="259" w:lineRule="auto"/>
+        <w:rPr>
+          <w:rFonts w:ascii="Times New Roman" w:hAnsi="Times New Roman" w:cs="Times New Roman"/>
+          <w:sz w:val="28"/>
+          <w:szCs w:val="28"/>
+        </w:rPr>
+      </w:pPr>
+      <w:r>
+        <w:rPr>
+          <w:rFonts w:ascii="Times New Roman" w:hAnsi="Times New Roman" w:cs="Times New Roman"/>
+          <w:sz w:val="28"/>
+          <w:szCs w:val="28"/>
+        </w:rPr>
+        <w:t>- ¬(A</w:t>
+      </w:r>
+      <w:r>
+        <w:rPr>
+          <w:rFonts w:ascii="Cambria Math" w:hAnsi="Cambria Math" w:cs="Cambria Math"/>
+          <w:sz w:val="28"/>
+          <w:szCs w:val="28"/>
+        </w:rPr>
+        <w:t>∨</w:t>
+      </w:r>
+      <w:r>
+        <w:rPr>
+          <w:rFonts w:ascii="Times New Roman" w:hAnsi="Times New Roman" w:cs="Times New Roman"/>
+          <w:sz w:val="28"/>
+          <w:szCs w:val="28"/>
+        </w:rPr>
+        <w:t xml:space="preserve">B) = ¬A </w:t>
+      </w:r>
+      <w:r>
+        <w:rPr>
+          <w:rFonts w:ascii="Cambria Math" w:hAnsi="Cambria Math" w:cs="Cambria Math"/>
+          <w:sz w:val="28"/>
+          <w:szCs w:val="28"/>
+        </w:rPr>
+        <w:t>∧</w:t>
+      </w:r>
+      <w:r>
+        <w:rPr>
+          <w:rFonts w:ascii="Times New Roman" w:hAnsi="Times New Roman" w:cs="Times New Roman"/>
+          <w:sz w:val="28"/>
+          <w:szCs w:val="28"/>
+        </w:rPr>
+        <w:t xml:space="preserve"> ¬B</w:t>
+      </w:r>
+    </w:p>
+    <w:p>
+      <w:pPr>
+        <w:spacing w:line="259" w:lineRule="auto"/>
+        <w:rPr>
+          <w:rFonts w:ascii="Times New Roman" w:hAnsi="Times New Roman" w:cs="Times New Roman"/>
+          <w:sz w:val="28"/>
+          <w:szCs w:val="28"/>
+        </w:rPr>
+      </w:pPr>
+    </w:p>
+    <w:p>
+      <w:pPr>
+        <w:spacing w:line="259" w:lineRule="auto"/>
+        <w:rPr>
+          <w:rFonts w:ascii="Times New Roman" w:hAnsi="Times New Roman" w:cs="Times New Roman"/>
+          <w:sz w:val="28"/>
+          <w:szCs w:val="28"/>
+        </w:rPr>
+      </w:pPr>
+      <w:r>
+        <w:rPr>
+          <w:rFonts w:ascii="Times New Roman" w:hAnsi="Times New Roman" w:cs="Times New Roman"/>
+          <w:sz w:val="28"/>
+          <w:szCs w:val="28"/>
+        </w:rPr>
+        <w:t xml:space="preserve">**Законы </w:t>
+      </w:r>
+      <w:proofErr w:type="gramStart"/>
+      <w:r>
+        <w:rPr>
+          <w:rFonts w:ascii="Times New Roman" w:hAnsi="Times New Roman" w:cs="Times New Roman"/>
+          <w:sz w:val="28"/>
+          <w:szCs w:val="28"/>
+        </w:rPr>
+        <w:t>поглощения:*</w:t>
+      </w:r>
+      <w:proofErr w:type="gramEnd"/>
+      <w:r>
+        <w:rPr>
+          <w:rFonts w:ascii="Times New Roman" w:hAnsi="Times New Roman" w:cs="Times New Roman"/>
+          <w:sz w:val="28"/>
+          <w:szCs w:val="28"/>
+        </w:rPr>
+        <w:t>*</w:t>
+      </w:r>
+    </w:p>
+    <w:p>
+      <w:pPr>
+        <w:spacing w:line="259" w:lineRule="auto"/>
+        <w:rPr>
+          <w:rFonts w:ascii="Times New Roman" w:hAnsi="Times New Roman" w:cs="Times New Roman"/>
+          <w:sz w:val="28"/>
+          <w:szCs w:val="28"/>
+        </w:rPr>
+      </w:pPr>
+      <w:r>
+        <w:rPr>
+          <w:rFonts w:ascii="Times New Roman" w:hAnsi="Times New Roman" w:cs="Times New Roman"/>
+          <w:sz w:val="28"/>
+          <w:szCs w:val="28"/>
+        </w:rPr>
+        <w:t xml:space="preserve">- </w:t>
+      </w:r>
+      <w:r>
+        <w:rPr>
+          <w:rFonts w:ascii="Times New Roman" w:hAnsi="Times New Roman" w:cs="Times New Roman"/>
+          <w:sz w:val="28"/>
+          <w:szCs w:val="28"/>
+          <w:lang w:val="en-US"/>
+        </w:rPr>
+        <w:t>A</w:t>
+      </w:r>
+      <w:r>
+        <w:rPr>
+          <w:rFonts w:ascii="Times New Roman" w:hAnsi="Times New Roman" w:cs="Times New Roman"/>
+          <w:sz w:val="28"/>
+          <w:szCs w:val="28"/>
+        </w:rPr>
+        <w:t xml:space="preserve"> </w:t>
+      </w:r>
+      <w:r>
+        <w:rPr>
+          <w:rFonts w:ascii="Cambria Math" w:hAnsi="Cambria Math" w:cs="Cambria Math"/>
+          <w:sz w:val="28"/>
+          <w:szCs w:val="28"/>
+        </w:rPr>
+        <w:t>∨</w:t>
+      </w:r>
+      <w:r>
+        <w:rPr>
+          <w:rFonts w:ascii="Times New Roman" w:hAnsi="Times New Roman" w:cs="Times New Roman"/>
+          <w:sz w:val="28"/>
+          <w:szCs w:val="28"/>
+        </w:rPr>
+        <w:t xml:space="preserve"> (</w:t>
+      </w:r>
+      <w:r>
+        <w:rPr>
+          <w:rFonts w:ascii="Times New Roman" w:hAnsi="Times New Roman" w:cs="Times New Roman"/>
+          <w:sz w:val="28"/>
+          <w:szCs w:val="28"/>
+          <w:lang w:val="en-US"/>
+        </w:rPr>
+        <w:t>A</w:t>
+      </w:r>
+      <w:r>
+        <w:rPr>
+          <w:rFonts w:ascii="Cambria Math" w:hAnsi="Cambria Math" w:cs="Cambria Math"/>
+          <w:sz w:val="28"/>
+          <w:szCs w:val="28"/>
+        </w:rPr>
+        <w:t>∧</w:t>
+      </w:r>
+      <w:r>
+        <w:rPr>
+          <w:rFonts w:ascii="Times New Roman" w:hAnsi="Times New Roman" w:cs="Times New Roman"/>
+          <w:sz w:val="28"/>
+          <w:szCs w:val="28"/>
+          <w:lang w:val="en-US"/>
+        </w:rPr>
+        <w:t>B</w:t>
+      </w:r>
+      <w:r>
+        <w:rPr>
+          <w:rFonts w:ascii="Times New Roman" w:hAnsi="Times New Roman" w:cs="Times New Roman"/>
+          <w:sz w:val="28"/>
+          <w:szCs w:val="28"/>
+        </w:rPr>
+        <w:t xml:space="preserve">) = </w:t>
+      </w:r>
+      <w:r>
+        <w:rPr>
+          <w:rFonts w:ascii="Times New Roman" w:hAnsi="Times New Roman" w:cs="Times New Roman"/>
+          <w:sz w:val="28"/>
+          <w:szCs w:val="28"/>
+          <w:lang w:val="en-US"/>
+        </w:rPr>
+        <w:t>A</w:t>
+      </w:r>
+    </w:p>
+    <w:p>
+      <w:pPr>
+        <w:spacing w:line="259" w:lineRule="auto"/>
+        <w:rPr>
+          <w:rFonts w:ascii="Times New Roman" w:hAnsi="Times New Roman" w:cs="Times New Roman"/>
+          <w:sz w:val="28"/>
+          <w:szCs w:val="28"/>
+          <w:lang w:val="en-US"/>
+        </w:rPr>
+      </w:pPr>
+      <w:r>
+        <w:rPr>
+          <w:rFonts w:ascii="Times New Roman" w:hAnsi="Times New Roman" w:cs="Times New Roman"/>
+          <w:sz w:val="28"/>
+          <w:szCs w:val="28"/>
+          <w:lang w:val="en-US"/>
+        </w:rPr>
+        <w:t xml:space="preserve">- A </w:t>
+      </w:r>
+      <w:r>
+        <w:rPr>
+          <w:rFonts w:ascii="Cambria Math" w:hAnsi="Cambria Math" w:cs="Cambria Math"/>
+          <w:sz w:val="28"/>
+          <w:szCs w:val="28"/>
+          <w:lang w:val="en-US"/>
+        </w:rPr>
+        <w:t>∧</w:t>
+      </w:r>
+      <w:r>
+        <w:rPr>
+          <w:rFonts w:ascii="Times New Roman" w:hAnsi="Times New Roman" w:cs="Times New Roman"/>
+          <w:sz w:val="28"/>
+          <w:szCs w:val="28"/>
+          <w:lang w:val="en-US"/>
+        </w:rPr>
+        <w:t xml:space="preserve"> (A</w:t>
+      </w:r>
+      <w:r>
+        <w:rPr>
+          <w:rFonts w:ascii="Cambria Math" w:hAnsi="Cambria Math" w:cs="Cambria Math"/>
+          <w:sz w:val="28"/>
+          <w:szCs w:val="28"/>
+          <w:lang w:val="en-US"/>
+        </w:rPr>
+        <w:t>∨</w:t>
+      </w:r>
+      <w:r>
+        <w:rPr>
+          <w:rFonts w:ascii="Times New Roman" w:hAnsi="Times New Roman" w:cs="Times New Roman"/>
+          <w:sz w:val="28"/>
+          <w:szCs w:val="28"/>
+          <w:lang w:val="en-US"/>
+        </w:rPr>
+        <w:t>B) = A</w:t>
+      </w:r>
+    </w:p>
+    <w:p>
+      <w:pPr>
+        <w:spacing w:line="259" w:lineRule="auto"/>
+        <w:rPr>
+          <w:rFonts w:ascii="Times New Roman" w:hAnsi="Times New Roman" w:cs="Times New Roman"/>
+          <w:sz w:val="28"/>
+          <w:szCs w:val="28"/>
+          <w:lang w:val="en-US"/>
+        </w:rPr>
+      </w:pPr>
+      <w:r>
+        <w:rPr>
+          <w:rFonts w:ascii="Times New Roman" w:hAnsi="Times New Roman" w:cs="Times New Roman"/>
+          <w:sz w:val="28"/>
+          <w:szCs w:val="28"/>
+          <w:lang w:val="en-US"/>
+        </w:rPr>
+        <w:t xml:space="preserve">- A </w:t>
+      </w:r>
+      <w:r>
+        <w:rPr>
+          <w:rFonts w:ascii="Cambria Math" w:hAnsi="Cambria Math" w:cs="Cambria Math"/>
+          <w:sz w:val="28"/>
+          <w:szCs w:val="28"/>
+          <w:lang w:val="en-US"/>
+        </w:rPr>
+        <w:t>∨</w:t>
+      </w:r>
+      <w:r>
+        <w:rPr>
+          <w:rFonts w:ascii="Times New Roman" w:hAnsi="Times New Roman" w:cs="Times New Roman"/>
+          <w:sz w:val="28"/>
+          <w:szCs w:val="28"/>
+          <w:lang w:val="en-US"/>
+        </w:rPr>
+        <w:t xml:space="preserve"> (¬A</w:t>
+      </w:r>
+      <w:r>
+        <w:rPr>
+          <w:rFonts w:ascii="Cambria Math" w:hAnsi="Cambria Math" w:cs="Cambria Math"/>
+          <w:sz w:val="28"/>
+          <w:szCs w:val="28"/>
+          <w:lang w:val="en-US"/>
+        </w:rPr>
+        <w:t>∧</w:t>
+      </w:r>
+      <w:r>
+        <w:rPr>
+          <w:rFonts w:ascii="Times New Roman" w:hAnsi="Times New Roman" w:cs="Times New Roman"/>
+          <w:sz w:val="28"/>
+          <w:szCs w:val="28"/>
+          <w:lang w:val="en-US"/>
+        </w:rPr>
+        <w:t xml:space="preserve">B) = A </w:t>
+      </w:r>
+      <w:r>
+        <w:rPr>
+          <w:rFonts w:ascii="Cambria Math" w:hAnsi="Cambria Math" w:cs="Cambria Math"/>
+          <w:sz w:val="28"/>
+          <w:szCs w:val="28"/>
+          <w:lang w:val="en-US"/>
+        </w:rPr>
+        <w:t>∨</w:t>
+      </w:r>
+      <w:r>
+        <w:rPr>
+          <w:rFonts w:ascii="Times New Roman" w:hAnsi="Times New Roman" w:cs="Times New Roman"/>
+          <w:sz w:val="28"/>
+          <w:szCs w:val="28"/>
+          <w:lang w:val="en-US"/>
+        </w:rPr>
+        <w:t xml:space="preserve"> B</w:t>
+      </w:r>
+    </w:p>
+    <w:p>
+      <w:pPr>
+        <w:spacing w:line="259" w:lineRule="auto"/>
+        <w:rPr>
+          <w:rFonts w:ascii="Times New Roman" w:hAnsi="Times New Roman" w:cs="Times New Roman"/>
+          <w:sz w:val="28"/>
+          <w:szCs w:val="28"/>
+          <w:lang w:val="en-US"/>
+        </w:rPr>
+      </w:pPr>
+      <w:r>
+        <w:rPr>
+          <w:rFonts w:ascii="Times New Roman" w:hAnsi="Times New Roman" w:cs="Times New Roman"/>
+          <w:sz w:val="28"/>
+          <w:szCs w:val="28"/>
+          <w:lang w:val="en-US"/>
+        </w:rPr>
+        <w:t xml:space="preserve">- A </w:t>
+      </w:r>
+      <w:r>
+        <w:rPr>
+          <w:rFonts w:ascii="Cambria Math" w:hAnsi="Cambria Math" w:cs="Cambria Math"/>
+          <w:sz w:val="28"/>
+          <w:szCs w:val="28"/>
+          <w:lang w:val="en-US"/>
+        </w:rPr>
+        <w:t>∧</w:t>
+      </w:r>
+      <w:r>
+        <w:rPr>
+          <w:rFonts w:ascii="Times New Roman" w:hAnsi="Times New Roman" w:cs="Times New Roman"/>
+          <w:sz w:val="28"/>
+          <w:szCs w:val="28"/>
+          <w:lang w:val="en-US"/>
+        </w:rPr>
+        <w:t xml:space="preserve"> (¬A</w:t>
+      </w:r>
+      <w:r>
+        <w:rPr>
+          <w:rFonts w:ascii="Cambria Math" w:hAnsi="Cambria Math" w:cs="Cambria Math"/>
+          <w:sz w:val="28"/>
+          <w:szCs w:val="28"/>
+          <w:lang w:val="en-US"/>
+        </w:rPr>
+        <w:t>∨</w:t>
+      </w:r>
+      <w:r>
+        <w:rPr>
+          <w:rFonts w:ascii="Times New Roman" w:hAnsi="Times New Roman" w:cs="Times New Roman"/>
+          <w:sz w:val="28"/>
+          <w:szCs w:val="28"/>
+          <w:lang w:val="en-US"/>
+        </w:rPr>
+        <w:t xml:space="preserve">B) = A </w:t>
+      </w:r>
+      <w:r>
+        <w:rPr>
+          <w:rFonts w:ascii="Cambria Math" w:hAnsi="Cambria Math" w:cs="Cambria Math"/>
+          <w:sz w:val="28"/>
+          <w:szCs w:val="28"/>
+          <w:lang w:val="en-US"/>
+        </w:rPr>
+        <w:t>∧</w:t>
+      </w:r>
+      <w:r>
+        <w:rPr>
+          <w:rFonts w:ascii="Times New Roman" w:hAnsi="Times New Roman" w:cs="Times New Roman"/>
+          <w:sz w:val="28"/>
+          <w:szCs w:val="28"/>
+          <w:lang w:val="en-US"/>
+        </w:rPr>
+        <w:t xml:space="preserve"> B</w:t>
+      </w:r>
+    </w:p>
+    <w:p>
+      <w:pPr>
+        <w:spacing w:line="259" w:lineRule="auto"/>
+        <w:rPr>
+          <w:rFonts w:ascii="Times New Roman" w:hAnsi="Times New Roman" w:cs="Times New Roman"/>
+          <w:sz w:val="28"/>
+          <w:szCs w:val="28"/>
+          <w:lang w:val="en-US"/>
+        </w:rPr>
+      </w:pPr>
+    </w:p>
+    <w:p>
+      <w:pPr>
+        <w:spacing w:line="259" w:lineRule="auto"/>
+        <w:rPr>
+          <w:rFonts w:ascii="Times New Roman" w:hAnsi="Times New Roman" w:cs="Times New Roman"/>
+          <w:sz w:val="28"/>
+          <w:szCs w:val="28"/>
+        </w:rPr>
+      </w:pPr>
+      <w:r>
+        <w:rPr>
+          <w:rFonts w:ascii="Times New Roman" w:hAnsi="Times New Roman" w:cs="Times New Roman"/>
+          <w:sz w:val="28"/>
+          <w:szCs w:val="28"/>
+        </w:rPr>
+        <w:t xml:space="preserve">**Законы нуля и </w:t>
+      </w:r>
+      <w:proofErr w:type="gramStart"/>
+      <w:r>
+        <w:rPr>
+          <w:rFonts w:ascii="Times New Roman" w:hAnsi="Times New Roman" w:cs="Times New Roman"/>
+          <w:sz w:val="28"/>
+          <w:szCs w:val="28"/>
+        </w:rPr>
+        <w:t>единицы:*</w:t>
+      </w:r>
+      <w:proofErr w:type="gramEnd"/>
+      <w:r>
+        <w:rPr>
+          <w:rFonts w:ascii="Times New Roman" w:hAnsi="Times New Roman" w:cs="Times New Roman"/>
+          <w:sz w:val="28"/>
+          <w:szCs w:val="28"/>
+        </w:rPr>
+        <w:t>*</w:t>
+      </w:r>
+    </w:p>
+    <w:p>
+      <w:pPr>
+        <w:spacing w:line="259" w:lineRule="auto"/>
+        <w:rPr>
+          <w:rFonts w:ascii="Times New Roman" w:hAnsi="Times New Roman" w:cs="Times New Roman"/>
+          <w:sz w:val="28"/>
+          <w:szCs w:val="28"/>
+        </w:rPr>
+      </w:pPr>
+      <w:r>
+        <w:rPr>
+          <w:rFonts w:ascii="Times New Roman" w:hAnsi="Times New Roman" w:cs="Times New Roman"/>
+          <w:sz w:val="28"/>
+          <w:szCs w:val="28"/>
+        </w:rPr>
+        <w:t xml:space="preserve">- </w:t>
+      </w:r>
+      <w:r>
+        <w:rPr>
+          <w:rFonts w:ascii="Times New Roman" w:hAnsi="Times New Roman" w:cs="Times New Roman"/>
+          <w:sz w:val="28"/>
+          <w:szCs w:val="28"/>
+          <w:lang w:val="en-US"/>
+        </w:rPr>
+        <w:t>A</w:t>
+      </w:r>
+      <w:r>
+        <w:rPr>
+          <w:rFonts w:ascii="Times New Roman" w:hAnsi="Times New Roman" w:cs="Times New Roman"/>
+          <w:sz w:val="28"/>
+          <w:szCs w:val="28"/>
+        </w:rPr>
+        <w:t xml:space="preserve"> </w:t>
+      </w:r>
+      <w:r>
+        <w:rPr>
+          <w:rFonts w:ascii="Cambria Math" w:hAnsi="Cambria Math" w:cs="Cambria Math"/>
+          <w:sz w:val="28"/>
+          <w:szCs w:val="28"/>
+        </w:rPr>
+        <w:t>∨</w:t>
+      </w:r>
+      <w:r>
+        <w:rPr>
+          <w:rFonts w:ascii="Times New Roman" w:hAnsi="Times New Roman" w:cs="Times New Roman"/>
+          <w:sz w:val="28"/>
+          <w:szCs w:val="28"/>
+        </w:rPr>
+        <w:t xml:space="preserve"> 0 = </w:t>
+      </w:r>
+      <w:r>
+        <w:rPr>
+          <w:rFonts w:ascii="Times New Roman" w:hAnsi="Times New Roman" w:cs="Times New Roman"/>
+          <w:sz w:val="28"/>
+          <w:szCs w:val="28"/>
+          <w:lang w:val="en-US"/>
+        </w:rPr>
+        <w:t>A</w:t>
+      </w:r>
+    </w:p>
+    <w:p>
+      <w:pPr>
+        <w:spacing w:line="259" w:lineRule="auto"/>
+        <w:rPr>
+          <w:rFonts w:ascii="Times New Roman" w:hAnsi="Times New Roman" w:cs="Times New Roman"/>
+          <w:sz w:val="28"/>
+          <w:szCs w:val="28"/>
+        </w:rPr>
+      </w:pPr>
+      <w:r>
+        <w:rPr>
+          <w:rFonts w:ascii="Times New Roman" w:hAnsi="Times New Roman" w:cs="Times New Roman"/>
+          <w:sz w:val="28"/>
+          <w:szCs w:val="28"/>
+        </w:rPr>
+        <w:t xml:space="preserve">- </w:t>
+      </w:r>
+      <w:r>
+        <w:rPr>
+          <w:rFonts w:ascii="Times New Roman" w:hAnsi="Times New Roman" w:cs="Times New Roman"/>
+          <w:sz w:val="28"/>
+          <w:szCs w:val="28"/>
+          <w:lang w:val="en-US"/>
+        </w:rPr>
+        <w:t>A</w:t>
+      </w:r>
+      <w:r>
+        <w:rPr>
+          <w:rFonts w:ascii="Times New Roman" w:hAnsi="Times New Roman" w:cs="Times New Roman"/>
+          <w:sz w:val="28"/>
+          <w:szCs w:val="28"/>
+        </w:rPr>
+        <w:t xml:space="preserve"> </w:t>
+      </w:r>
+      <w:r>
+        <w:rPr>
+          <w:rFonts w:ascii="Cambria Math" w:hAnsi="Cambria Math" w:cs="Cambria Math"/>
+          <w:sz w:val="28"/>
+          <w:szCs w:val="28"/>
+        </w:rPr>
+        <w:t>∧</w:t>
+      </w:r>
+      <w:r>
+        <w:rPr>
+          <w:rFonts w:ascii="Times New Roman" w:hAnsi="Times New Roman" w:cs="Times New Roman"/>
+          <w:sz w:val="28"/>
+          <w:szCs w:val="28"/>
+        </w:rPr>
+        <w:t xml:space="preserve"> 1 = </w:t>
+      </w:r>
+      <w:r>
+        <w:rPr>
+          <w:rFonts w:ascii="Times New Roman" w:hAnsi="Times New Roman" w:cs="Times New Roman"/>
+          <w:sz w:val="28"/>
+          <w:szCs w:val="28"/>
+          <w:lang w:val="en-US"/>
+        </w:rPr>
+        <w:t>A</w:t>
+      </w:r>
+      <w:r>
+        <w:rPr>
+          <w:rFonts w:ascii="Times New Roman" w:hAnsi="Times New Roman" w:cs="Times New Roman"/>
+          <w:sz w:val="28"/>
+          <w:szCs w:val="28"/>
+        </w:rPr>
+        <w:t xml:space="preserve">  </w:t>
+      </w:r>
+    </w:p>
+    <w:p>
+      <w:pPr>
+        <w:spacing w:line="259" w:lineRule="auto"/>
+        <w:rPr>
+          <w:rFonts w:ascii="Times New Roman" w:hAnsi="Times New Roman" w:cs="Times New Roman"/>
+          <w:sz w:val="28"/>
+          <w:szCs w:val="28"/>
+        </w:rPr>
+      </w:pPr>
+      <w:r>
+        <w:rPr>
+          <w:rFonts w:ascii="Times New Roman" w:hAnsi="Times New Roman" w:cs="Times New Roman"/>
+          <w:sz w:val="28"/>
+          <w:szCs w:val="28"/>
+        </w:rPr>
+        <w:t xml:space="preserve">- </w:t>
+      </w:r>
+      <w:r>
+        <w:rPr>
+          <w:rFonts w:ascii="Times New Roman" w:hAnsi="Times New Roman" w:cs="Times New Roman"/>
+          <w:sz w:val="28"/>
+          <w:szCs w:val="28"/>
+          <w:lang w:val="en-US"/>
+        </w:rPr>
+        <w:t>A</w:t>
+      </w:r>
+      <w:r>
+        <w:rPr>
+          <w:rFonts w:ascii="Times New Roman" w:hAnsi="Times New Roman" w:cs="Times New Roman"/>
+          <w:sz w:val="28"/>
+          <w:szCs w:val="28"/>
+        </w:rPr>
+        <w:t xml:space="preserve"> </w:t>
+      </w:r>
+      <w:r>
+        <w:rPr>
+          <w:rFonts w:ascii="Cambria Math" w:hAnsi="Cambria Math" w:cs="Cambria Math"/>
+          <w:sz w:val="28"/>
+          <w:szCs w:val="28"/>
+        </w:rPr>
+        <w:t>∨</w:t>
+      </w:r>
+      <w:r>
+        <w:rPr>
+          <w:rFonts w:ascii="Times New Roman" w:hAnsi="Times New Roman" w:cs="Times New Roman"/>
+          <w:sz w:val="28"/>
+          <w:szCs w:val="28"/>
+        </w:rPr>
+        <w:t xml:space="preserve"> 1 = 1</w:t>
+      </w:r>
+    </w:p>
+    <w:p>
+      <w:pPr>
+        <w:spacing w:line="259" w:lineRule="auto"/>
+        <w:rPr>
+          <w:rFonts w:ascii="Times New Roman" w:hAnsi="Times New Roman" w:cs="Times New Roman"/>
+          <w:sz w:val="28"/>
+          <w:szCs w:val="28"/>
+        </w:rPr>
+      </w:pPr>
+      <w:r>
+        <w:rPr>
+          <w:rFonts w:ascii="Times New Roman" w:hAnsi="Times New Roman" w:cs="Times New Roman"/>
+          <w:sz w:val="28"/>
+          <w:szCs w:val="28"/>
+        </w:rPr>
+        <w:t xml:space="preserve">- </w:t>
+      </w:r>
+      <w:r>
+        <w:rPr>
+          <w:rFonts w:ascii="Times New Roman" w:hAnsi="Times New Roman" w:cs="Times New Roman"/>
+          <w:sz w:val="28"/>
+          <w:szCs w:val="28"/>
+          <w:lang w:val="en-US"/>
+        </w:rPr>
+        <w:t>A</w:t>
+      </w:r>
+      <w:r>
+        <w:rPr>
+          <w:rFonts w:ascii="Times New Roman" w:hAnsi="Times New Roman" w:cs="Times New Roman"/>
+          <w:sz w:val="28"/>
+          <w:szCs w:val="28"/>
+        </w:rPr>
+        <w:t xml:space="preserve"> </w:t>
+      </w:r>
+      <w:r>
+        <w:rPr>
+          <w:rFonts w:ascii="Cambria Math" w:hAnsi="Cambria Math" w:cs="Cambria Math"/>
+          <w:sz w:val="28"/>
+          <w:szCs w:val="28"/>
+        </w:rPr>
+        <w:t>∧</w:t>
+      </w:r>
+      <w:r>
+        <w:rPr>
+          <w:rFonts w:ascii="Times New Roman" w:hAnsi="Times New Roman" w:cs="Times New Roman"/>
+          <w:sz w:val="28"/>
+          <w:szCs w:val="28"/>
+        </w:rPr>
+        <w:t xml:space="preserve"> 0 = 0</w:t>
+      </w:r>
+    </w:p>
+    <w:p>
+      <w:pPr>
+        <w:spacing w:line="259" w:lineRule="auto"/>
+        <w:rPr>
+          <w:rFonts w:ascii="Times New Roman" w:hAnsi="Times New Roman" w:cs="Times New Roman"/>
+          <w:sz w:val="28"/>
+          <w:szCs w:val="28"/>
+        </w:rPr>
+      </w:pPr>
+      <w:r>
+        <w:rPr>
+          <w:rFonts w:ascii="Times New Roman" w:hAnsi="Times New Roman" w:cs="Times New Roman"/>
+          <w:sz w:val="28"/>
+          <w:szCs w:val="28"/>
+        </w:rPr>
+        <w:t xml:space="preserve">- </w:t>
+      </w:r>
+      <w:r>
+        <w:rPr>
+          <w:rFonts w:ascii="Times New Roman" w:hAnsi="Times New Roman" w:cs="Times New Roman"/>
+          <w:sz w:val="28"/>
+          <w:szCs w:val="28"/>
+          <w:lang w:val="en-US"/>
+        </w:rPr>
+        <w:t>A</w:t>
+      </w:r>
+      <w:r>
+        <w:rPr>
+          <w:rFonts w:ascii="Times New Roman" w:hAnsi="Times New Roman" w:cs="Times New Roman"/>
+          <w:sz w:val="28"/>
+          <w:szCs w:val="28"/>
+        </w:rPr>
+        <w:t xml:space="preserve"> </w:t>
+      </w:r>
+      <w:r>
+        <w:rPr>
+          <w:rFonts w:ascii="Cambria Math" w:hAnsi="Cambria Math" w:cs="Cambria Math"/>
+          <w:sz w:val="28"/>
+          <w:szCs w:val="28"/>
+        </w:rPr>
+        <w:t>∨</w:t>
+      </w:r>
+      <w:r>
+        <w:rPr>
+          <w:rFonts w:ascii="Times New Roman" w:hAnsi="Times New Roman" w:cs="Times New Roman"/>
+          <w:sz w:val="28"/>
+          <w:szCs w:val="28"/>
+        </w:rPr>
+        <w:t xml:space="preserve"> ¬</w:t>
+      </w:r>
+      <w:r>
+        <w:rPr>
+          <w:rFonts w:ascii="Times New Roman" w:hAnsi="Times New Roman" w:cs="Times New Roman"/>
+          <w:sz w:val="28"/>
+          <w:szCs w:val="28"/>
+          <w:lang w:val="en-US"/>
+        </w:rPr>
+        <w:t>A</w:t>
+      </w:r>
+      <w:r>
+        <w:rPr>
+          <w:rFonts w:ascii="Times New Roman" w:hAnsi="Times New Roman" w:cs="Times New Roman"/>
+          <w:sz w:val="28"/>
+          <w:szCs w:val="28"/>
+        </w:rPr>
+        <w:t xml:space="preserve"> = 1</w:t>
+      </w:r>
+    </w:p>
+    <w:p>
+      <w:pPr>
+        <w:spacing w:line="259" w:lineRule="auto"/>
+        <w:rPr>
+          <w:rFonts w:ascii="Times New Roman" w:hAnsi="Times New Roman" w:cs="Times New Roman"/>
+          <w:sz w:val="28"/>
+          <w:szCs w:val="28"/>
+        </w:rPr>
+      </w:pPr>
+      <w:r>
+        <w:rPr>
+          <w:rFonts w:ascii="Times New Roman" w:hAnsi="Times New Roman" w:cs="Times New Roman"/>
+          <w:sz w:val="28"/>
+          <w:szCs w:val="28"/>
+        </w:rPr>
+        <w:t xml:space="preserve">- </w:t>
+      </w:r>
+      <w:r>
+        <w:rPr>
+          <w:rFonts w:ascii="Times New Roman" w:hAnsi="Times New Roman" w:cs="Times New Roman"/>
+          <w:sz w:val="28"/>
+          <w:szCs w:val="28"/>
+          <w:lang w:val="en-US"/>
+        </w:rPr>
+        <w:t>A</w:t>
+      </w:r>
+      <w:r>
+        <w:rPr>
+          <w:rFonts w:ascii="Times New Roman" w:hAnsi="Times New Roman" w:cs="Times New Roman"/>
+          <w:sz w:val="28"/>
+          <w:szCs w:val="28"/>
+        </w:rPr>
+        <w:t xml:space="preserve"> </w:t>
+      </w:r>
+      <w:r>
+        <w:rPr>
+          <w:rFonts w:ascii="Cambria Math" w:hAnsi="Cambria Math" w:cs="Cambria Math"/>
+          <w:sz w:val="28"/>
+          <w:szCs w:val="28"/>
+        </w:rPr>
+        <w:t>∧</w:t>
+      </w:r>
+      <w:r>
+        <w:rPr>
+          <w:rFonts w:ascii="Times New Roman" w:hAnsi="Times New Roman" w:cs="Times New Roman"/>
+          <w:sz w:val="28"/>
+          <w:szCs w:val="28"/>
+        </w:rPr>
+        <w:t xml:space="preserve"> ¬</w:t>
+      </w:r>
+      <w:r>
+        <w:rPr>
+          <w:rFonts w:ascii="Times New Roman" w:hAnsi="Times New Roman" w:cs="Times New Roman"/>
+          <w:sz w:val="28"/>
+          <w:szCs w:val="28"/>
+          <w:lang w:val="en-US"/>
+        </w:rPr>
+        <w:t>A</w:t>
+      </w:r>
+      <w:r>
+        <w:rPr>
+          <w:rFonts w:ascii="Times New Roman" w:hAnsi="Times New Roman" w:cs="Times New Roman"/>
+          <w:sz w:val="28"/>
+          <w:szCs w:val="28"/>
+        </w:rPr>
+        <w:t xml:space="preserve"> = 0</w:t>
+      </w:r>
+    </w:p>
+    <w:p>
+      <w:pPr>
+        <w:spacing w:line="259" w:lineRule="auto"/>
+        <w:rPr>
+          <w:rFonts w:ascii="Times New Roman" w:hAnsi="Times New Roman" w:cs="Times New Roman"/>
+          <w:sz w:val="28"/>
+          <w:szCs w:val="28"/>
+        </w:rPr>
+      </w:pPr>
+    </w:p>
+    <w:p>
+      <w:pPr>
+        <w:spacing w:line="259" w:lineRule="auto"/>
+        <w:rPr>
+          <w:rFonts w:ascii="Times New Roman" w:hAnsi="Times New Roman" w:cs="Times New Roman"/>
+          <w:sz w:val="28"/>
+          <w:szCs w:val="28"/>
+        </w:rPr>
+      </w:pPr>
+      <w:r>
+        <w:rPr>
+          <w:rFonts w:ascii="Times New Roman" w:hAnsi="Times New Roman" w:cs="Times New Roman"/>
+          <w:sz w:val="28"/>
+          <w:szCs w:val="28"/>
+        </w:rPr>
+        <w:t>## 5. **Полезные тождества для запоминания**</w:t>
+      </w:r>
+    </w:p>
+    <w:p>
+      <w:pPr>
+        <w:spacing w:line="259" w:lineRule="auto"/>
+        <w:rPr>
+          <w:rFonts w:ascii="Times New Roman" w:hAnsi="Times New Roman" w:cs="Times New Roman"/>
+          <w:sz w:val="28"/>
+          <w:szCs w:val="28"/>
+        </w:rPr>
+      </w:pPr>
+      <w:r>
+        <w:rPr>
+          <w:rFonts w:ascii="Times New Roman" w:hAnsi="Times New Roman" w:cs="Times New Roman"/>
+          <w:sz w:val="28"/>
+          <w:szCs w:val="28"/>
+        </w:rPr>
+        <w:t xml:space="preserve">- A </w:t>
+      </w:r>
+      <w:r>
+        <w:rPr>
+          <w:rFonts w:ascii="Cambria Math" w:hAnsi="Cambria Math" w:cs="Cambria Math"/>
+          <w:sz w:val="28"/>
+          <w:szCs w:val="28"/>
+        </w:rPr>
+        <w:t>⊕</w:t>
+      </w:r>
+      <w:r>
+        <w:rPr>
+          <w:rFonts w:ascii="Times New Roman" w:hAnsi="Times New Roman" w:cs="Times New Roman"/>
+          <w:sz w:val="28"/>
+          <w:szCs w:val="28"/>
+        </w:rPr>
+        <w:t xml:space="preserve"> B = (A</w:t>
+      </w:r>
+      <w:r>
+        <w:rPr>
+          <w:rFonts w:ascii="Cambria Math" w:hAnsi="Cambria Math" w:cs="Cambria Math"/>
+          <w:sz w:val="28"/>
+          <w:szCs w:val="28"/>
+        </w:rPr>
+        <w:t>∧</w:t>
+      </w:r>
+      <w:r>
+        <w:rPr>
+          <w:rFonts w:ascii="Times New Roman" w:hAnsi="Times New Roman" w:cs="Times New Roman"/>
+          <w:sz w:val="28"/>
+          <w:szCs w:val="28"/>
+        </w:rPr>
+        <w:t xml:space="preserve">¬B) </w:t>
+      </w:r>
+      <w:r>
+        <w:rPr>
+          <w:rFonts w:ascii="Cambria Math" w:hAnsi="Cambria Math" w:cs="Cambria Math"/>
+          <w:sz w:val="28"/>
+          <w:szCs w:val="28"/>
+        </w:rPr>
+        <w:t>∨</w:t>
+      </w:r>
+      <w:r>
+        <w:rPr>
+          <w:rFonts w:ascii="Times New Roman" w:hAnsi="Times New Roman" w:cs="Times New Roman"/>
+          <w:sz w:val="28"/>
+          <w:szCs w:val="28"/>
+        </w:rPr>
+        <w:t xml:space="preserve"> (¬A</w:t>
+      </w:r>
+      <w:r>
+        <w:rPr>
+          <w:rFonts w:ascii="Cambria Math" w:hAnsi="Cambria Math" w:cs="Cambria Math"/>
+          <w:sz w:val="28"/>
+          <w:szCs w:val="28"/>
+        </w:rPr>
+        <w:t>∧</w:t>
+      </w:r>
+      <w:r>
+        <w:rPr>
+          <w:rFonts w:ascii="Times New Roman" w:hAnsi="Times New Roman" w:cs="Times New Roman"/>
+          <w:sz w:val="28"/>
+          <w:szCs w:val="28"/>
+        </w:rPr>
+        <w:t>B) (исключающее ИЛИ)</w:t>
+      </w:r>
+    </w:p>
+    <w:p>
+      <w:pPr>
+        <w:spacing w:line="259" w:lineRule="auto"/>
+        <w:rPr>
+          <w:rFonts w:ascii="Times New Roman" w:hAnsi="Times New Roman" w:cs="Times New Roman"/>
+          <w:sz w:val="28"/>
+          <w:szCs w:val="28"/>
+        </w:rPr>
+      </w:pPr>
+      <w:r>
+        <w:rPr>
+          <w:rFonts w:ascii="Times New Roman" w:hAnsi="Times New Roman" w:cs="Times New Roman"/>
+          <w:sz w:val="28"/>
+          <w:szCs w:val="28"/>
+        </w:rPr>
+        <w:t xml:space="preserve">- A → B = ¬A </w:t>
+      </w:r>
+      <w:r>
+        <w:rPr>
+          <w:rFonts w:ascii="Cambria Math" w:hAnsi="Cambria Math" w:cs="Cambria Math"/>
+          <w:sz w:val="28"/>
+          <w:szCs w:val="28"/>
+        </w:rPr>
+        <w:t>∨</w:t>
+      </w:r>
+      <w:r>
+        <w:rPr>
+          <w:rFonts w:ascii="Times New Roman" w:hAnsi="Times New Roman" w:cs="Times New Roman"/>
+          <w:sz w:val="28"/>
+          <w:szCs w:val="28"/>
+        </w:rPr>
+        <w:t xml:space="preserve"> B (импликация)</w:t>
+      </w:r>
+    </w:p>
+    <w:p>
+      <w:pPr>
+        <w:spacing w:line="259" w:lineRule="auto"/>
+        <w:rPr>
+          <w:rFonts w:ascii="Times New Roman" w:hAnsi="Times New Roman" w:cs="Times New Roman"/>
+          <w:sz w:val="28"/>
+          <w:szCs w:val="28"/>
+        </w:rPr>
+      </w:pPr>
+      <w:r>
+        <w:rPr>
+          <w:rFonts w:ascii="Times New Roman" w:hAnsi="Times New Roman" w:cs="Times New Roman"/>
+          <w:sz w:val="28"/>
+          <w:szCs w:val="28"/>
+        </w:rPr>
+        <w:t>- A ↔ B = (A</w:t>
+      </w:r>
+      <w:r>
+        <w:rPr>
+          <w:rFonts w:ascii="Cambria Math" w:hAnsi="Cambria Math" w:cs="Cambria Math"/>
+          <w:sz w:val="28"/>
+          <w:szCs w:val="28"/>
+        </w:rPr>
+        <w:t>∧</w:t>
+      </w:r>
+      <w:r>
+        <w:rPr>
+          <w:rFonts w:ascii="Times New Roman" w:hAnsi="Times New Roman" w:cs="Times New Roman"/>
+          <w:sz w:val="28"/>
+          <w:szCs w:val="28"/>
+        </w:rPr>
+        <w:t xml:space="preserve">B) </w:t>
+      </w:r>
+      <w:r>
+        <w:rPr>
+          <w:rFonts w:ascii="Cambria Math" w:hAnsi="Cambria Math" w:cs="Cambria Math"/>
+          <w:sz w:val="28"/>
+          <w:szCs w:val="28"/>
+        </w:rPr>
+        <w:t>∨</w:t>
+      </w:r>
+      <w:r>
+        <w:rPr>
+          <w:rFonts w:ascii="Times New Roman" w:hAnsi="Times New Roman" w:cs="Times New Roman"/>
+          <w:sz w:val="28"/>
+          <w:szCs w:val="28"/>
+        </w:rPr>
+        <w:t xml:space="preserve"> (¬A</w:t>
+      </w:r>
+      <w:r>
+        <w:rPr>
+          <w:rFonts w:ascii="Cambria Math" w:hAnsi="Cambria Math" w:cs="Cambria Math"/>
+          <w:sz w:val="28"/>
+          <w:szCs w:val="28"/>
+        </w:rPr>
+        <w:t>∧</w:t>
+      </w:r>
+      <w:r>
+        <w:rPr>
+          <w:rFonts w:ascii="Times New Roman" w:hAnsi="Times New Roman" w:cs="Times New Roman"/>
+          <w:sz w:val="28"/>
+          <w:szCs w:val="28"/>
+        </w:rPr>
+        <w:t>¬B) (эквивалентность)</w:t>
       </w:r>
     </w:p>
     <w:sectPr>
       <w:pgSz w:w="11906" w:h="16838"/>
-      <w:pgMar w:top="0" w:right="851" w:bottom="567" w:left="1701" w:header="709" w:footer="709" w:gutter="0"/>
+      <w:pgMar w:top="1134" w:right="567" w:bottom="1134" w:left="1701" w:header="709" w:footer="709" w:gutter="0"/>
       <w:cols w:space="708"/>
       <w:docGrid w:linePitch="360"/>
     </w:sectPr>
@@ -4664,7 +12066,7 @@
   <w:abstractNum w:abstractNumId="1" w15:restartNumberingAfterBreak="0">
     <w:nsid w:val="2B0A5B83"/>
     <w:multiLevelType w:val="hybridMultilevel"/>
-    <w:tmpl w:val="1AD4ABFA"/>
+    <w:tmpl w:val="D29EB852"/>
     <w:lvl w:ilvl="0" w:tplc="0419000F">
       <w:start w:val="1"/>
       <w:numFmt w:val="decimal"/>
@@ -5138,6 +12540,119 @@
     </w:lvl>
   </w:abstractNum>
   <w:abstractNum w:abstractNumId="5" w15:restartNumberingAfterBreak="0">
+    <w:nsid w:val="6DF403AA"/>
+    <w:multiLevelType w:val="multilevel"/>
+    <w:tmpl w:val="953EEAFC"/>
+    <w:lvl w:ilvl="0">
+      <w:start w:val="1"/>
+      <w:numFmt w:val="decimal"/>
+      <w:lvlText w:val="%1."/>
+      <w:lvlJc w:val="left"/>
+      <w:pPr>
+        <w:tabs>
+          <w:tab w:val="num" w:pos="720"/>
+        </w:tabs>
+        <w:ind w:left="720" w:hanging="360"/>
+      </w:pPr>
+    </w:lvl>
+    <w:lvl w:ilvl="1" w:tentative="1">
+      <w:start w:val="1"/>
+      <w:numFmt w:val="decimal"/>
+      <w:lvlText w:val="%2."/>
+      <w:lvlJc w:val="left"/>
+      <w:pPr>
+        <w:tabs>
+          <w:tab w:val="num" w:pos="1440"/>
+        </w:tabs>
+        <w:ind w:left="1440" w:hanging="360"/>
+      </w:pPr>
+    </w:lvl>
+    <w:lvl w:ilvl="2" w:tentative="1">
+      <w:start w:val="1"/>
+      <w:numFmt w:val="decimal"/>
+      <w:lvlText w:val="%3."/>
+      <w:lvlJc w:val="left"/>
+      <w:pPr>
+        <w:tabs>
+          <w:tab w:val="num" w:pos="2160"/>
+        </w:tabs>
+        <w:ind w:left="2160" w:hanging="360"/>
+      </w:pPr>
+    </w:lvl>
+    <w:lvl w:ilvl="3" w:tentative="1">
+      <w:start w:val="1"/>
+      <w:numFmt w:val="decimal"/>
+      <w:lvlText w:val="%4."/>
+      <w:lvlJc w:val="left"/>
+      <w:pPr>
+        <w:tabs>
+          <w:tab w:val="num" w:pos="2880"/>
+        </w:tabs>
+        <w:ind w:left="2880" w:hanging="360"/>
+      </w:pPr>
+    </w:lvl>
+    <w:lvl w:ilvl="4" w:tentative="1">
+      <w:start w:val="1"/>
+      <w:numFmt w:val="decimal"/>
+      <w:lvlText w:val="%5."/>
+      <w:lvlJc w:val="left"/>
+      <w:pPr>
+        <w:tabs>
+          <w:tab w:val="num" w:pos="3600"/>
+        </w:tabs>
+        <w:ind w:left="3600" w:hanging="360"/>
+      </w:pPr>
+    </w:lvl>
+    <w:lvl w:ilvl="5" w:tentative="1">
+      <w:start w:val="1"/>
+      <w:numFmt w:val="decimal"/>
+      <w:lvlText w:val="%6."/>
+      <w:lvlJc w:val="left"/>
+      <w:pPr>
+        <w:tabs>
+          <w:tab w:val="num" w:pos="4320"/>
+        </w:tabs>
+        <w:ind w:left="4320" w:hanging="360"/>
+      </w:pPr>
+    </w:lvl>
+    <w:lvl w:ilvl="6" w:tentative="1">
+      <w:start w:val="1"/>
+      <w:numFmt w:val="decimal"/>
+      <w:lvlText w:val="%7."/>
+      <w:lvlJc w:val="left"/>
+      <w:pPr>
+        <w:tabs>
+          <w:tab w:val="num" w:pos="5040"/>
+        </w:tabs>
+        <w:ind w:left="5040" w:hanging="360"/>
+      </w:pPr>
+    </w:lvl>
+    <w:lvl w:ilvl="7" w:tentative="1">
+      <w:start w:val="1"/>
+      <w:numFmt w:val="decimal"/>
+      <w:lvlText w:val="%8."/>
+      <w:lvlJc w:val="left"/>
+      <w:pPr>
+        <w:tabs>
+          <w:tab w:val="num" w:pos="5760"/>
+        </w:tabs>
+        <w:ind w:left="5760" w:hanging="360"/>
+      </w:pPr>
+    </w:lvl>
+    <w:lvl w:ilvl="8" w:tentative="1">
+      <w:start w:val="1"/>
+      <w:numFmt w:val="decimal"/>
+      <w:lvlText w:val="%9."/>
+      <w:lvlJc w:val="left"/>
+      <w:pPr>
+        <w:tabs>
+          <w:tab w:val="num" w:pos="6480"/>
+        </w:tabs>
+        <w:ind w:left="6480" w:hanging="360"/>
+      </w:pPr>
+    </w:lvl>
+  </w:abstractNum>
+  <w:abstractNum w:abstractNumId="6" w15:restartNumberingAfterBreak="0">
     <w:nsid w:val="6F196CF4"/>
     <w:multiLevelType w:val="multilevel"/>
     <w:tmpl w:val="4314D52A"/>
@@ -5257,7 +12772,7 @@
     <w:abstractNumId w:val="4"/>
   </w:num>
   <w:num w:numId="3" w16cid:durableId="691491296">
-    <w:abstractNumId w:val="5"/>
+    <w:abstractNumId w:val="6"/>
   </w:num>
   <w:num w:numId="4" w16cid:durableId="1745831039">
     <w:abstractNumId w:val="3"/>
@@ -5267,6 +12782,9 @@
   </w:num>
   <w:num w:numId="6" w16cid:durableId="266276657">
     <w:abstractNumId w:val="1"/>
+  </w:num>
+  <w:num w:numId="7" w16cid:durableId="807476925">
+    <w:abstractNumId w:val="5"/>
   </w:num>
 </w:numbering>
 </file>
@@ -5681,7 +13199,6 @@
   <w:style w:type="character" w:default="1" w:styleId="a0">
     <w:name w:val="Default Paragraph Font"/>
     <w:uiPriority w:val="1"/>
-    <w:semiHidden/>
     <w:unhideWhenUsed/>
   </w:style>
   <w:style w:type="table" w:default="1" w:styleId="a1">

--- a/Архитектура АС/ПРАКТИКА 1/ПРАКТИКА 1.docx
+++ b/Архитектура АС/ПРАКТИКА 1/ПРАКТИКА 1.docx
@@ -470,14 +470,22 @@
       <w:pPr>
         <w:pStyle w:val="a3"/>
         <w:spacing w:before="0" w:beforeAutospacing="0" w:after="0" w:afterAutospacing="0" w:line="360" w:lineRule="auto"/>
-        <w:ind w:hanging="1"/>
-        <w:jc w:val="right"/>
+        <w:ind w:left="4248" w:firstLine="708"/>
+        <w:jc w:val="center"/>
         <w:rPr>
           <w:color w:val="000000" w:themeColor="text1"/>
           <w:sz w:val="28"/>
           <w:szCs w:val="28"/>
         </w:rPr>
       </w:pPr>
+      <w:r>
+        <w:rPr>
+          <w:color w:val="000000" w:themeColor="text1"/>
+          <w:sz w:val="28"/>
+          <w:szCs w:val="28"/>
+        </w:rPr>
+        <w:t xml:space="preserve"> </w:t>
+      </w:r>
       <w:r>
         <w:rPr>
           <w:color w:val="000000" w:themeColor="text1"/>
@@ -506,7 +514,7 @@
           <w:sz w:val="28"/>
           <w:szCs w:val="28"/>
         </w:rPr>
-        <w:t xml:space="preserve">                                                    </w:t>
+        <w:t xml:space="preserve">                                                   </w:t>
       </w:r>
       <w:r>
         <w:rPr>
@@ -630,6 +638,14 @@
         </w:rPr>
         <w:tab/>
         <w:t xml:space="preserve">                        </w:t>
+      </w:r>
+      <w:r>
+        <w:rPr>
+          <w:color w:val="000000" w:themeColor="text1"/>
+          <w:sz w:val="28"/>
+          <w:szCs w:val="28"/>
+        </w:rPr>
+        <w:t xml:space="preserve"> </w:t>
       </w:r>
       <w:r>
         <w:rPr>
@@ -8764,6 +8780,7 @@
       <w:r>
         <w:rPr>
           <w:rFonts w:ascii="Times New Roman" w:hAnsi="Times New Roman" w:cs="Times New Roman"/>
+          <w:noProof/>
           <w:sz w:val="28"/>
           <w:szCs w:val="28"/>
           <w:lang w:val="en-US"/>
@@ -8812,12 +8829,12 @@
           <w:rFonts w:ascii="Times New Roman" w:hAnsi="Times New Roman" w:cs="Times New Roman"/>
           <w:sz w:val="28"/>
           <w:szCs w:val="28"/>
-          <w:lang w:val="en-US"/>
-        </w:rPr>
-      </w:pPr>
-      <w:r>
-        <w:rPr>
-          <w:rFonts w:ascii="Times New Roman" w:hAnsi="Times New Roman" w:cs="Times New Roman"/>
+        </w:rPr>
+      </w:pPr>
+      <w:r>
+        <w:rPr>
+          <w:rFonts w:ascii="Times New Roman" w:hAnsi="Times New Roman" w:cs="Times New Roman"/>
+          <w:noProof/>
           <w:sz w:val="28"/>
           <w:szCs w:val="28"/>
           <w:lang w:val="en-US"/>
@@ -8866,6 +8883,16 @@
           <w:rFonts w:ascii="Times New Roman" w:hAnsi="Times New Roman" w:cs="Times New Roman"/>
           <w:sz w:val="28"/>
           <w:szCs w:val="28"/>
+        </w:rPr>
+      </w:pPr>
+    </w:p>
+    <w:p>
+      <w:pPr>
+        <w:spacing w:line="259" w:lineRule="auto"/>
+        <w:rPr>
+          <w:rFonts w:ascii="Times New Roman" w:hAnsi="Times New Roman" w:cs="Times New Roman"/>
+          <w:sz w:val="28"/>
+          <w:szCs w:val="28"/>
           <w:lang w:val="en-US"/>
         </w:rPr>
       </w:pPr>
@@ -8920,6 +8947,7 @@
                 <w:szCs w:val="28"/>
                 <w:lang w:val="en-US"/>
               </w:rPr>
+              <w:lastRenderedPageBreak/>
               <w:t>A</w:t>
             </w:r>
           </w:p>
@@ -9043,7 +9071,6 @@
                 <w:szCs w:val="28"/>
                 <w:lang w:val="en-US"/>
               </w:rPr>
-              <w:lastRenderedPageBreak/>
               <w:t>0</w:t>
             </w:r>
           </w:p>
@@ -9505,7 +9532,7 @@
                 <w:sz w:val="28"/>
                 <w:szCs w:val="28"/>
               </w:rPr>
-              <w:t>0</w:t>
+              <w:t>1</w:t>
             </w:r>
           </w:p>
         </w:tc>
@@ -9742,131 +9769,6 @@
                 <w:color w:val="000000" w:themeColor="text1"/>
                 <w:sz w:val="28"/>
                 <w:szCs w:val="28"/>
-                <w:lang w:val="en-US"/>
-              </w:rPr>
-            </w:pPr>
-            <w:r>
-              <w:rPr>
-                <w:rFonts w:ascii="Times New Roman" w:hAnsi="Times New Roman" w:cs="Times New Roman"/>
-                <w:color w:val="000000" w:themeColor="text1"/>
-                <w:sz w:val="28"/>
-                <w:szCs w:val="28"/>
-                <w:lang w:val="en-US"/>
-              </w:rPr>
-              <w:t>0</w:t>
-            </w:r>
-          </w:p>
-        </w:tc>
-      </w:tr>
-      <w:tr>
-        <w:trPr>
-          <w:trHeight w:val="390"/>
-        </w:trPr>
-        <w:tc>
-          <w:tcPr>
-            <w:tcW w:w="2299" w:type="dxa"/>
-            <w:shd w:val="clear" w:color="auto" w:fill="FBE4D5" w:themeFill="accent2" w:themeFillTint="33"/>
-            <w:vAlign w:val="center"/>
-          </w:tcPr>
-          <w:p>
-            <w:pPr>
-              <w:spacing w:line="259" w:lineRule="auto"/>
-              <w:jc w:val="center"/>
-              <w:rPr>
-                <w:rFonts w:ascii="Times New Roman" w:hAnsi="Times New Roman" w:cs="Times New Roman"/>
-                <w:color w:val="000000" w:themeColor="text1"/>
-                <w:sz w:val="28"/>
-                <w:szCs w:val="28"/>
-                <w:lang w:val="en-US"/>
-              </w:rPr>
-            </w:pPr>
-            <w:r>
-              <w:rPr>
-                <w:rFonts w:ascii="Times New Roman" w:hAnsi="Times New Roman" w:cs="Times New Roman"/>
-                <w:color w:val="000000" w:themeColor="text1"/>
-                <w:sz w:val="28"/>
-                <w:szCs w:val="28"/>
-                <w:lang w:val="en-US"/>
-              </w:rPr>
-              <w:t>1</w:t>
-            </w:r>
-          </w:p>
-        </w:tc>
-        <w:tc>
-          <w:tcPr>
-            <w:tcW w:w="2300" w:type="dxa"/>
-            <w:shd w:val="clear" w:color="auto" w:fill="FFF2CC" w:themeFill="accent4" w:themeFillTint="33"/>
-            <w:vAlign w:val="center"/>
-          </w:tcPr>
-          <w:p>
-            <w:pPr>
-              <w:spacing w:line="259" w:lineRule="auto"/>
-              <w:jc w:val="center"/>
-              <w:rPr>
-                <w:rFonts w:ascii="Times New Roman" w:hAnsi="Times New Roman" w:cs="Times New Roman"/>
-                <w:color w:val="000000" w:themeColor="text1"/>
-                <w:sz w:val="28"/>
-                <w:szCs w:val="28"/>
-                <w:lang w:val="en-US"/>
-              </w:rPr>
-            </w:pPr>
-            <w:r>
-              <w:rPr>
-                <w:rFonts w:ascii="Times New Roman" w:hAnsi="Times New Roman" w:cs="Times New Roman"/>
-                <w:color w:val="000000" w:themeColor="text1"/>
-                <w:sz w:val="28"/>
-                <w:szCs w:val="28"/>
-                <w:lang w:val="en-US"/>
-              </w:rPr>
-              <w:t>1</w:t>
-            </w:r>
-          </w:p>
-        </w:tc>
-        <w:tc>
-          <w:tcPr>
-            <w:tcW w:w="2300" w:type="dxa"/>
-            <w:shd w:val="clear" w:color="auto" w:fill="DEEAF6" w:themeFill="accent1" w:themeFillTint="33"/>
-            <w:vAlign w:val="center"/>
-          </w:tcPr>
-          <w:p>
-            <w:pPr>
-              <w:spacing w:line="259" w:lineRule="auto"/>
-              <w:jc w:val="center"/>
-              <w:rPr>
-                <w:rFonts w:ascii="Times New Roman" w:hAnsi="Times New Roman" w:cs="Times New Roman"/>
-                <w:color w:val="000000" w:themeColor="text1"/>
-                <w:sz w:val="28"/>
-                <w:szCs w:val="28"/>
-                <w:lang w:val="en-US"/>
-              </w:rPr>
-            </w:pPr>
-            <w:r>
-              <w:rPr>
-                <w:rFonts w:ascii="Times New Roman" w:hAnsi="Times New Roman" w:cs="Times New Roman"/>
-                <w:color w:val="000000" w:themeColor="text1"/>
-                <w:sz w:val="28"/>
-                <w:szCs w:val="28"/>
-                <w:lang w:val="en-US"/>
-              </w:rPr>
-              <w:t>0</w:t>
-            </w:r>
-          </w:p>
-        </w:tc>
-        <w:tc>
-          <w:tcPr>
-            <w:tcW w:w="2300" w:type="dxa"/>
-            <w:shd w:val="clear" w:color="auto" w:fill="F4B083" w:themeFill="accent2" w:themeFillTint="99"/>
-            <w:vAlign w:val="center"/>
-          </w:tcPr>
-          <w:p>
-            <w:pPr>
-              <w:spacing w:line="259" w:lineRule="auto"/>
-              <w:jc w:val="center"/>
-              <w:rPr>
-                <w:rFonts w:ascii="Times New Roman" w:hAnsi="Times New Roman" w:cs="Times New Roman"/>
-                <w:color w:val="000000" w:themeColor="text1"/>
-                <w:sz w:val="28"/>
-                <w:szCs w:val="28"/>
               </w:rPr>
             </w:pPr>
             <w:r>
@@ -9971,6 +9873,129 @@
                 <w:szCs w:val="28"/>
                 <w:lang w:val="en-US"/>
               </w:rPr>
+              <w:t>0</w:t>
+            </w:r>
+          </w:p>
+        </w:tc>
+        <w:tc>
+          <w:tcPr>
+            <w:tcW w:w="2300" w:type="dxa"/>
+            <w:shd w:val="clear" w:color="auto" w:fill="F4B083" w:themeFill="accent2" w:themeFillTint="99"/>
+            <w:vAlign w:val="center"/>
+          </w:tcPr>
+          <w:p>
+            <w:pPr>
+              <w:spacing w:line="259" w:lineRule="auto"/>
+              <w:jc w:val="center"/>
+              <w:rPr>
+                <w:rFonts w:ascii="Times New Roman" w:hAnsi="Times New Roman" w:cs="Times New Roman"/>
+                <w:color w:val="000000" w:themeColor="text1"/>
+                <w:sz w:val="28"/>
+                <w:szCs w:val="28"/>
+              </w:rPr>
+            </w:pPr>
+            <w:r>
+              <w:rPr>
+                <w:rFonts w:ascii="Times New Roman" w:hAnsi="Times New Roman" w:cs="Times New Roman"/>
+                <w:color w:val="000000" w:themeColor="text1"/>
+                <w:sz w:val="28"/>
+                <w:szCs w:val="28"/>
+              </w:rPr>
+              <w:t>1</w:t>
+            </w:r>
+          </w:p>
+        </w:tc>
+      </w:tr>
+      <w:tr>
+        <w:trPr>
+          <w:trHeight w:val="390"/>
+        </w:trPr>
+        <w:tc>
+          <w:tcPr>
+            <w:tcW w:w="2299" w:type="dxa"/>
+            <w:shd w:val="clear" w:color="auto" w:fill="FBE4D5" w:themeFill="accent2" w:themeFillTint="33"/>
+            <w:vAlign w:val="center"/>
+          </w:tcPr>
+          <w:p>
+            <w:pPr>
+              <w:spacing w:line="259" w:lineRule="auto"/>
+              <w:jc w:val="center"/>
+              <w:rPr>
+                <w:rFonts w:ascii="Times New Roman" w:hAnsi="Times New Roman" w:cs="Times New Roman"/>
+                <w:color w:val="000000" w:themeColor="text1"/>
+                <w:sz w:val="28"/>
+                <w:szCs w:val="28"/>
+                <w:lang w:val="en-US"/>
+              </w:rPr>
+            </w:pPr>
+            <w:r>
+              <w:rPr>
+                <w:rFonts w:ascii="Times New Roman" w:hAnsi="Times New Roman" w:cs="Times New Roman"/>
+                <w:color w:val="000000" w:themeColor="text1"/>
+                <w:sz w:val="28"/>
+                <w:szCs w:val="28"/>
+                <w:lang w:val="en-US"/>
+              </w:rPr>
+              <w:t>1</w:t>
+            </w:r>
+          </w:p>
+        </w:tc>
+        <w:tc>
+          <w:tcPr>
+            <w:tcW w:w="2300" w:type="dxa"/>
+            <w:shd w:val="clear" w:color="auto" w:fill="FFF2CC" w:themeFill="accent4" w:themeFillTint="33"/>
+            <w:vAlign w:val="center"/>
+          </w:tcPr>
+          <w:p>
+            <w:pPr>
+              <w:spacing w:line="259" w:lineRule="auto"/>
+              <w:jc w:val="center"/>
+              <w:rPr>
+                <w:rFonts w:ascii="Times New Roman" w:hAnsi="Times New Roman" w:cs="Times New Roman"/>
+                <w:color w:val="000000" w:themeColor="text1"/>
+                <w:sz w:val="28"/>
+                <w:szCs w:val="28"/>
+                <w:lang w:val="en-US"/>
+              </w:rPr>
+            </w:pPr>
+            <w:r>
+              <w:rPr>
+                <w:rFonts w:ascii="Times New Roman" w:hAnsi="Times New Roman" w:cs="Times New Roman"/>
+                <w:color w:val="000000" w:themeColor="text1"/>
+                <w:sz w:val="28"/>
+                <w:szCs w:val="28"/>
+                <w:lang w:val="en-US"/>
+              </w:rPr>
+              <w:t>1</w:t>
+            </w:r>
+          </w:p>
+        </w:tc>
+        <w:tc>
+          <w:tcPr>
+            <w:tcW w:w="2300" w:type="dxa"/>
+            <w:shd w:val="clear" w:color="auto" w:fill="DEEAF6" w:themeFill="accent1" w:themeFillTint="33"/>
+            <w:vAlign w:val="center"/>
+          </w:tcPr>
+          <w:p>
+            <w:pPr>
+              <w:spacing w:line="259" w:lineRule="auto"/>
+              <w:jc w:val="center"/>
+              <w:rPr>
+                <w:rFonts w:ascii="Times New Roman" w:hAnsi="Times New Roman" w:cs="Times New Roman"/>
+                <w:color w:val="000000" w:themeColor="text1"/>
+                <w:sz w:val="28"/>
+                <w:szCs w:val="28"/>
+                <w:lang w:val="en-US"/>
+              </w:rPr>
+            </w:pPr>
+            <w:r>
+              <w:rPr>
+                <w:rFonts w:ascii="Times New Roman" w:hAnsi="Times New Roman" w:cs="Times New Roman"/>
+                <w:color w:val="000000" w:themeColor="text1"/>
+                <w:sz w:val="28"/>
+                <w:szCs w:val="28"/>
+                <w:lang w:val="en-US"/>
+              </w:rPr>
               <w:t>1</w:t>
             </w:r>
           </w:p>
@@ -9990,7 +10015,6 @@
                 <w:color w:val="000000" w:themeColor="text1"/>
                 <w:sz w:val="28"/>
                 <w:szCs w:val="28"/>
-                <w:lang w:val="en-US"/>
               </w:rPr>
             </w:pPr>
             <w:r>
@@ -9999,9 +10023,8 @@
                 <w:color w:val="000000" w:themeColor="text1"/>
                 <w:sz w:val="28"/>
                 <w:szCs w:val="28"/>
-                <w:lang w:val="en-US"/>
-              </w:rPr>
-              <w:t>0</w:t>
+              </w:rPr>
+              <w:t>1</w:t>
             </w:r>
           </w:p>
         </w:tc>
@@ -10083,7 +10106,6 @@
           <w:color w:val="000000" w:themeColor="text1"/>
           <w:sz w:val="28"/>
           <w:szCs w:val="28"/>
-          <w:u w:val="single"/>
         </w:rPr>
       </w:pPr>
       <w:r>
@@ -10092,59 +10114,8 @@
           <w:color w:val="000000" w:themeColor="text1"/>
           <w:sz w:val="28"/>
           <w:szCs w:val="28"/>
-          <w:u w:val="single"/>
-        </w:rPr>
-        <w:t>Я составил</w:t>
-      </w:r>
-      <w:r>
-        <w:rPr>
-          <w:rFonts w:ascii="Times New Roman" w:hAnsi="Times New Roman" w:cs="Times New Roman"/>
-          <w:color w:val="000000" w:themeColor="text1"/>
-          <w:sz w:val="28"/>
-          <w:szCs w:val="28"/>
-          <w:u w:val="single"/>
-        </w:rPr>
-        <w:t xml:space="preserve"> таблицу истинности</w:t>
-      </w:r>
-      <w:r>
-        <w:rPr>
-          <w:rFonts w:ascii="Times New Roman" w:hAnsi="Times New Roman" w:cs="Times New Roman"/>
-          <w:color w:val="000000" w:themeColor="text1"/>
-          <w:sz w:val="28"/>
-          <w:szCs w:val="28"/>
-          <w:u w:val="single"/>
-        </w:rPr>
-        <w:t>, под</w:t>
-      </w:r>
-      <w:r>
-        <w:rPr>
-          <w:rFonts w:ascii="Times New Roman" w:hAnsi="Times New Roman" w:cs="Times New Roman"/>
-          <w:color w:val="000000" w:themeColor="text1"/>
-          <w:sz w:val="28"/>
-          <w:szCs w:val="28"/>
-          <w:u w:val="single"/>
-        </w:rPr>
-        <w:t xml:space="preserve">ставил в формулу все возможные комбинации нулей и единиц для этих четырёх переменных (всего 16 строк) и посчитал, каким будет итоговый результат — 0 (ложь) или 1 (истина). Оказалось, что формула выдаёт 0 только в двух случаях, а во всех остальных </w:t>
-      </w:r>
-      <w:r>
-        <w:rPr>
-          <w:rFonts w:ascii="Times New Roman" w:hAnsi="Times New Roman" w:cs="Times New Roman"/>
-          <w:color w:val="000000" w:themeColor="text1"/>
-          <w:sz w:val="28"/>
-          <w:szCs w:val="28"/>
-          <w:u w:val="single"/>
-        </w:rPr>
-        <w:t>–</w:t>
-      </w:r>
-      <w:r>
-        <w:rPr>
-          <w:rFonts w:ascii="Times New Roman" w:hAnsi="Times New Roman" w:cs="Times New Roman"/>
-          <w:color w:val="000000" w:themeColor="text1"/>
-          <w:sz w:val="28"/>
-          <w:szCs w:val="28"/>
-          <w:u w:val="single"/>
-        </w:rPr>
-        <w:t>1.</w:t>
+        </w:rPr>
+        <w:t>Я составил таблицу истинности, подставил в формулу все возможные комбинации нулей и единиц для этих четырёх переменных (всего 16 строк) и посчитал, каким будет итоговый результат — 0 (ложь) или 1 (истина). Оказалось, что формула выдаёт 0 только в двух случаях, а во всех остальных –1.</w:t>
       </w:r>
     </w:p>
     <w:p>
@@ -10161,7 +10132,6 @@
           <w:color w:val="000000" w:themeColor="text1"/>
           <w:sz w:val="28"/>
           <w:szCs w:val="28"/>
-          <w:u w:val="single"/>
         </w:rPr>
       </w:pPr>
       <w:r>
@@ -10170,7 +10140,6 @@
           <w:color w:val="000000" w:themeColor="text1"/>
           <w:sz w:val="28"/>
           <w:szCs w:val="28"/>
-          <w:u w:val="single"/>
         </w:rPr>
         <w:t xml:space="preserve">Упростил формулу (дополнительное задание). Исходная формула была очень длинной и громоздкой. Я её упрощал, как математическое выражение, но по правилам логики. Например, я использовал правило, что ¬C </w:t>
       </w:r>
@@ -10180,7 +10149,6 @@
           <w:color w:val="000000" w:themeColor="text1"/>
           <w:sz w:val="28"/>
           <w:szCs w:val="28"/>
-          <w:u w:val="single"/>
         </w:rPr>
         <w:t>⊕</w:t>
       </w:r>
@@ -10190,7 +10158,6 @@
           <w:color w:val="000000" w:themeColor="text1"/>
           <w:sz w:val="28"/>
           <w:szCs w:val="28"/>
-          <w:u w:val="single"/>
         </w:rPr>
         <w:t xml:space="preserve"> ¬C всегда равно 0, потому что исключающее «или» для двух одинаковых значений даёт ложь. Постепенно, шаг за шагом, я избавлялся от лишних операций и переменных. В итоге у меня получилась новая, короткая формула: ¬A </w:t>
       </w:r>
@@ -10200,7 +10167,6 @@
           <w:color w:val="000000" w:themeColor="text1"/>
           <w:sz w:val="28"/>
           <w:szCs w:val="28"/>
-          <w:u w:val="single"/>
         </w:rPr>
         <w:t>∧</w:t>
       </w:r>
@@ -10210,7 +10176,6 @@
           <w:color w:val="000000" w:themeColor="text1"/>
           <w:sz w:val="28"/>
           <w:szCs w:val="28"/>
-          <w:u w:val="single"/>
         </w:rPr>
         <w:t xml:space="preserve"> E </w:t>
       </w:r>
@@ -10220,7 +10185,6 @@
           <w:color w:val="000000" w:themeColor="text1"/>
           <w:sz w:val="28"/>
           <w:szCs w:val="28"/>
-          <w:u w:val="single"/>
         </w:rPr>
         <w:t>∧</w:t>
       </w:r>
@@ -10230,7 +10194,6 @@
           <w:color w:val="000000" w:themeColor="text1"/>
           <w:sz w:val="28"/>
           <w:szCs w:val="28"/>
-          <w:u w:val="single"/>
         </w:rPr>
         <w:t xml:space="preserve"> ¬F </w:t>
       </w:r>
@@ -10240,7 +10203,6 @@
           <w:color w:val="000000" w:themeColor="text1"/>
           <w:sz w:val="28"/>
           <w:szCs w:val="28"/>
-          <w:u w:val="single"/>
         </w:rPr>
         <w:t>∨</w:t>
       </w:r>
@@ -10250,7 +10212,6 @@
           <w:color w:val="000000" w:themeColor="text1"/>
           <w:sz w:val="28"/>
           <w:szCs w:val="28"/>
-          <w:u w:val="single"/>
         </w:rPr>
         <w:t xml:space="preserve"> ¬F. Она зависит только от трёх переменных: A, E, F. Переменная C исчезла, потому что, как показало упрощение, она не влияла на итоговый результат.</w:t>
       </w:r>
@@ -13199,6 +13160,7 @@
   <w:style w:type="character" w:default="1" w:styleId="a0">
     <w:name w:val="Default Paragraph Font"/>
     <w:uiPriority w:val="1"/>
+    <w:semiHidden/>
     <w:unhideWhenUsed/>
   </w:style>
   <w:style w:type="table" w:default="1" w:styleId="a1">
